--- a/internal_doc/03.开发设计/Story-JS对象增强和远程化.docx
+++ b/internal_doc/03.开发设计/Story-JS对象增强和远程化.docx
@@ -4995,9 +4995,9 @@
         </w:rPr>
         <w:drawing>
           <wp:inline distT="0" distB="0" distL="0" distR="0">
-            <wp:extent cx="4508500" cy="3061970"/>
-            <wp:effectExtent l="19050" t="0" r="6350" b="0"/>
-            <wp:docPr id="1" name="Picture 1"/>
+            <wp:extent cx="3133725" cy="5934059"/>
+            <wp:effectExtent l="19050" t="0" r="0" b="0"/>
+            <wp:docPr id="8" name="Picture 3"/>
             <wp:cNvGraphicFramePr>
               <a:graphicFrameLocks xmlns:a="http://schemas.openxmlformats.org/drawingml/2006/main" noChangeAspect="1"/>
             </wp:cNvGraphicFramePr>
@@ -5005,7 +5005,7 @@
               <a:graphicData uri="http://schemas.openxmlformats.org/drawingml/2006/picture">
                 <pic:pic xmlns:pic="http://schemas.openxmlformats.org/drawingml/2006/picture">
                   <pic:nvPicPr>
-                    <pic:cNvPr id="0" name="Picture 1"/>
+                    <pic:cNvPr id="0" name="Picture 3"/>
                     <pic:cNvPicPr>
                       <a:picLocks noChangeAspect="1" noChangeArrowheads="1"/>
                     </pic:cNvPicPr>
@@ -5020,7 +5020,7 @@
                   <pic:spPr bwMode="auto">
                     <a:xfrm>
                       <a:off x="0" y="0"/>
-                      <a:ext cx="4508500" cy="3061970"/>
+                      <a:ext cx="3137934" cy="5942030"/>
                     </a:xfrm>
                     <a:prstGeom prst="rect">
                       <a:avLst/>
@@ -5042,21 +5042,13 @@
     </w:p>
     <w:p/>
     <w:p/>
-    <w:p/>
-    <w:p/>
-    <w:p/>
-    <w:p/>
-    <w:p/>
-    <w:p/>
-    <w:p/>
-    <w:p/>
-    <w:p/>
-    <w:p/>
-    <w:p/>
-    <w:p/>
-    <w:p/>
-    <w:p/>
-    <w:p/>
+    <w:p>
+      <w:pPr>
+        <w:rPr>
+          <w:rFonts w:hint="eastAsia"/>
+        </w:rPr>
+      </w:pPr>
+    </w:p>
     <w:p/>
     <w:p>
       <w:pPr>

--- a/internal_doc/03.开发设计/Story-JS对象增强和远程化.docx
+++ b/internal_doc/03.开发设计/Story-JS对象增强和远程化.docx
@@ -1297,6 +1297,13 @@
               <w:lastRenderedPageBreak/>
               <w:t>getNodeConfig</w:t>
             </w:r>
+            <w:r>
+              <w:rPr>
+                <w:rFonts w:hint="eastAsia"/>
+                <w:color w:val="000000" w:themeColor="text1"/>
+              </w:rPr>
+              <w:t>s</w:t>
+            </w:r>
           </w:p>
         </w:tc>
         <w:tc>
@@ -1465,6 +1472,13 @@
               </w:rPr>
               <w:t>etNodeConfig</w:t>
             </w:r>
+            <w:r>
+              <w:rPr>
+                <w:rFonts w:hint="eastAsia"/>
+                <w:color w:val="000000" w:themeColor="text1"/>
+              </w:rPr>
+              <w:t>s</w:t>
+            </w:r>
           </w:p>
         </w:tc>
         <w:tc>
@@ -1541,7 +1555,21 @@
                 <w:rFonts w:hint="eastAsia"/>
                 <w:color w:val="FF0000"/>
               </w:rPr>
-              <w:t>configObj</w:t>
+              <w:t>config</w:t>
+            </w:r>
+            <w:r>
+              <w:rPr>
+                <w:rFonts w:hint="eastAsia"/>
+                <w:color w:val="FF0000"/>
+              </w:rPr>
+              <w:t>s</w:t>
+            </w:r>
+            <w:r>
+              <w:rPr>
+                <w:rFonts w:hint="eastAsia"/>
+                <w:color w:val="FF0000"/>
+              </w:rPr>
+              <w:t>Obj</w:t>
             </w:r>
             <w:r>
               <w:rPr>
@@ -1700,6 +1728,13 @@
               </w:rPr>
               <w:t>NodeConfig</w:t>
             </w:r>
+            <w:r>
+              <w:rPr>
+                <w:rFonts w:hint="eastAsia"/>
+                <w:color w:val="000000" w:themeColor="text1"/>
+              </w:rPr>
+              <w:t>s</w:t>
+            </w:r>
           </w:p>
         </w:tc>
         <w:tc>
@@ -1776,7 +1811,21 @@
                 <w:rFonts w:hint="eastAsia"/>
                 <w:color w:val="FF0000"/>
               </w:rPr>
-              <w:t>configObj</w:t>
+              <w:t>config</w:t>
+            </w:r>
+            <w:r>
+              <w:rPr>
+                <w:rFonts w:hint="eastAsia"/>
+                <w:color w:val="FF0000"/>
+              </w:rPr>
+              <w:t>s</w:t>
+            </w:r>
+            <w:r>
+              <w:rPr>
+                <w:rFonts w:hint="eastAsia"/>
+                <w:color w:val="FF0000"/>
+              </w:rPr>
+              <w:t>Obj</w:t>
             </w:r>
             <w:r>
               <w:rPr>
@@ -5344,6 +5393,13 @@
               </w:rPr>
               <w:t>setUserConfig</w:t>
             </w:r>
+            <w:r>
+              <w:rPr>
+                <w:rFonts w:hint="eastAsia"/>
+                <w:color w:val="000000" w:themeColor="text1"/>
+              </w:rPr>
+              <w:t>s</w:t>
+            </w:r>
           </w:p>
         </w:tc>
         <w:tc>
@@ -7261,6 +7317,13 @@
               </w:rPr>
               <w:t>Config</w:t>
             </w:r>
+            <w:r>
+              <w:rPr>
+                <w:rFonts w:hint="eastAsia"/>
+                <w:color w:val="000000" w:themeColor="text1"/>
+              </w:rPr>
+              <w:t>s</w:t>
+            </w:r>
           </w:p>
         </w:tc>
         <w:tc>
@@ -7417,6 +7480,13 @@
               </w:rPr>
               <w:t>LimitsConfig</w:t>
             </w:r>
+            <w:r>
+              <w:rPr>
+                <w:rFonts w:hint="eastAsia"/>
+                <w:color w:val="000000" w:themeColor="text1"/>
+              </w:rPr>
+              <w:t>s</w:t>
+            </w:r>
           </w:p>
         </w:tc>
         <w:tc>
@@ -7669,6 +7739,13 @@
               </w:rPr>
               <w:t>unsetLimitsConfig</w:t>
             </w:r>
+            <w:r>
+              <w:rPr>
+                <w:rFonts w:hint="eastAsia"/>
+                <w:color w:val="000000" w:themeColor="text1"/>
+              </w:rPr>
+              <w:t>s</w:t>
+            </w:r>
           </w:p>
         </w:tc>
         <w:tc>
@@ -7845,6 +7922,13 @@
               </w:rPr>
               <w:t>ig</w:t>
             </w:r>
+            <w:r>
+              <w:rPr>
+                <w:rFonts w:hint="eastAsia"/>
+                <w:color w:val="000000" w:themeColor="text1"/>
+              </w:rPr>
+              <w:t>s</w:t>
+            </w:r>
           </w:p>
         </w:tc>
         <w:tc>
@@ -7945,6 +8029,13 @@
               </w:rPr>
               <w:t>getSysctlConfig</w:t>
             </w:r>
+            <w:r>
+              <w:rPr>
+                <w:rFonts w:hint="eastAsia"/>
+                <w:color w:val="000000" w:themeColor="text1"/>
+              </w:rPr>
+              <w:t>s</w:t>
+            </w:r>
           </w:p>
         </w:tc>
         <w:tc>
@@ -8038,6 +8129,13 @@
               </w:rPr>
               <w:t>SysctlConf</w:t>
             </w:r>
+            <w:r>
+              <w:rPr>
+                <w:rFonts w:hint="eastAsia"/>
+                <w:color w:val="000000" w:themeColor="text1"/>
+              </w:rPr>
+              <w:t>igs</w:t>
+            </w:r>
           </w:p>
         </w:tc>
         <w:tc>
@@ -8129,6 +8227,13 @@
                 <w:color w:val="000000" w:themeColor="text1"/>
               </w:rPr>
               <w:t>setSysctlConf</w:t>
+            </w:r>
+            <w:r>
+              <w:rPr>
+                <w:rFonts w:hint="eastAsia"/>
+                <w:color w:val="000000" w:themeColor="text1"/>
+              </w:rPr>
+              <w:t>igs</w:t>
             </w:r>
           </w:p>
         </w:tc>
@@ -15420,7 +15525,6 @@
     <w:p>
       <w:pPr>
         <w:rPr>
-          <w:rFonts w:hint="eastAsia"/>
           <w:b/>
         </w:rPr>
       </w:pPr>
@@ -15600,7 +15704,6 @@
         <w:pStyle w:val="ListParagraph"/>
         <w:ind w:left="567" w:firstLineChars="0" w:firstLine="0"/>
         <w:rPr>
-          <w:rFonts w:hint="eastAsia"/>
           <w:b/>
           <w:sz w:val="28"/>
         </w:rPr>
@@ -16443,6 +16546,13 @@
               </w:rPr>
               <w:t>getNodeConfig</w:t>
             </w:r>
+            <w:r>
+              <w:rPr>
+                <w:rFonts w:hint="eastAsia"/>
+                <w:color w:val="000000" w:themeColor="text1"/>
+              </w:rPr>
+              <w:t>s</w:t>
+            </w:r>
           </w:p>
         </w:tc>
         <w:tc>
@@ -16469,7 +16579,13 @@
               <w:rPr>
                 <w:rFonts w:hint="eastAsia"/>
               </w:rPr>
-              <w:t>NODES</w:t>
+              <w:t>NODE</w:t>
+            </w:r>
+            <w:r>
+              <w:rPr>
+                <w:rFonts w:hint="eastAsia"/>
+              </w:rPr>
+              <w:t>_CONFIG</w:t>
             </w:r>
           </w:p>
         </w:tc>
@@ -16522,6 +16638,13 @@
               </w:rPr>
               <w:t>etNodeConfig</w:t>
             </w:r>
+            <w:r>
+              <w:rPr>
+                <w:rFonts w:hint="eastAsia"/>
+                <w:color w:val="000000" w:themeColor="text1"/>
+              </w:rPr>
+              <w:t>s</w:t>
+            </w:r>
           </w:p>
         </w:tc>
         <w:tc>
@@ -16548,7 +16671,7 @@
               <w:rPr>
                 <w:rFonts w:hint="eastAsia"/>
               </w:rPr>
-              <w:t>NODES</w:t>
+              <w:t>NODE_CONFIG</w:t>
             </w:r>
           </w:p>
         </w:tc>
@@ -16601,6 +16724,13 @@
               </w:rPr>
               <w:t>NodeConfig</w:t>
             </w:r>
+            <w:r>
+              <w:rPr>
+                <w:rFonts w:hint="eastAsia"/>
+                <w:color w:val="000000" w:themeColor="text1"/>
+              </w:rPr>
+              <w:t>s</w:t>
+            </w:r>
           </w:p>
         </w:tc>
         <w:tc>
@@ -16627,7 +16757,13 @@
               <w:rPr>
                 <w:rFonts w:hint="eastAsia"/>
               </w:rPr>
-              <w:t>NODES</w:t>
+              <w:t>NODE</w:t>
+            </w:r>
+            <w:r>
+              <w:rPr>
+                <w:rFonts w:hint="eastAsia"/>
+              </w:rPr>
+              <w:t>_CONFIG</w:t>
             </w:r>
           </w:p>
         </w:tc>
@@ -19141,6 +19277,13 @@
               </w:rPr>
               <w:t>setUserConfig</w:t>
             </w:r>
+            <w:r>
+              <w:rPr>
+                <w:rFonts w:hint="eastAsia"/>
+                <w:color w:val="000000" w:themeColor="text1"/>
+              </w:rPr>
+              <w:t>s</w:t>
+            </w:r>
           </w:p>
         </w:tc>
         <w:tc>
@@ -19573,6 +19716,13 @@
               </w:rPr>
               <w:t>listLimitsConfig</w:t>
             </w:r>
+            <w:r>
+              <w:rPr>
+                <w:rFonts w:hint="eastAsia"/>
+                <w:color w:val="000000" w:themeColor="text1"/>
+              </w:rPr>
+              <w:t>s</w:t>
+            </w:r>
           </w:p>
         </w:tc>
         <w:tc>
@@ -19632,6 +19782,13 @@
               </w:rPr>
               <w:t>addLimitsConfig</w:t>
             </w:r>
+            <w:r>
+              <w:rPr>
+                <w:rFonts w:hint="eastAsia"/>
+                <w:color w:val="000000" w:themeColor="text1"/>
+              </w:rPr>
+              <w:t>s</w:t>
+            </w:r>
           </w:p>
         </w:tc>
         <w:tc>
@@ -19691,6 +19848,13 @@
               </w:rPr>
               <w:t>unsetLimitsConfig</w:t>
             </w:r>
+            <w:r>
+              <w:rPr>
+                <w:rFonts w:hint="eastAsia"/>
+                <w:color w:val="000000" w:themeColor="text1"/>
+              </w:rPr>
+              <w:t>s</w:t>
+            </w:r>
           </w:p>
         </w:tc>
         <w:tc>
@@ -19750,6 +19914,13 @@
               </w:rPr>
               <w:t>getVmConfig</w:t>
             </w:r>
+            <w:r>
+              <w:rPr>
+                <w:rFonts w:hint="eastAsia"/>
+                <w:color w:val="000000" w:themeColor="text1"/>
+              </w:rPr>
+              <w:t>s</w:t>
+            </w:r>
           </w:p>
         </w:tc>
         <w:tc>
@@ -19809,6 +19980,13 @@
               </w:rPr>
               <w:t>getSysctlConfig</w:t>
             </w:r>
+            <w:r>
+              <w:rPr>
+                <w:rFonts w:hint="eastAsia"/>
+                <w:color w:val="000000" w:themeColor="text1"/>
+              </w:rPr>
+              <w:t>s</w:t>
+            </w:r>
           </w:p>
         </w:tc>
         <w:tc>
@@ -19868,6 +20046,13 @@
               </w:rPr>
               <w:t>updateSysctlConf</w:t>
             </w:r>
+            <w:r>
+              <w:rPr>
+                <w:rFonts w:hint="eastAsia"/>
+                <w:color w:val="000000" w:themeColor="text1"/>
+              </w:rPr>
+              <w:t>igs</w:t>
+            </w:r>
           </w:p>
         </w:tc>
         <w:tc>
@@ -19925,6 +20110,13 @@
                 <w:color w:val="000000" w:themeColor="text1"/>
               </w:rPr>
               <w:t>setSysctlConf</w:t>
+            </w:r>
+            <w:r>
+              <w:rPr>
+                <w:rFonts w:hint="eastAsia"/>
+                <w:color w:val="000000" w:themeColor="text1"/>
+              </w:rPr>
+              <w:t>igs</w:t>
             </w:r>
           </w:p>
         </w:tc>
@@ -21691,9 +21883,6 @@
     <w:p>
       <w:pPr>
         <w:ind w:leftChars="170"/>
-        <w:rPr>
-          <w:rFonts w:hint="eastAsia"/>
-        </w:rPr>
       </w:pPr>
     </w:p>
     <w:p>
@@ -21840,7 +22029,6 @@
         <w:pStyle w:val="ListParagraph"/>
         <w:ind w:left="567" w:firstLineChars="0" w:firstLine="0"/>
         <w:rPr>
-          <w:rFonts w:hint="eastAsia"/>
           <w:szCs w:val="21"/>
         </w:rPr>
       </w:pPr>
@@ -34010,7 +34198,21 @@
                 <w:rFonts w:hint="eastAsia"/>
                 <w:color w:val="000000" w:themeColor="text1"/>
               </w:rPr>
-              <w:t>System_setUserConfig_Test</w:t>
+              <w:t>System_setUserConfig</w:t>
+            </w:r>
+            <w:r>
+              <w:rPr>
+                <w:rFonts w:hint="eastAsia"/>
+                <w:color w:val="000000" w:themeColor="text1"/>
+              </w:rPr>
+              <w:t>s</w:t>
+            </w:r>
+            <w:r>
+              <w:rPr>
+                <w:rFonts w:hint="eastAsia"/>
+                <w:color w:val="000000" w:themeColor="text1"/>
+              </w:rPr>
+              <w:t>_Test</w:t>
             </w:r>
           </w:p>
         </w:tc>
@@ -34048,6 +34250,13 @@
             <w:r>
               <w:rPr>
                 <w:rFonts w:hint="eastAsia"/>
+                <w:color w:val="000000" w:themeColor="text1"/>
+              </w:rPr>
+              <w:t>s</w:t>
+            </w:r>
+            <w:r>
+              <w:rPr>
+                <w:rFonts w:hint="eastAsia"/>
               </w:rPr>
               <w:t>功能</w:t>
             </w:r>
@@ -34106,7 +34315,19 @@
               <w:rPr>
                 <w:rFonts w:hint="eastAsia"/>
               </w:rPr>
-              <w:t>setUserConfig()</w:t>
+              <w:t>setUserConfig</w:t>
+            </w:r>
+            <w:r>
+              <w:rPr>
+                <w:rFonts w:hint="eastAsia"/>
+              </w:rPr>
+              <w:t>s</w:t>
+            </w:r>
+            <w:r>
+              <w:rPr>
+                <w:rFonts w:hint="eastAsia"/>
+              </w:rPr>
+              <w:t>()</w:t>
             </w:r>
             <w:r>
               <w:rPr>
@@ -35541,7 +35762,21 @@
                 <w:rFonts w:hint="eastAsia"/>
                 <w:color w:val="000000" w:themeColor="text1"/>
               </w:rPr>
-              <w:t>System_listLimitsConfig_Test</w:t>
+              <w:t>System_listLimitsConfig</w:t>
+            </w:r>
+            <w:r>
+              <w:rPr>
+                <w:rFonts w:hint="eastAsia"/>
+                <w:color w:val="000000" w:themeColor="text1"/>
+              </w:rPr>
+              <w:t>s</w:t>
+            </w:r>
+            <w:r>
+              <w:rPr>
+                <w:rFonts w:hint="eastAsia"/>
+                <w:color w:val="000000" w:themeColor="text1"/>
+              </w:rPr>
+              <w:t>_Test</w:t>
             </w:r>
           </w:p>
         </w:tc>
@@ -35779,7 +36014,21 @@
                 <w:rFonts w:hint="eastAsia"/>
                 <w:color w:val="000000" w:themeColor="text1"/>
               </w:rPr>
-              <w:t>System_addLimitsConfig_Test</w:t>
+              <w:t>System_addLimitsConfig</w:t>
+            </w:r>
+            <w:r>
+              <w:rPr>
+                <w:rFonts w:hint="eastAsia"/>
+                <w:color w:val="000000" w:themeColor="text1"/>
+              </w:rPr>
+              <w:t>s</w:t>
+            </w:r>
+            <w:r>
+              <w:rPr>
+                <w:rFonts w:hint="eastAsia"/>
+                <w:color w:val="000000" w:themeColor="text1"/>
+              </w:rPr>
+              <w:t>_Test</w:t>
             </w:r>
           </w:p>
         </w:tc>
@@ -35817,6 +36066,13 @@
             <w:r>
               <w:rPr>
                 <w:rFonts w:hint="eastAsia"/>
+                <w:color w:val="000000" w:themeColor="text1"/>
+              </w:rPr>
+              <w:t>s</w:t>
+            </w:r>
+            <w:r>
+              <w:rPr>
+                <w:rFonts w:hint="eastAsia"/>
               </w:rPr>
               <w:t>功能</w:t>
             </w:r>
@@ -35876,7 +36132,21 @@
                 <w:rFonts w:hint="eastAsia"/>
                 <w:color w:val="000000" w:themeColor="text1"/>
               </w:rPr>
-              <w:t>addLimitsConfig()</w:t>
+              <w:t>addLimitsConfig</w:t>
+            </w:r>
+            <w:r>
+              <w:rPr>
+                <w:rFonts w:hint="eastAsia"/>
+                <w:color w:val="000000" w:themeColor="text1"/>
+              </w:rPr>
+              <w:t>s</w:t>
+            </w:r>
+            <w:r>
+              <w:rPr>
+                <w:rFonts w:hint="eastAsia"/>
+                <w:color w:val="000000" w:themeColor="text1"/>
+              </w:rPr>
+              <w:t>()</w:t>
             </w:r>
             <w:r>
               <w:rPr>
@@ -36004,7 +36274,21 @@
                 <w:rFonts w:hint="eastAsia"/>
                 <w:color w:val="000000" w:themeColor="text1"/>
               </w:rPr>
-              <w:t>System_unsetLimitsConfig_Test</w:t>
+              <w:t>System_unsetLimitsConfig</w:t>
+            </w:r>
+            <w:r>
+              <w:rPr>
+                <w:rFonts w:hint="eastAsia"/>
+                <w:color w:val="000000" w:themeColor="text1"/>
+              </w:rPr>
+              <w:t>s</w:t>
+            </w:r>
+            <w:r>
+              <w:rPr>
+                <w:rFonts w:hint="eastAsia"/>
+                <w:color w:val="000000" w:themeColor="text1"/>
+              </w:rPr>
+              <w:t>_Test</w:t>
             </w:r>
           </w:p>
         </w:tc>
@@ -36042,6 +36326,13 @@
             <w:r>
               <w:rPr>
                 <w:rFonts w:hint="eastAsia"/>
+                <w:color w:val="000000" w:themeColor="text1"/>
+              </w:rPr>
+              <w:t>s</w:t>
+            </w:r>
+            <w:r>
+              <w:rPr>
+                <w:rFonts w:hint="eastAsia"/>
               </w:rPr>
               <w:t>功能</w:t>
             </w:r>
@@ -36100,7 +36391,19 @@
               <w:rPr>
                 <w:rFonts w:hint="eastAsia"/>
               </w:rPr>
-              <w:t>unsetLimitsConfig()</w:t>
+              <w:t>unsetLimitsConfig</w:t>
+            </w:r>
+            <w:r>
+              <w:rPr>
+                <w:rFonts w:hint="eastAsia"/>
+              </w:rPr>
+              <w:t>s</w:t>
+            </w:r>
+            <w:r>
+              <w:rPr>
+                <w:rFonts w:hint="eastAsia"/>
+              </w:rPr>
+              <w:t>()</w:t>
             </w:r>
             <w:r>
               <w:rPr>
@@ -36207,7 +36510,21 @@
                 <w:rFonts w:hint="eastAsia"/>
                 <w:color w:val="000000" w:themeColor="text1"/>
               </w:rPr>
-              <w:t>System_getVmConfig_Test</w:t>
+              <w:t>System_getVmConfig</w:t>
+            </w:r>
+            <w:r>
+              <w:rPr>
+                <w:rFonts w:hint="eastAsia"/>
+                <w:color w:val="000000" w:themeColor="text1"/>
+              </w:rPr>
+              <w:t>s</w:t>
+            </w:r>
+            <w:r>
+              <w:rPr>
+                <w:rFonts w:hint="eastAsia"/>
+                <w:color w:val="000000" w:themeColor="text1"/>
+              </w:rPr>
+              <w:t>_Test</w:t>
             </w:r>
           </w:p>
         </w:tc>
@@ -36245,6 +36562,13 @@
             <w:r>
               <w:rPr>
                 <w:rFonts w:hint="eastAsia"/>
+                <w:color w:val="000000" w:themeColor="text1"/>
+              </w:rPr>
+              <w:t>s</w:t>
+            </w:r>
+            <w:r>
+              <w:rPr>
+                <w:rFonts w:hint="eastAsia"/>
               </w:rPr>
               <w:t>功能</w:t>
             </w:r>
@@ -36304,7 +36628,21 @@
                 <w:rFonts w:hint="eastAsia"/>
                 <w:color w:val="000000" w:themeColor="text1"/>
               </w:rPr>
-              <w:t>getVmConfig()</w:t>
+              <w:t>getVmConfig</w:t>
+            </w:r>
+            <w:r>
+              <w:rPr>
+                <w:rFonts w:hint="eastAsia"/>
+                <w:color w:val="000000" w:themeColor="text1"/>
+              </w:rPr>
+              <w:t>s</w:t>
+            </w:r>
+            <w:r>
+              <w:rPr>
+                <w:rFonts w:hint="eastAsia"/>
+                <w:color w:val="000000" w:themeColor="text1"/>
+              </w:rPr>
+              <w:t>()</w:t>
             </w:r>
             <w:r>
               <w:rPr>
@@ -36438,7 +36776,21 @@
                 <w:rFonts w:hint="eastAsia"/>
                 <w:color w:val="000000" w:themeColor="text1"/>
               </w:rPr>
-              <w:t>System_getSysctlConfig_Test</w:t>
+              <w:t>System_getSysctlConfig</w:t>
+            </w:r>
+            <w:r>
+              <w:rPr>
+                <w:rFonts w:hint="eastAsia"/>
+                <w:color w:val="000000" w:themeColor="text1"/>
+              </w:rPr>
+              <w:t>s</w:t>
+            </w:r>
+            <w:r>
+              <w:rPr>
+                <w:rFonts w:hint="eastAsia"/>
+                <w:color w:val="000000" w:themeColor="text1"/>
+              </w:rPr>
+              <w:t>_Test</w:t>
             </w:r>
           </w:p>
         </w:tc>
@@ -36476,6 +36828,13 @@
             <w:r>
               <w:rPr>
                 <w:rFonts w:hint="eastAsia"/>
+                <w:color w:val="000000" w:themeColor="text1"/>
+              </w:rPr>
+              <w:t>s</w:t>
+            </w:r>
+            <w:r>
+              <w:rPr>
+                <w:rFonts w:hint="eastAsia"/>
               </w:rPr>
               <w:t>功能</w:t>
             </w:r>
@@ -36535,6 +36894,12 @@
                 <w:rFonts w:hint="eastAsia"/>
               </w:rPr>
               <w:t>getSysctlConfig</w:t>
+            </w:r>
+            <w:r>
+              <w:rPr>
+                <w:rFonts w:hint="eastAsia"/>
+              </w:rPr>
+              <w:t>s</w:t>
             </w:r>
             <w:r>
               <w:rPr>
@@ -36680,7 +37045,21 @@
                 <w:color w:val="000000" w:themeColor="text1"/>
               </w:rPr>
               <w:lastRenderedPageBreak/>
-              <w:t>System_updateSysctlConf_Test</w:t>
+              <w:t>System_updateSysctlConf</w:t>
+            </w:r>
+            <w:r>
+              <w:rPr>
+                <w:rFonts w:hint="eastAsia"/>
+                <w:color w:val="000000" w:themeColor="text1"/>
+              </w:rPr>
+              <w:t>igs</w:t>
+            </w:r>
+            <w:r>
+              <w:rPr>
+                <w:rFonts w:hint="eastAsia"/>
+                <w:color w:val="000000" w:themeColor="text1"/>
+              </w:rPr>
+              <w:t>_Test</w:t>
             </w:r>
           </w:p>
         </w:tc>
@@ -36718,6 +37097,13 @@
             <w:r>
               <w:rPr>
                 <w:rFonts w:hint="eastAsia"/>
+                <w:color w:val="000000" w:themeColor="text1"/>
+              </w:rPr>
+              <w:t>igs</w:t>
+            </w:r>
+            <w:r>
+              <w:rPr>
+                <w:rFonts w:hint="eastAsia"/>
               </w:rPr>
               <w:t>功能</w:t>
             </w:r>
@@ -36777,6 +37163,12 @@
                 <w:rFonts w:hint="eastAsia"/>
               </w:rPr>
               <w:t>updateSysctlConfig</w:t>
+            </w:r>
+            <w:r>
+              <w:rPr>
+                <w:rFonts w:hint="eastAsia"/>
+              </w:rPr>
+              <w:t>s</w:t>
             </w:r>
             <w:r>
               <w:rPr>
@@ -36914,6 +37306,13 @@
                 <w:rFonts w:hint="eastAsia"/>
                 <w:color w:val="000000" w:themeColor="text1"/>
               </w:rPr>
+              <w:t>igs</w:t>
+            </w:r>
+            <w:r>
+              <w:rPr>
+                <w:rFonts w:hint="eastAsia"/>
+                <w:color w:val="000000" w:themeColor="text1"/>
+              </w:rPr>
               <w:t>_Test</w:t>
             </w:r>
           </w:p>
@@ -36951,6 +37350,13 @@
             <w:r>
               <w:rPr>
                 <w:rFonts w:hint="eastAsia"/>
+                <w:color w:val="000000" w:themeColor="text1"/>
+              </w:rPr>
+              <w:t>igs</w:t>
+            </w:r>
+            <w:r>
+              <w:rPr>
+                <w:rFonts w:hint="eastAsia"/>
               </w:rPr>
               <w:t>功能</w:t>
             </w:r>
@@ -37010,6 +37416,12 @@
                 <w:rFonts w:hint="eastAsia"/>
               </w:rPr>
               <w:t>setSysctlConfig</w:t>
+            </w:r>
+            <w:r>
+              <w:rPr>
+                <w:rFonts w:hint="eastAsia"/>
+              </w:rPr>
+              <w:t>s</w:t>
             </w:r>
             <w:r>
               <w:rPr>
@@ -42808,34 +43220,10 @@
     <w:p/>
     <w:p/>
     <w:p/>
-    <w:p>
-      <w:pPr>
-        <w:rPr>
-          <w:rFonts w:hint="eastAsia"/>
-        </w:rPr>
-      </w:pPr>
-    </w:p>
-    <w:p>
-      <w:pPr>
-        <w:rPr>
-          <w:rFonts w:hint="eastAsia"/>
-        </w:rPr>
-      </w:pPr>
-    </w:p>
-    <w:p>
-      <w:pPr>
-        <w:rPr>
-          <w:rFonts w:hint="eastAsia"/>
-        </w:rPr>
-      </w:pPr>
-    </w:p>
-    <w:p>
-      <w:pPr>
-        <w:rPr>
-          <w:rFonts w:hint="eastAsia"/>
-        </w:rPr>
-      </w:pPr>
-    </w:p>
+    <w:p/>
+    <w:p/>
+    <w:p/>
+    <w:p/>
     <w:p/>
     <w:p>
       <w:pPr>

--- a/internal_doc/03.开发设计/Story-JS对象增强和远程化.docx
+++ b/internal_doc/03.开发设计/Story-JS对象增强和远程化.docx
@@ -2343,6 +2343,7 @@
               <w:ind w:left="91"/>
               <w:jc w:val="left"/>
               <w:rPr>
+                <w:rFonts w:hint="eastAsia"/>
                 <w:color w:val="000000" w:themeColor="text1"/>
               </w:rPr>
             </w:pPr>
@@ -5765,9 +5766,59 @@
               <w:ind w:leftChars="3" w:left="6"/>
               <w:jc w:val="left"/>
               <w:rPr>
-                <w:color w:val="000000" w:themeColor="text1"/>
-              </w:rPr>
-            </w:pPr>
+                <w:rFonts w:hint="eastAsia"/>
+                <w:color w:val="000000" w:themeColor="text1"/>
+              </w:rPr>
+            </w:pPr>
+            <w:r>
+              <w:rPr>
+                <w:rFonts w:hint="eastAsia"/>
+                <w:color w:val="000000" w:themeColor="text1"/>
+              </w:rPr>
+              <w:t xml:space="preserve">  </w:t>
+            </w:r>
+            <w:r>
+              <w:rPr>
+                <w:rFonts w:hint="eastAsia"/>
+                <w:color w:val="000000" w:themeColor="text1"/>
+              </w:rPr>
+              <w:t>参数检查：</w:t>
+            </w:r>
+            <w:r>
+              <w:rPr>
+                <w:rFonts w:hint="eastAsia"/>
+                <w:color w:val="000000" w:themeColor="text1"/>
+              </w:rPr>
+              <w:t>detail</w:t>
+            </w:r>
+            <w:r>
+              <w:rPr>
+                <w:rFonts w:hint="eastAsia"/>
+                <w:color w:val="000000" w:themeColor="text1"/>
+              </w:rPr>
+              <w:t>为其他类型值时视</w:t>
+            </w:r>
+            <w:r>
+              <w:rPr>
+                <w:rFonts w:hint="eastAsia"/>
+                <w:color w:val="000000" w:themeColor="text1"/>
+              </w:rPr>
+              <w:t>为</w:t>
+            </w:r>
+            <w:r>
+              <w:rPr>
+                <w:rFonts w:hint="eastAsia"/>
+                <w:color w:val="000000" w:themeColor="text1"/>
+              </w:rPr>
+              <w:t>false</w:t>
+            </w:r>
+            <w:r>
+              <w:rPr>
+                <w:rFonts w:hint="eastAsia"/>
+                <w:color w:val="000000" w:themeColor="text1"/>
+              </w:rPr>
+              <w:t>值</w:t>
+            </w:r>
           </w:p>
           <w:p>
             <w:pPr>
@@ -5777,6 +5828,15 @@
                 <w:color w:val="000000" w:themeColor="text1"/>
               </w:rPr>
             </w:pPr>
+          </w:p>
+          <w:p>
+            <w:pPr>
+              <w:ind w:leftChars="3" w:left="6"/>
+              <w:jc w:val="left"/>
+              <w:rPr>
+                <w:color w:val="000000" w:themeColor="text1"/>
+              </w:rPr>
+            </w:pPr>
             <w:r>
               <w:rPr>
                 <w:rFonts w:hint="eastAsia"/>
@@ -5915,18 +5975,10 @@
           </w:p>
           <w:p>
             <w:pPr>
-              <w:ind w:left="91"/>
-              <w:jc w:val="left"/>
-              <w:rPr>
-                <w:color w:val="000000" w:themeColor="text1"/>
-              </w:rPr>
-            </w:pPr>
-          </w:p>
-          <w:p>
-            <w:pPr>
-              <w:ind w:left="0"/>
-              <w:jc w:val="left"/>
-              <w:rPr>
+              <w:ind w:left="0"/>
+              <w:jc w:val="left"/>
+              <w:rPr>
+                <w:rFonts w:hint="eastAsia"/>
                 <w:color w:val="000000" w:themeColor="text1"/>
               </w:rPr>
             </w:pPr>
@@ -5985,6 +6037,22 @@
                 <w:color w:val="000000" w:themeColor="text1"/>
               </w:rPr>
               <w:t>设置显示的模式</w:t>
+            </w:r>
+          </w:p>
+          <w:p>
+            <w:pPr>
+              <w:ind w:left="0"/>
+              <w:jc w:val="left"/>
+              <w:rPr>
+                <w:color w:val="000000" w:themeColor="text1"/>
+              </w:rPr>
+            </w:pPr>
+            <w:r>
+              <w:rPr>
+                <w:rFonts w:hint="eastAsia"/>
+                <w:color w:val="000000" w:themeColor="text1"/>
+              </w:rPr>
+              <w:t xml:space="preserve"> </w:t>
             </w:r>
           </w:p>
         </w:tc>
@@ -6702,13 +6770,13 @@
               <w:ind w:left="0"/>
               <w:jc w:val="left"/>
               <w:rPr>
-                <w:color w:val="000000" w:themeColor="text1"/>
-              </w:rPr>
-            </w:pPr>
-            <w:r>
-              <w:rPr>
-                <w:rFonts w:hint="eastAsia"/>
-                <w:color w:val="000000" w:themeColor="text1"/>
+                <w:color w:val="7F7F7F" w:themeColor="text1" w:themeTint="80"/>
+              </w:rPr>
+            </w:pPr>
+            <w:r>
+              <w:rPr>
+                <w:rFonts w:hint="eastAsia"/>
+                <w:color w:val="7F7F7F" w:themeColor="text1" w:themeTint="80"/>
               </w:rPr>
               <w:t>getEnv</w:t>
             </w:r>
@@ -7425,6 +7493,7 @@
                 <w:rFonts w:hint="eastAsia"/>
                 <w:color w:val="000000" w:themeColor="text1"/>
               </w:rPr>
+              <w:lastRenderedPageBreak/>
               <w:t xml:space="preserve">  -name:</w:t>
             </w:r>
             <w:r>
@@ -7471,134 +7540,162 @@
                 <w:rFonts w:hint="eastAsia"/>
                 <w:color w:val="000000" w:themeColor="text1"/>
               </w:rPr>
+              <w:t xml:space="preserve">  -[group]: </w:t>
+            </w:r>
+            <w:r>
+              <w:rPr>
+                <w:rFonts w:hint="eastAsia"/>
+                <w:color w:val="000000" w:themeColor="text1"/>
+              </w:rPr>
+              <w:t>新用户组</w:t>
+            </w:r>
+          </w:p>
+          <w:p>
+            <w:pPr>
+              <w:ind w:leftChars="3" w:left="6"/>
+              <w:jc w:val="left"/>
+              <w:rPr>
+                <w:color w:val="000000" w:themeColor="text1"/>
+              </w:rPr>
+            </w:pPr>
+            <w:r>
+              <w:rPr>
+                <w:rFonts w:hint="eastAsia"/>
+                <w:color w:val="000000" w:themeColor="text1"/>
+              </w:rPr>
+              <w:t xml:space="preserve">  -[</w:t>
+            </w:r>
+            <w:r>
+              <w:rPr>
+                <w:rFonts w:hint="eastAsia"/>
+                <w:color w:val="000000" w:themeColor="text1"/>
+              </w:rPr>
+              <w:t>Group]:</w:t>
+            </w:r>
+            <w:r>
+              <w:rPr>
+                <w:rFonts w:hint="eastAsia"/>
+                <w:color w:val="000000" w:themeColor="text1"/>
+              </w:rPr>
+              <w:t>附加用户组</w:t>
+            </w:r>
+          </w:p>
+          <w:p>
+            <w:pPr>
+              <w:ind w:leftChars="3" w:left="6"/>
+              <w:jc w:val="left"/>
+              <w:rPr>
+                <w:color w:val="000000" w:themeColor="text1"/>
+              </w:rPr>
+            </w:pPr>
+            <w:r>
+              <w:rPr>
+                <w:rFonts w:hint="eastAsia"/>
+                <w:color w:val="000000" w:themeColor="text1"/>
+              </w:rPr>
+              <w:t xml:space="preserve">  -[isAppend]: Group</w:t>
+            </w:r>
+            <w:r>
+              <w:rPr>
+                <w:rFonts w:hint="eastAsia"/>
+                <w:color w:val="000000" w:themeColor="text1"/>
+              </w:rPr>
+              <w:t>指定的用户组以追加方式添加</w:t>
+            </w:r>
+          </w:p>
+          <w:p>
+            <w:pPr>
+              <w:ind w:leftChars="3" w:left="6"/>
+              <w:jc w:val="left"/>
+              <w:rPr>
+                <w:color w:val="000000" w:themeColor="text1"/>
+              </w:rPr>
+            </w:pPr>
+            <w:r>
+              <w:rPr>
+                <w:rFonts w:hint="eastAsia"/>
+                <w:color w:val="000000" w:themeColor="text1"/>
+              </w:rPr>
+              <w:t xml:space="preserve">  -[dir]: </w:t>
+            </w:r>
+            <w:r>
+              <w:rPr>
+                <w:rFonts w:hint="eastAsia"/>
+                <w:color w:val="000000" w:themeColor="text1"/>
+              </w:rPr>
+              <w:t>新用户主目录</w:t>
+            </w:r>
+          </w:p>
+          <w:p>
+            <w:pPr>
+              <w:ind w:leftChars="3" w:left="6"/>
+              <w:jc w:val="left"/>
+              <w:rPr>
+                <w:color w:val="000000" w:themeColor="text1"/>
+              </w:rPr>
+            </w:pPr>
+            <w:r>
+              <w:rPr>
+                <w:rFonts w:hint="eastAsia"/>
+                <w:color w:val="000000" w:themeColor="text1"/>
+              </w:rPr>
+              <w:t xml:space="preserve">  -[isMove]</w:t>
+            </w:r>
+            <w:r>
+              <w:rPr>
+                <w:rFonts w:hint="eastAsia"/>
+                <w:color w:val="000000" w:themeColor="text1"/>
+              </w:rPr>
+              <w:t>将原主目录的内容移到新目录</w:t>
+            </w:r>
+          </w:p>
+        </w:tc>
+        <w:tc>
+          <w:tcPr>
+            <w:tcW w:w="2693" w:type="dxa"/>
+          </w:tcPr>
+          <w:p>
+            <w:pPr>
+              <w:ind w:leftChars="16" w:left="34"/>
+              <w:jc w:val="left"/>
+              <w:rPr>
+                <w:color w:val="000000" w:themeColor="text1"/>
+              </w:rPr>
+            </w:pPr>
+          </w:p>
+        </w:tc>
+        <w:tc>
+          <w:tcPr>
+            <w:tcW w:w="992" w:type="dxa"/>
+          </w:tcPr>
+          <w:p>
+            <w:pPr>
+              <w:ind w:leftChars="35" w:left="73"/>
+              <w:jc w:val="left"/>
+              <w:rPr>
+                <w:color w:val="000000" w:themeColor="text1"/>
+              </w:rPr>
+            </w:pPr>
+            <w:r>
+              <w:rPr>
+                <w:rFonts w:hint="eastAsia"/>
+                <w:color w:val="000000" w:themeColor="text1"/>
+              </w:rPr>
+              <w:t>设置用</w:t>
+            </w:r>
+            <w:r>
+              <w:rPr>
+                <w:rFonts w:hint="eastAsia"/>
+                <w:color w:val="000000" w:themeColor="text1"/>
+              </w:rPr>
               <w:lastRenderedPageBreak/>
-              <w:t xml:space="preserve">  -[group]: </w:t>
-            </w:r>
-            <w:r>
-              <w:rPr>
-                <w:rFonts w:hint="eastAsia"/>
-                <w:color w:val="000000" w:themeColor="text1"/>
-              </w:rPr>
-              <w:t>新用户组</w:t>
-            </w:r>
-          </w:p>
-          <w:p>
-            <w:pPr>
-              <w:ind w:leftChars="3" w:left="6"/>
-              <w:jc w:val="left"/>
-              <w:rPr>
-                <w:color w:val="000000" w:themeColor="text1"/>
-              </w:rPr>
-            </w:pPr>
-            <w:r>
-              <w:rPr>
-                <w:rFonts w:hint="eastAsia"/>
-                <w:color w:val="000000" w:themeColor="text1"/>
-              </w:rPr>
-              <w:t xml:space="preserve">  -[</w:t>
-            </w:r>
-            <w:r>
-              <w:rPr>
-                <w:rFonts w:hint="eastAsia"/>
-                <w:color w:val="000000" w:themeColor="text1"/>
-              </w:rPr>
-              <w:t>Group]:</w:t>
-            </w:r>
-            <w:r>
-              <w:rPr>
-                <w:rFonts w:hint="eastAsia"/>
-                <w:color w:val="000000" w:themeColor="text1"/>
-              </w:rPr>
-              <w:t>附加用户组</w:t>
-            </w:r>
-          </w:p>
-          <w:p>
-            <w:pPr>
-              <w:ind w:leftChars="3" w:left="6"/>
-              <w:jc w:val="left"/>
-              <w:rPr>
-                <w:color w:val="000000" w:themeColor="text1"/>
-              </w:rPr>
-            </w:pPr>
-            <w:r>
-              <w:rPr>
-                <w:rFonts w:hint="eastAsia"/>
-                <w:color w:val="000000" w:themeColor="text1"/>
-              </w:rPr>
-              <w:t xml:space="preserve">  -[isAppend]: Group</w:t>
-            </w:r>
-            <w:r>
-              <w:rPr>
-                <w:rFonts w:hint="eastAsia"/>
-                <w:color w:val="000000" w:themeColor="text1"/>
-              </w:rPr>
-              <w:t>指定的用户组以追加方式添加</w:t>
-            </w:r>
-          </w:p>
-          <w:p>
-            <w:pPr>
-              <w:ind w:leftChars="3" w:left="6"/>
-              <w:jc w:val="left"/>
-              <w:rPr>
-                <w:color w:val="000000" w:themeColor="text1"/>
-              </w:rPr>
-            </w:pPr>
-            <w:r>
-              <w:rPr>
-                <w:rFonts w:hint="eastAsia"/>
-                <w:color w:val="000000" w:themeColor="text1"/>
-              </w:rPr>
-              <w:t xml:space="preserve">  -[dir]: </w:t>
-            </w:r>
-            <w:r>
-              <w:rPr>
-                <w:rFonts w:hint="eastAsia"/>
-                <w:color w:val="000000" w:themeColor="text1"/>
-              </w:rPr>
-              <w:t>新用户主目录</w:t>
-            </w:r>
-          </w:p>
-          <w:p>
-            <w:pPr>
-              <w:ind w:leftChars="3" w:left="6"/>
-              <w:jc w:val="left"/>
-              <w:rPr>
-                <w:color w:val="000000" w:themeColor="text1"/>
-              </w:rPr>
-            </w:pPr>
-            <w:r>
-              <w:rPr>
-                <w:rFonts w:hint="eastAsia"/>
-                <w:color w:val="000000" w:themeColor="text1"/>
-              </w:rPr>
-              <w:t xml:space="preserve">  -[isMove]</w:t>
-            </w:r>
-            <w:r>
-              <w:rPr>
-                <w:rFonts w:hint="eastAsia"/>
-                <w:color w:val="000000" w:themeColor="text1"/>
-              </w:rPr>
-              <w:t>将原主目录的内容移到新目录</w:t>
-            </w:r>
-          </w:p>
-        </w:tc>
-        <w:tc>
-          <w:tcPr>
-            <w:tcW w:w="2693" w:type="dxa"/>
-          </w:tcPr>
-          <w:p>
-            <w:pPr>
-              <w:ind w:leftChars="16" w:left="34"/>
-              <w:jc w:val="left"/>
-              <w:rPr>
-                <w:color w:val="000000" w:themeColor="text1"/>
-              </w:rPr>
-            </w:pPr>
-          </w:p>
-        </w:tc>
-        <w:tc>
-          <w:tcPr>
-            <w:tcW w:w="992" w:type="dxa"/>
+              <w:t>户信息</w:t>
+            </w:r>
+          </w:p>
+        </w:tc>
+        <w:tc>
+          <w:tcPr>
+            <w:tcW w:w="2268" w:type="dxa"/>
           </w:tcPr>
           <w:p>
             <w:pPr>
@@ -7613,14 +7710,31 @@
                 <w:rFonts w:hint="eastAsia"/>
                 <w:color w:val="000000" w:themeColor="text1"/>
               </w:rPr>
-              <w:t>设置用户信息</w:t>
-            </w:r>
-          </w:p>
-        </w:tc>
-        <w:tc>
-          <w:tcPr>
-            <w:tcW w:w="2268" w:type="dxa"/>
-          </w:tcPr>
+              <w:lastRenderedPageBreak/>
+              <w:t>s</w:t>
+            </w:r>
+            <w:r>
+              <w:rPr>
+                <w:color w:val="000000" w:themeColor="text1"/>
+              </w:rPr>
+              <w:t>ystem.</w:t>
+            </w:r>
+            <w:r>
+              <w:rPr>
+                <w:rFonts w:hint="eastAsia"/>
+                <w:color w:val="000000" w:themeColor="text1"/>
+              </w:rPr>
+              <w:t>setUserConfigs</w:t>
+            </w:r>
+            <w:r>
+              <w:rPr>
+                <w:rFonts w:hint="eastAsia"/>
+                <w:color w:val="000000" w:themeColor="text1"/>
+              </w:rPr>
+              <w:lastRenderedPageBreak/>
+              <w:t>({ name: "jack" , passwd: "1234",</w:t>
+            </w:r>
+          </w:p>
           <w:p>
             <w:pPr>
               <w:ind w:leftChars="35" w:left="73"/>
@@ -7634,36 +7748,6 @@
                 <w:rFonts w:hint="eastAsia"/>
                 <w:color w:val="000000" w:themeColor="text1"/>
               </w:rPr>
-              <w:t>s</w:t>
-            </w:r>
-            <w:r>
-              <w:rPr>
-                <w:color w:val="000000" w:themeColor="text1"/>
-              </w:rPr>
-              <w:t>ystem.</w:t>
-            </w:r>
-            <w:r>
-              <w:rPr>
-                <w:rFonts w:hint="eastAsia"/>
-                <w:color w:val="000000" w:themeColor="text1"/>
-              </w:rPr>
-              <w:t>setUserConfigs({ name: "jack" , passwd: "1234",</w:t>
-            </w:r>
-          </w:p>
-          <w:p>
-            <w:pPr>
-              <w:ind w:leftChars="35" w:left="73"/>
-              <w:jc w:val="left"/>
-              <w:rPr>
-                <w:color w:val="000000" w:themeColor="text1"/>
-              </w:rPr>
-            </w:pPr>
-            <w:r>
-              <w:rPr>
-                <w:rFonts w:hint="eastAsia"/>
-                <w:color w:val="000000" w:themeColor="text1"/>
-              </w:rPr>
-              <w:lastRenderedPageBreak/>
               <w:t>group: "sdb"})</w:t>
             </w:r>
           </w:p>
@@ -8919,6 +9003,7 @@
                 <w:rFonts w:hint="eastAsia"/>
                 <w:color w:val="000000" w:themeColor="text1"/>
               </w:rPr>
+              <w:lastRenderedPageBreak/>
               <w:t>不支持</w:t>
             </w:r>
             <w:r>
@@ -8958,7 +9043,6 @@
                 <w:rFonts w:hint="eastAsia"/>
                 <w:color w:val="000000" w:themeColor="text1"/>
               </w:rPr>
-              <w:lastRenderedPageBreak/>
               <w:t>-</w:t>
             </w:r>
             <w:r>
@@ -9241,6 +9325,7 @@
                 <w:rFonts w:hint="eastAsia"/>
                 <w:color w:val="000000" w:themeColor="text1"/>
               </w:rPr>
+              <w:lastRenderedPageBreak/>
               <w:t xml:space="preserve"> </w:t>
             </w:r>
             <w:r>
@@ -9308,7 +9393,6 @@
                 <w:rFonts w:hint="eastAsia"/>
                 <w:color w:val="000000" w:themeColor="text1"/>
               </w:rPr>
-              <w:lastRenderedPageBreak/>
               <w:t xml:space="preserve"> dir:</w:t>
             </w:r>
             <w:r>
@@ -10778,6 +10862,7 @@
                 <w:rFonts w:hint="eastAsia"/>
                 <w:color w:val="FF0000"/>
               </w:rPr>
+              <w:lastRenderedPageBreak/>
               <w:t xml:space="preserve"> "nofiles" : "xx"</w:t>
             </w:r>
           </w:p>
@@ -10810,7 +10895,6 @@
                 <w:rFonts w:hint="eastAsia"/>
                 <w:color w:val="FF0000"/>
               </w:rPr>
-              <w:lastRenderedPageBreak/>
               <w:t xml:space="preserve"> "locks" : "xx"</w:t>
             </w:r>
           </w:p>
@@ -10922,13 +11006,13 @@
               <w:ind w:left="0"/>
               <w:jc w:val="left"/>
               <w:rPr>
-                <w:color w:val="000000" w:themeColor="text1"/>
-              </w:rPr>
-            </w:pPr>
-            <w:r>
-              <w:rPr>
-                <w:rFonts w:hint="eastAsia"/>
-                <w:color w:val="000000" w:themeColor="text1"/>
+                <w:color w:val="7F7F7F" w:themeColor="text1" w:themeTint="80"/>
+              </w:rPr>
+            </w:pPr>
+            <w:r>
+              <w:rPr>
+                <w:rFonts w:hint="eastAsia"/>
+                <w:color w:val="7F7F7F" w:themeColor="text1" w:themeTint="80"/>
               </w:rPr>
               <w:lastRenderedPageBreak/>
               <w:t>set</w:t>
@@ -10936,7 +11020,7 @@
             <w:r>
               <w:rPr>
                 <w:rFonts w:hint="eastAsia"/>
-                <w:color w:val="000000" w:themeColor="text1"/>
+                <w:color w:val="7F7F7F" w:themeColor="text1" w:themeTint="80"/>
               </w:rPr>
               <w:t>UlimitConfigs</w:t>
             </w:r>
@@ -11917,6 +12001,7 @@
                 <w:rFonts w:hint="eastAsia"/>
                 <w:color w:val="000000" w:themeColor="text1"/>
               </w:rPr>
+              <w:lastRenderedPageBreak/>
               <w:t>cm</w:t>
             </w:r>
             <w:r>
@@ -11924,15 +12009,7 @@
                 <w:rFonts w:hint="eastAsia"/>
                 <w:color w:val="000000" w:themeColor="text1"/>
               </w:rPr>
-              <w:t>用户为信赖</w:t>
-            </w:r>
-            <w:r>
-              <w:rPr>
-                <w:rFonts w:hint="eastAsia"/>
-                <w:color w:val="000000" w:themeColor="text1"/>
-              </w:rPr>
-              <w:lastRenderedPageBreak/>
-              <w:t>关系</w:t>
+              <w:t>用户为信赖关系</w:t>
             </w:r>
           </w:p>
         </w:tc>
@@ -14282,6 +14359,7 @@
                 <w:rFonts w:hint="eastAsia"/>
                 <w:color w:val="000000" w:themeColor="text1"/>
               </w:rPr>
+              <w:lastRenderedPageBreak/>
               <w:t>isRemote : true,</w:t>
             </w:r>
           </w:p>
@@ -14314,7 +14392,6 @@
                 <w:rFonts w:hint="eastAsia"/>
                 <w:color w:val="000000" w:themeColor="text1"/>
               </w:rPr>
-              <w:lastRenderedPageBreak/>
               <w:t>hostname : "localhost",</w:t>
             </w:r>
           </w:p>
@@ -15564,6 +15641,7 @@
                 <w:rFonts w:hint="eastAsia"/>
                 <w:color w:val="000000" w:themeColor="text1"/>
               </w:rPr>
+              <w:lastRenderedPageBreak/>
               <w:t>chown</w:t>
             </w:r>
           </w:p>
@@ -15622,7 +15700,6 @@
                 <w:rFonts w:hint="eastAsia"/>
                 <w:color w:val="000000" w:themeColor="text1"/>
               </w:rPr>
-              <w:lastRenderedPageBreak/>
               <w:t>-optionObj</w:t>
             </w:r>
           </w:p>
@@ -15933,15 +16010,7 @@
                 <w:rFonts w:hint="eastAsia"/>
                 <w:color w:val="000000" w:themeColor="text1"/>
               </w:rPr>
-              <w:t>和</w:t>
-            </w:r>
-            <w:r>
-              <w:rPr>
-                <w:rFonts w:hint="eastAsia"/>
-                <w:color w:val="000000" w:themeColor="text1"/>
-              </w:rPr>
-              <w:lastRenderedPageBreak/>
-              <w:t>所有组</w:t>
+              <w:t>和所有组</w:t>
             </w:r>
           </w:p>
         </w:tc>
@@ -15961,7 +16030,6 @@
               <w:rPr>
                 <w:color w:val="000000" w:themeColor="text1"/>
               </w:rPr>
-              <w:lastRenderedPageBreak/>
               <w:t>file.chown("output.txt",</w:t>
             </w:r>
           </w:p>
@@ -15985,15 +16053,7 @@
                 <w:rFonts w:hint="eastAsia"/>
                 <w:color w:val="000000" w:themeColor="text1"/>
               </w:rPr>
-              <w:t xml:space="preserve"> "jack" , </w:t>
-            </w:r>
-            <w:r>
-              <w:rPr>
-                <w:rFonts w:hint="eastAsia"/>
-                <w:color w:val="000000" w:themeColor="text1"/>
-              </w:rPr>
-              <w:lastRenderedPageBreak/>
-              <w:t>groupname:"group1"} )</w:t>
+              <w:t xml:space="preserve"> "jack" , groupname:"group1"} )</w:t>
             </w:r>
           </w:p>
         </w:tc>
@@ -16016,7 +16076,6 @@
                 <w:rFonts w:hint="eastAsia"/>
                 <w:color w:val="000000" w:themeColor="text1"/>
               </w:rPr>
-              <w:lastRenderedPageBreak/>
               <w:t>chgrp</w:t>
             </w:r>
           </w:p>
@@ -16851,7 +16910,15 @@
                 <w:rFonts w:hint="eastAsia"/>
                 <w:color w:val="000000" w:themeColor="text1"/>
               </w:rPr>
-              <w:t>不支持</w:t>
+              <w:t>不支</w:t>
+            </w:r>
+            <w:r>
+              <w:rPr>
+                <w:rFonts w:hint="eastAsia"/>
+                <w:color w:val="000000" w:themeColor="text1"/>
+              </w:rPr>
+              <w:lastRenderedPageBreak/>
+              <w:t>持</w:t>
             </w:r>
             <w:r>
               <w:rPr>
@@ -16902,7 +16969,6 @@
                 <w:rFonts w:hint="eastAsia"/>
                 <w:color w:val="000000" w:themeColor="text1"/>
               </w:rPr>
-              <w:lastRenderedPageBreak/>
               <w:t>取值</w:t>
             </w:r>
             <w:r>
@@ -17231,6 +17297,7 @@
                 <w:rFonts w:hint="eastAsia"/>
                 <w:color w:val="000000" w:themeColor="text1"/>
               </w:rPr>
+              <w:lastRenderedPageBreak/>
               <w:t>}</w:t>
             </w:r>
           </w:p>
@@ -17252,6 +17319,7 @@
                 <w:rFonts w:hint="eastAsia"/>
                 <w:color w:val="000000" w:themeColor="text1"/>
               </w:rPr>
+              <w:lastRenderedPageBreak/>
               <w:t>列出目录的清单</w:t>
             </w:r>
           </w:p>
@@ -19141,7 +19209,6 @@
           <w:b/>
           <w:color w:val="000000" w:themeColor="text1"/>
         </w:rPr>
-        <w:lastRenderedPageBreak/>
         <w:t>增加远程函数</w:t>
       </w:r>
     </w:p>
@@ -51008,7 +51075,7 @@
 </file>
 
 <file path=customXml/itemProps1.xml><?xml version="1.0" encoding="utf-8"?>
-<ds:datastoreItem xmlns:ds="http://schemas.openxmlformats.org/officeDocument/2006/customXml" ds:itemID="{2A64D3FA-3607-4E99-8E7C-8D64151C2AF9}">
+<ds:datastoreItem xmlns:ds="http://schemas.openxmlformats.org/officeDocument/2006/customXml" ds:itemID="{762E703E-1D0D-400E-80EB-826B6B562FDA}">
   <ds:schemaRefs>
     <ds:schemaRef ds:uri="http://schemas.openxmlformats.org/officeDocument/2006/bibliography"/>
   </ds:schemaRefs>

--- a/internal_doc/03.开发设计/Story-JS对象增强和远程化.docx
+++ b/internal_doc/03.开发设计/Story-JS对象增强和远程化.docx
@@ -758,6 +758,27 @@
               </w:rPr>
               <w:t>db</w:t>
             </w:r>
+            <w:r>
+              <w:rPr>
+                <w:rFonts w:hint="eastAsia"/>
+                <w:color w:val="000000" w:themeColor="text1"/>
+              </w:rPr>
+              <w:t xml:space="preserve"> </w:t>
+            </w:r>
+            <w:r>
+              <w:rPr>
+                <w:rFonts w:hint="eastAsia"/>
+                <w:color w:val="FF0000"/>
+              </w:rPr>
+              <w:t>类型：</w:t>
+            </w:r>
+            <w:r>
+              <w:rPr>
+                <w:rFonts w:hint="eastAsia"/>
+                <w:color w:val="FF0000"/>
+              </w:rPr>
+              <w:t>string</w:t>
+            </w:r>
           </w:p>
           <w:p>
             <w:pPr>
@@ -788,6 +809,27 @@
               </w:rPr>
               <w:t>data/coord/catalog/standalone/cm/om</w:t>
             </w:r>
+            <w:r>
+              <w:rPr>
+                <w:rFonts w:hint="eastAsia"/>
+                <w:color w:val="000000" w:themeColor="text1"/>
+              </w:rPr>
+              <w:t xml:space="preserve">  </w:t>
+            </w:r>
+            <w:r>
+              <w:rPr>
+                <w:rFonts w:hint="eastAsia"/>
+                <w:color w:val="FF0000"/>
+              </w:rPr>
+              <w:t>类型：</w:t>
+            </w:r>
+            <w:r>
+              <w:rPr>
+                <w:rFonts w:hint="eastAsia"/>
+                <w:color w:val="FF0000"/>
+              </w:rPr>
+              <w:t>string</w:t>
+            </w:r>
           </w:p>
           <w:p>
             <w:pPr>
@@ -832,6 +874,27 @@
               </w:rPr>
               <w:t>run</w:t>
             </w:r>
+            <w:r>
+              <w:rPr>
+                <w:rFonts w:hint="eastAsia"/>
+                <w:color w:val="000000" w:themeColor="text1"/>
+              </w:rPr>
+              <w:t xml:space="preserve">  </w:t>
+            </w:r>
+            <w:r>
+              <w:rPr>
+                <w:rFonts w:hint="eastAsia"/>
+                <w:color w:val="FF0000"/>
+              </w:rPr>
+              <w:t>类型：</w:t>
+            </w:r>
+            <w:r>
+              <w:rPr>
+                <w:rFonts w:hint="eastAsia"/>
+                <w:color w:val="FF0000"/>
+              </w:rPr>
+              <w:t>string</w:t>
+            </w:r>
           </w:p>
           <w:p>
             <w:pPr>
@@ -883,12 +946,20 @@
               </w:rPr>
               <w:t>隔开</w:t>
             </w:r>
+            <w:r>
+              <w:rPr>
+                <w:rFonts w:hint="eastAsia"/>
+                <w:color w:val="000000" w:themeColor="text1"/>
+              </w:rPr>
+              <w:t xml:space="preserve"> </w:t>
+            </w:r>
           </w:p>
           <w:p>
             <w:pPr>
               <w:ind w:left="91"/>
               <w:jc w:val="left"/>
               <w:rPr>
+                <w:rFonts w:hint="eastAsia"/>
                 <w:color w:val="000000" w:themeColor="text1"/>
               </w:rPr>
             </w:pPr>
@@ -933,6 +1004,36 @@
               <w:ind w:left="91"/>
               <w:jc w:val="left"/>
               <w:rPr>
+                <w:color w:val="FF0000"/>
+              </w:rPr>
+            </w:pPr>
+            <w:r>
+              <w:rPr>
+                <w:rFonts w:hint="eastAsia"/>
+                <w:color w:val="000000" w:themeColor="text1"/>
+              </w:rPr>
+              <w:t xml:space="preserve"> </w:t>
+            </w:r>
+            <w:r>
+              <w:rPr>
+                <w:rFonts w:hint="eastAsia"/>
+                <w:color w:val="FF0000"/>
+              </w:rPr>
+              <w:t>类型：</w:t>
+            </w:r>
+            <w:r>
+              <w:rPr>
+                <w:rFonts w:hint="eastAsia"/>
+                <w:color w:val="FF0000"/>
+              </w:rPr>
+              <w:t>Bool</w:t>
+            </w:r>
+          </w:p>
+          <w:p>
+            <w:pPr>
+              <w:ind w:left="91"/>
+              <w:jc w:val="left"/>
+              <w:rPr>
                 <w:color w:val="000000" w:themeColor="text1"/>
               </w:rPr>
             </w:pPr>
@@ -962,6 +1063,7 @@
                 <w:rFonts w:hint="eastAsia"/>
                 <w:color w:val="000000" w:themeColor="text1"/>
               </w:rPr>
+              <w:lastRenderedPageBreak/>
               <w:t>是否扩展详细配置</w:t>
             </w:r>
           </w:p>
@@ -970,9 +1072,30 @@
               <w:ind w:left="91"/>
               <w:jc w:val="left"/>
               <w:rPr>
-                <w:color w:val="000000" w:themeColor="text1"/>
-              </w:rPr>
-            </w:pPr>
+                <w:color w:val="FF0000"/>
+              </w:rPr>
+            </w:pPr>
+            <w:r>
+              <w:rPr>
+                <w:rFonts w:hint="eastAsia"/>
+                <w:color w:val="000000" w:themeColor="text1"/>
+              </w:rPr>
+              <w:t xml:space="preserve"> </w:t>
+            </w:r>
+            <w:r>
+              <w:rPr>
+                <w:rFonts w:hint="eastAsia"/>
+                <w:color w:val="FF0000"/>
+              </w:rPr>
+              <w:t>类型：</w:t>
+            </w:r>
+            <w:r>
+              <w:rPr>
+                <w:rFonts w:hint="eastAsia"/>
+                <w:color w:val="FF0000"/>
+              </w:rPr>
+              <w:t>Bool</w:t>
+            </w:r>
           </w:p>
           <w:p>
             <w:pPr>
@@ -1001,14 +1124,7 @@
                 <w:rFonts w:hint="eastAsia"/>
                 <w:color w:val="000000" w:themeColor="text1"/>
               </w:rPr>
-              <w:t>:json</w:t>
-            </w:r>
-            <w:r>
-              <w:rPr>
-                <w:rFonts w:hint="eastAsia"/>
-                <w:color w:val="000000" w:themeColor="text1"/>
-              </w:rPr>
-              <w:t>对象</w:t>
+              <w:t>:</w:t>
             </w:r>
           </w:p>
           <w:p>
@@ -1156,15 +1272,6 @@
                 <w:color w:val="000000" w:themeColor="text1"/>
               </w:rPr>
             </w:pPr>
-          </w:p>
-          <w:p>
-            <w:pPr>
-              <w:ind w:left="91"/>
-              <w:jc w:val="left"/>
-              <w:rPr>
-                <w:color w:val="000000" w:themeColor="text1"/>
-              </w:rPr>
-            </w:pPr>
             <w:r>
               <w:rPr>
                 <w:rFonts w:hint="eastAsia"/>
@@ -1198,7 +1305,63 @@
                 <w:rFonts w:hint="eastAsia"/>
                 <w:color w:val="000000" w:themeColor="text1"/>
               </w:rPr>
-              <w:t xml:space="preserve"> obj/str,</w:t>
+              <w:t xml:space="preserve"> </w:t>
+            </w:r>
+            <w:r>
+              <w:rPr>
+                <w:rFonts w:hint="eastAsia"/>
+                <w:color w:val="000000" w:themeColor="text1"/>
+              </w:rPr>
+              <w:t>"</w:t>
+            </w:r>
+            <w:r>
+              <w:rPr>
+                <w:rFonts w:hint="eastAsia"/>
+                <w:color w:val="000000" w:themeColor="text1"/>
+              </w:rPr>
+              <w:t>obj</w:t>
+            </w:r>
+            <w:r>
+              <w:rPr>
+                <w:rFonts w:hint="eastAsia"/>
+                <w:color w:val="000000" w:themeColor="text1"/>
+              </w:rPr>
+              <w:t>"</w:t>
+            </w:r>
+            <w:r>
+              <w:rPr>
+                <w:rFonts w:hint="eastAsia"/>
+                <w:color w:val="000000" w:themeColor="text1"/>
+              </w:rPr>
+              <w:t>/</w:t>
+            </w:r>
+            <w:r>
+              <w:rPr>
+                <w:rFonts w:hint="eastAsia"/>
+                <w:color w:val="000000" w:themeColor="text1"/>
+              </w:rPr>
+              <w:t>"</w:t>
+            </w:r>
+            <w:r>
+              <w:rPr>
+                <w:rFonts w:hint="eastAsia"/>
+                <w:color w:val="000000" w:themeColor="text1"/>
+              </w:rPr>
+              <w:t>str</w:t>
+            </w:r>
+            <w:r>
+              <w:rPr>
+                <w:rFonts w:hint="eastAsia"/>
+                <w:color w:val="000000" w:themeColor="text1"/>
+              </w:rPr>
+              <w:t>"</w:t>
+            </w:r>
+            <w:r>
+              <w:rPr>
+                <w:rFonts w:hint="eastAsia"/>
+                <w:color w:val="000000" w:themeColor="text1"/>
+              </w:rPr>
+              <w:t>,</w:t>
             </w:r>
             <w:r>
               <w:rPr>
@@ -2344,9 +2507,37 @@
               <w:jc w:val="left"/>
               <w:rPr>
                 <w:rFonts w:hint="eastAsia"/>
-                <w:color w:val="000000" w:themeColor="text1"/>
-              </w:rPr>
-            </w:pPr>
+                <w:color w:val="FF0000"/>
+              </w:rPr>
+            </w:pPr>
+            <w:r>
+              <w:rPr>
+                <w:rFonts w:hint="eastAsia"/>
+                <w:color w:val="FF0000"/>
+              </w:rPr>
+              <w:t>类型：</w:t>
+            </w:r>
+            <w:r>
+              <w:rPr>
+                <w:rFonts w:hint="eastAsia"/>
+                <w:color w:val="FF0000"/>
+              </w:rPr>
+              <w:t>string</w:t>
+            </w:r>
+            <w:r>
+              <w:rPr>
+                <w:rFonts w:hint="eastAsia"/>
+                <w:color w:val="FF0000"/>
+              </w:rPr>
+              <w:t>或</w:t>
+            </w:r>
+            <w:r>
+              <w:rPr>
+                <w:rFonts w:hint="eastAsia"/>
+                <w:color w:val="FF0000"/>
+              </w:rPr>
+              <w:t>int</w:t>
+            </w:r>
           </w:p>
         </w:tc>
         <w:tc>
@@ -2497,6 +2688,7 @@
               <w:ind w:left="91"/>
               <w:jc w:val="left"/>
               <w:rPr>
+                <w:rFonts w:hint="eastAsia"/>
                 <w:color w:val="000000" w:themeColor="text1"/>
               </w:rPr>
             </w:pPr>
@@ -2547,6 +2739,44 @@
               <w:ind w:left="91"/>
               <w:jc w:val="left"/>
               <w:rPr>
+                <w:color w:val="FF0000"/>
+              </w:rPr>
+            </w:pPr>
+            <w:r>
+              <w:rPr>
+                <w:rFonts w:hint="eastAsia"/>
+                <w:color w:val="FF0000"/>
+              </w:rPr>
+              <w:t>类型：</w:t>
+            </w:r>
+            <w:r>
+              <w:rPr>
+                <w:rFonts w:hint="eastAsia"/>
+                <w:color w:val="FF0000"/>
+              </w:rPr>
+              <w:t>string</w:t>
+            </w:r>
+            <w:r>
+              <w:rPr>
+                <w:rFonts w:hint="eastAsia"/>
+                <w:color w:val="FF0000"/>
+              </w:rPr>
+              <w:t>或</w:t>
+            </w:r>
+            <w:r>
+              <w:rPr>
+                <w:rFonts w:hint="eastAsia"/>
+                <w:color w:val="FF0000"/>
+              </w:rPr>
+              <w:t>int</w:t>
+            </w:r>
+          </w:p>
+          <w:p>
+            <w:pPr>
+              <w:ind w:left="91"/>
+              <w:jc w:val="left"/>
+              <w:rPr>
+                <w:rFonts w:hint="eastAsia"/>
                 <w:color w:val="000000" w:themeColor="text1"/>
               </w:rPr>
             </w:pPr>
@@ -2598,9 +2828,30 @@
               <w:ind w:left="91"/>
               <w:jc w:val="left"/>
               <w:rPr>
-                <w:color w:val="000000" w:themeColor="text1"/>
-              </w:rPr>
-            </w:pPr>
+                <w:color w:val="FF0000"/>
+              </w:rPr>
+            </w:pPr>
+            <w:r>
+              <w:rPr>
+                <w:rFonts w:hint="eastAsia"/>
+                <w:color w:val="000000" w:themeColor="text1"/>
+              </w:rPr>
+              <w:t xml:space="preserve"> </w:t>
+            </w:r>
+            <w:r>
+              <w:rPr>
+                <w:rFonts w:hint="eastAsia"/>
+                <w:color w:val="FF0000"/>
+              </w:rPr>
+              <w:t>类型：</w:t>
+            </w:r>
+            <w:r>
+              <w:rPr>
+                <w:rFonts w:hint="eastAsia"/>
+                <w:color w:val="FF0000"/>
+              </w:rPr>
+              <w:t>Object</w:t>
+            </w:r>
           </w:p>
           <w:p>
             <w:pPr>
@@ -2809,6 +3060,7 @@
               <w:ind w:left="91"/>
               <w:jc w:val="left"/>
               <w:rPr>
+                <w:rFonts w:hint="eastAsia"/>
                 <w:color w:val="000000" w:themeColor="text1"/>
               </w:rPr>
             </w:pPr>
@@ -2859,6 +3111,51 @@
               <w:ind w:left="91"/>
               <w:jc w:val="left"/>
               <w:rPr>
+                <w:color w:val="FF0000"/>
+              </w:rPr>
+            </w:pPr>
+            <w:r>
+              <w:rPr>
+                <w:rFonts w:hint="eastAsia"/>
+                <w:color w:val="FF0000"/>
+              </w:rPr>
+              <w:t xml:space="preserve"> </w:t>
+            </w:r>
+            <w:r>
+              <w:rPr>
+                <w:rFonts w:hint="eastAsia"/>
+                <w:color w:val="FF0000"/>
+              </w:rPr>
+              <w:t>类型：</w:t>
+            </w:r>
+            <w:r>
+              <w:rPr>
+                <w:rFonts w:hint="eastAsia"/>
+                <w:color w:val="FF0000"/>
+              </w:rPr>
+              <w:t>string</w:t>
+            </w:r>
+            <w:r>
+              <w:rPr>
+                <w:rFonts w:hint="eastAsia"/>
+                <w:color w:val="FF0000"/>
+              </w:rPr>
+              <w:t>或</w:t>
+            </w:r>
+            <w:r>
+              <w:rPr>
+                <w:rFonts w:hint="eastAsia"/>
+                <w:color w:val="FF0000"/>
+              </w:rPr>
+              <w:t>int</w:t>
+            </w:r>
+          </w:p>
+          <w:p>
+            <w:pPr>
+              <w:ind w:left="91"/>
+              <w:jc w:val="left"/>
+              <w:rPr>
+                <w:rFonts w:hint="eastAsia"/>
                 <w:color w:val="000000" w:themeColor="text1"/>
               </w:rPr>
             </w:pPr>
@@ -2903,6 +3200,36 @@
                 <w:color w:val="000000" w:themeColor="text1"/>
               </w:rPr>
               <w:t>配置节点信息</w:t>
+            </w:r>
+          </w:p>
+          <w:p>
+            <w:pPr>
+              <w:ind w:left="91"/>
+              <w:jc w:val="left"/>
+              <w:rPr>
+                <w:color w:val="FF0000"/>
+              </w:rPr>
+            </w:pPr>
+            <w:r>
+              <w:rPr>
+                <w:rFonts w:hint="eastAsia"/>
+                <w:color w:val="FF0000"/>
+              </w:rPr>
+              <w:t xml:space="preserve"> </w:t>
+            </w:r>
+            <w:r>
+              <w:rPr>
+                <w:rFonts w:hint="eastAsia"/>
+                <w:color w:val="FF0000"/>
+              </w:rPr>
+              <w:t>类型：</w:t>
+            </w:r>
+            <w:r>
+              <w:rPr>
+                <w:rFonts w:hint="eastAsia"/>
+                <w:color w:val="FF0000"/>
+              </w:rPr>
+              <w:t>Object</w:t>
             </w:r>
           </w:p>
           <w:p>
@@ -3715,6 +4042,7 @@
             <w:pPr>
               <w:jc w:val="left"/>
               <w:rPr>
+                <w:rFonts w:hint="eastAsia"/>
                 <w:color w:val="000000" w:themeColor="text1"/>
               </w:rPr>
             </w:pPr>
@@ -3724,6 +4052,28 @@
                 <w:color w:val="000000" w:themeColor="text1"/>
               </w:rPr>
               <w:t>[ confFile ]</w:t>
+            </w:r>
+          </w:p>
+          <w:p>
+            <w:pPr>
+              <w:jc w:val="left"/>
+              <w:rPr>
+                <w:color w:val="FF0000"/>
+              </w:rPr>
+            </w:pPr>
+            <w:r>
+              <w:rPr>
+                <w:rFonts w:hint="eastAsia"/>
+                <w:color w:val="FF0000"/>
+              </w:rPr>
+              <w:t>类型：</w:t>
+            </w:r>
+            <w:r>
+              <w:rPr>
+                <w:rFonts w:hint="eastAsia"/>
+                <w:color w:val="FF0000"/>
+              </w:rPr>
+              <w:t>string</w:t>
             </w:r>
           </w:p>
         </w:tc>
@@ -3811,21 +4161,52 @@
             <w:pPr>
               <w:jc w:val="left"/>
               <w:rPr>
-                <w:color w:val="000000" w:themeColor="text1"/>
-              </w:rPr>
-            </w:pPr>
-            <w:r>
-              <w:rPr>
-                <w:rFonts w:hint="eastAsia"/>
-                <w:color w:val="000000" w:themeColor="text1"/>
-              </w:rPr>
-              <w:t>obj</w:t>
-            </w:r>
-          </w:p>
-          <w:p>
-            <w:pPr>
-              <w:jc w:val="left"/>
-              <w:rPr>
+                <w:rFonts w:hint="eastAsia"/>
+                <w:color w:val="000000" w:themeColor="text1"/>
+              </w:rPr>
+            </w:pPr>
+            <w:r>
+              <w:rPr>
+                <w:rFonts w:hint="eastAsia"/>
+                <w:color w:val="000000" w:themeColor="text1"/>
+              </w:rPr>
+              <w:t>configsO</w:t>
+            </w:r>
+            <w:r>
+              <w:rPr>
+                <w:rFonts w:hint="eastAsia"/>
+                <w:color w:val="000000" w:themeColor="text1"/>
+              </w:rPr>
+              <w:t>bj</w:t>
+            </w:r>
+          </w:p>
+          <w:p>
+            <w:pPr>
+              <w:jc w:val="left"/>
+              <w:rPr>
+                <w:color w:val="FF0000"/>
+              </w:rPr>
+            </w:pPr>
+            <w:r>
+              <w:rPr>
+                <w:rFonts w:hint="eastAsia"/>
+                <w:color w:val="FF0000"/>
+              </w:rPr>
+              <w:t>类型：</w:t>
+            </w:r>
+            <w:r>
+              <w:rPr>
+                <w:rFonts w:hint="eastAsia"/>
+                <w:color w:val="FF0000"/>
+              </w:rPr>
+              <w:t>Object</w:t>
+            </w:r>
+          </w:p>
+          <w:p>
+            <w:pPr>
+              <w:jc w:val="left"/>
+              <w:rPr>
+                <w:rFonts w:hint="eastAsia"/>
                 <w:color w:val="000000" w:themeColor="text1"/>
               </w:rPr>
             </w:pPr>
@@ -3835,6 +4216,28 @@
                 <w:color w:val="000000" w:themeColor="text1"/>
               </w:rPr>
               <w:t>[ confFile ]</w:t>
+            </w:r>
+          </w:p>
+          <w:p>
+            <w:pPr>
+              <w:jc w:val="left"/>
+              <w:rPr>
+                <w:color w:val="FF0000"/>
+              </w:rPr>
+            </w:pPr>
+            <w:r>
+              <w:rPr>
+                <w:rFonts w:hint="eastAsia"/>
+                <w:color w:val="FF0000"/>
+              </w:rPr>
+              <w:t>类型：</w:t>
+            </w:r>
+            <w:r>
+              <w:rPr>
+                <w:rFonts w:hint="eastAsia"/>
+                <w:color w:val="FF0000"/>
+              </w:rPr>
+              <w:t>string</w:t>
             </w:r>
           </w:p>
         </w:tc>
@@ -3915,32 +4318,86 @@
             <w:pPr>
               <w:jc w:val="left"/>
               <w:rPr>
-                <w:color w:val="000000" w:themeColor="text1"/>
-              </w:rPr>
-            </w:pPr>
-            <w:r>
-              <w:rPr>
-                <w:rFonts w:hint="eastAsia"/>
-                <w:color w:val="000000" w:themeColor="text1"/>
-              </w:rPr>
-              <w:t>hostname</w:t>
-            </w:r>
-          </w:p>
-          <w:p>
-            <w:pPr>
-              <w:jc w:val="left"/>
-              <w:rPr>
-                <w:color w:val="000000" w:themeColor="text1"/>
-              </w:rPr>
-            </w:pPr>
-            <w:r>
-              <w:rPr>
-                <w:rFonts w:hint="eastAsia"/>
-                <w:color w:val="000000" w:themeColor="text1"/>
-              </w:rPr>
+                <w:rFonts w:hint="eastAsia"/>
+                <w:color w:val="000000" w:themeColor="text1"/>
+              </w:rPr>
+            </w:pPr>
+            <w:r>
+              <w:rPr>
+                <w:rFonts w:hint="eastAsia"/>
+                <w:color w:val="000000" w:themeColor="text1"/>
+              </w:rPr>
+              <w:t>h</w:t>
+            </w:r>
+            <w:r>
+              <w:rPr>
+                <w:rFonts w:hint="eastAsia"/>
+                <w:color w:val="000000" w:themeColor="text1"/>
+              </w:rPr>
+              <w:t>ostname</w:t>
+            </w:r>
+          </w:p>
+          <w:p>
+            <w:pPr>
+              <w:jc w:val="left"/>
+              <w:rPr>
+                <w:color w:val="FF0000"/>
+              </w:rPr>
+            </w:pPr>
+            <w:r>
+              <w:rPr>
+                <w:rFonts w:hint="eastAsia"/>
+                <w:color w:val="FF0000"/>
+              </w:rPr>
+              <w:t>类型：</w:t>
+            </w:r>
+            <w:r>
+              <w:rPr>
+                <w:rFonts w:hint="eastAsia"/>
+                <w:color w:val="FF0000"/>
+              </w:rPr>
+              <w:t>string</w:t>
+            </w:r>
+          </w:p>
+          <w:p>
+            <w:pPr>
+              <w:jc w:val="left"/>
+              <w:rPr>
+                <w:rFonts w:hint="eastAsia"/>
+                <w:color w:val="000000" w:themeColor="text1"/>
+              </w:rPr>
+            </w:pPr>
+            <w:r>
+              <w:rPr>
+                <w:rFonts w:hint="eastAsia"/>
+                <w:color w:val="000000" w:themeColor="text1"/>
+              </w:rPr>
+              <w:lastRenderedPageBreak/>
               <w:t>[ confFile ]</w:t>
             </w:r>
           </w:p>
+          <w:p>
+            <w:pPr>
+              <w:jc w:val="left"/>
+              <w:rPr>
+                <w:color w:val="FF0000"/>
+              </w:rPr>
+            </w:pPr>
+            <w:r>
+              <w:rPr>
+                <w:rFonts w:hint="eastAsia"/>
+                <w:color w:val="FF0000"/>
+              </w:rPr>
+              <w:t>类型：</w:t>
+            </w:r>
+            <w:r>
+              <w:rPr>
+                <w:rFonts w:hint="eastAsia"/>
+                <w:color w:val="FF0000"/>
+              </w:rPr>
+              <w:t>string</w:t>
+            </w:r>
+          </w:p>
         </w:tc>
         <w:tc>
           <w:tcPr>
@@ -3957,6 +4414,7 @@
               <w:rPr>
                 <w:color w:val="000000" w:themeColor="text1"/>
               </w:rPr>
+              <w:lastRenderedPageBreak/>
               <w:t>S</w:t>
             </w:r>
             <w:r>
@@ -4020,6 +4478,7 @@
                 <w:rFonts w:hint="eastAsia"/>
                 <w:color w:val="000000" w:themeColor="text1"/>
               </w:rPr>
+              <w:lastRenderedPageBreak/>
               <w:t>addAOmaSvcName</w:t>
             </w:r>
           </w:p>
@@ -4032,36 +4491,112 @@
             <w:pPr>
               <w:jc w:val="left"/>
               <w:rPr>
-                <w:color w:val="000000" w:themeColor="text1"/>
-              </w:rPr>
-            </w:pPr>
-            <w:r>
-              <w:rPr>
-                <w:rFonts w:hint="eastAsia"/>
-                <w:color w:val="000000" w:themeColor="text1"/>
-              </w:rPr>
-              <w:t>hostname</w:t>
-            </w:r>
-          </w:p>
-          <w:p>
-            <w:pPr>
-              <w:jc w:val="left"/>
-              <w:rPr>
-                <w:color w:val="000000" w:themeColor="text1"/>
-              </w:rPr>
-            </w:pPr>
-            <w:r>
-              <w:rPr>
-                <w:rFonts w:hint="eastAsia"/>
-                <w:color w:val="000000" w:themeColor="text1"/>
-              </w:rPr>
-              <w:t>svcname</w:t>
-            </w:r>
-          </w:p>
-          <w:p>
-            <w:pPr>
-              <w:jc w:val="left"/>
-              <w:rPr>
+                <w:rFonts w:hint="eastAsia"/>
+                <w:color w:val="000000" w:themeColor="text1"/>
+              </w:rPr>
+            </w:pPr>
+            <w:r>
+              <w:rPr>
+                <w:rFonts w:hint="eastAsia"/>
+                <w:color w:val="000000" w:themeColor="text1"/>
+              </w:rPr>
+              <w:t>h</w:t>
+            </w:r>
+            <w:r>
+              <w:rPr>
+                <w:rFonts w:hint="eastAsia"/>
+                <w:color w:val="000000" w:themeColor="text1"/>
+              </w:rPr>
+              <w:t>ostname</w:t>
+            </w:r>
+          </w:p>
+          <w:p>
+            <w:pPr>
+              <w:jc w:val="left"/>
+              <w:rPr>
+                <w:color w:val="FF0000"/>
+              </w:rPr>
+            </w:pPr>
+            <w:r>
+              <w:rPr>
+                <w:rFonts w:hint="eastAsia"/>
+                <w:color w:val="FF0000"/>
+              </w:rPr>
+              <w:t>类型：</w:t>
+            </w:r>
+            <w:r>
+              <w:rPr>
+                <w:rFonts w:hint="eastAsia"/>
+                <w:color w:val="FF0000"/>
+              </w:rPr>
+              <w:t>string</w:t>
+            </w:r>
+          </w:p>
+          <w:p>
+            <w:pPr>
+              <w:jc w:val="left"/>
+              <w:rPr>
+                <w:rFonts w:hint="eastAsia"/>
+                <w:color w:val="000000" w:themeColor="text1"/>
+              </w:rPr>
+            </w:pPr>
+            <w:r>
+              <w:rPr>
+                <w:rFonts w:hint="eastAsia"/>
+                <w:color w:val="000000" w:themeColor="text1"/>
+              </w:rPr>
+              <w:t>s</w:t>
+            </w:r>
+            <w:r>
+              <w:rPr>
+                <w:rFonts w:hint="eastAsia"/>
+                <w:color w:val="000000" w:themeColor="text1"/>
+              </w:rPr>
+              <w:t>vcname</w:t>
+            </w:r>
+          </w:p>
+          <w:p>
+            <w:pPr>
+              <w:ind w:left="91"/>
+              <w:jc w:val="left"/>
+              <w:rPr>
+                <w:color w:val="000000" w:themeColor="text1"/>
+              </w:rPr>
+            </w:pPr>
+            <w:r>
+              <w:rPr>
+                <w:rFonts w:hint="eastAsia"/>
+                <w:color w:val="000000" w:themeColor="text1"/>
+              </w:rPr>
+              <w:t>类型：</w:t>
+            </w:r>
+            <w:r>
+              <w:rPr>
+                <w:rFonts w:hint="eastAsia"/>
+                <w:color w:val="000000" w:themeColor="text1"/>
+              </w:rPr>
+              <w:t>string</w:t>
+            </w:r>
+            <w:r>
+              <w:rPr>
+                <w:rFonts w:hint="eastAsia"/>
+                <w:color w:val="000000" w:themeColor="text1"/>
+              </w:rPr>
+              <w:t>或</w:t>
+            </w:r>
+            <w:r>
+              <w:rPr>
+                <w:rFonts w:hint="eastAsia"/>
+                <w:color w:val="000000" w:themeColor="text1"/>
+              </w:rPr>
+              <w:t>int</w:t>
+            </w:r>
+          </w:p>
+          <w:p>
+            <w:pPr>
+              <w:jc w:val="left"/>
+              <w:rPr>
+                <w:rFonts w:hint="eastAsia"/>
                 <w:color w:val="000000" w:themeColor="text1"/>
               </w:rPr>
             </w:pPr>
@@ -4091,6 +4626,29 @@
             <w:pPr>
               <w:jc w:val="left"/>
               <w:rPr>
+                <w:color w:val="FF0000"/>
+              </w:rPr>
+            </w:pPr>
+            <w:r>
+              <w:rPr>
+                <w:rFonts w:hint="eastAsia"/>
+                <w:color w:val="FF0000"/>
+              </w:rPr>
+              <w:t>类型：</w:t>
+            </w:r>
+            <w:r>
+              <w:rPr>
+                <w:rFonts w:hint="eastAsia"/>
+                <w:color w:val="FF0000"/>
+              </w:rPr>
+              <w:t>Bool</w:t>
+            </w:r>
+          </w:p>
+          <w:p>
+            <w:pPr>
+              <w:jc w:val="left"/>
+              <w:rPr>
+                <w:rFonts w:hint="eastAsia"/>
                 <w:color w:val="000000" w:themeColor="text1"/>
               </w:rPr>
             </w:pPr>
@@ -4114,6 +4672,28 @@
                 <w:color w:val="000000" w:themeColor="text1"/>
               </w:rPr>
               <w:t xml:space="preserve"> ]</w:t>
+            </w:r>
+          </w:p>
+          <w:p>
+            <w:pPr>
+              <w:jc w:val="left"/>
+              <w:rPr>
+                <w:color w:val="FF0000"/>
+              </w:rPr>
+            </w:pPr>
+            <w:r>
+              <w:rPr>
+                <w:rFonts w:hint="eastAsia"/>
+                <w:color w:val="FF0000"/>
+              </w:rPr>
+              <w:t>类型：</w:t>
+            </w:r>
+            <w:r>
+              <w:rPr>
+                <w:rFonts w:hint="eastAsia"/>
+                <w:color w:val="FF0000"/>
+              </w:rPr>
+              <w:t>string</w:t>
             </w:r>
           </w:p>
         </w:tc>
@@ -4209,15 +4789,38 @@
             <w:pPr>
               <w:jc w:val="left"/>
               <w:rPr>
-                <w:color w:val="000000" w:themeColor="text1"/>
-              </w:rPr>
-            </w:pPr>
-            <w:r>
-              <w:rPr>
-                <w:rFonts w:hint="eastAsia"/>
-                <w:color w:val="000000" w:themeColor="text1"/>
-              </w:rPr>
-              <w:lastRenderedPageBreak/>
+                <w:rFonts w:hint="eastAsia"/>
+                <w:color w:val="FF0000"/>
+              </w:rPr>
+            </w:pPr>
+            <w:r>
+              <w:rPr>
+                <w:rFonts w:hint="eastAsia"/>
+                <w:color w:val="FF0000"/>
+              </w:rPr>
+              <w:t>类型：</w:t>
+            </w:r>
+            <w:r>
+              <w:rPr>
+                <w:rFonts w:hint="eastAsia"/>
+                <w:color w:val="FF0000"/>
+              </w:rPr>
+              <w:t>string</w:t>
+            </w:r>
+          </w:p>
+          <w:p>
+            <w:pPr>
+              <w:jc w:val="left"/>
+              <w:rPr>
+                <w:rFonts w:hint="eastAsia"/>
+                <w:color w:val="000000" w:themeColor="text1"/>
+              </w:rPr>
+            </w:pPr>
+            <w:r>
+              <w:rPr>
+                <w:rFonts w:hint="eastAsia"/>
+                <w:color w:val="000000" w:themeColor="text1"/>
+              </w:rPr>
               <w:t xml:space="preserve">[ </w:t>
             </w:r>
             <w:r>
@@ -4235,6 +4838,28 @@
               <w:t xml:space="preserve"> ]</w:t>
             </w:r>
           </w:p>
+          <w:p>
+            <w:pPr>
+              <w:jc w:val="left"/>
+              <w:rPr>
+                <w:color w:val="FF0000"/>
+              </w:rPr>
+            </w:pPr>
+            <w:r>
+              <w:rPr>
+                <w:rFonts w:hint="eastAsia"/>
+                <w:color w:val="FF0000"/>
+              </w:rPr>
+              <w:t>类型：</w:t>
+            </w:r>
+            <w:r>
+              <w:rPr>
+                <w:rFonts w:hint="eastAsia"/>
+                <w:color w:val="FF0000"/>
+              </w:rPr>
+              <w:t>string</w:t>
+            </w:r>
+          </w:p>
         </w:tc>
         <w:tc>
           <w:tcPr>
@@ -4279,15 +4904,7 @@
                 <w:rFonts w:hint="eastAsia"/>
                 <w:color w:val="000000" w:themeColor="text1"/>
               </w:rPr>
-              <w:t>端口</w:t>
-            </w:r>
-            <w:r>
-              <w:rPr>
-                <w:rFonts w:hint="eastAsia"/>
-                <w:color w:val="000000" w:themeColor="text1"/>
-              </w:rPr>
-              <w:lastRenderedPageBreak/>
-              <w:t>名</w:t>
+              <w:t>端口名</w:t>
             </w:r>
           </w:p>
         </w:tc>
@@ -4528,30 +5145,104 @@
             <w:pPr>
               <w:jc w:val="left"/>
               <w:rPr>
-                <w:color w:val="000000" w:themeColor="text1"/>
-              </w:rPr>
-            </w:pPr>
-            <w:r>
-              <w:rPr>
-                <w:rFonts w:hint="eastAsia"/>
-                <w:color w:val="000000" w:themeColor="text1"/>
-              </w:rPr>
-              <w:t>hostname</w:t>
-            </w:r>
-          </w:p>
-          <w:p>
-            <w:pPr>
-              <w:jc w:val="left"/>
-              <w:rPr>
-                <w:color w:val="000000" w:themeColor="text1"/>
-              </w:rPr>
-            </w:pPr>
-            <w:r>
-              <w:rPr>
-                <w:rFonts w:hint="eastAsia"/>
-                <w:color w:val="000000" w:themeColor="text1"/>
-              </w:rPr>
-              <w:t>svcname</w:t>
+                <w:rFonts w:hint="eastAsia"/>
+                <w:color w:val="000000" w:themeColor="text1"/>
+              </w:rPr>
+            </w:pPr>
+            <w:r>
+              <w:rPr>
+                <w:rFonts w:hint="eastAsia"/>
+                <w:color w:val="000000" w:themeColor="text1"/>
+              </w:rPr>
+              <w:t>h</w:t>
+            </w:r>
+            <w:r>
+              <w:rPr>
+                <w:rFonts w:hint="eastAsia"/>
+                <w:color w:val="000000" w:themeColor="text1"/>
+              </w:rPr>
+              <w:t>ostname</w:t>
+            </w:r>
+          </w:p>
+          <w:p>
+            <w:pPr>
+              <w:jc w:val="left"/>
+              <w:rPr>
+                <w:color w:val="FF0000"/>
+              </w:rPr>
+            </w:pPr>
+            <w:r>
+              <w:rPr>
+                <w:rFonts w:hint="eastAsia"/>
+                <w:color w:val="FF0000"/>
+              </w:rPr>
+              <w:t>类型：</w:t>
+            </w:r>
+            <w:r>
+              <w:rPr>
+                <w:rFonts w:hint="eastAsia"/>
+                <w:color w:val="FF0000"/>
+              </w:rPr>
+              <w:t>string</w:t>
+            </w:r>
+          </w:p>
+          <w:p>
+            <w:pPr>
+              <w:jc w:val="left"/>
+              <w:rPr>
+                <w:rFonts w:hint="eastAsia"/>
+                <w:color w:val="000000" w:themeColor="text1"/>
+              </w:rPr>
+            </w:pPr>
+            <w:r>
+              <w:rPr>
+                <w:rFonts w:hint="eastAsia"/>
+                <w:color w:val="000000" w:themeColor="text1"/>
+              </w:rPr>
+              <w:t>s</w:t>
+            </w:r>
+            <w:r>
+              <w:rPr>
+                <w:rFonts w:hint="eastAsia"/>
+                <w:color w:val="000000" w:themeColor="text1"/>
+              </w:rPr>
+              <w:t>vcname</w:t>
+            </w:r>
+          </w:p>
+          <w:p>
+            <w:pPr>
+              <w:jc w:val="left"/>
+              <w:rPr>
+                <w:color w:val="FF0000"/>
+              </w:rPr>
+            </w:pPr>
+            <w:r>
+              <w:rPr>
+                <w:rFonts w:hint="eastAsia"/>
+                <w:color w:val="FF0000"/>
+              </w:rPr>
+              <w:t>类型：</w:t>
+            </w:r>
+            <w:r>
+              <w:rPr>
+                <w:rFonts w:hint="eastAsia"/>
+                <w:color w:val="FF0000"/>
+              </w:rPr>
+              <w:t>string</w:t>
+            </w:r>
+            <w:r>
+              <w:rPr>
+                <w:rFonts w:hint="eastAsia"/>
+                <w:color w:val="FF0000"/>
+              </w:rPr>
+              <w:t>或</w:t>
+            </w:r>
+            <w:r>
+              <w:rPr>
+                <w:rFonts w:hint="eastAsia"/>
+                <w:color w:val="FF0000"/>
+              </w:rPr>
+              <w:t>int</w:t>
             </w:r>
           </w:p>
         </w:tc>
@@ -4792,6 +5483,7 @@
             <w:pPr>
               <w:jc w:val="left"/>
               <w:rPr>
+                <w:rFonts w:hint="eastAsia"/>
                 <w:color w:val="000000" w:themeColor="text1"/>
               </w:rPr>
             </w:pPr>
@@ -4801,6 +5493,28 @@
                 <w:color w:val="000000" w:themeColor="text1"/>
               </w:rPr>
               <w:t>[ filename ]</w:t>
+            </w:r>
+          </w:p>
+          <w:p>
+            <w:pPr>
+              <w:jc w:val="left"/>
+              <w:rPr>
+                <w:color w:val="FF0000"/>
+              </w:rPr>
+            </w:pPr>
+            <w:r>
+              <w:rPr>
+                <w:rFonts w:hint="eastAsia"/>
+                <w:color w:val="FF0000"/>
+              </w:rPr>
+              <w:t>类型：</w:t>
+            </w:r>
+            <w:r>
+              <w:rPr>
+                <w:rFonts w:hint="eastAsia"/>
+                <w:color w:val="FF0000"/>
+              </w:rPr>
+              <w:t>string</w:t>
             </w:r>
           </w:p>
         </w:tc>
@@ -5380,6 +6094,7 @@
                 <w:rFonts w:hint="eastAsia"/>
                 <w:color w:val="000000" w:themeColor="text1"/>
               </w:rPr>
+              <w:lastRenderedPageBreak/>
               <w:t>{</w:t>
             </w:r>
           </w:p>
@@ -5593,6 +6308,7 @@
                 <w:rFonts w:hint="eastAsia"/>
                 <w:color w:val="000000" w:themeColor="text1"/>
               </w:rPr>
+              <w:lastRenderedPageBreak/>
               <w:t>获取对象信息</w:t>
             </w:r>
           </w:p>
@@ -5636,6 +6352,7 @@
                 <w:rFonts w:hint="eastAsia"/>
                 <w:color w:val="000000" w:themeColor="text1"/>
               </w:rPr>
+              <w:lastRenderedPageBreak/>
               <w:t>listProcess</w:t>
             </w:r>
           </w:p>
@@ -5736,7 +6453,6 @@
                 <w:rFonts w:hint="eastAsia"/>
                 <w:color w:val="000000" w:themeColor="text1"/>
               </w:rPr>
-              <w:lastRenderedPageBreak/>
               <w:t>是否展示详细信息。</w:t>
             </w:r>
             <w:r>
@@ -5825,9 +6541,23 @@
               <w:ind w:leftChars="3" w:left="6"/>
               <w:jc w:val="left"/>
               <w:rPr>
-                <w:color w:val="000000" w:themeColor="text1"/>
-              </w:rPr>
-            </w:pPr>
+                <w:color w:val="FF0000"/>
+              </w:rPr>
+            </w:pPr>
+            <w:r>
+              <w:rPr>
+                <w:rFonts w:hint="eastAsia"/>
+                <w:color w:val="FF0000"/>
+              </w:rPr>
+              <w:t>类型：</w:t>
+            </w:r>
+            <w:r>
+              <w:rPr>
+                <w:rFonts w:hint="eastAsia"/>
+                <w:color w:val="FF0000"/>
+              </w:rPr>
+              <w:t>Bool</w:t>
+            </w:r>
           </w:p>
           <w:p>
             <w:pPr>
@@ -5912,23 +6642,7 @@
                 <w:rFonts w:hint="eastAsia"/>
                 <w:color w:val="000000" w:themeColor="text1"/>
               </w:rPr>
-              <w:t>一致，比较操作</w:t>
-            </w:r>
-          </w:p>
-          <w:p>
-            <w:pPr>
-              <w:ind w:left="91"/>
-              <w:jc w:val="left"/>
-              <w:rPr>
-                <w:color w:val="000000" w:themeColor="text1"/>
-              </w:rPr>
-            </w:pPr>
-            <w:r>
-              <w:rPr>
-                <w:rFonts w:hint="eastAsia"/>
-                <w:color w:val="000000" w:themeColor="text1"/>
-              </w:rPr>
-              <w:t>符只支持隐含的</w:t>
+              <w:t>一致，比较操作符只支持隐含的</w:t>
             </w:r>
             <w:r>
               <w:rPr>
@@ -6073,7 +6787,6 @@
                 <w:rFonts w:hint="eastAsia"/>
                 <w:color w:val="FF0000"/>
               </w:rPr>
-              <w:lastRenderedPageBreak/>
               <w:t>ObjectArray/String</w:t>
             </w:r>
           </w:p>
@@ -6099,7 +6812,6 @@
                 <w:rFonts w:hint="eastAsia"/>
                 <w:color w:val="000000" w:themeColor="text1"/>
               </w:rPr>
-              <w:lastRenderedPageBreak/>
               <w:t>d</w:t>
             </w:r>
             <w:r>
@@ -6385,7 +7097,6 @@
                 <w:rFonts w:hint="eastAsia"/>
                 <w:color w:val="000000" w:themeColor="text1"/>
               </w:rPr>
-              <w:lastRenderedPageBreak/>
               <w:t>枚举进程</w:t>
             </w:r>
           </w:p>
@@ -6430,7 +7141,6 @@
                 <w:rFonts w:hint="eastAsia"/>
                 <w:color w:val="000000" w:themeColor="text1"/>
               </w:rPr>
-              <w:lastRenderedPageBreak/>
               <w:t>isProcExist</w:t>
             </w:r>
           </w:p>
@@ -6640,6 +7350,7 @@
               <w:ind w:leftChars="3" w:left="6"/>
               <w:jc w:val="left"/>
               <w:rPr>
+                <w:rFonts w:hint="eastAsia"/>
                 <w:color w:val="000000" w:themeColor="text1"/>
               </w:rPr>
             </w:pPr>
@@ -6667,9 +7378,40 @@
           </w:p>
           <w:p>
             <w:pPr>
+              <w:ind w:leftChars="3" w:left="6"/>
+              <w:jc w:val="left"/>
+              <w:rPr>
+                <w:color w:val="FF0000"/>
+              </w:rPr>
+            </w:pPr>
+            <w:r>
+              <w:rPr>
+                <w:rFonts w:hint="eastAsia"/>
+                <w:color w:val="000000" w:themeColor="text1"/>
+              </w:rPr>
+              <w:t xml:space="preserve"> </w:t>
+            </w:r>
+            <w:r>
+              <w:rPr>
+                <w:rFonts w:hint="eastAsia"/>
+                <w:color w:val="FF0000"/>
+              </w:rPr>
+              <w:t>类型：</w:t>
+            </w:r>
+            <w:r>
+              <w:rPr>
+                <w:rFonts w:hint="eastAsia"/>
+                <w:color w:val="FF0000"/>
+              </w:rPr>
+              <w:t>int</w:t>
+            </w:r>
+          </w:p>
+          <w:p>
+            <w:pPr>
               <w:ind w:left="33"/>
               <w:jc w:val="left"/>
               <w:rPr>
+                <w:rFonts w:hint="eastAsia"/>
                 <w:color w:val="000000" w:themeColor="text1"/>
               </w:rPr>
             </w:pPr>
@@ -6692,7 +7434,49 @@
                 <w:rFonts w:hint="eastAsia"/>
                 <w:color w:val="000000" w:themeColor="text1"/>
               </w:rPr>
-              <w:t>term/kill</w:t>
+              <w:t>"</w:t>
+            </w:r>
+            <w:r>
+              <w:rPr>
+                <w:rFonts w:hint="eastAsia"/>
+                <w:color w:val="000000" w:themeColor="text1"/>
+              </w:rPr>
+              <w:t>term</w:t>
+            </w:r>
+            <w:r>
+              <w:rPr>
+                <w:rFonts w:hint="eastAsia"/>
+                <w:color w:val="000000" w:themeColor="text1"/>
+              </w:rPr>
+              <w:t>"</w:t>
+            </w:r>
+            <w:r>
+              <w:rPr>
+                <w:rFonts w:hint="eastAsia"/>
+                <w:color w:val="000000" w:themeColor="text1"/>
+              </w:rPr>
+              <w:t>/</w:t>
+            </w:r>
+            <w:r>
+              <w:rPr>
+                <w:rFonts w:hint="eastAsia"/>
+                <w:color w:val="000000" w:themeColor="text1"/>
+              </w:rPr>
+              <w:t>"</w:t>
+            </w:r>
+            <w:r>
+              <w:rPr>
+                <w:rFonts w:hint="eastAsia"/>
+                <w:color w:val="000000" w:themeColor="text1"/>
+              </w:rPr>
+              <w:t>kill</w:t>
+            </w:r>
+            <w:r>
+              <w:rPr>
+                <w:rFonts w:hint="eastAsia"/>
+                <w:color w:val="000000" w:themeColor="text1"/>
+              </w:rPr>
+              <w:t>"</w:t>
             </w:r>
             <w:r>
               <w:rPr>
@@ -6700,6 +7484,36 @@
                 <w:color w:val="000000" w:themeColor="text1"/>
               </w:rPr>
               <w:t>，为普通杀或超级杀，默认为普通杀</w:t>
+            </w:r>
+          </w:p>
+          <w:p>
+            <w:pPr>
+              <w:ind w:left="33"/>
+              <w:jc w:val="left"/>
+              <w:rPr>
+                <w:color w:val="FF0000"/>
+              </w:rPr>
+            </w:pPr>
+            <w:r>
+              <w:rPr>
+                <w:rFonts w:hint="eastAsia"/>
+                <w:color w:val="FF0000"/>
+              </w:rPr>
+              <w:t xml:space="preserve"> </w:t>
+            </w:r>
+            <w:r>
+              <w:rPr>
+                <w:rFonts w:hint="eastAsia"/>
+                <w:color w:val="FF0000"/>
+              </w:rPr>
+              <w:t>类型：</w:t>
+            </w:r>
+            <w:r>
+              <w:rPr>
+                <w:rFonts w:hint="eastAsia"/>
+                <w:color w:val="FF0000"/>
+              </w:rPr>
+              <w:t>string</w:t>
             </w:r>
           </w:p>
         </w:tc>
@@ -6878,6 +7692,7 @@
                 <w:rFonts w:hint="eastAsia"/>
                 <w:color w:val="000000" w:themeColor="text1"/>
               </w:rPr>
+              <w:lastRenderedPageBreak/>
               <w:t>addUser</w:t>
             </w:r>
           </w:p>
@@ -6914,6 +7729,7 @@
               <w:ind w:leftChars="3" w:left="6"/>
               <w:jc w:val="left"/>
               <w:rPr>
+                <w:rFonts w:hint="eastAsia"/>
                 <w:color w:val="000000" w:themeColor="text1"/>
               </w:rPr>
             </w:pPr>
@@ -6937,6 +7753,37 @@
               <w:ind w:leftChars="3" w:left="6"/>
               <w:jc w:val="left"/>
               <w:rPr>
+                <w:color w:val="FF0000"/>
+              </w:rPr>
+            </w:pPr>
+            <w:r>
+              <w:rPr>
+                <w:rFonts w:hint="eastAsia"/>
+                <w:color w:val="000000" w:themeColor="text1"/>
+              </w:rPr>
+              <w:t xml:space="preserve">  </w:t>
+            </w:r>
+            <w:r>
+              <w:rPr>
+                <w:rFonts w:hint="eastAsia"/>
+                <w:color w:val="FF0000"/>
+              </w:rPr>
+              <w:t>类型：</w:t>
+            </w:r>
+            <w:r>
+              <w:rPr>
+                <w:rFonts w:hint="eastAsia"/>
+                <w:color w:val="FF0000"/>
+              </w:rPr>
+              <w:t>string</w:t>
+            </w:r>
+          </w:p>
+          <w:p>
+            <w:pPr>
+              <w:ind w:leftChars="3" w:left="6"/>
+              <w:jc w:val="left"/>
+              <w:rPr>
+                <w:rFonts w:hint="eastAsia"/>
                 <w:color w:val="000000" w:themeColor="text1"/>
               </w:rPr>
             </w:pPr>
@@ -6996,6 +7843,37 @@
                 <w:rFonts w:hint="eastAsia"/>
                 <w:color w:val="000000" w:themeColor="text1"/>
               </w:rPr>
+              <w:t xml:space="preserve">  </w:t>
+            </w:r>
+            <w:r>
+              <w:rPr>
+                <w:rFonts w:hint="eastAsia"/>
+                <w:color w:val="FF0000"/>
+              </w:rPr>
+              <w:t>类型：</w:t>
+            </w:r>
+            <w:r>
+              <w:rPr>
+                <w:rFonts w:hint="eastAsia"/>
+                <w:color w:val="FF0000"/>
+              </w:rPr>
+              <w:t>string</w:t>
+            </w:r>
+          </w:p>
+          <w:p>
+            <w:pPr>
+              <w:ind w:leftChars="3" w:left="6"/>
+              <w:jc w:val="left"/>
+              <w:rPr>
+                <w:rFonts w:hint="eastAsia"/>
+                <w:color w:val="000000" w:themeColor="text1"/>
+              </w:rPr>
+            </w:pPr>
+            <w:r>
+              <w:rPr>
+                <w:rFonts w:hint="eastAsia"/>
+                <w:color w:val="000000" w:themeColor="text1"/>
+              </w:rPr>
               <w:t xml:space="preserve">  -[group]: </w:t>
             </w:r>
             <w:r>
@@ -7019,6 +7897,36 @@
                 <w:rFonts w:hint="eastAsia"/>
                 <w:color w:val="000000" w:themeColor="text1"/>
               </w:rPr>
+              <w:t xml:space="preserve">   </w:t>
+            </w:r>
+            <w:r>
+              <w:rPr>
+                <w:rFonts w:hint="eastAsia"/>
+                <w:color w:val="FF0000"/>
+              </w:rPr>
+              <w:t>类型：</w:t>
+            </w:r>
+            <w:r>
+              <w:rPr>
+                <w:rFonts w:hint="eastAsia"/>
+                <w:color w:val="FF0000"/>
+              </w:rPr>
+              <w:t>string</w:t>
+            </w:r>
+          </w:p>
+          <w:p>
+            <w:pPr>
+              <w:ind w:leftChars="3" w:left="6"/>
+              <w:jc w:val="left"/>
+              <w:rPr>
+                <w:color w:val="000000" w:themeColor="text1"/>
+              </w:rPr>
+            </w:pPr>
+            <w:r>
+              <w:rPr>
+                <w:rFonts w:hint="eastAsia"/>
+                <w:color w:val="000000" w:themeColor="text1"/>
+              </w:rPr>
               <w:t xml:space="preserve">  -[Group]:</w:t>
             </w:r>
             <w:r>
@@ -7041,6 +7949,7 @@
               <w:ind w:leftChars="3" w:left="6"/>
               <w:jc w:val="left"/>
               <w:rPr>
+                <w:rFonts w:hint="eastAsia"/>
                 <w:color w:val="000000" w:themeColor="text1"/>
               </w:rPr>
             </w:pPr>
@@ -7086,6 +7995,37 @@
                 <w:rFonts w:hint="eastAsia"/>
                 <w:color w:val="000000" w:themeColor="text1"/>
               </w:rPr>
+              <w:t xml:space="preserve">   </w:t>
+            </w:r>
+            <w:r>
+              <w:rPr>
+                <w:rFonts w:hint="eastAsia"/>
+                <w:color w:val="FF0000"/>
+              </w:rPr>
+              <w:t>类型：</w:t>
+            </w:r>
+            <w:r>
+              <w:rPr>
+                <w:rFonts w:hint="eastAsia"/>
+                <w:color w:val="FF0000"/>
+              </w:rPr>
+              <w:t>string</w:t>
+            </w:r>
+          </w:p>
+          <w:p>
+            <w:pPr>
+              <w:ind w:leftChars="3" w:left="6"/>
+              <w:jc w:val="left"/>
+              <w:rPr>
+                <w:rFonts w:hint="eastAsia"/>
+                <w:color w:val="000000" w:themeColor="text1"/>
+              </w:rPr>
+            </w:pPr>
+            <w:r>
+              <w:rPr>
+                <w:rFonts w:hint="eastAsia"/>
+                <w:color w:val="000000" w:themeColor="text1"/>
+              </w:rPr>
               <w:t xml:space="preserve">  -[dir]: </w:t>
             </w:r>
             <w:r>
@@ -7123,6 +8063,37 @@
                 <w:rFonts w:hint="eastAsia"/>
                 <w:color w:val="000000" w:themeColor="text1"/>
               </w:rPr>
+              <w:t xml:space="preserve">   </w:t>
+            </w:r>
+            <w:r>
+              <w:rPr>
+                <w:rFonts w:hint="eastAsia"/>
+                <w:color w:val="FF0000"/>
+              </w:rPr>
+              <w:t>类型：</w:t>
+            </w:r>
+            <w:r>
+              <w:rPr>
+                <w:rFonts w:hint="eastAsia"/>
+                <w:color w:val="FF0000"/>
+              </w:rPr>
+              <w:t>string</w:t>
+            </w:r>
+          </w:p>
+          <w:p>
+            <w:pPr>
+              <w:ind w:leftChars="3" w:left="6"/>
+              <w:jc w:val="left"/>
+              <w:rPr>
+                <w:rFonts w:hint="eastAsia"/>
+                <w:color w:val="000000" w:themeColor="text1"/>
+              </w:rPr>
+            </w:pPr>
+            <w:r>
+              <w:rPr>
+                <w:rFonts w:hint="eastAsia"/>
+                <w:color w:val="000000" w:themeColor="text1"/>
+              </w:rPr>
               <w:t xml:space="preserve">  -[createDir]: </w:t>
             </w:r>
             <w:r>
@@ -7131,6 +8102,36 @@
                 <w:color w:val="000000" w:themeColor="text1"/>
               </w:rPr>
               <w:t>自动创建用户登录主目录</w:t>
+            </w:r>
+          </w:p>
+          <w:p>
+            <w:pPr>
+              <w:ind w:leftChars="3" w:left="6"/>
+              <w:jc w:val="left"/>
+              <w:rPr>
+                <w:color w:val="000000" w:themeColor="text1"/>
+              </w:rPr>
+            </w:pPr>
+            <w:r>
+              <w:rPr>
+                <w:rFonts w:hint="eastAsia"/>
+                <w:color w:val="000000" w:themeColor="text1"/>
+              </w:rPr>
+              <w:t xml:space="preserve">   </w:t>
+            </w:r>
+            <w:r>
+              <w:rPr>
+                <w:rFonts w:hint="eastAsia"/>
+                <w:color w:val="FF0000"/>
+              </w:rPr>
+              <w:t>类型：</w:t>
+            </w:r>
+            <w:r>
+              <w:rPr>
+                <w:rFonts w:hint="eastAsia"/>
+                <w:color w:val="FF0000"/>
+              </w:rPr>
+              <w:t>string</w:t>
             </w:r>
           </w:p>
         </w:tc>
@@ -7238,6 +8239,7 @@
               <w:ind w:leftChars="3" w:left="6"/>
               <w:jc w:val="left"/>
               <w:rPr>
+                <w:rFonts w:hint="eastAsia"/>
                 <w:color w:val="000000" w:themeColor="text1"/>
               </w:rPr>
             </w:pPr>
@@ -7269,6 +8271,37 @@
                 <w:rFonts w:hint="eastAsia"/>
                 <w:color w:val="000000" w:themeColor="text1"/>
               </w:rPr>
+              <w:t xml:space="preserve">   </w:t>
+            </w:r>
+            <w:r>
+              <w:rPr>
+                <w:rFonts w:hint="eastAsia"/>
+                <w:color w:val="FF0000"/>
+              </w:rPr>
+              <w:t>类型：</w:t>
+            </w:r>
+            <w:r>
+              <w:rPr>
+                <w:rFonts w:hint="eastAsia"/>
+                <w:color w:val="FF0000"/>
+              </w:rPr>
+              <w:t>string</w:t>
+            </w:r>
+          </w:p>
+          <w:p>
+            <w:pPr>
+              <w:ind w:leftChars="3" w:left="6"/>
+              <w:jc w:val="left"/>
+              <w:rPr>
+                <w:rFonts w:hint="eastAsia"/>
+                <w:color w:val="000000" w:themeColor="text1"/>
+              </w:rPr>
+            </w:pPr>
+            <w:r>
+              <w:rPr>
+                <w:rFonts w:hint="eastAsia"/>
+                <w:color w:val="000000" w:themeColor="text1"/>
+              </w:rPr>
               <w:t xml:space="preserve">  -</w:t>
             </w:r>
             <w:r>
@@ -7313,6 +8346,37 @@
                 <w:rFonts w:hint="eastAsia"/>
                 <w:color w:val="000000" w:themeColor="text1"/>
               </w:rPr>
+              <w:t xml:space="preserve">   </w:t>
+            </w:r>
+            <w:r>
+              <w:rPr>
+                <w:rFonts w:hint="eastAsia"/>
+                <w:color w:val="FF0000"/>
+              </w:rPr>
+              <w:t>类型：</w:t>
+            </w:r>
+            <w:r>
+              <w:rPr>
+                <w:rFonts w:hint="eastAsia"/>
+                <w:color w:val="FF0000"/>
+              </w:rPr>
+              <w:t>string</w:t>
+            </w:r>
+          </w:p>
+          <w:p>
+            <w:pPr>
+              <w:ind w:leftChars="3" w:left="6"/>
+              <w:jc w:val="left"/>
+              <w:rPr>
+                <w:rFonts w:hint="eastAsia"/>
+                <w:color w:val="000000" w:themeColor="text1"/>
+              </w:rPr>
+            </w:pPr>
+            <w:r>
+              <w:rPr>
+                <w:rFonts w:hint="eastAsia"/>
+                <w:color w:val="000000" w:themeColor="text1"/>
+              </w:rPr>
               <w:t xml:space="preserve">  -[isUnique]:</w:t>
             </w:r>
           </w:p>
@@ -7321,7 +8385,38 @@
               <w:ind w:leftChars="3" w:left="6"/>
               <w:jc w:val="left"/>
               <w:rPr>
-                <w:color w:val="FF0000"/>
+                <w:color w:val="000000" w:themeColor="text1"/>
+              </w:rPr>
+            </w:pPr>
+            <w:r>
+              <w:rPr>
+                <w:rFonts w:hint="eastAsia"/>
+                <w:color w:val="000000" w:themeColor="text1"/>
+              </w:rPr>
+              <w:t xml:space="preserve">   </w:t>
+            </w:r>
+            <w:r>
+              <w:rPr>
+                <w:rFonts w:hint="eastAsia"/>
+                <w:color w:val="FF0000"/>
+              </w:rPr>
+              <w:t>类型：</w:t>
+            </w:r>
+            <w:r>
+              <w:rPr>
+                <w:rFonts w:hint="eastAsia"/>
+                <w:color w:val="FF0000"/>
+              </w:rPr>
+              <w:t>Bool</w:t>
+            </w:r>
+          </w:p>
+          <w:p>
+            <w:pPr>
+              <w:ind w:leftChars="3" w:left="6"/>
+              <w:jc w:val="left"/>
+              <w:rPr>
+                <w:rFonts w:hint="eastAsia"/>
+                <w:color w:val="000000" w:themeColor="text1"/>
               </w:rPr>
             </w:pPr>
             <w:r>
@@ -7358,6 +8453,36 @@
                 <w:color w:val="000000" w:themeColor="text1"/>
               </w:rPr>
               <w:t>:</w:t>
+            </w:r>
+          </w:p>
+          <w:p>
+            <w:pPr>
+              <w:ind w:leftChars="3" w:left="6"/>
+              <w:jc w:val="left"/>
+              <w:rPr>
+                <w:color w:val="FF0000"/>
+              </w:rPr>
+            </w:pPr>
+            <w:r>
+              <w:rPr>
+                <w:rFonts w:hint="eastAsia"/>
+                <w:color w:val="000000" w:themeColor="text1"/>
+              </w:rPr>
+              <w:t xml:space="preserve">   </w:t>
+            </w:r>
+            <w:r>
+              <w:rPr>
+                <w:rFonts w:hint="eastAsia"/>
+                <w:color w:val="FF0000"/>
+              </w:rPr>
+              <w:t>类型：</w:t>
+            </w:r>
+            <w:r>
+              <w:rPr>
+                <w:rFonts w:hint="eastAsia"/>
+                <w:color w:val="FF0000"/>
+              </w:rPr>
+              <w:t>string</w:t>
             </w:r>
           </w:p>
         </w:tc>
@@ -7485,15 +8610,15 @@
               <w:ind w:leftChars="3" w:left="6"/>
               <w:jc w:val="left"/>
               <w:rPr>
-                <w:color w:val="000000" w:themeColor="text1"/>
-              </w:rPr>
-            </w:pPr>
-            <w:r>
-              <w:rPr>
-                <w:rFonts w:hint="eastAsia"/>
-                <w:color w:val="000000" w:themeColor="text1"/>
-              </w:rPr>
-              <w:lastRenderedPageBreak/>
+                <w:rFonts w:hint="eastAsia"/>
+                <w:color w:val="000000" w:themeColor="text1"/>
+              </w:rPr>
+            </w:pPr>
+            <w:r>
+              <w:rPr>
+                <w:rFonts w:hint="eastAsia"/>
+                <w:color w:val="000000" w:themeColor="text1"/>
+              </w:rPr>
               <w:t xml:space="preserve">  -name:</w:t>
             </w:r>
             <w:r>
@@ -7517,6 +8642,37 @@
                 <w:rFonts w:hint="eastAsia"/>
                 <w:color w:val="000000" w:themeColor="text1"/>
               </w:rPr>
+              <w:t xml:space="preserve">  </w:t>
+            </w:r>
+            <w:r>
+              <w:rPr>
+                <w:rFonts w:hint="eastAsia"/>
+                <w:color w:val="FF0000"/>
+              </w:rPr>
+              <w:t>类型：</w:t>
+            </w:r>
+            <w:r>
+              <w:rPr>
+                <w:rFonts w:hint="eastAsia"/>
+                <w:color w:val="FF0000"/>
+              </w:rPr>
+              <w:t>string</w:t>
+            </w:r>
+          </w:p>
+          <w:p>
+            <w:pPr>
+              <w:ind w:leftChars="3" w:left="6"/>
+              <w:jc w:val="left"/>
+              <w:rPr>
+                <w:rFonts w:hint="eastAsia"/>
+                <w:color w:val="000000" w:themeColor="text1"/>
+              </w:rPr>
+            </w:pPr>
+            <w:r>
+              <w:rPr>
+                <w:rFonts w:hint="eastAsia"/>
+                <w:color w:val="000000" w:themeColor="text1"/>
+              </w:rPr>
               <w:t xml:space="preserve">  -[passwd]: </w:t>
             </w:r>
             <w:r>
@@ -7540,6 +8696,37 @@
                 <w:rFonts w:hint="eastAsia"/>
                 <w:color w:val="000000" w:themeColor="text1"/>
               </w:rPr>
+              <w:t xml:space="preserve">  </w:t>
+            </w:r>
+            <w:r>
+              <w:rPr>
+                <w:rFonts w:hint="eastAsia"/>
+                <w:color w:val="FF0000"/>
+              </w:rPr>
+              <w:t>类型：</w:t>
+            </w:r>
+            <w:r>
+              <w:rPr>
+                <w:rFonts w:hint="eastAsia"/>
+                <w:color w:val="FF0000"/>
+              </w:rPr>
+              <w:t>string</w:t>
+            </w:r>
+          </w:p>
+          <w:p>
+            <w:pPr>
+              <w:ind w:leftChars="3" w:left="6"/>
+              <w:jc w:val="left"/>
+              <w:rPr>
+                <w:rFonts w:hint="eastAsia"/>
+                <w:color w:val="000000" w:themeColor="text1"/>
+              </w:rPr>
+            </w:pPr>
+            <w:r>
+              <w:rPr>
+                <w:rFonts w:hint="eastAsia"/>
+                <w:color w:val="000000" w:themeColor="text1"/>
+              </w:rPr>
               <w:t xml:space="preserve">  -[group]: </w:t>
             </w:r>
             <w:r>
@@ -7563,6 +8750,37 @@
                 <w:rFonts w:hint="eastAsia"/>
                 <w:color w:val="000000" w:themeColor="text1"/>
               </w:rPr>
+              <w:t xml:space="preserve">  </w:t>
+            </w:r>
+            <w:r>
+              <w:rPr>
+                <w:rFonts w:hint="eastAsia"/>
+                <w:color w:val="FF0000"/>
+              </w:rPr>
+              <w:t>类型：</w:t>
+            </w:r>
+            <w:r>
+              <w:rPr>
+                <w:rFonts w:hint="eastAsia"/>
+                <w:color w:val="FF0000"/>
+              </w:rPr>
+              <w:t>string</w:t>
+            </w:r>
+          </w:p>
+          <w:p>
+            <w:pPr>
+              <w:ind w:leftChars="3" w:left="6"/>
+              <w:jc w:val="left"/>
+              <w:rPr>
+                <w:rFonts w:hint="eastAsia"/>
+                <w:color w:val="000000" w:themeColor="text1"/>
+              </w:rPr>
+            </w:pPr>
+            <w:r>
+              <w:rPr>
+                <w:rFonts w:hint="eastAsia"/>
+                <w:color w:val="000000" w:themeColor="text1"/>
+              </w:rPr>
               <w:t xml:space="preserve">  -[</w:t>
             </w:r>
             <w:r>
@@ -7593,6 +8811,37 @@
                 <w:rFonts w:hint="eastAsia"/>
                 <w:color w:val="000000" w:themeColor="text1"/>
               </w:rPr>
+              <w:t xml:space="preserve">  </w:t>
+            </w:r>
+            <w:r>
+              <w:rPr>
+                <w:rFonts w:hint="eastAsia"/>
+                <w:color w:val="FF0000"/>
+              </w:rPr>
+              <w:t>类型：</w:t>
+            </w:r>
+            <w:r>
+              <w:rPr>
+                <w:rFonts w:hint="eastAsia"/>
+                <w:color w:val="FF0000"/>
+              </w:rPr>
+              <w:t>string</w:t>
+            </w:r>
+          </w:p>
+          <w:p>
+            <w:pPr>
+              <w:ind w:leftChars="3" w:left="6"/>
+              <w:jc w:val="left"/>
+              <w:rPr>
+                <w:rFonts w:hint="eastAsia"/>
+                <w:color w:val="000000" w:themeColor="text1"/>
+              </w:rPr>
+            </w:pPr>
+            <w:r>
+              <w:rPr>
+                <w:rFonts w:hint="eastAsia"/>
+                <w:color w:val="000000" w:themeColor="text1"/>
+              </w:rPr>
               <w:t xml:space="preserve">  -[isAppend]: Group</w:t>
             </w:r>
             <w:r>
@@ -7616,6 +8865,37 @@
                 <w:rFonts w:hint="eastAsia"/>
                 <w:color w:val="000000" w:themeColor="text1"/>
               </w:rPr>
+              <w:t xml:space="preserve">  </w:t>
+            </w:r>
+            <w:r>
+              <w:rPr>
+                <w:rFonts w:hint="eastAsia"/>
+                <w:color w:val="FF0000"/>
+              </w:rPr>
+              <w:t>类型：</w:t>
+            </w:r>
+            <w:r>
+              <w:rPr>
+                <w:rFonts w:hint="eastAsia"/>
+                <w:color w:val="FF0000"/>
+              </w:rPr>
+              <w:t>string</w:t>
+            </w:r>
+          </w:p>
+          <w:p>
+            <w:pPr>
+              <w:ind w:leftChars="3" w:left="6"/>
+              <w:jc w:val="left"/>
+              <w:rPr>
+                <w:rFonts w:hint="eastAsia"/>
+                <w:color w:val="000000" w:themeColor="text1"/>
+              </w:rPr>
+            </w:pPr>
+            <w:r>
+              <w:rPr>
+                <w:rFonts w:hint="eastAsia"/>
+                <w:color w:val="000000" w:themeColor="text1"/>
+              </w:rPr>
               <w:t xml:space="preserve">  -[dir]: </w:t>
             </w:r>
             <w:r>
@@ -7639,6 +8919,37 @@
                 <w:rFonts w:hint="eastAsia"/>
                 <w:color w:val="000000" w:themeColor="text1"/>
               </w:rPr>
+              <w:t xml:space="preserve">  </w:t>
+            </w:r>
+            <w:r>
+              <w:rPr>
+                <w:rFonts w:hint="eastAsia"/>
+                <w:color w:val="FF0000"/>
+              </w:rPr>
+              <w:t>类型：</w:t>
+            </w:r>
+            <w:r>
+              <w:rPr>
+                <w:rFonts w:hint="eastAsia"/>
+                <w:color w:val="FF0000"/>
+              </w:rPr>
+              <w:t>string</w:t>
+            </w:r>
+          </w:p>
+          <w:p>
+            <w:pPr>
+              <w:ind w:leftChars="3" w:left="6"/>
+              <w:jc w:val="left"/>
+              <w:rPr>
+                <w:rFonts w:hint="eastAsia"/>
+                <w:color w:val="000000" w:themeColor="text1"/>
+              </w:rPr>
+            </w:pPr>
+            <w:r>
+              <w:rPr>
+                <w:rFonts w:hint="eastAsia"/>
+                <w:color w:val="000000" w:themeColor="text1"/>
+              </w:rPr>
               <w:t xml:space="preserve">  -[isMove]</w:t>
             </w:r>
             <w:r>
@@ -7649,6 +8960,36 @@
               <w:t>将原主目录的内容移到新目录</w:t>
             </w:r>
           </w:p>
+          <w:p>
+            <w:pPr>
+              <w:ind w:leftChars="3" w:left="6"/>
+              <w:jc w:val="left"/>
+              <w:rPr>
+                <w:color w:val="000000" w:themeColor="text1"/>
+              </w:rPr>
+            </w:pPr>
+            <w:r>
+              <w:rPr>
+                <w:rFonts w:hint="eastAsia"/>
+                <w:color w:val="000000" w:themeColor="text1"/>
+              </w:rPr>
+              <w:t xml:space="preserve">  </w:t>
+            </w:r>
+            <w:r>
+              <w:rPr>
+                <w:rFonts w:hint="eastAsia"/>
+                <w:color w:val="FF0000"/>
+              </w:rPr>
+              <w:t>类型：</w:t>
+            </w:r>
+            <w:r>
+              <w:rPr>
+                <w:rFonts w:hint="eastAsia"/>
+                <w:color w:val="FF0000"/>
+              </w:rPr>
+              <w:t>Bool</w:t>
+            </w:r>
+          </w:p>
         </w:tc>
         <w:tc>
           <w:tcPr>
@@ -7681,15 +9022,7 @@
                 <w:rFonts w:hint="eastAsia"/>
                 <w:color w:val="000000" w:themeColor="text1"/>
               </w:rPr>
-              <w:t>设置用</w:t>
-            </w:r>
-            <w:r>
-              <w:rPr>
-                <w:rFonts w:hint="eastAsia"/>
-                <w:color w:val="000000" w:themeColor="text1"/>
-              </w:rPr>
-              <w:lastRenderedPageBreak/>
-              <w:t>户信息</w:t>
+              <w:t>设置用户信息</w:t>
             </w:r>
           </w:p>
         </w:tc>
@@ -7710,7 +9043,6 @@
                 <w:rFonts w:hint="eastAsia"/>
                 <w:color w:val="000000" w:themeColor="text1"/>
               </w:rPr>
-              <w:lastRenderedPageBreak/>
               <w:t>s</w:t>
             </w:r>
             <w:r>
@@ -7724,15 +9056,7 @@
                 <w:rFonts w:hint="eastAsia"/>
                 <w:color w:val="000000" w:themeColor="text1"/>
               </w:rPr>
-              <w:t>setUserConfigs</w:t>
-            </w:r>
-            <w:r>
-              <w:rPr>
-                <w:rFonts w:hint="eastAsia"/>
-                <w:color w:val="000000" w:themeColor="text1"/>
-              </w:rPr>
-              <w:lastRenderedPageBreak/>
-              <w:t>({ name: "jack" , passwd: "1234",</w:t>
+              <w:t>setUserConfigs({ name: "jack" , passwd: "1234",</w:t>
             </w:r>
           </w:p>
           <w:p>
@@ -7771,15 +9095,69 @@
                 <w:rFonts w:hint="eastAsia"/>
                 <w:color w:val="000000" w:themeColor="text1"/>
               </w:rPr>
+              <w:t>delUser</w:t>
+            </w:r>
+          </w:p>
+        </w:tc>
+        <w:tc>
+          <w:tcPr>
+            <w:tcW w:w="2552" w:type="dxa"/>
+          </w:tcPr>
+          <w:p>
+            <w:pPr>
+              <w:ind w:leftChars="3" w:left="6"/>
+              <w:jc w:val="left"/>
+              <w:rPr>
+                <w:color w:val="000000" w:themeColor="text1"/>
+              </w:rPr>
+            </w:pPr>
+            <w:r>
+              <w:rPr>
+                <w:rFonts w:hint="eastAsia"/>
+                <w:color w:val="000000" w:themeColor="text1"/>
+              </w:rPr>
+              <w:t>-</w:t>
+            </w:r>
+            <w:r>
+              <w:rPr>
+                <w:rFonts w:hint="eastAsia"/>
+                <w:color w:val="FF0000"/>
+              </w:rPr>
+              <w:t>optionObj</w:t>
+            </w:r>
+          </w:p>
+          <w:p>
+            <w:pPr>
+              <w:ind w:leftChars="3" w:left="6"/>
+              <w:jc w:val="left"/>
+              <w:rPr>
+                <w:rFonts w:hint="eastAsia"/>
+                <w:color w:val="000000" w:themeColor="text1"/>
+              </w:rPr>
+            </w:pPr>
+            <w:r>
+              <w:rPr>
+                <w:rFonts w:hint="eastAsia"/>
+                <w:color w:val="000000" w:themeColor="text1"/>
+              </w:rPr>
+              <w:t xml:space="preserve">  -name: </w:t>
+            </w:r>
+            <w:r>
+              <w:rPr>
+                <w:rFonts w:hint="eastAsia"/>
+                <w:color w:val="000000" w:themeColor="text1"/>
+              </w:rPr>
+              <w:t>指定删除用户</w:t>
+            </w:r>
+            <w:r>
+              <w:rPr>
+                <w:rFonts w:hint="eastAsia"/>
+                <w:color w:val="000000" w:themeColor="text1"/>
+              </w:rPr>
               <w:lastRenderedPageBreak/>
-              <w:t>delUser</w:t>
-            </w:r>
-          </w:p>
-        </w:tc>
-        <w:tc>
-          <w:tcPr>
-            <w:tcW w:w="2552" w:type="dxa"/>
-          </w:tcPr>
+              <w:t>名</w:t>
+            </w:r>
+          </w:p>
           <w:p>
             <w:pPr>
               <w:ind w:leftChars="3" w:left="6"/>
@@ -7793,14 +9171,21 @@
                 <w:rFonts w:hint="eastAsia"/>
                 <w:color w:val="000000" w:themeColor="text1"/>
               </w:rPr>
-              <w:t>-</w:t>
-            </w:r>
-            <w:r>
-              <w:rPr>
-                <w:rFonts w:hint="eastAsia"/>
-                <w:color w:val="FF0000"/>
-              </w:rPr>
-              <w:t>optionObj</w:t>
+              <w:t xml:space="preserve">  </w:t>
+            </w:r>
+            <w:r>
+              <w:rPr>
+                <w:rFonts w:hint="eastAsia"/>
+                <w:color w:val="FF0000"/>
+              </w:rPr>
+              <w:t>类型：</w:t>
+            </w:r>
+            <w:r>
+              <w:rPr>
+                <w:rFonts w:hint="eastAsia"/>
+                <w:color w:val="FF0000"/>
+              </w:rPr>
+              <w:t>string</w:t>
             </w:r>
           </w:p>
           <w:p>
@@ -7808,22 +9193,86 @@
               <w:ind w:leftChars="3" w:left="6"/>
               <w:jc w:val="left"/>
               <w:rPr>
-                <w:color w:val="000000" w:themeColor="text1"/>
-              </w:rPr>
-            </w:pPr>
-            <w:r>
-              <w:rPr>
-                <w:rFonts w:hint="eastAsia"/>
-                <w:color w:val="000000" w:themeColor="text1"/>
-              </w:rPr>
-              <w:t xml:space="preserve">  -name: </w:t>
-            </w:r>
-            <w:r>
-              <w:rPr>
-                <w:rFonts w:hint="eastAsia"/>
-                <w:color w:val="000000" w:themeColor="text1"/>
-              </w:rPr>
-              <w:t>指定删除用户名</w:t>
+                <w:rFonts w:hint="eastAsia"/>
+                <w:color w:val="000000" w:themeColor="text1"/>
+              </w:rPr>
+            </w:pPr>
+            <w:r>
+              <w:rPr>
+                <w:rFonts w:hint="eastAsia"/>
+                <w:color w:val="000000" w:themeColor="text1"/>
+              </w:rPr>
+              <w:t xml:space="preserve">  -[</w:t>
+            </w:r>
+            <w:r>
+              <w:rPr>
+                <w:rFonts w:hint="eastAsia"/>
+                <w:color w:val="000000" w:themeColor="text1"/>
+              </w:rPr>
+              <w:t>isR</w:t>
+            </w:r>
+            <w:r>
+              <w:rPr>
+                <w:rFonts w:hint="eastAsia"/>
+                <w:color w:val="000000" w:themeColor="text1"/>
+              </w:rPr>
+              <w:t>emove</w:t>
+            </w:r>
+            <w:r>
+              <w:rPr>
+                <w:rFonts w:hint="eastAsia"/>
+                <w:color w:val="000000" w:themeColor="text1"/>
+              </w:rPr>
+              <w:t>Dir</w:t>
+            </w:r>
+            <w:r>
+              <w:rPr>
+                <w:rFonts w:hint="eastAsia"/>
+                <w:color w:val="000000" w:themeColor="text1"/>
+              </w:rPr>
+              <w:t xml:space="preserve">]: </w:t>
+            </w:r>
+            <w:r>
+              <w:rPr>
+                <w:rFonts w:hint="eastAsia"/>
+                <w:color w:val="000000" w:themeColor="text1"/>
+              </w:rPr>
+              <w:t>值为</w:t>
+            </w:r>
+            <w:r>
+              <w:rPr>
+                <w:rFonts w:hint="eastAsia"/>
+                <w:color w:val="000000" w:themeColor="text1"/>
+              </w:rPr>
+              <w:t xml:space="preserve"> true/false</w:t>
+            </w:r>
+            <w:r>
+              <w:rPr>
+                <w:rFonts w:hint="eastAsia"/>
+                <w:color w:val="000000" w:themeColor="text1"/>
+              </w:rPr>
+              <w:t>指定是否移除主目录</w:t>
+            </w:r>
+            <w:r>
+              <w:rPr>
+                <w:rFonts w:hint="eastAsia"/>
+                <w:color w:val="000000" w:themeColor="text1"/>
+              </w:rPr>
+              <w:t xml:space="preserve"> </w:t>
+            </w:r>
+            <w:r>
+              <w:rPr>
+                <w:rFonts w:hint="eastAsia"/>
+                <w:color w:val="000000" w:themeColor="text1"/>
+              </w:rPr>
+              <w:t>默认为</w:t>
+            </w:r>
+            <w:r>
+              <w:rPr>
+                <w:rFonts w:hint="eastAsia"/>
+                <w:color w:val="000000" w:themeColor="text1"/>
+              </w:rPr>
+              <w:t xml:space="preserve"> false</w:t>
             </w:r>
           </w:p>
           <w:p>
@@ -7839,77 +9288,21 @@
                 <w:rFonts w:hint="eastAsia"/>
                 <w:color w:val="000000" w:themeColor="text1"/>
               </w:rPr>
-              <w:t xml:space="preserve">  -[</w:t>
-            </w:r>
-            <w:r>
-              <w:rPr>
-                <w:rFonts w:hint="eastAsia"/>
-                <w:color w:val="000000" w:themeColor="text1"/>
-              </w:rPr>
-              <w:t>isR</w:t>
-            </w:r>
-            <w:r>
-              <w:rPr>
-                <w:rFonts w:hint="eastAsia"/>
-                <w:color w:val="000000" w:themeColor="text1"/>
-              </w:rPr>
-              <w:t>emove</w:t>
-            </w:r>
-            <w:r>
-              <w:rPr>
-                <w:rFonts w:hint="eastAsia"/>
-                <w:color w:val="000000" w:themeColor="text1"/>
-              </w:rPr>
-              <w:t>Dir</w:t>
-            </w:r>
-            <w:r>
-              <w:rPr>
-                <w:rFonts w:hint="eastAsia"/>
-                <w:color w:val="000000" w:themeColor="text1"/>
-              </w:rPr>
-              <w:t xml:space="preserve">]: </w:t>
-            </w:r>
-            <w:r>
-              <w:rPr>
-                <w:rFonts w:hint="eastAsia"/>
-                <w:color w:val="000000" w:themeColor="text1"/>
-              </w:rPr>
-              <w:t>值为</w:t>
-            </w:r>
-            <w:r>
-              <w:rPr>
-                <w:rFonts w:hint="eastAsia"/>
-                <w:color w:val="000000" w:themeColor="text1"/>
-              </w:rPr>
-              <w:t xml:space="preserve"> true/false</w:t>
-            </w:r>
-            <w:r>
-              <w:rPr>
-                <w:rFonts w:hint="eastAsia"/>
-                <w:color w:val="000000" w:themeColor="text1"/>
-              </w:rPr>
-              <w:t>指定是否移除主目录</w:t>
-            </w:r>
-            <w:r>
-              <w:rPr>
-                <w:rFonts w:hint="eastAsia"/>
-                <w:color w:val="000000" w:themeColor="text1"/>
-              </w:rPr>
-              <w:t xml:space="preserve"> </w:t>
-            </w:r>
-            <w:r>
-              <w:rPr>
-                <w:rFonts w:hint="eastAsia"/>
-                <w:color w:val="000000" w:themeColor="text1"/>
-              </w:rPr>
-              <w:t>默认为</w:t>
-            </w:r>
-            <w:r>
-              <w:rPr>
-                <w:rFonts w:hint="eastAsia"/>
-                <w:color w:val="000000" w:themeColor="text1"/>
-              </w:rPr>
-              <w:t xml:space="preserve"> false</w:t>
+              <w:t xml:space="preserve">  </w:t>
+            </w:r>
+            <w:r>
+              <w:rPr>
+                <w:rFonts w:hint="eastAsia"/>
+                <w:color w:val="FF0000"/>
+              </w:rPr>
+              <w:t>类型：</w:t>
+            </w:r>
+            <w:r>
+              <w:rPr>
+                <w:rFonts w:hint="eastAsia"/>
+                <w:color w:val="FF0000"/>
+              </w:rPr>
+              <w:t>Bool</w:t>
             </w:r>
           </w:p>
         </w:tc>
@@ -7987,6 +9380,7 @@
               <w:rPr>
                 <w:color w:val="000000" w:themeColor="text1"/>
               </w:rPr>
+              <w:lastRenderedPageBreak/>
               <w:t>del</w:t>
             </w:r>
             <w:r>
@@ -8013,6 +9407,7 @@
               <w:ind w:leftChars="3" w:left="6"/>
               <w:jc w:val="left"/>
               <w:rPr>
+                <w:rFonts w:hint="eastAsia"/>
                 <w:color w:val="000000" w:themeColor="text1"/>
               </w:rPr>
             </w:pPr>
@@ -8043,6 +9438,29 @@
                 <w:color w:val="000000" w:themeColor="text1"/>
               </w:rPr>
               <w:t>指定用户组名</w:t>
+            </w:r>
+          </w:p>
+          <w:p>
+            <w:pPr>
+              <w:ind w:leftChars="3" w:left="6"/>
+              <w:jc w:val="left"/>
+              <w:rPr>
+                <w:color w:val="000000" w:themeColor="text1"/>
+              </w:rPr>
+            </w:pPr>
+            <w:r>
+              <w:rPr>
+                <w:rFonts w:hint="eastAsia"/>
+                <w:color w:val="FF0000"/>
+              </w:rPr>
+              <w:t>类型：</w:t>
+            </w:r>
+            <w:r>
+              <w:rPr>
+                <w:rFonts w:hint="eastAsia"/>
+                <w:color w:val="FF0000"/>
+              </w:rPr>
+              <w:t>string</w:t>
             </w:r>
           </w:p>
         </w:tc>
@@ -8267,6 +9685,27 @@
                 <w:color w:val="000000" w:themeColor="text1"/>
               </w:rPr>
             </w:pPr>
+            <w:r>
+              <w:rPr>
+                <w:rFonts w:hint="eastAsia"/>
+                <w:color w:val="000000" w:themeColor="text1"/>
+              </w:rPr>
+              <w:t xml:space="preserve">   </w:t>
+            </w:r>
+            <w:r>
+              <w:rPr>
+                <w:rFonts w:hint="eastAsia"/>
+                <w:color w:val="FF0000"/>
+              </w:rPr>
+              <w:t>类型：</w:t>
+            </w:r>
+            <w:r>
+              <w:rPr>
+                <w:rFonts w:hint="eastAsia"/>
+                <w:color w:val="FF0000"/>
+              </w:rPr>
+              <w:t>Bool</w:t>
+            </w:r>
           </w:p>
           <w:p>
             <w:pPr>
@@ -8875,6 +10314,27 @@
                 <w:color w:val="000000" w:themeColor="text1"/>
               </w:rPr>
             </w:pPr>
+            <w:r>
+              <w:rPr>
+                <w:rFonts w:hint="eastAsia"/>
+                <w:color w:val="000000" w:themeColor="text1"/>
+              </w:rPr>
+              <w:t xml:space="preserve">  </w:t>
+            </w:r>
+            <w:r>
+              <w:rPr>
+                <w:rFonts w:hint="eastAsia"/>
+                <w:color w:val="FF0000"/>
+              </w:rPr>
+              <w:t>类型：</w:t>
+            </w:r>
+            <w:r>
+              <w:rPr>
+                <w:rFonts w:hint="eastAsia"/>
+                <w:color w:val="FF0000"/>
+              </w:rPr>
+              <w:t>Bool</w:t>
+            </w:r>
           </w:p>
           <w:p>
             <w:pPr>
@@ -9003,7 +10463,6 @@
                 <w:rFonts w:hint="eastAsia"/>
                 <w:color w:val="000000" w:themeColor="text1"/>
               </w:rPr>
-              <w:lastRenderedPageBreak/>
               <w:t>不支持</w:t>
             </w:r>
             <w:r>
@@ -9113,7 +10572,6 @@
                 <w:rFonts w:hint="eastAsia"/>
                 <w:color w:val="FF0000"/>
               </w:rPr>
-              <w:lastRenderedPageBreak/>
               <w:t>ObjectArray /String</w:t>
             </w:r>
           </w:p>
@@ -9325,7 +10783,6 @@
                 <w:rFonts w:hint="eastAsia"/>
                 <w:color w:val="000000" w:themeColor="text1"/>
               </w:rPr>
-              <w:lastRenderedPageBreak/>
               <w:t xml:space="preserve"> </w:t>
             </w:r>
             <w:r>
@@ -9444,7 +10901,6 @@
                 <w:rFonts w:hint="eastAsia"/>
                 <w:color w:val="000000" w:themeColor="text1"/>
               </w:rPr>
-              <w:lastRenderedPageBreak/>
               <w:t>列出所有的用户</w:t>
             </w:r>
           </w:p>
@@ -9503,15 +10959,168 @@
                 <w:rFonts w:hint="eastAsia"/>
                 <w:color w:val="000000" w:themeColor="text1"/>
               </w:rPr>
+              <w:t>listGroups</w:t>
+            </w:r>
+          </w:p>
+        </w:tc>
+        <w:tc>
+          <w:tcPr>
+            <w:tcW w:w="2552" w:type="dxa"/>
+          </w:tcPr>
+          <w:p>
+            <w:pPr>
+              <w:ind w:left="33"/>
+              <w:jc w:val="left"/>
+              <w:rPr>
+                <w:color w:val="000000" w:themeColor="text1"/>
+              </w:rPr>
+            </w:pPr>
+            <w:r>
+              <w:rPr>
+                <w:rFonts w:hint="eastAsia"/>
+                <w:color w:val="000000" w:themeColor="text1"/>
+              </w:rPr>
+              <w:t>-</w:t>
+            </w:r>
+            <w:r>
+              <w:rPr>
+                <w:rFonts w:hint="eastAsia"/>
+                <w:color w:val="FF0000"/>
+              </w:rPr>
+              <w:t>[o</w:t>
+            </w:r>
+            <w:r>
+              <w:rPr>
+                <w:rFonts w:hint="eastAsia"/>
+                <w:color w:val="FF0000"/>
+              </w:rPr>
+              <w:t>ptionObj</w:t>
+            </w:r>
+            <w:r>
+              <w:rPr>
+                <w:rFonts w:hint="eastAsia"/>
+                <w:color w:val="FF0000"/>
+              </w:rPr>
+              <w:t>]</w:t>
+            </w:r>
+            <w:r>
+              <w:rPr>
+                <w:rFonts w:hint="eastAsia"/>
+                <w:color w:val="000000" w:themeColor="text1"/>
+              </w:rPr>
+              <w:t>：</w:t>
+            </w:r>
+          </w:p>
+          <w:p>
+            <w:pPr>
+              <w:ind w:left="33"/>
+              <w:jc w:val="left"/>
+              <w:rPr>
+                <w:color w:val="000000" w:themeColor="text1"/>
+              </w:rPr>
+            </w:pPr>
+            <w:r>
+              <w:rPr>
+                <w:rFonts w:hint="eastAsia"/>
+                <w:color w:val="000000" w:themeColor="text1"/>
+              </w:rPr>
+              <w:t xml:space="preserve">  -</w:t>
+            </w:r>
+            <w:r>
+              <w:rPr>
+                <w:rFonts w:hint="eastAsia"/>
+                <w:color w:val="000000" w:themeColor="text1"/>
+              </w:rPr>
+              <w:t>[</w:t>
+            </w:r>
+            <w:r>
+              <w:rPr>
+                <w:rFonts w:hint="eastAsia"/>
+                <w:color w:val="000000" w:themeColor="text1"/>
+              </w:rPr>
+              <w:t>detail</w:t>
+            </w:r>
+            <w:r>
+              <w:rPr>
+                <w:rFonts w:hint="eastAsia"/>
+                <w:color w:val="000000" w:themeColor="text1"/>
+              </w:rPr>
+              <w:t xml:space="preserve">] </w:t>
+            </w:r>
+            <w:r>
+              <w:rPr>
+                <w:rFonts w:hint="eastAsia"/>
+                <w:color w:val="000000" w:themeColor="text1"/>
+              </w:rPr>
+              <w:t>取值</w:t>
+            </w:r>
+            <w:r>
+              <w:rPr>
+                <w:rFonts w:hint="eastAsia"/>
+                <w:color w:val="000000" w:themeColor="text1"/>
+              </w:rPr>
+              <w:t xml:space="preserve">true/false </w:t>
+            </w:r>
+            <w:r>
+              <w:rPr>
+                <w:rFonts w:hint="eastAsia"/>
+                <w:color w:val="000000" w:themeColor="text1"/>
+              </w:rPr>
+              <w:t>是否展示详细信息。</w:t>
+            </w:r>
+            <w:r>
+              <w:rPr>
+                <w:rFonts w:hint="eastAsia"/>
+                <w:color w:val="000000" w:themeColor="text1"/>
+              </w:rPr>
+              <w:t xml:space="preserve"> </w:t>
+            </w:r>
+            <w:r>
+              <w:rPr>
+                <w:rFonts w:hint="eastAsia"/>
+                <w:color w:val="000000" w:themeColor="text1"/>
+              </w:rPr>
+              <w:t>默认：</w:t>
+            </w:r>
+            <w:r>
+              <w:rPr>
+                <w:rFonts w:hint="eastAsia"/>
+                <w:color w:val="000000" w:themeColor="text1"/>
+              </w:rPr>
+              <w:t>false</w:t>
+            </w:r>
+          </w:p>
+          <w:p>
+            <w:pPr>
+              <w:ind w:left="33"/>
+              <w:jc w:val="left"/>
+              <w:rPr>
+                <w:color w:val="000000" w:themeColor="text1"/>
+              </w:rPr>
+            </w:pPr>
+            <w:r>
+              <w:rPr>
+                <w:rFonts w:hint="eastAsia"/>
+                <w:color w:val="000000" w:themeColor="text1"/>
+              </w:rPr>
               <w:lastRenderedPageBreak/>
-              <w:t>listGroups</w:t>
-            </w:r>
-          </w:p>
-        </w:tc>
-        <w:tc>
-          <w:tcPr>
-            <w:tcW w:w="2552" w:type="dxa"/>
-          </w:tcPr>
+              <w:t xml:space="preserve">   </w:t>
+            </w:r>
+            <w:r>
+              <w:rPr>
+                <w:rFonts w:hint="eastAsia"/>
+                <w:color w:val="FF0000"/>
+              </w:rPr>
+              <w:t>类型：</w:t>
+            </w:r>
+            <w:r>
+              <w:rPr>
+                <w:rFonts w:hint="eastAsia"/>
+                <w:color w:val="FF0000"/>
+              </w:rPr>
+              <w:t>Bool</w:t>
+            </w:r>
+          </w:p>
           <w:p>
             <w:pPr>
               <w:ind w:left="33"/>
@@ -9532,28 +11141,70 @@
                 <w:rFonts w:hint="eastAsia"/>
                 <w:color w:val="FF0000"/>
               </w:rPr>
-              <w:t>[o</w:t>
-            </w:r>
-            <w:r>
-              <w:rPr>
-                <w:rFonts w:hint="eastAsia"/>
-                <w:color w:val="FF0000"/>
-              </w:rPr>
-              <w:t>ptionObj</w:t>
-            </w:r>
-            <w:r>
-              <w:rPr>
-                <w:rFonts w:hint="eastAsia"/>
-                <w:color w:val="FF0000"/>
-              </w:rPr>
-              <w:t>]</w:t>
-            </w:r>
-            <w:r>
-              <w:rPr>
-                <w:rFonts w:hint="eastAsia"/>
-                <w:color w:val="000000" w:themeColor="text1"/>
-              </w:rPr>
-              <w:t>：</w:t>
+              <w:t>[filterObj]</w:t>
+            </w:r>
+            <w:r>
+              <w:rPr>
+                <w:rFonts w:hint="eastAsia"/>
+                <w:color w:val="000000" w:themeColor="text1"/>
+              </w:rPr>
+              <w:t>：对对象进行过滤，类似于</w:t>
+            </w:r>
+            <w:r>
+              <w:rPr>
+                <w:rFonts w:hint="eastAsia"/>
+                <w:color w:val="000000" w:themeColor="text1"/>
+              </w:rPr>
+              <w:t>find</w:t>
+            </w:r>
+            <w:r>
+              <w:rPr>
+                <w:rFonts w:hint="eastAsia"/>
+                <w:color w:val="000000" w:themeColor="text1"/>
+              </w:rPr>
+              <w:t>的</w:t>
+            </w:r>
+            <w:r>
+              <w:rPr>
+                <w:rFonts w:hint="eastAsia"/>
+                <w:color w:val="000000" w:themeColor="text1"/>
+              </w:rPr>
+              <w:t>match</w:t>
+            </w:r>
+            <w:r>
+              <w:rPr>
+                <w:rFonts w:hint="eastAsia"/>
+                <w:color w:val="000000" w:themeColor="text1"/>
+              </w:rPr>
+              <w:t>条件，支持</w:t>
+            </w:r>
+            <w:r>
+              <w:rPr>
+                <w:rFonts w:hint="eastAsia"/>
+                <w:color w:val="000000" w:themeColor="text1"/>
+              </w:rPr>
+              <w:t>$or,$and,$not,</w:t>
+            </w:r>
+            <w:r>
+              <w:rPr>
+                <w:rFonts w:hint="eastAsia"/>
+                <w:color w:val="000000" w:themeColor="text1"/>
+              </w:rPr>
+              <w:t>语法和</w:t>
+            </w:r>
+            <w:r>
+              <w:rPr>
+                <w:rFonts w:hint="eastAsia"/>
+                <w:color w:val="000000" w:themeColor="text1"/>
+              </w:rPr>
+              <w:t>match</w:t>
+            </w:r>
+            <w:r>
+              <w:rPr>
+                <w:rFonts w:hint="eastAsia"/>
+                <w:color w:val="000000" w:themeColor="text1"/>
+              </w:rPr>
+              <w:t>一致，比较操作</w:t>
             </w:r>
           </w:p>
           <w:p>
@@ -9569,28 +11220,88 @@
                 <w:rFonts w:hint="eastAsia"/>
                 <w:color w:val="000000" w:themeColor="text1"/>
               </w:rPr>
-              <w:t xml:space="preserve">  -</w:t>
-            </w:r>
-            <w:r>
-              <w:rPr>
-                <w:rFonts w:hint="eastAsia"/>
-                <w:color w:val="000000" w:themeColor="text1"/>
-              </w:rPr>
-              <w:t>[</w:t>
-            </w:r>
-            <w:r>
-              <w:rPr>
-                <w:rFonts w:hint="eastAsia"/>
-                <w:color w:val="000000" w:themeColor="text1"/>
-              </w:rPr>
-              <w:t>detail</w:t>
-            </w:r>
-            <w:r>
-              <w:rPr>
-                <w:rFonts w:hint="eastAsia"/>
-                <w:color w:val="000000" w:themeColor="text1"/>
-              </w:rPr>
-              <w:t xml:space="preserve">] </w:t>
+              <w:t>符只支持隐含的</w:t>
+            </w:r>
+            <w:r>
+              <w:rPr>
+                <w:rFonts w:hint="eastAsia"/>
+                <w:color w:val="000000" w:themeColor="text1"/>
+              </w:rPr>
+              <w:t>,</w:t>
+            </w:r>
+            <w:r>
+              <w:rPr>
+                <w:rFonts w:hint="eastAsia"/>
+                <w:color w:val="000000" w:themeColor="text1"/>
+              </w:rPr>
+              <w:t>如：</w:t>
+            </w:r>
+            <w:r>
+              <w:rPr>
+                <w:rFonts w:hint="eastAsia"/>
+                <w:color w:val="000000" w:themeColor="text1"/>
+              </w:rPr>
+              <w:t>{a:1},</w:t>
+            </w:r>
+            <w:r>
+              <w:rPr>
+                <w:rFonts w:hint="eastAsia"/>
+                <w:color w:val="000000" w:themeColor="text1"/>
+              </w:rPr>
+              <w:t>不支持</w:t>
+            </w:r>
+            <w:r>
+              <w:rPr>
+                <w:rFonts w:hint="eastAsia"/>
+                <w:color w:val="000000" w:themeColor="text1"/>
+              </w:rPr>
+              <w:t>$gt,$lt</w:t>
+            </w:r>
+            <w:r>
+              <w:rPr>
+                <w:rFonts w:hint="eastAsia"/>
+                <w:color w:val="000000" w:themeColor="text1"/>
+              </w:rPr>
+              <w:t>等</w:t>
+            </w:r>
+          </w:p>
+          <w:p>
+            <w:pPr>
+              <w:ind w:left="33"/>
+              <w:jc w:val="left"/>
+              <w:rPr>
+                <w:color w:val="000000" w:themeColor="text1"/>
+              </w:rPr>
+            </w:pPr>
+          </w:p>
+          <w:p>
+            <w:pPr>
+              <w:ind w:left="33"/>
+              <w:jc w:val="left"/>
+              <w:rPr>
+                <w:color w:val="000000" w:themeColor="text1"/>
+              </w:rPr>
+            </w:pPr>
+            <w:r>
+              <w:rPr>
+                <w:rFonts w:hint="eastAsia"/>
+                <w:color w:val="000000" w:themeColor="text1"/>
+              </w:rPr>
+              <w:t>-</w:t>
+            </w:r>
+            <w:r>
+              <w:rPr>
+                <w:rFonts w:hint="eastAsia"/>
+                <w:color w:val="FF0000"/>
+              </w:rPr>
+              <w:t>[displayMode]</w:t>
+            </w:r>
+            <w:r>
+              <w:rPr>
+                <w:rFonts w:hint="eastAsia"/>
+                <w:color w:val="000000" w:themeColor="text1"/>
+              </w:rPr>
+              <w:t>:</w:t>
             </w:r>
             <w:r>
               <w:rPr>
@@ -9604,28 +11315,90 @@
                 <w:rFonts w:hint="eastAsia"/>
                 <w:color w:val="000000" w:themeColor="text1"/>
               </w:rPr>
-              <w:t xml:space="preserve">true/false </w:t>
-            </w:r>
-            <w:r>
-              <w:rPr>
-                <w:rFonts w:hint="eastAsia"/>
-                <w:color w:val="000000" w:themeColor="text1"/>
-              </w:rPr>
-              <w:t>是否展示详细信息。</w:t>
-            </w:r>
-            <w:r>
-              <w:rPr>
-                <w:rFonts w:hint="eastAsia"/>
-                <w:color w:val="000000" w:themeColor="text1"/>
-              </w:rPr>
-              <w:t xml:space="preserve"> </w:t>
-            </w:r>
-            <w:r>
-              <w:rPr>
-                <w:rFonts w:hint="eastAsia"/>
-                <w:color w:val="000000" w:themeColor="text1"/>
-              </w:rPr>
-              <w:t>默认：</w:t>
+              <w:t xml:space="preserve"> obj/str,</w:t>
+            </w:r>
+            <w:r>
+              <w:rPr>
+                <w:rFonts w:hint="eastAsia"/>
+                <w:color w:val="000000" w:themeColor="text1"/>
+              </w:rPr>
+              <w:t>默认为</w:t>
+            </w:r>
+            <w:r>
+              <w:rPr>
+                <w:rFonts w:hint="eastAsia"/>
+                <w:color w:val="000000" w:themeColor="text1"/>
+              </w:rPr>
+              <w:t xml:space="preserve">obj </w:t>
+            </w:r>
+            <w:r>
+              <w:rPr>
+                <w:rFonts w:hint="eastAsia"/>
+                <w:color w:val="000000" w:themeColor="text1"/>
+              </w:rPr>
+              <w:t>设置显示的模式</w:t>
+            </w:r>
+          </w:p>
+        </w:tc>
+        <w:tc>
+          <w:tcPr>
+            <w:tcW w:w="2693" w:type="dxa"/>
+          </w:tcPr>
+          <w:p>
+            <w:pPr>
+              <w:ind w:leftChars="16" w:left="34"/>
+              <w:jc w:val="left"/>
+              <w:rPr>
+                <w:color w:val="FF0000"/>
+              </w:rPr>
+            </w:pPr>
+            <w:r>
+              <w:rPr>
+                <w:rFonts w:hint="eastAsia"/>
+                <w:color w:val="FF0000"/>
+              </w:rPr>
+              <w:lastRenderedPageBreak/>
+              <w:t>Object</w:t>
+            </w:r>
+            <w:r>
+              <w:rPr>
+                <w:rFonts w:hint="eastAsia"/>
+                <w:color w:val="FF0000"/>
+              </w:rPr>
+              <w:t>Array/String</w:t>
+            </w:r>
+          </w:p>
+          <w:p>
+            <w:pPr>
+              <w:ind w:leftChars="16" w:left="34"/>
+              <w:jc w:val="left"/>
+              <w:rPr>
+                <w:color w:val="FF0000"/>
+              </w:rPr>
+            </w:pPr>
+          </w:p>
+          <w:p>
+            <w:pPr>
+              <w:ind w:leftChars="16" w:left="34"/>
+              <w:jc w:val="left"/>
+              <w:rPr>
+                <w:color w:val="000000" w:themeColor="text1"/>
+              </w:rPr>
+            </w:pPr>
+          </w:p>
+          <w:p>
+            <w:pPr>
+              <w:ind w:leftChars="16" w:left="34"/>
+              <w:jc w:val="left"/>
+              <w:rPr>
+                <w:color w:val="000000" w:themeColor="text1"/>
+              </w:rPr>
+            </w:pPr>
+            <w:r>
+              <w:rPr>
+                <w:color w:val="000000" w:themeColor="text1"/>
+              </w:rPr>
+              <w:t>detail:</w:t>
             </w:r>
             <w:r>
               <w:rPr>
@@ -9637,113 +11410,197 @@
           </w:p>
           <w:p>
             <w:pPr>
-              <w:ind w:left="33"/>
-              <w:jc w:val="left"/>
-              <w:rPr>
-                <w:color w:val="000000" w:themeColor="text1"/>
-              </w:rPr>
-            </w:pPr>
-          </w:p>
-          <w:p>
-            <w:pPr>
-              <w:ind w:left="33"/>
-              <w:jc w:val="left"/>
-              <w:rPr>
-                <w:color w:val="000000" w:themeColor="text1"/>
-              </w:rPr>
-            </w:pPr>
-            <w:r>
-              <w:rPr>
-                <w:rFonts w:hint="eastAsia"/>
-                <w:color w:val="000000" w:themeColor="text1"/>
-              </w:rPr>
-              <w:t>-</w:t>
-            </w:r>
-            <w:r>
-              <w:rPr>
-                <w:rFonts w:hint="eastAsia"/>
-                <w:color w:val="FF0000"/>
-              </w:rPr>
-              <w:t>[filterObj]</w:t>
-            </w:r>
-            <w:r>
-              <w:rPr>
-                <w:rFonts w:hint="eastAsia"/>
-                <w:color w:val="000000" w:themeColor="text1"/>
-              </w:rPr>
-              <w:t>：对对象进行过滤，类似于</w:t>
-            </w:r>
-            <w:r>
-              <w:rPr>
-                <w:rFonts w:hint="eastAsia"/>
-                <w:color w:val="000000" w:themeColor="text1"/>
-              </w:rPr>
-              <w:t>find</w:t>
-            </w:r>
-            <w:r>
-              <w:rPr>
-                <w:rFonts w:hint="eastAsia"/>
-                <w:color w:val="000000" w:themeColor="text1"/>
-              </w:rPr>
-              <w:t>的</w:t>
-            </w:r>
-            <w:r>
-              <w:rPr>
-                <w:rFonts w:hint="eastAsia"/>
-                <w:color w:val="000000" w:themeColor="text1"/>
-              </w:rPr>
-              <w:t>match</w:t>
-            </w:r>
-            <w:r>
-              <w:rPr>
-                <w:rFonts w:hint="eastAsia"/>
-                <w:color w:val="000000" w:themeColor="text1"/>
-              </w:rPr>
-              <w:t>条件，支持</w:t>
-            </w:r>
-            <w:r>
-              <w:rPr>
-                <w:rFonts w:hint="eastAsia"/>
-                <w:color w:val="000000" w:themeColor="text1"/>
-              </w:rPr>
-              <w:t>$or,$and,$not,</w:t>
-            </w:r>
-            <w:r>
-              <w:rPr>
-                <w:rFonts w:hint="eastAsia"/>
-                <w:color w:val="000000" w:themeColor="text1"/>
-              </w:rPr>
-              <w:t>语法和</w:t>
-            </w:r>
-            <w:r>
-              <w:rPr>
-                <w:rFonts w:hint="eastAsia"/>
-                <w:color w:val="000000" w:themeColor="text1"/>
-              </w:rPr>
-              <w:t>match</w:t>
-            </w:r>
-            <w:r>
-              <w:rPr>
-                <w:rFonts w:hint="eastAsia"/>
-                <w:color w:val="000000" w:themeColor="text1"/>
-              </w:rPr>
-              <w:t>一致，比较操作</w:t>
-            </w:r>
-          </w:p>
-          <w:p>
-            <w:pPr>
-              <w:ind w:left="33"/>
-              <w:jc w:val="left"/>
-              <w:rPr>
-                <w:color w:val="000000" w:themeColor="text1"/>
-              </w:rPr>
-            </w:pPr>
-            <w:r>
-              <w:rPr>
-                <w:rFonts w:hint="eastAsia"/>
-                <w:color w:val="000000" w:themeColor="text1"/>
-              </w:rPr>
-              <w:t>符只支持隐含的</w:t>
+              <w:ind w:leftChars="16" w:left="34"/>
+              <w:jc w:val="left"/>
+              <w:rPr>
+                <w:color w:val="000000" w:themeColor="text1"/>
+              </w:rPr>
+            </w:pPr>
+            <w:r>
+              <w:rPr>
+                <w:rFonts w:hint="eastAsia"/>
+                <w:color w:val="000000" w:themeColor="text1"/>
+              </w:rPr>
+              <w:lastRenderedPageBreak/>
+              <w:t>每个</w:t>
+            </w:r>
+            <w:r>
+              <w:rPr>
+                <w:rFonts w:hint="eastAsia"/>
+                <w:color w:val="000000" w:themeColor="text1"/>
+              </w:rPr>
+              <w:t>Object</w:t>
+            </w:r>
+            <w:r>
+              <w:rPr>
+                <w:rFonts w:hint="eastAsia"/>
+                <w:color w:val="000000" w:themeColor="text1"/>
+              </w:rPr>
+              <w:t>格式</w:t>
+            </w:r>
+          </w:p>
+          <w:p>
+            <w:pPr>
+              <w:ind w:leftChars="16" w:left="34"/>
+              <w:jc w:val="left"/>
+              <w:rPr>
+                <w:color w:val="000000" w:themeColor="text1"/>
+              </w:rPr>
+            </w:pPr>
+            <w:r>
+              <w:rPr>
+                <w:rFonts w:hint="eastAsia"/>
+                <w:color w:val="000000" w:themeColor="text1"/>
+              </w:rPr>
+              <w:t>{</w:t>
+            </w:r>
+          </w:p>
+          <w:p>
+            <w:pPr>
+              <w:ind w:leftChars="16" w:left="34"/>
+              <w:jc w:val="left"/>
+              <w:rPr>
+                <w:color w:val="000000" w:themeColor="text1"/>
+              </w:rPr>
+            </w:pPr>
+            <w:r>
+              <w:rPr>
+                <w:rFonts w:hint="eastAsia"/>
+                <w:color w:val="000000" w:themeColor="text1"/>
+              </w:rPr>
+              <w:t xml:space="preserve">  name:</w:t>
+            </w:r>
+            <w:r>
+              <w:rPr>
+                <w:rFonts w:hint="eastAsia"/>
+                <w:color w:val="000000" w:themeColor="text1"/>
+              </w:rPr>
+              <w:t>"xxxx"</w:t>
+            </w:r>
+          </w:p>
+          <w:p>
+            <w:pPr>
+              <w:ind w:leftChars="16" w:left="34"/>
+              <w:jc w:val="left"/>
+              <w:rPr>
+                <w:color w:val="000000" w:themeColor="text1"/>
+              </w:rPr>
+            </w:pPr>
+            <w:r>
+              <w:rPr>
+                <w:rFonts w:hint="eastAsia"/>
+                <w:color w:val="000000" w:themeColor="text1"/>
+              </w:rPr>
+              <w:t>}</w:t>
+            </w:r>
+          </w:p>
+          <w:p>
+            <w:pPr>
+              <w:ind w:leftChars="16" w:left="34"/>
+              <w:jc w:val="left"/>
+              <w:rPr>
+                <w:color w:val="000000" w:themeColor="text1"/>
+              </w:rPr>
+            </w:pPr>
+          </w:p>
+          <w:p>
+            <w:pPr>
+              <w:ind w:leftChars="16" w:left="34"/>
+              <w:jc w:val="left"/>
+              <w:rPr>
+                <w:color w:val="000000" w:themeColor="text1"/>
+              </w:rPr>
+            </w:pPr>
+            <w:r>
+              <w:rPr>
+                <w:color w:val="000000" w:themeColor="text1"/>
+              </w:rPr>
+              <w:t>detail:</w:t>
+            </w:r>
+            <w:r>
+              <w:rPr>
+                <w:rFonts w:hint="eastAsia"/>
+                <w:color w:val="000000" w:themeColor="text1"/>
+              </w:rPr>
+              <w:t>true</w:t>
+            </w:r>
+          </w:p>
+          <w:p>
+            <w:pPr>
+              <w:ind w:leftChars="16" w:left="34"/>
+              <w:jc w:val="left"/>
+              <w:rPr>
+                <w:color w:val="000000" w:themeColor="text1"/>
+              </w:rPr>
+            </w:pPr>
+            <w:r>
+              <w:rPr>
+                <w:rFonts w:hint="eastAsia"/>
+                <w:color w:val="000000" w:themeColor="text1"/>
+              </w:rPr>
+              <w:t>每个</w:t>
+            </w:r>
+            <w:r>
+              <w:rPr>
+                <w:rFonts w:hint="eastAsia"/>
+                <w:color w:val="000000" w:themeColor="text1"/>
+              </w:rPr>
+              <w:t>Object</w:t>
+            </w:r>
+            <w:r>
+              <w:rPr>
+                <w:rFonts w:hint="eastAsia"/>
+                <w:color w:val="000000" w:themeColor="text1"/>
+              </w:rPr>
+              <w:t>格式</w:t>
+            </w:r>
+          </w:p>
+          <w:p>
+            <w:pPr>
+              <w:ind w:leftChars="16" w:left="34"/>
+              <w:jc w:val="left"/>
+              <w:rPr>
+                <w:color w:val="000000" w:themeColor="text1"/>
+              </w:rPr>
+            </w:pPr>
+            <w:r>
+              <w:rPr>
+                <w:rFonts w:hint="eastAsia"/>
+                <w:color w:val="000000" w:themeColor="text1"/>
+              </w:rPr>
+              <w:t>{</w:t>
+            </w:r>
+          </w:p>
+          <w:p>
+            <w:pPr>
+              <w:ind w:leftChars="16" w:left="34"/>
+              <w:jc w:val="left"/>
+              <w:rPr>
+                <w:color w:val="000000" w:themeColor="text1"/>
+              </w:rPr>
+            </w:pPr>
+            <w:r>
+              <w:rPr>
+                <w:rFonts w:hint="eastAsia"/>
+                <w:color w:val="000000" w:themeColor="text1"/>
+              </w:rPr>
+              <w:t xml:space="preserve">  name:"xxxx",</w:t>
+            </w:r>
+          </w:p>
+          <w:p>
+            <w:pPr>
+              <w:ind w:leftChars="16" w:left="34"/>
+              <w:jc w:val="left"/>
+              <w:rPr>
+                <w:color w:val="000000" w:themeColor="text1"/>
+              </w:rPr>
+            </w:pPr>
+            <w:r>
+              <w:rPr>
+                <w:rFonts w:hint="eastAsia"/>
+                <w:color w:val="000000" w:themeColor="text1"/>
+              </w:rPr>
+              <w:t xml:space="preserve">  gid:"xx"</w:t>
             </w:r>
             <w:r>
               <w:rPr>
@@ -9752,142 +11609,21 @@
               </w:rPr>
               <w:t>,</w:t>
             </w:r>
-            <w:r>
-              <w:rPr>
-                <w:rFonts w:hint="eastAsia"/>
-                <w:color w:val="000000" w:themeColor="text1"/>
-              </w:rPr>
-              <w:t>如：</w:t>
-            </w:r>
-            <w:r>
-              <w:rPr>
-                <w:rFonts w:hint="eastAsia"/>
-                <w:color w:val="000000" w:themeColor="text1"/>
-              </w:rPr>
-              <w:t>{a:1},</w:t>
-            </w:r>
-            <w:r>
-              <w:rPr>
-                <w:rFonts w:hint="eastAsia"/>
-                <w:color w:val="000000" w:themeColor="text1"/>
-              </w:rPr>
-              <w:t>不支持</w:t>
-            </w:r>
-            <w:r>
-              <w:rPr>
-                <w:rFonts w:hint="eastAsia"/>
-                <w:color w:val="000000" w:themeColor="text1"/>
-              </w:rPr>
-              <w:t>$gt,$lt</w:t>
-            </w:r>
-            <w:r>
-              <w:rPr>
-                <w:rFonts w:hint="eastAsia"/>
-                <w:color w:val="000000" w:themeColor="text1"/>
-              </w:rPr>
-              <w:t>等</w:t>
-            </w:r>
-          </w:p>
-          <w:p>
-            <w:pPr>
-              <w:ind w:left="33"/>
-              <w:jc w:val="left"/>
-              <w:rPr>
-                <w:color w:val="000000" w:themeColor="text1"/>
-              </w:rPr>
-            </w:pPr>
-          </w:p>
-          <w:p>
-            <w:pPr>
-              <w:ind w:left="33"/>
-              <w:jc w:val="left"/>
-              <w:rPr>
-                <w:color w:val="000000" w:themeColor="text1"/>
-              </w:rPr>
-            </w:pPr>
-            <w:r>
-              <w:rPr>
-                <w:rFonts w:hint="eastAsia"/>
-                <w:color w:val="000000" w:themeColor="text1"/>
-              </w:rPr>
-              <w:t>-</w:t>
-            </w:r>
-            <w:r>
-              <w:rPr>
-                <w:rFonts w:hint="eastAsia"/>
-                <w:color w:val="FF0000"/>
-              </w:rPr>
-              <w:t>[displayMode]</w:t>
-            </w:r>
-            <w:r>
-              <w:rPr>
-                <w:rFonts w:hint="eastAsia"/>
-                <w:color w:val="000000" w:themeColor="text1"/>
-              </w:rPr>
-              <w:t>:</w:t>
-            </w:r>
-            <w:r>
-              <w:rPr>
-                <w:rFonts w:hint="eastAsia"/>
-                <w:color w:val="000000" w:themeColor="text1"/>
-              </w:rPr>
-              <w:t>取值</w:t>
-            </w:r>
-            <w:r>
-              <w:rPr>
-                <w:rFonts w:hint="eastAsia"/>
-                <w:color w:val="000000" w:themeColor="text1"/>
-              </w:rPr>
-              <w:t xml:space="preserve"> obj/str,</w:t>
-            </w:r>
-            <w:r>
-              <w:rPr>
-                <w:rFonts w:hint="eastAsia"/>
-                <w:color w:val="000000" w:themeColor="text1"/>
-              </w:rPr>
-              <w:t>默认为</w:t>
-            </w:r>
-            <w:r>
-              <w:rPr>
-                <w:rFonts w:hint="eastAsia"/>
-                <w:color w:val="000000" w:themeColor="text1"/>
-              </w:rPr>
-              <w:t xml:space="preserve">obj </w:t>
-            </w:r>
-            <w:r>
-              <w:rPr>
-                <w:rFonts w:hint="eastAsia"/>
-                <w:color w:val="000000" w:themeColor="text1"/>
-              </w:rPr>
-              <w:t>设置显示的模式</w:t>
-            </w:r>
-          </w:p>
-        </w:tc>
-        <w:tc>
-          <w:tcPr>
-            <w:tcW w:w="2693" w:type="dxa"/>
-          </w:tcPr>
+          </w:p>
           <w:p>
             <w:pPr>
               <w:ind w:leftChars="16" w:left="34"/>
               <w:jc w:val="left"/>
               <w:rPr>
-                <w:color w:val="FF0000"/>
-              </w:rPr>
-            </w:pPr>
-            <w:r>
-              <w:rPr>
-                <w:rFonts w:hint="eastAsia"/>
-                <w:color w:val="FF0000"/>
-              </w:rPr>
-              <w:t>Object</w:t>
-            </w:r>
-            <w:r>
-              <w:rPr>
-                <w:rFonts w:hint="eastAsia"/>
-                <w:color w:val="FF0000"/>
-              </w:rPr>
-              <w:t>Array/String</w:t>
+                <w:color w:val="000000" w:themeColor="text1"/>
+              </w:rPr>
+            </w:pPr>
+            <w:r>
+              <w:rPr>
+                <w:rFonts w:hint="eastAsia"/>
+                <w:color w:val="000000" w:themeColor="text1"/>
+              </w:rPr>
+              <w:t xml:space="preserve">  member:[ "xxx" , "xxx" , "xxx" ]</w:t>
             </w:r>
           </w:p>
           <w:p>
@@ -9895,115 +11631,6 @@
               <w:ind w:leftChars="16" w:left="34"/>
               <w:jc w:val="left"/>
               <w:rPr>
-                <w:color w:val="FF0000"/>
-              </w:rPr>
-            </w:pPr>
-          </w:p>
-          <w:p>
-            <w:pPr>
-              <w:ind w:leftChars="16" w:left="34"/>
-              <w:jc w:val="left"/>
-              <w:rPr>
-                <w:color w:val="000000" w:themeColor="text1"/>
-              </w:rPr>
-            </w:pPr>
-          </w:p>
-          <w:p>
-            <w:pPr>
-              <w:ind w:leftChars="16" w:left="34"/>
-              <w:jc w:val="left"/>
-              <w:rPr>
-                <w:color w:val="000000" w:themeColor="text1"/>
-              </w:rPr>
-            </w:pPr>
-            <w:r>
-              <w:rPr>
-                <w:color w:val="000000" w:themeColor="text1"/>
-              </w:rPr>
-              <w:t>detail:</w:t>
-            </w:r>
-            <w:r>
-              <w:rPr>
-                <w:rFonts w:hint="eastAsia"/>
-                <w:color w:val="000000" w:themeColor="text1"/>
-              </w:rPr>
-              <w:t>false</w:t>
-            </w:r>
-          </w:p>
-          <w:p>
-            <w:pPr>
-              <w:ind w:leftChars="16" w:left="34"/>
-              <w:jc w:val="left"/>
-              <w:rPr>
-                <w:color w:val="000000" w:themeColor="text1"/>
-              </w:rPr>
-            </w:pPr>
-            <w:r>
-              <w:rPr>
-                <w:rFonts w:hint="eastAsia"/>
-                <w:color w:val="000000" w:themeColor="text1"/>
-              </w:rPr>
-              <w:t>每个</w:t>
-            </w:r>
-            <w:r>
-              <w:rPr>
-                <w:rFonts w:hint="eastAsia"/>
-                <w:color w:val="000000" w:themeColor="text1"/>
-              </w:rPr>
-              <w:t>Object</w:t>
-            </w:r>
-            <w:r>
-              <w:rPr>
-                <w:rFonts w:hint="eastAsia"/>
-                <w:color w:val="000000" w:themeColor="text1"/>
-              </w:rPr>
-              <w:t>格式</w:t>
-            </w:r>
-          </w:p>
-          <w:p>
-            <w:pPr>
-              <w:ind w:leftChars="16" w:left="34"/>
-              <w:jc w:val="left"/>
-              <w:rPr>
-                <w:color w:val="000000" w:themeColor="text1"/>
-              </w:rPr>
-            </w:pPr>
-            <w:r>
-              <w:rPr>
-                <w:rFonts w:hint="eastAsia"/>
-                <w:color w:val="000000" w:themeColor="text1"/>
-              </w:rPr>
-              <w:t>{</w:t>
-            </w:r>
-          </w:p>
-          <w:p>
-            <w:pPr>
-              <w:ind w:leftChars="16" w:left="34"/>
-              <w:jc w:val="left"/>
-              <w:rPr>
-                <w:color w:val="000000" w:themeColor="text1"/>
-              </w:rPr>
-            </w:pPr>
-            <w:r>
-              <w:rPr>
-                <w:rFonts w:hint="eastAsia"/>
-                <w:color w:val="000000" w:themeColor="text1"/>
-              </w:rPr>
-              <w:t xml:space="preserve">  name:</w:t>
-            </w:r>
-            <w:r>
-              <w:rPr>
-                <w:rFonts w:hint="eastAsia"/>
-                <w:color w:val="000000" w:themeColor="text1"/>
-              </w:rPr>
-              <w:t>"xxxx"</w:t>
-            </w:r>
-          </w:p>
-          <w:p>
-            <w:pPr>
-              <w:ind w:leftChars="16" w:left="34"/>
-              <w:jc w:val="left"/>
-              <w:rPr>
                 <w:color w:val="000000" w:themeColor="text1"/>
               </w:rPr>
             </w:pPr>
@@ -10015,154 +11642,6 @@
               <w:t>}</w:t>
             </w:r>
           </w:p>
-          <w:p>
-            <w:pPr>
-              <w:ind w:leftChars="16" w:left="34"/>
-              <w:jc w:val="left"/>
-              <w:rPr>
-                <w:color w:val="000000" w:themeColor="text1"/>
-              </w:rPr>
-            </w:pPr>
-          </w:p>
-          <w:p>
-            <w:pPr>
-              <w:ind w:leftChars="16" w:left="34"/>
-              <w:jc w:val="left"/>
-              <w:rPr>
-                <w:color w:val="000000" w:themeColor="text1"/>
-              </w:rPr>
-            </w:pPr>
-            <w:r>
-              <w:rPr>
-                <w:color w:val="000000" w:themeColor="text1"/>
-              </w:rPr>
-              <w:t>detail:</w:t>
-            </w:r>
-            <w:r>
-              <w:rPr>
-                <w:rFonts w:hint="eastAsia"/>
-                <w:color w:val="000000" w:themeColor="text1"/>
-              </w:rPr>
-              <w:t>true</w:t>
-            </w:r>
-          </w:p>
-          <w:p>
-            <w:pPr>
-              <w:ind w:leftChars="16" w:left="34"/>
-              <w:jc w:val="left"/>
-              <w:rPr>
-                <w:color w:val="000000" w:themeColor="text1"/>
-              </w:rPr>
-            </w:pPr>
-            <w:r>
-              <w:rPr>
-                <w:rFonts w:hint="eastAsia"/>
-                <w:color w:val="000000" w:themeColor="text1"/>
-              </w:rPr>
-              <w:t>每个</w:t>
-            </w:r>
-            <w:r>
-              <w:rPr>
-                <w:rFonts w:hint="eastAsia"/>
-                <w:color w:val="000000" w:themeColor="text1"/>
-              </w:rPr>
-              <w:t>Object</w:t>
-            </w:r>
-            <w:r>
-              <w:rPr>
-                <w:rFonts w:hint="eastAsia"/>
-                <w:color w:val="000000" w:themeColor="text1"/>
-              </w:rPr>
-              <w:t>格式</w:t>
-            </w:r>
-          </w:p>
-          <w:p>
-            <w:pPr>
-              <w:ind w:leftChars="16" w:left="34"/>
-              <w:jc w:val="left"/>
-              <w:rPr>
-                <w:color w:val="000000" w:themeColor="text1"/>
-              </w:rPr>
-            </w:pPr>
-            <w:r>
-              <w:rPr>
-                <w:rFonts w:hint="eastAsia"/>
-                <w:color w:val="000000" w:themeColor="text1"/>
-              </w:rPr>
-              <w:t>{</w:t>
-            </w:r>
-          </w:p>
-          <w:p>
-            <w:pPr>
-              <w:ind w:leftChars="16" w:left="34"/>
-              <w:jc w:val="left"/>
-              <w:rPr>
-                <w:color w:val="000000" w:themeColor="text1"/>
-              </w:rPr>
-            </w:pPr>
-            <w:r>
-              <w:rPr>
-                <w:rFonts w:hint="eastAsia"/>
-                <w:color w:val="000000" w:themeColor="text1"/>
-              </w:rPr>
-              <w:t xml:space="preserve">  name:"xxxx",</w:t>
-            </w:r>
-          </w:p>
-          <w:p>
-            <w:pPr>
-              <w:ind w:leftChars="16" w:left="34"/>
-              <w:jc w:val="left"/>
-              <w:rPr>
-                <w:color w:val="000000" w:themeColor="text1"/>
-              </w:rPr>
-            </w:pPr>
-            <w:r>
-              <w:rPr>
-                <w:rFonts w:hint="eastAsia"/>
-                <w:color w:val="000000" w:themeColor="text1"/>
-              </w:rPr>
-              <w:t xml:space="preserve">  gid:"xx"</w:t>
-            </w:r>
-            <w:r>
-              <w:rPr>
-                <w:rFonts w:hint="eastAsia"/>
-                <w:color w:val="000000" w:themeColor="text1"/>
-              </w:rPr>
-              <w:t>,</w:t>
-            </w:r>
-          </w:p>
-          <w:p>
-            <w:pPr>
-              <w:ind w:leftChars="16" w:left="34"/>
-              <w:jc w:val="left"/>
-              <w:rPr>
-                <w:color w:val="000000" w:themeColor="text1"/>
-              </w:rPr>
-            </w:pPr>
-            <w:r>
-              <w:rPr>
-                <w:rFonts w:hint="eastAsia"/>
-                <w:color w:val="000000" w:themeColor="text1"/>
-              </w:rPr>
-              <w:t xml:space="preserve">  member:[ "xxx" , "xxx" , "xxx" ]</w:t>
-            </w:r>
-          </w:p>
-          <w:p>
-            <w:pPr>
-              <w:ind w:leftChars="16" w:left="34"/>
-              <w:jc w:val="left"/>
-              <w:rPr>
-                <w:color w:val="000000" w:themeColor="text1"/>
-              </w:rPr>
-            </w:pPr>
-            <w:r>
-              <w:rPr>
-                <w:rFonts w:hint="eastAsia"/>
-                <w:color w:val="000000" w:themeColor="text1"/>
-              </w:rPr>
-              <w:t>}</w:t>
-            </w:r>
-          </w:p>
         </w:tc>
         <w:tc>
           <w:tcPr>
@@ -10181,6 +11660,7 @@
                 <w:rFonts w:hint="eastAsia"/>
                 <w:color w:val="000000" w:themeColor="text1"/>
               </w:rPr>
+              <w:lastRenderedPageBreak/>
               <w:t>列出所有用户组</w:t>
             </w:r>
           </w:p>
@@ -10225,6 +11705,7 @@
                 <w:rFonts w:hint="eastAsia"/>
                 <w:color w:val="000000" w:themeColor="text1"/>
               </w:rPr>
+              <w:lastRenderedPageBreak/>
               <w:t>getCurrentUser</w:t>
             </w:r>
           </w:p>
@@ -10432,7 +11913,8 @@
               <w:ind w:left="33"/>
               <w:jc w:val="left"/>
               <w:rPr>
-                <w:color w:val="000000" w:themeColor="text1"/>
+                <w:rFonts w:hint="eastAsia"/>
+                <w:color w:val="FF0000"/>
               </w:rPr>
             </w:pPr>
             <w:r>
@@ -10461,6 +11943,36 @@
                 <w:color w:val="FF0000"/>
               </w:rPr>
               <w:t>ame</w:t>
+            </w:r>
+          </w:p>
+          <w:p>
+            <w:pPr>
+              <w:ind w:left="33"/>
+              <w:jc w:val="left"/>
+              <w:rPr>
+                <w:color w:val="000000" w:themeColor="text1"/>
+              </w:rPr>
+            </w:pPr>
+            <w:r>
+              <w:rPr>
+                <w:rFonts w:hint="eastAsia"/>
+                <w:color w:val="FF0000"/>
+              </w:rPr>
+              <w:t xml:space="preserve">  </w:t>
+            </w:r>
+            <w:r>
+              <w:rPr>
+                <w:rFonts w:hint="eastAsia"/>
+                <w:color w:val="FF0000"/>
+              </w:rPr>
+              <w:t>类型：</w:t>
+            </w:r>
+            <w:r>
+              <w:rPr>
+                <w:rFonts w:hint="eastAsia"/>
+                <w:color w:val="FF0000"/>
+              </w:rPr>
+              <w:t>string</w:t>
             </w:r>
           </w:p>
         </w:tc>
@@ -10559,7 +12071,8 @@
               <w:ind w:left="33"/>
               <w:jc w:val="left"/>
               <w:rPr>
-                <w:color w:val="000000" w:themeColor="text1"/>
+                <w:rFonts w:hint="eastAsia"/>
+                <w:color w:val="FF0000"/>
               </w:rPr>
             </w:pPr>
             <w:r>
@@ -10575,6 +12088,36 @@
                 <w:color w:val="FF0000"/>
               </w:rPr>
               <w:t xml:space="preserve"> groupName</w:t>
+            </w:r>
+          </w:p>
+          <w:p>
+            <w:pPr>
+              <w:ind w:left="33"/>
+              <w:jc w:val="left"/>
+              <w:rPr>
+                <w:color w:val="000000" w:themeColor="text1"/>
+              </w:rPr>
+            </w:pPr>
+            <w:r>
+              <w:rPr>
+                <w:rFonts w:hint="eastAsia"/>
+                <w:color w:val="FF0000"/>
+              </w:rPr>
+              <w:t xml:space="preserve">  </w:t>
+            </w:r>
+            <w:r>
+              <w:rPr>
+                <w:rFonts w:hint="eastAsia"/>
+                <w:color w:val="FF0000"/>
+              </w:rPr>
+              <w:t>类型：</w:t>
+            </w:r>
+            <w:r>
+              <w:rPr>
+                <w:rFonts w:hint="eastAsia"/>
+                <w:color w:val="FF0000"/>
+              </w:rPr>
+              <w:t>string</w:t>
             </w:r>
           </w:p>
         </w:tc>
@@ -10862,7 +12405,6 @@
                 <w:rFonts w:hint="eastAsia"/>
                 <w:color w:val="FF0000"/>
               </w:rPr>
-              <w:lastRenderedPageBreak/>
               <w:t xml:space="preserve"> "nofiles" : "xx"</w:t>
             </w:r>
           </w:p>
@@ -10941,7 +12483,6 @@
                 <w:rFonts w:hint="eastAsia"/>
                 <w:color w:val="000000" w:themeColor="text1"/>
               </w:rPr>
-              <w:lastRenderedPageBreak/>
               <w:t>获取</w:t>
             </w:r>
             <w:r>
@@ -11014,50 +12555,170 @@
                 <w:rFonts w:hint="eastAsia"/>
                 <w:color w:val="7F7F7F" w:themeColor="text1" w:themeTint="80"/>
               </w:rPr>
+              <w:t>set</w:t>
+            </w:r>
+            <w:r>
+              <w:rPr>
+                <w:rFonts w:hint="eastAsia"/>
+                <w:color w:val="7F7F7F" w:themeColor="text1" w:themeTint="80"/>
+              </w:rPr>
+              <w:t>UlimitConfigs</w:t>
+            </w:r>
+          </w:p>
+        </w:tc>
+        <w:tc>
+          <w:tcPr>
+            <w:tcW w:w="2552" w:type="dxa"/>
+          </w:tcPr>
+          <w:p>
+            <w:pPr>
+              <w:ind w:left="33"/>
+              <w:jc w:val="left"/>
+              <w:rPr>
+                <w:color w:val="FF0000"/>
+              </w:rPr>
+            </w:pPr>
+            <w:r>
+              <w:rPr>
+                <w:rFonts w:hint="eastAsia"/>
+                <w:color w:val="FF0000"/>
+              </w:rPr>
+              <w:t>-config</w:t>
+            </w:r>
+            <w:r>
+              <w:rPr>
+                <w:rFonts w:hint="eastAsia"/>
+                <w:color w:val="FF0000"/>
+              </w:rPr>
+              <w:t>s</w:t>
+            </w:r>
+            <w:r>
+              <w:rPr>
+                <w:rFonts w:hint="eastAsia"/>
+                <w:color w:val="FF0000"/>
+              </w:rPr>
+              <w:t>Obj</w:t>
+            </w:r>
+          </w:p>
+          <w:p>
+            <w:pPr>
+              <w:ind w:left="33"/>
+              <w:jc w:val="left"/>
+              <w:rPr>
+                <w:rFonts w:hint="eastAsia"/>
+                <w:color w:val="000000" w:themeColor="text1"/>
+              </w:rPr>
+            </w:pPr>
+            <w:r>
+              <w:rPr>
+                <w:rFonts w:hint="eastAsia"/>
+                <w:color w:val="FF0000"/>
+              </w:rPr>
+              <w:t xml:space="preserve"> </w:t>
+            </w:r>
+            <w:r>
+              <w:rPr>
+                <w:rFonts w:hint="eastAsia"/>
+                <w:color w:val="000000" w:themeColor="text1"/>
+              </w:rPr>
+              <w:t xml:space="preserve"> -[time]</w:t>
+            </w:r>
+            <w:r>
+              <w:rPr>
+                <w:rFonts w:hint="eastAsia"/>
+                <w:color w:val="000000" w:themeColor="text1"/>
+              </w:rPr>
+              <w:t>：指定每个进程所使用的秒数，单位：</w:t>
+            </w:r>
+            <w:r>
+              <w:rPr>
+                <w:rFonts w:hint="eastAsia"/>
+                <w:color w:val="000000" w:themeColor="text1"/>
+              </w:rPr>
+              <w:t>seconds</w:t>
+            </w:r>
+          </w:p>
+          <w:p>
+            <w:pPr>
+              <w:ind w:left="33"/>
+              <w:jc w:val="left"/>
+              <w:rPr>
+                <w:color w:val="000000" w:themeColor="text1"/>
+              </w:rPr>
+            </w:pPr>
+            <w:r>
+              <w:rPr>
+                <w:rFonts w:hint="eastAsia"/>
+                <w:color w:val="000000" w:themeColor="text1"/>
+              </w:rPr>
               <w:lastRenderedPageBreak/>
-              <w:t>set</w:t>
-            </w:r>
-            <w:r>
-              <w:rPr>
-                <w:rFonts w:hint="eastAsia"/>
-                <w:color w:val="7F7F7F" w:themeColor="text1" w:themeTint="80"/>
-              </w:rPr>
-              <w:t>UlimitConfigs</w:t>
-            </w:r>
-          </w:p>
-        </w:tc>
-        <w:tc>
-          <w:tcPr>
-            <w:tcW w:w="2552" w:type="dxa"/>
-          </w:tcPr>
+              <w:t xml:space="preserve">   </w:t>
+            </w:r>
+            <w:r>
+              <w:rPr>
+                <w:rFonts w:hint="eastAsia"/>
+                <w:color w:val="FF0000"/>
+              </w:rPr>
+              <w:t>类型：</w:t>
+            </w:r>
+            <w:r>
+              <w:rPr>
+                <w:rFonts w:hint="eastAsia"/>
+                <w:color w:val="FF0000"/>
+              </w:rPr>
+              <w:t>string</w:t>
+            </w:r>
+          </w:p>
           <w:p>
             <w:pPr>
               <w:ind w:left="33"/>
               <w:jc w:val="left"/>
               <w:rPr>
-                <w:color w:val="FF0000"/>
-              </w:rPr>
-            </w:pPr>
-            <w:r>
-              <w:rPr>
-                <w:rFonts w:hint="eastAsia"/>
-                <w:color w:val="FF0000"/>
-              </w:rPr>
-              <w:t>-config</w:t>
-            </w:r>
-            <w:r>
-              <w:rPr>
-                <w:rFonts w:hint="eastAsia"/>
-                <w:color w:val="FF0000"/>
-              </w:rPr>
-              <w:t>s</w:t>
-            </w:r>
-            <w:r>
-              <w:rPr>
-                <w:rFonts w:hint="eastAsia"/>
-                <w:color w:val="FF0000"/>
-              </w:rPr>
-              <w:t>Obj</w:t>
+                <w:rFonts w:hint="eastAsia"/>
+                <w:color w:val="000000" w:themeColor="text1"/>
+              </w:rPr>
+            </w:pPr>
+            <w:r>
+              <w:rPr>
+                <w:rFonts w:hint="eastAsia"/>
+                <w:color w:val="000000" w:themeColor="text1"/>
+              </w:rPr>
+              <w:t xml:space="preserve">  -[fsize</w:t>
+            </w:r>
+            <w:r>
+              <w:rPr>
+                <w:rFonts w:hint="eastAsia"/>
+                <w:color w:val="000000" w:themeColor="text1"/>
+              </w:rPr>
+              <w:t>]</w:t>
+            </w:r>
+            <w:r>
+              <w:rPr>
+                <w:rFonts w:hint="eastAsia"/>
+                <w:color w:val="000000" w:themeColor="text1"/>
+              </w:rPr>
+              <w:t>：设置创建文件的最大值</w:t>
+            </w:r>
+            <w:r>
+              <w:rPr>
+                <w:rFonts w:hint="eastAsia"/>
+                <w:color w:val="000000" w:themeColor="text1"/>
+              </w:rPr>
+              <w:t xml:space="preserve"> </w:t>
+            </w:r>
+            <w:r>
+              <w:rPr>
+                <w:rFonts w:hint="eastAsia"/>
+                <w:color w:val="000000" w:themeColor="text1"/>
+              </w:rPr>
+              <w:t>单位：</w:t>
+            </w:r>
+            <w:r>
+              <w:rPr>
+                <w:rFonts w:hint="eastAsia"/>
+                <w:color w:val="000000" w:themeColor="text1"/>
+              </w:rPr>
+              <w:t>blocks</w:t>
             </w:r>
           </w:p>
           <w:p>
@@ -11071,7 +12732,111 @@
             <w:r>
               <w:rPr>
                 <w:rFonts w:hint="eastAsia"/>
-                <w:color w:val="FF0000"/>
+                <w:color w:val="000000" w:themeColor="text1"/>
+              </w:rPr>
+              <w:t xml:space="preserve">   </w:t>
+            </w:r>
+            <w:r>
+              <w:rPr>
+                <w:rFonts w:hint="eastAsia"/>
+                <w:color w:val="FF0000"/>
+              </w:rPr>
+              <w:t>类型：</w:t>
+            </w:r>
+            <w:r>
+              <w:rPr>
+                <w:rFonts w:hint="eastAsia"/>
+                <w:color w:val="FF0000"/>
+              </w:rPr>
+              <w:t>string</w:t>
+            </w:r>
+          </w:p>
+          <w:p>
+            <w:pPr>
+              <w:ind w:left="33"/>
+              <w:jc w:val="left"/>
+              <w:rPr>
+                <w:color w:val="000000" w:themeColor="text1"/>
+              </w:rPr>
+            </w:pPr>
+            <w:r>
+              <w:rPr>
+                <w:rFonts w:hint="eastAsia"/>
+                <w:color w:val="000000" w:themeColor="text1"/>
+              </w:rPr>
+              <w:t xml:space="preserve">  -[data]</w:t>
+            </w:r>
+            <w:r>
+              <w:rPr>
+                <w:rFonts w:hint="eastAsia"/>
+                <w:color w:val="000000" w:themeColor="text1"/>
+              </w:rPr>
+              <w:t>；设置数据段的最大值，单位：</w:t>
+            </w:r>
+            <w:r>
+              <w:rPr>
+                <w:rFonts w:hint="eastAsia"/>
+                <w:color w:val="000000" w:themeColor="text1"/>
+              </w:rPr>
+              <w:t>kbytes</w:t>
+            </w:r>
+          </w:p>
+          <w:p>
+            <w:pPr>
+              <w:ind w:left="33"/>
+              <w:jc w:val="left"/>
+              <w:rPr>
+                <w:color w:val="000000" w:themeColor="text1"/>
+              </w:rPr>
+            </w:pPr>
+            <w:r>
+              <w:rPr>
+                <w:rFonts w:hint="eastAsia"/>
+                <w:color w:val="000000" w:themeColor="text1"/>
+              </w:rPr>
+              <w:t xml:space="preserve">   </w:t>
+            </w:r>
+            <w:r>
+              <w:rPr>
+                <w:rFonts w:hint="eastAsia"/>
+                <w:color w:val="FF0000"/>
+              </w:rPr>
+              <w:t>类型：</w:t>
+            </w:r>
+            <w:r>
+              <w:rPr>
+                <w:rFonts w:hint="eastAsia"/>
+                <w:color w:val="FF0000"/>
+              </w:rPr>
+              <w:t>string</w:t>
+            </w:r>
+          </w:p>
+          <w:p>
+            <w:pPr>
+              <w:ind w:left="33"/>
+              <w:jc w:val="left"/>
+              <w:rPr>
+                <w:color w:val="000000" w:themeColor="text1"/>
+              </w:rPr>
+            </w:pPr>
+            <w:r>
+              <w:rPr>
+                <w:rFonts w:hint="eastAsia"/>
+                <w:color w:val="000000" w:themeColor="text1"/>
+              </w:rPr>
+              <w:t xml:space="preserve">  -[stack]</w:t>
+            </w:r>
+            <w:r>
+              <w:rPr>
+                <w:rFonts w:hint="eastAsia"/>
+                <w:color w:val="000000" w:themeColor="text1"/>
+              </w:rPr>
+              <w:t>:</w:t>
+            </w:r>
+            <w:r>
+              <w:rPr>
+                <w:rFonts w:hint="eastAsia"/>
+                <w:color w:val="000000" w:themeColor="text1"/>
               </w:rPr>
               <w:t xml:space="preserve"> </w:t>
             </w:r>
@@ -11080,21 +12845,28 @@
                 <w:rFonts w:hint="eastAsia"/>
                 <w:color w:val="000000" w:themeColor="text1"/>
               </w:rPr>
-              <w:t xml:space="preserve"> -[time]</w:t>
-            </w:r>
-            <w:r>
-              <w:rPr>
-                <w:rFonts w:hint="eastAsia"/>
-                <w:color w:val="000000" w:themeColor="text1"/>
-              </w:rPr>
-              <w:t>：指定每个进程所使用的秒数，单位：</w:t>
-            </w:r>
-            <w:r>
-              <w:rPr>
-                <w:rFonts w:hint="eastAsia"/>
-                <w:color w:val="000000" w:themeColor="text1"/>
-              </w:rPr>
-              <w:t>seconds</w:t>
+              <w:t>设置堆栈的最大值</w:t>
+            </w:r>
+            <w:r>
+              <w:rPr>
+                <w:rFonts w:hint="eastAsia"/>
+                <w:color w:val="000000" w:themeColor="text1"/>
+              </w:rPr>
+              <w:t xml:space="preserve"> </w:t>
+            </w:r>
+            <w:r>
+              <w:rPr>
+                <w:rFonts w:hint="eastAsia"/>
+                <w:color w:val="000000" w:themeColor="text1"/>
+              </w:rPr>
+              <w:t>单位</w:t>
+            </w:r>
+            <w:r>
+              <w:rPr>
+                <w:rFonts w:hint="eastAsia"/>
+                <w:color w:val="000000" w:themeColor="text1"/>
+              </w:rPr>
+              <w:t>:kbytes</w:t>
             </w:r>
           </w:p>
           <w:p>
@@ -11102,30 +12874,40 @@
               <w:ind w:left="33"/>
               <w:jc w:val="left"/>
               <w:rPr>
-                <w:color w:val="000000" w:themeColor="text1"/>
-              </w:rPr>
-            </w:pPr>
-            <w:r>
-              <w:rPr>
-                <w:rFonts w:hint="eastAsia"/>
-                <w:color w:val="000000" w:themeColor="text1"/>
-              </w:rPr>
-              <w:t xml:space="preserve">  -[fsize</w:t>
-            </w:r>
-            <w:r>
-              <w:rPr>
-                <w:rFonts w:hint="eastAsia"/>
-                <w:color w:val="000000" w:themeColor="text1"/>
-              </w:rPr>
-              <w:t>]</w:t>
-            </w:r>
-            <w:r>
-              <w:rPr>
-                <w:rFonts w:hint="eastAsia"/>
-                <w:color w:val="000000" w:themeColor="text1"/>
-              </w:rPr>
-              <w:t>：设置创建文件的最大值</w:t>
-            </w:r>
+                <w:color w:val="FF0000"/>
+              </w:rPr>
+            </w:pPr>
+            <w:r>
+              <w:rPr>
+                <w:rFonts w:hint="eastAsia"/>
+                <w:color w:val="FF0000"/>
+              </w:rPr>
+              <w:t xml:space="preserve">   </w:t>
+            </w:r>
+            <w:r>
+              <w:rPr>
+                <w:rFonts w:hint="eastAsia"/>
+                <w:color w:val="FF0000"/>
+              </w:rPr>
+              <w:t>类型：</w:t>
+            </w:r>
+            <w:r>
+              <w:rPr>
+                <w:rFonts w:hint="eastAsia"/>
+                <w:color w:val="FF0000"/>
+              </w:rPr>
+              <w:t>string</w:t>
+            </w:r>
+          </w:p>
+          <w:p>
+            <w:pPr>
+              <w:ind w:left="33"/>
+              <w:jc w:val="left"/>
+              <w:rPr>
+                <w:rFonts w:hint="eastAsia"/>
+                <w:color w:val="000000" w:themeColor="text1"/>
+              </w:rPr>
+            </w:pPr>
             <w:r>
               <w:rPr>
                 <w:rFonts w:hint="eastAsia"/>
@@ -11138,6 +12920,132 @@
                 <w:rFonts w:hint="eastAsia"/>
                 <w:color w:val="000000" w:themeColor="text1"/>
               </w:rPr>
+              <w:t xml:space="preserve"> -[core</w:t>
+            </w:r>
+            <w:r>
+              <w:rPr>
+                <w:rFonts w:hint="eastAsia"/>
+                <w:color w:val="000000" w:themeColor="text1"/>
+              </w:rPr>
+              <w:t>dump</w:t>
+            </w:r>
+            <w:r>
+              <w:rPr>
+                <w:rFonts w:hint="eastAsia"/>
+                <w:color w:val="000000" w:themeColor="text1"/>
+              </w:rPr>
+              <w:t xml:space="preserve">] </w:t>
+            </w:r>
+            <w:r>
+              <w:rPr>
+                <w:rFonts w:hint="eastAsia"/>
+                <w:color w:val="000000" w:themeColor="text1"/>
+              </w:rPr>
+              <w:t>设置</w:t>
+            </w:r>
+            <w:r>
+              <w:rPr>
+                <w:rFonts w:hint="eastAsia"/>
+                <w:color w:val="000000" w:themeColor="text1"/>
+              </w:rPr>
+              <w:t>core</w:t>
+            </w:r>
+            <w:r>
+              <w:rPr>
+                <w:rFonts w:hint="eastAsia"/>
+                <w:color w:val="000000" w:themeColor="text1"/>
+              </w:rPr>
+              <w:t>文件的最大值，单位：</w:t>
+            </w:r>
+            <w:r>
+              <w:rPr>
+                <w:rFonts w:hint="eastAsia"/>
+                <w:color w:val="000000" w:themeColor="text1"/>
+              </w:rPr>
+              <w:t>blocks</w:t>
+            </w:r>
+          </w:p>
+          <w:p>
+            <w:pPr>
+              <w:ind w:left="33"/>
+              <w:jc w:val="left"/>
+              <w:rPr>
+                <w:color w:val="000000" w:themeColor="text1"/>
+              </w:rPr>
+            </w:pPr>
+            <w:r>
+              <w:rPr>
+                <w:rFonts w:hint="eastAsia"/>
+                <w:color w:val="000000" w:themeColor="text1"/>
+              </w:rPr>
+              <w:t xml:space="preserve">   </w:t>
+            </w:r>
+            <w:r>
+              <w:rPr>
+                <w:rFonts w:hint="eastAsia"/>
+                <w:color w:val="FF0000"/>
+              </w:rPr>
+              <w:t>类型：</w:t>
+            </w:r>
+            <w:r>
+              <w:rPr>
+                <w:rFonts w:hint="eastAsia"/>
+                <w:color w:val="FF0000"/>
+              </w:rPr>
+              <w:t>string</w:t>
+            </w:r>
+          </w:p>
+          <w:p>
+            <w:pPr>
+              <w:ind w:left="33"/>
+              <w:jc w:val="left"/>
+              <w:rPr>
+                <w:color w:val="000000" w:themeColor="text1"/>
+              </w:rPr>
+            </w:pPr>
+            <w:r>
+              <w:rPr>
+                <w:rFonts w:hint="eastAsia"/>
+                <w:color w:val="000000" w:themeColor="text1"/>
+              </w:rPr>
+              <w:t xml:space="preserve">  -[memory]</w:t>
+            </w:r>
+            <w:r>
+              <w:rPr>
+                <w:rFonts w:hint="eastAsia"/>
+                <w:color w:val="000000" w:themeColor="text1"/>
+              </w:rPr>
+              <w:t xml:space="preserve">: </w:t>
+            </w:r>
+            <w:r>
+              <w:rPr>
+                <w:rFonts w:hint="eastAsia"/>
+                <w:color w:val="000000" w:themeColor="text1"/>
+              </w:rPr>
+              <w:t>设置可以使用的常驻内存的最大值</w:t>
+            </w:r>
+            <w:r>
+              <w:rPr>
+                <w:rFonts w:hint="eastAsia"/>
+                <w:color w:val="000000" w:themeColor="text1"/>
+              </w:rPr>
+              <w:t xml:space="preserve"> </w:t>
+            </w:r>
+          </w:p>
+          <w:p>
+            <w:pPr>
+              <w:ind w:left="33"/>
+              <w:jc w:val="left"/>
+              <w:rPr>
+                <w:rFonts w:hint="eastAsia"/>
+                <w:color w:val="000000" w:themeColor="text1"/>
+              </w:rPr>
+            </w:pPr>
+            <w:r>
+              <w:rPr>
+                <w:rFonts w:hint="eastAsia"/>
+                <w:color w:val="000000" w:themeColor="text1"/>
+              </w:rPr>
               <w:t>单位：</w:t>
             </w:r>
             <w:r>
@@ -11145,7 +13053,7 @@
                 <w:rFonts w:hint="eastAsia"/>
                 <w:color w:val="000000" w:themeColor="text1"/>
               </w:rPr>
-              <w:t>blocks</w:t>
+              <w:t>kbytes</w:t>
             </w:r>
           </w:p>
           <w:p>
@@ -11161,14 +13069,59 @@
                 <w:rFonts w:hint="eastAsia"/>
                 <w:color w:val="000000" w:themeColor="text1"/>
               </w:rPr>
-              <w:t xml:space="preserve">  -[data]</w:t>
-            </w:r>
-            <w:r>
-              <w:rPr>
-                <w:rFonts w:hint="eastAsia"/>
-                <w:color w:val="000000" w:themeColor="text1"/>
-              </w:rPr>
-              <w:t>；设置数据段的最大值，单位：</w:t>
+              <w:t xml:space="preserve">   </w:t>
+            </w:r>
+            <w:r>
+              <w:rPr>
+                <w:rFonts w:hint="eastAsia"/>
+                <w:color w:val="FF0000"/>
+              </w:rPr>
+              <w:t>类型：</w:t>
+            </w:r>
+            <w:r>
+              <w:rPr>
+                <w:rFonts w:hint="eastAsia"/>
+                <w:color w:val="FF0000"/>
+              </w:rPr>
+              <w:t>string</w:t>
+            </w:r>
+          </w:p>
+          <w:p>
+            <w:pPr>
+              <w:ind w:left="33"/>
+              <w:jc w:val="left"/>
+              <w:rPr>
+                <w:rFonts w:hint="eastAsia"/>
+                <w:color w:val="000000" w:themeColor="text1"/>
+              </w:rPr>
+            </w:pPr>
+            <w:r>
+              <w:rPr>
+                <w:rFonts w:hint="eastAsia"/>
+                <w:color w:val="000000" w:themeColor="text1"/>
+              </w:rPr>
+              <w:t xml:space="preserve">  -[lockedmem]</w:t>
+            </w:r>
+            <w:r>
+              <w:rPr>
+                <w:rFonts w:hint="eastAsia"/>
+                <w:color w:val="000000" w:themeColor="text1"/>
+              </w:rPr>
+              <w:t>：设置在进程中锁定内存的最大值</w:t>
+            </w:r>
+            <w:r>
+              <w:rPr>
+                <w:rFonts w:hint="eastAsia"/>
+                <w:color w:val="000000" w:themeColor="text1"/>
+              </w:rPr>
+              <w:t xml:space="preserve"> </w:t>
+            </w:r>
+            <w:r>
+              <w:rPr>
+                <w:rFonts w:hint="eastAsia"/>
+                <w:color w:val="000000" w:themeColor="text1"/>
+              </w:rPr>
+              <w:t>单位：</w:t>
             </w:r>
             <w:r>
               <w:rPr>
@@ -11186,28 +13139,171 @@
                 <w:color w:val="000000" w:themeColor="text1"/>
               </w:rPr>
             </w:pPr>
+            <w:r>
+              <w:rPr>
+                <w:rFonts w:hint="eastAsia"/>
+                <w:color w:val="000000" w:themeColor="text1"/>
+              </w:rPr>
+              <w:t xml:space="preserve">   </w:t>
+            </w:r>
+            <w:r>
+              <w:rPr>
+                <w:rFonts w:hint="eastAsia"/>
+                <w:color w:val="FF0000"/>
+              </w:rPr>
+              <w:t>类型：</w:t>
+            </w:r>
+            <w:r>
+              <w:rPr>
+                <w:rFonts w:hint="eastAsia"/>
+                <w:color w:val="FF0000"/>
+              </w:rPr>
+              <w:t>string</w:t>
+            </w:r>
           </w:p>
           <w:p>
             <w:pPr>
               <w:ind w:left="33"/>
               <w:jc w:val="left"/>
               <w:rPr>
-                <w:color w:val="000000" w:themeColor="text1"/>
-              </w:rPr>
-            </w:pPr>
-            <w:r>
-              <w:rPr>
-                <w:rFonts w:hint="eastAsia"/>
-                <w:color w:val="000000" w:themeColor="text1"/>
-              </w:rPr>
-              <w:t xml:space="preserve">  -[stack]</w:t>
-            </w:r>
-            <w:r>
-              <w:rPr>
-                <w:rFonts w:hint="eastAsia"/>
-                <w:color w:val="000000" w:themeColor="text1"/>
-              </w:rPr>
-              <w:t>:</w:t>
+                <w:rFonts w:hint="eastAsia"/>
+                <w:color w:val="000000" w:themeColor="text1"/>
+              </w:rPr>
+            </w:pPr>
+            <w:r>
+              <w:rPr>
+                <w:rFonts w:hint="eastAsia"/>
+                <w:color w:val="000000" w:themeColor="text1"/>
+              </w:rPr>
+              <w:t xml:space="preserve">  -[process]</w:t>
+            </w:r>
+            <w:r>
+              <w:rPr>
+                <w:rFonts w:hint="eastAsia"/>
+                <w:color w:val="000000" w:themeColor="text1"/>
+              </w:rPr>
+              <w:t>：最大进</w:t>
+            </w:r>
+            <w:r>
+              <w:rPr>
+                <w:rFonts w:hint="eastAsia"/>
+                <w:color w:val="000000" w:themeColor="text1"/>
+              </w:rPr>
+              <w:t>程数</w:t>
+            </w:r>
+          </w:p>
+          <w:p>
+            <w:pPr>
+              <w:ind w:left="33"/>
+              <w:jc w:val="left"/>
+              <w:rPr>
+                <w:color w:val="000000" w:themeColor="text1"/>
+              </w:rPr>
+            </w:pPr>
+            <w:r>
+              <w:rPr>
+                <w:rFonts w:hint="eastAsia"/>
+                <w:color w:val="000000" w:themeColor="text1"/>
+              </w:rPr>
+              <w:t xml:space="preserve">   </w:t>
+            </w:r>
+            <w:r>
+              <w:rPr>
+                <w:rFonts w:hint="eastAsia"/>
+                <w:color w:val="FF0000"/>
+              </w:rPr>
+              <w:t>类型：</w:t>
+            </w:r>
+            <w:r>
+              <w:rPr>
+                <w:rFonts w:hint="eastAsia"/>
+                <w:color w:val="FF0000"/>
+              </w:rPr>
+              <w:t>string</w:t>
+            </w:r>
+          </w:p>
+          <w:p>
+            <w:pPr>
+              <w:ind w:left="33"/>
+              <w:jc w:val="left"/>
+              <w:rPr>
+                <w:color w:val="FF0000"/>
+              </w:rPr>
+            </w:pPr>
+            <w:r>
+              <w:rPr>
+                <w:rFonts w:hint="eastAsia"/>
+                <w:color w:val="000000" w:themeColor="text1"/>
+              </w:rPr>
+              <w:t xml:space="preserve">  -[nofiles]</w:t>
+            </w:r>
+            <w:r>
+              <w:rPr>
+                <w:rFonts w:hint="eastAsia"/>
+                <w:color w:val="000000" w:themeColor="text1"/>
+              </w:rPr>
+              <w:t>：设置内核可以同时打开的文件描述符的最大值。单位</w:t>
+            </w:r>
+            <w:r>
+              <w:rPr>
+                <w:rFonts w:hint="eastAsia"/>
+                <w:color w:val="000000" w:themeColor="text1"/>
+              </w:rPr>
+              <w:t>:n</w:t>
+            </w:r>
+          </w:p>
+          <w:p>
+            <w:pPr>
+              <w:ind w:left="33"/>
+              <w:jc w:val="left"/>
+              <w:rPr>
+                <w:color w:val="000000" w:themeColor="text1"/>
+              </w:rPr>
+            </w:pPr>
+            <w:r>
+              <w:rPr>
+                <w:rFonts w:hint="eastAsia"/>
+                <w:color w:val="000000" w:themeColor="text1"/>
+              </w:rPr>
+              <w:t xml:space="preserve">   </w:t>
+            </w:r>
+            <w:r>
+              <w:rPr>
+                <w:rFonts w:hint="eastAsia"/>
+                <w:color w:val="FF0000"/>
+              </w:rPr>
+              <w:t>类型：</w:t>
+            </w:r>
+            <w:r>
+              <w:rPr>
+                <w:rFonts w:hint="eastAsia"/>
+                <w:color w:val="FF0000"/>
+              </w:rPr>
+              <w:t>string</w:t>
+            </w:r>
+          </w:p>
+          <w:p>
+            <w:pPr>
+              <w:ind w:left="33"/>
+              <w:jc w:val="left"/>
+              <w:rPr>
+                <w:rFonts w:hint="eastAsia"/>
+                <w:color w:val="000000" w:themeColor="text1"/>
+              </w:rPr>
+            </w:pPr>
+            <w:r>
+              <w:rPr>
+                <w:rFonts w:hint="eastAsia"/>
+                <w:color w:val="000000" w:themeColor="text1"/>
+              </w:rPr>
+              <w:t xml:space="preserve">  -[vmemory]</w:t>
+            </w:r>
+            <w:r>
+              <w:rPr>
+                <w:rFonts w:hint="eastAsia"/>
+                <w:color w:val="000000" w:themeColor="text1"/>
+              </w:rPr>
+              <w:t>：设置虚拟内存的最大值</w:t>
             </w:r>
             <w:r>
               <w:rPr>
@@ -11221,20 +13317,6 @@
                 <w:rFonts w:hint="eastAsia"/>
                 <w:color w:val="000000" w:themeColor="text1"/>
               </w:rPr>
-              <w:t>设置堆栈的最大值</w:t>
-            </w:r>
-            <w:r>
-              <w:rPr>
-                <w:rFonts w:hint="eastAsia"/>
-                <w:color w:val="000000" w:themeColor="text1"/>
-              </w:rPr>
-              <w:t xml:space="preserve"> </w:t>
-            </w:r>
-            <w:r>
-              <w:rPr>
-                <w:rFonts w:hint="eastAsia"/>
-                <w:color w:val="000000" w:themeColor="text1"/>
-              </w:rPr>
               <w:t>单位</w:t>
             </w:r>
             <w:r>
@@ -11242,7 +13324,7 @@
                 <w:rFonts w:hint="eastAsia"/>
                 <w:color w:val="000000" w:themeColor="text1"/>
               </w:rPr>
-              <w:t>:kbytes</w:t>
+              <w:t>: kbytes</w:t>
             </w:r>
           </w:p>
           <w:p>
@@ -11250,73 +13332,53 @@
               <w:ind w:left="33"/>
               <w:jc w:val="left"/>
               <w:rPr>
-                <w:color w:val="FF0000"/>
-              </w:rPr>
-            </w:pPr>
+                <w:color w:val="000000" w:themeColor="text1"/>
+              </w:rPr>
+            </w:pPr>
+            <w:r>
+              <w:rPr>
+                <w:rFonts w:hint="eastAsia"/>
+                <w:color w:val="000000" w:themeColor="text1"/>
+              </w:rPr>
+              <w:t xml:space="preserve">   </w:t>
+            </w:r>
+            <w:r>
+              <w:rPr>
+                <w:rFonts w:hint="eastAsia"/>
+                <w:color w:val="FF0000"/>
+              </w:rPr>
+              <w:t>类型：</w:t>
+            </w:r>
+            <w:r>
+              <w:rPr>
+                <w:rFonts w:hint="eastAsia"/>
+                <w:color w:val="FF0000"/>
+              </w:rPr>
+              <w:t>string</w:t>
+            </w:r>
           </w:p>
           <w:p>
             <w:pPr>
               <w:ind w:left="33"/>
               <w:jc w:val="left"/>
               <w:rPr>
-                <w:color w:val="000000" w:themeColor="text1"/>
-              </w:rPr>
-            </w:pPr>
-            <w:r>
-              <w:rPr>
-                <w:rFonts w:hint="eastAsia"/>
-                <w:color w:val="000000" w:themeColor="text1"/>
-              </w:rPr>
-              <w:t xml:space="preserve"> </w:t>
-            </w:r>
-            <w:r>
-              <w:rPr>
-                <w:rFonts w:hint="eastAsia"/>
-                <w:color w:val="000000" w:themeColor="text1"/>
-              </w:rPr>
-              <w:t xml:space="preserve"> -[core</w:t>
-            </w:r>
-            <w:r>
-              <w:rPr>
-                <w:rFonts w:hint="eastAsia"/>
-                <w:color w:val="000000" w:themeColor="text1"/>
-              </w:rPr>
-              <w:t>dump</w:t>
-            </w:r>
-            <w:r>
-              <w:rPr>
-                <w:rFonts w:hint="eastAsia"/>
-                <w:color w:val="000000" w:themeColor="text1"/>
-              </w:rPr>
-              <w:t xml:space="preserve">] </w:t>
-            </w:r>
-            <w:r>
-              <w:rPr>
-                <w:rFonts w:hint="eastAsia"/>
-                <w:color w:val="000000" w:themeColor="text1"/>
-              </w:rPr>
-              <w:t>设置</w:t>
-            </w:r>
-            <w:r>
-              <w:rPr>
-                <w:rFonts w:hint="eastAsia"/>
-                <w:color w:val="000000" w:themeColor="text1"/>
-              </w:rPr>
-              <w:t>core</w:t>
-            </w:r>
-            <w:r>
-              <w:rPr>
-                <w:rFonts w:hint="eastAsia"/>
-                <w:color w:val="000000" w:themeColor="text1"/>
-              </w:rPr>
-              <w:t>文件的最大值，单位：</w:t>
-            </w:r>
-            <w:r>
-              <w:rPr>
-                <w:rFonts w:hint="eastAsia"/>
-                <w:color w:val="000000" w:themeColor="text1"/>
-              </w:rPr>
-              <w:t>blocks</w:t>
+                <w:rFonts w:hint="eastAsia"/>
+                <w:color w:val="000000" w:themeColor="text1"/>
+              </w:rPr>
+            </w:pPr>
+            <w:r>
+              <w:rPr>
+                <w:rFonts w:hint="eastAsia"/>
+                <w:color w:val="000000" w:themeColor="text1"/>
+              </w:rPr>
+              <w:t xml:space="preserve">  -[locks]</w:t>
+            </w:r>
+            <w:r>
+              <w:rPr>
+                <w:rFonts w:hint="eastAsia"/>
+                <w:color w:val="000000" w:themeColor="text1"/>
+              </w:rPr>
+              <w:t>：所能锁住的文件数</w:t>
             </w:r>
           </w:p>
           <w:p>
@@ -11332,231 +13394,21 @@
                 <w:rFonts w:hint="eastAsia"/>
                 <w:color w:val="000000" w:themeColor="text1"/>
               </w:rPr>
-              <w:t xml:space="preserve">  -[memory]</w:t>
-            </w:r>
-            <w:r>
-              <w:rPr>
-                <w:rFonts w:hint="eastAsia"/>
-                <w:color w:val="000000" w:themeColor="text1"/>
-              </w:rPr>
-              <w:t xml:space="preserve">: </w:t>
-            </w:r>
-            <w:r>
-              <w:rPr>
-                <w:rFonts w:hint="eastAsia"/>
-                <w:color w:val="000000" w:themeColor="text1"/>
-              </w:rPr>
-              <w:t>设置可以使用的常驻内存的最大值</w:t>
-            </w:r>
-            <w:r>
-              <w:rPr>
-                <w:rFonts w:hint="eastAsia"/>
-                <w:color w:val="000000" w:themeColor="text1"/>
-              </w:rPr>
-              <w:t xml:space="preserve"> </w:t>
-            </w:r>
-          </w:p>
-          <w:p>
-            <w:pPr>
-              <w:ind w:left="33"/>
-              <w:jc w:val="left"/>
-              <w:rPr>
-                <w:color w:val="000000" w:themeColor="text1"/>
-              </w:rPr>
-            </w:pPr>
-            <w:r>
-              <w:rPr>
-                <w:rFonts w:hint="eastAsia"/>
-                <w:color w:val="000000" w:themeColor="text1"/>
-              </w:rPr>
-              <w:t>单位：</w:t>
-            </w:r>
-            <w:r>
-              <w:rPr>
-                <w:rFonts w:hint="eastAsia"/>
-                <w:color w:val="000000" w:themeColor="text1"/>
-              </w:rPr>
-              <w:t>kbytes</w:t>
-            </w:r>
-          </w:p>
-          <w:p>
-            <w:pPr>
-              <w:ind w:left="33"/>
-              <w:jc w:val="left"/>
-              <w:rPr>
-                <w:color w:val="000000" w:themeColor="text1"/>
-              </w:rPr>
-            </w:pPr>
-            <w:r>
-              <w:rPr>
-                <w:rFonts w:hint="eastAsia"/>
-                <w:color w:val="000000" w:themeColor="text1"/>
-              </w:rPr>
-              <w:t xml:space="preserve">  -[lockedmem]</w:t>
-            </w:r>
-            <w:r>
-              <w:rPr>
-                <w:rFonts w:hint="eastAsia"/>
-                <w:color w:val="000000" w:themeColor="text1"/>
-              </w:rPr>
-              <w:t>：设置在进程中锁定内存的最大值</w:t>
-            </w:r>
-            <w:r>
-              <w:rPr>
-                <w:rFonts w:hint="eastAsia"/>
-                <w:color w:val="000000" w:themeColor="text1"/>
-              </w:rPr>
-              <w:t xml:space="preserve"> </w:t>
-            </w:r>
-            <w:r>
-              <w:rPr>
-                <w:rFonts w:hint="eastAsia"/>
-                <w:color w:val="000000" w:themeColor="text1"/>
-              </w:rPr>
-              <w:t>单位：</w:t>
-            </w:r>
-            <w:r>
-              <w:rPr>
-                <w:rFonts w:hint="eastAsia"/>
-                <w:color w:val="000000" w:themeColor="text1"/>
-              </w:rPr>
-              <w:t>kbytes</w:t>
-            </w:r>
-          </w:p>
-          <w:p>
-            <w:pPr>
-              <w:ind w:left="33"/>
-              <w:jc w:val="left"/>
-              <w:rPr>
-                <w:color w:val="000000" w:themeColor="text1"/>
-              </w:rPr>
-            </w:pPr>
-            <w:r>
-              <w:rPr>
-                <w:rFonts w:hint="eastAsia"/>
-                <w:color w:val="000000" w:themeColor="text1"/>
-              </w:rPr>
-              <w:t xml:space="preserve">  -[process]</w:t>
-            </w:r>
-            <w:r>
-              <w:rPr>
-                <w:rFonts w:hint="eastAsia"/>
-                <w:color w:val="000000" w:themeColor="text1"/>
-              </w:rPr>
-              <w:t>：最大进</w:t>
-            </w:r>
-            <w:r>
-              <w:rPr>
-                <w:rFonts w:hint="eastAsia"/>
-                <w:color w:val="000000" w:themeColor="text1"/>
-              </w:rPr>
-              <w:t>程数</w:t>
-            </w:r>
-          </w:p>
-          <w:p>
-            <w:pPr>
-              <w:ind w:left="33"/>
-              <w:jc w:val="left"/>
-              <w:rPr>
-                <w:color w:val="FF0000"/>
-              </w:rPr>
-            </w:pPr>
-            <w:r>
-              <w:rPr>
-                <w:rFonts w:hint="eastAsia"/>
-                <w:color w:val="000000" w:themeColor="text1"/>
-              </w:rPr>
-              <w:t xml:space="preserve">  -[nofiles]</w:t>
-            </w:r>
-            <w:r>
-              <w:rPr>
-                <w:rFonts w:hint="eastAsia"/>
-                <w:color w:val="000000" w:themeColor="text1"/>
-              </w:rPr>
-              <w:t>：设置内核可以同时打开的文件描述符的最大值。单位</w:t>
-            </w:r>
-            <w:r>
-              <w:rPr>
-                <w:rFonts w:hint="eastAsia"/>
-                <w:color w:val="000000" w:themeColor="text1"/>
-              </w:rPr>
-              <w:t>:n</w:t>
-            </w:r>
-          </w:p>
-          <w:p>
-            <w:pPr>
-              <w:ind w:left="33"/>
-              <w:jc w:val="left"/>
-              <w:rPr>
-                <w:color w:val="000000" w:themeColor="text1"/>
-              </w:rPr>
-            </w:pPr>
-          </w:p>
-          <w:p>
-            <w:pPr>
-              <w:ind w:left="33"/>
-              <w:jc w:val="left"/>
-              <w:rPr>
-                <w:color w:val="000000" w:themeColor="text1"/>
-              </w:rPr>
-            </w:pPr>
-            <w:r>
-              <w:rPr>
-                <w:rFonts w:hint="eastAsia"/>
-                <w:color w:val="000000" w:themeColor="text1"/>
-              </w:rPr>
-              <w:t xml:space="preserve">  -[vmemory]</w:t>
-            </w:r>
-            <w:r>
-              <w:rPr>
-                <w:rFonts w:hint="eastAsia"/>
-                <w:color w:val="000000" w:themeColor="text1"/>
-              </w:rPr>
-              <w:t>：设置虚拟内存的最大值</w:t>
-            </w:r>
-            <w:r>
-              <w:rPr>
-                <w:rFonts w:hint="eastAsia"/>
-                <w:color w:val="000000" w:themeColor="text1"/>
-              </w:rPr>
-              <w:t xml:space="preserve"> </w:t>
-            </w:r>
-            <w:r>
-              <w:rPr>
-                <w:rFonts w:hint="eastAsia"/>
-                <w:color w:val="000000" w:themeColor="text1"/>
-              </w:rPr>
-              <w:t>单位</w:t>
-            </w:r>
-            <w:r>
-              <w:rPr>
-                <w:rFonts w:hint="eastAsia"/>
-                <w:color w:val="000000" w:themeColor="text1"/>
-              </w:rPr>
-              <w:t>: kbytes</w:t>
-            </w:r>
-          </w:p>
-          <w:p>
-            <w:pPr>
-              <w:ind w:left="33"/>
-              <w:jc w:val="left"/>
-              <w:rPr>
-                <w:color w:val="000000" w:themeColor="text1"/>
-              </w:rPr>
-            </w:pPr>
-            <w:r>
-              <w:rPr>
-                <w:rFonts w:hint="eastAsia"/>
-                <w:color w:val="000000" w:themeColor="text1"/>
-              </w:rPr>
-              <w:t xml:space="preserve">  -[locks]</w:t>
-            </w:r>
-            <w:r>
-              <w:rPr>
-                <w:rFonts w:hint="eastAsia"/>
-                <w:color w:val="000000" w:themeColor="text1"/>
-              </w:rPr>
-              <w:t>：所能锁住的文件数</w:t>
+              <w:t xml:space="preserve">   </w:t>
+            </w:r>
+            <w:r>
+              <w:rPr>
+                <w:rFonts w:hint="eastAsia"/>
+                <w:color w:val="FF0000"/>
+              </w:rPr>
+              <w:t>类型：</w:t>
+            </w:r>
+            <w:r>
+              <w:rPr>
+                <w:rFonts w:hint="eastAsia"/>
+                <w:color w:val="FF0000"/>
+              </w:rPr>
+              <w:t>string</w:t>
             </w:r>
           </w:p>
         </w:tc>
@@ -11677,6 +13529,7 @@
                 <w:rFonts w:hint="eastAsia"/>
                 <w:color w:val="000000" w:themeColor="text1"/>
               </w:rPr>
+              <w:lastRenderedPageBreak/>
               <w:t>getSystemConfigs</w:t>
             </w:r>
           </w:p>
@@ -11690,6 +13543,7 @@
               <w:ind w:left="34"/>
               <w:jc w:val="left"/>
               <w:rPr>
+                <w:rFonts w:hint="eastAsia"/>
                 <w:color w:val="000000" w:themeColor="text1"/>
               </w:rPr>
             </w:pPr>
@@ -11853,6 +13707,36 @@
                 <w:color w:val="000000" w:themeColor="text1"/>
               </w:rPr>
               <w:t>"</w:t>
+            </w:r>
+          </w:p>
+          <w:p>
+            <w:pPr>
+              <w:ind w:left="34"/>
+              <w:jc w:val="left"/>
+              <w:rPr>
+                <w:color w:val="000000" w:themeColor="text1"/>
+              </w:rPr>
+            </w:pPr>
+            <w:r>
+              <w:rPr>
+                <w:rFonts w:hint="eastAsia"/>
+                <w:color w:val="000000" w:themeColor="text1"/>
+              </w:rPr>
+              <w:t xml:space="preserve">  </w:t>
+            </w:r>
+            <w:r>
+              <w:rPr>
+                <w:rFonts w:hint="eastAsia"/>
+                <w:color w:val="FF0000"/>
+              </w:rPr>
+              <w:t>类型：</w:t>
+            </w:r>
+            <w:r>
+              <w:rPr>
+                <w:rFonts w:hint="eastAsia"/>
+                <w:color w:val="FF0000"/>
+              </w:rPr>
+              <w:t>string</w:t>
             </w:r>
           </w:p>
         </w:tc>
@@ -12001,15 +13885,22 @@
                 <w:rFonts w:hint="eastAsia"/>
                 <w:color w:val="000000" w:themeColor="text1"/>
               </w:rPr>
+              <w:t>cm</w:t>
+            </w:r>
+            <w:r>
+              <w:rPr>
+                <w:rFonts w:hint="eastAsia"/>
+                <w:color w:val="000000" w:themeColor="text1"/>
+              </w:rPr>
+              <w:t>用户</w:t>
+            </w:r>
+            <w:r>
+              <w:rPr>
+                <w:rFonts w:hint="eastAsia"/>
+                <w:color w:val="000000" w:themeColor="text1"/>
+              </w:rPr>
               <w:lastRenderedPageBreak/>
-              <w:t>cm</w:t>
-            </w:r>
-            <w:r>
-              <w:rPr>
-                <w:rFonts w:hint="eastAsia"/>
-                <w:color w:val="000000" w:themeColor="text1"/>
-              </w:rPr>
-              <w:t>用户为信赖关系</w:t>
+              <w:t>为信赖关系</w:t>
             </w:r>
           </w:p>
         </w:tc>
@@ -12161,7 +14052,8 @@
               <w:ind w:left="34"/>
               <w:jc w:val="left"/>
               <w:rPr>
-                <w:color w:val="FF0000"/>
+                <w:rFonts w:hint="eastAsia"/>
+                <w:color w:val="000000" w:themeColor="text1"/>
               </w:rPr>
             </w:pPr>
             <w:r>
@@ -12177,6 +14069,36 @@
                 <w:color w:val="000000" w:themeColor="text1"/>
               </w:rPr>
               <w:t>服务名</w:t>
+            </w:r>
+          </w:p>
+          <w:p>
+            <w:pPr>
+              <w:ind w:left="34"/>
+              <w:jc w:val="left"/>
+              <w:rPr>
+                <w:color w:val="FF0000"/>
+              </w:rPr>
+            </w:pPr>
+            <w:r>
+              <w:rPr>
+                <w:rFonts w:hint="eastAsia"/>
+                <w:color w:val="000000" w:themeColor="text1"/>
+              </w:rPr>
+              <w:t xml:space="preserve">  </w:t>
+            </w:r>
+            <w:r>
+              <w:rPr>
+                <w:rFonts w:hint="eastAsia"/>
+                <w:color w:val="FF0000"/>
+              </w:rPr>
+              <w:t>类型：</w:t>
+            </w:r>
+            <w:r>
+              <w:rPr>
+                <w:rFonts w:hint="eastAsia"/>
+                <w:color w:val="FF0000"/>
+              </w:rPr>
+              <w:t>string</w:t>
             </w:r>
           </w:p>
         </w:tc>
@@ -12275,7 +14197,8 @@
               <w:ind w:left="34"/>
               <w:jc w:val="left"/>
               <w:rPr>
-                <w:color w:val="FF0000"/>
+                <w:rFonts w:hint="eastAsia"/>
+                <w:color w:val="000000" w:themeColor="text1"/>
               </w:rPr>
             </w:pPr>
             <w:r>
@@ -12291,6 +14214,36 @@
                 <w:color w:val="000000" w:themeColor="text1"/>
               </w:rPr>
               <w:t>服务名</w:t>
+            </w:r>
+          </w:p>
+          <w:p>
+            <w:pPr>
+              <w:ind w:left="34"/>
+              <w:jc w:val="left"/>
+              <w:rPr>
+                <w:color w:val="FF0000"/>
+              </w:rPr>
+            </w:pPr>
+            <w:r>
+              <w:rPr>
+                <w:rFonts w:hint="eastAsia"/>
+                <w:color w:val="000000" w:themeColor="text1"/>
+              </w:rPr>
+              <w:t xml:space="preserve">  </w:t>
+            </w:r>
+            <w:r>
+              <w:rPr>
+                <w:rFonts w:hint="eastAsia"/>
+                <w:color w:val="FF0000"/>
+              </w:rPr>
+              <w:t>类型：</w:t>
+            </w:r>
+            <w:r>
+              <w:rPr>
+                <w:rFonts w:hint="eastAsia"/>
+                <w:color w:val="FF0000"/>
+              </w:rPr>
+              <w:t>string</w:t>
             </w:r>
           </w:p>
         </w:tc>
@@ -12524,15 +14477,46 @@
               <w:ind w:left="157"/>
               <w:jc w:val="left"/>
               <w:rPr>
-                <w:color w:val="000000" w:themeColor="text1"/>
-              </w:rPr>
-            </w:pPr>
-            <w:r>
-              <w:rPr>
-                <w:rFonts w:hint="eastAsia"/>
-                <w:color w:val="000000" w:themeColor="text1"/>
-              </w:rPr>
-              <w:t>hostname</w:t>
+                <w:rFonts w:hint="eastAsia"/>
+                <w:color w:val="000000" w:themeColor="text1"/>
+              </w:rPr>
+            </w:pPr>
+            <w:r>
+              <w:rPr>
+                <w:rFonts w:hint="eastAsia"/>
+                <w:color w:val="000000" w:themeColor="text1"/>
+              </w:rPr>
+              <w:t xml:space="preserve"> h</w:t>
+            </w:r>
+            <w:r>
+              <w:rPr>
+                <w:rFonts w:hint="eastAsia"/>
+                <w:color w:val="000000" w:themeColor="text1"/>
+              </w:rPr>
+              <w:t>ostname</w:t>
+            </w:r>
+          </w:p>
+          <w:p>
+            <w:pPr>
+              <w:ind w:left="157"/>
+              <w:jc w:val="left"/>
+              <w:rPr>
+                <w:color w:val="000000" w:themeColor="text1"/>
+              </w:rPr>
+            </w:pPr>
+            <w:r>
+              <w:rPr>
+                <w:rFonts w:hint="eastAsia"/>
+                <w:color w:val="FF0000"/>
+              </w:rPr>
+              <w:t>类型：</w:t>
+            </w:r>
+            <w:r>
+              <w:rPr>
+                <w:rFonts w:hint="eastAsia"/>
+                <w:color w:val="FF0000"/>
+              </w:rPr>
+              <w:t>string</w:t>
             </w:r>
           </w:p>
         </w:tc>
@@ -12854,15 +14838,46 @@
               <w:ind w:left="157"/>
               <w:jc w:val="left"/>
               <w:rPr>
-                <w:color w:val="000000" w:themeColor="text1"/>
-              </w:rPr>
-            </w:pPr>
-            <w:r>
-              <w:rPr>
-                <w:rFonts w:hint="eastAsia"/>
-                <w:color w:val="000000" w:themeColor="text1"/>
-              </w:rPr>
-              <w:t>hostname</w:t>
+                <w:rFonts w:hint="eastAsia"/>
+                <w:color w:val="000000" w:themeColor="text1"/>
+              </w:rPr>
+            </w:pPr>
+            <w:r>
+              <w:rPr>
+                <w:rFonts w:hint="eastAsia"/>
+                <w:color w:val="000000" w:themeColor="text1"/>
+              </w:rPr>
+              <w:t>h</w:t>
+            </w:r>
+            <w:r>
+              <w:rPr>
+                <w:rFonts w:hint="eastAsia"/>
+                <w:color w:val="000000" w:themeColor="text1"/>
+              </w:rPr>
+              <w:t>ostname</w:t>
+            </w:r>
+          </w:p>
+          <w:p>
+            <w:pPr>
+              <w:ind w:left="157"/>
+              <w:jc w:val="left"/>
+              <w:rPr>
+                <w:color w:val="000000" w:themeColor="text1"/>
+              </w:rPr>
+            </w:pPr>
+            <w:r>
+              <w:rPr>
+                <w:rFonts w:hint="eastAsia"/>
+                <w:color w:val="FF0000"/>
+              </w:rPr>
+              <w:t>类型：</w:t>
+            </w:r>
+            <w:r>
+              <w:rPr>
+                <w:rFonts w:hint="eastAsia"/>
+                <w:color w:val="FF0000"/>
+              </w:rPr>
+              <w:t>string</w:t>
             </w:r>
           </w:p>
         </w:tc>
@@ -12975,6 +14990,7 @@
               <w:ind w:left="157"/>
               <w:jc w:val="left"/>
               <w:rPr>
+                <w:rFonts w:hint="eastAsia"/>
                 <w:color w:val="000000" w:themeColor="text1"/>
               </w:rPr>
             </w:pPr>
@@ -13004,6 +15020,30 @@
             <w:r>
               <w:rPr>
                 <w:rFonts w:hint="eastAsia"/>
+                <w:color w:val="FF0000"/>
+              </w:rPr>
+              <w:t>类型：</w:t>
+            </w:r>
+            <w:r>
+              <w:rPr>
+                <w:rFonts w:hint="eastAsia"/>
+                <w:color w:val="FF0000"/>
+              </w:rPr>
+              <w:t>string</w:t>
+            </w:r>
+          </w:p>
+          <w:p>
+            <w:pPr>
+              <w:ind w:left="157"/>
+              <w:jc w:val="left"/>
+              <w:rPr>
+                <w:rFonts w:hint="eastAsia"/>
+                <w:color w:val="000000" w:themeColor="text1"/>
+              </w:rPr>
+            </w:pPr>
+            <w:r>
+              <w:rPr>
+                <w:rFonts w:hint="eastAsia"/>
                 <w:color w:val="000000" w:themeColor="text1"/>
               </w:rPr>
               <w:t>i</w:t>
@@ -13027,9 +15067,56 @@
             <w:r>
               <w:rPr>
                 <w:rFonts w:hint="eastAsia"/>
+                <w:color w:val="FF0000"/>
+              </w:rPr>
+              <w:t>类型：</w:t>
+            </w:r>
+            <w:r>
+              <w:rPr>
+                <w:rFonts w:hint="eastAsia"/>
+                <w:color w:val="FF0000"/>
+              </w:rPr>
+              <w:t>string</w:t>
+            </w:r>
+          </w:p>
+          <w:p>
+            <w:pPr>
+              <w:ind w:left="157"/>
+              <w:jc w:val="left"/>
+              <w:rPr>
+                <w:rFonts w:hint="eastAsia"/>
+                <w:color w:val="000000" w:themeColor="text1"/>
+              </w:rPr>
+            </w:pPr>
+            <w:r>
+              <w:rPr>
+                <w:rFonts w:hint="eastAsia"/>
                 <w:color w:val="000000" w:themeColor="text1"/>
               </w:rPr>
               <w:t>isReplace</w:t>
+            </w:r>
+          </w:p>
+          <w:p>
+            <w:pPr>
+              <w:ind w:left="157"/>
+              <w:jc w:val="left"/>
+              <w:rPr>
+                <w:color w:val="000000" w:themeColor="text1"/>
+              </w:rPr>
+            </w:pPr>
+            <w:r>
+              <w:rPr>
+                <w:rFonts w:hint="eastAsia"/>
+                <w:color w:val="FF0000"/>
+              </w:rPr>
+              <w:t>类型：</w:t>
+            </w:r>
+            <w:r>
+              <w:rPr>
+                <w:rFonts w:hint="eastAsia"/>
+                <w:color w:val="FF0000"/>
+              </w:rPr>
+              <w:t>Bool</w:t>
             </w:r>
           </w:p>
         </w:tc>
@@ -13134,15 +15221,46 @@
               <w:ind w:left="157"/>
               <w:jc w:val="left"/>
               <w:rPr>
-                <w:color w:val="000000" w:themeColor="text1"/>
-              </w:rPr>
-            </w:pPr>
-            <w:r>
-              <w:rPr>
-                <w:rFonts w:hint="eastAsia"/>
-                <w:color w:val="000000" w:themeColor="text1"/>
-              </w:rPr>
-              <w:t>hostname</w:t>
+                <w:rFonts w:hint="eastAsia"/>
+                <w:color w:val="000000" w:themeColor="text1"/>
+              </w:rPr>
+            </w:pPr>
+            <w:r>
+              <w:rPr>
+                <w:rFonts w:hint="eastAsia"/>
+                <w:color w:val="000000" w:themeColor="text1"/>
+              </w:rPr>
+              <w:t>h</w:t>
+            </w:r>
+            <w:r>
+              <w:rPr>
+                <w:rFonts w:hint="eastAsia"/>
+                <w:color w:val="000000" w:themeColor="text1"/>
+              </w:rPr>
+              <w:t>ostname</w:t>
+            </w:r>
+          </w:p>
+          <w:p>
+            <w:pPr>
+              <w:ind w:left="157"/>
+              <w:jc w:val="left"/>
+              <w:rPr>
+                <w:color w:val="000000" w:themeColor="text1"/>
+              </w:rPr>
+            </w:pPr>
+            <w:r>
+              <w:rPr>
+                <w:rFonts w:hint="eastAsia"/>
+                <w:color w:val="FF0000"/>
+              </w:rPr>
+              <w:t>类型：</w:t>
+            </w:r>
+            <w:r>
+              <w:rPr>
+                <w:rFonts w:hint="eastAsia"/>
+                <w:color w:val="FF0000"/>
+              </w:rPr>
+              <w:t>string</w:t>
             </w:r>
           </w:p>
         </w:tc>
@@ -14006,15 +16124,15 @@
               <w:ind w:left="157"/>
               <w:jc w:val="left"/>
               <w:rPr>
-                <w:color w:val="000000" w:themeColor="text1"/>
-              </w:rPr>
-            </w:pPr>
-            <w:r>
-              <w:rPr>
-                <w:rFonts w:hint="eastAsia"/>
-                <w:color w:val="000000" w:themeColor="text1"/>
-              </w:rPr>
-              <w:t>p</w:t>
+                <w:rFonts w:hint="eastAsia"/>
+                <w:color w:val="000000" w:themeColor="text1"/>
+              </w:rPr>
+            </w:pPr>
+            <w:r>
+              <w:rPr>
+                <w:color w:val="000000" w:themeColor="text1"/>
+              </w:rPr>
+              <w:t>P</w:t>
             </w:r>
             <w:r>
               <w:rPr>
@@ -14022,6 +16140,29 @@
                 <w:color w:val="000000" w:themeColor="text1"/>
               </w:rPr>
               <w:t>ort</w:t>
+            </w:r>
+          </w:p>
+          <w:p>
+            <w:pPr>
+              <w:ind w:left="157"/>
+              <w:jc w:val="left"/>
+              <w:rPr>
+                <w:color w:val="000000" w:themeColor="text1"/>
+              </w:rPr>
+            </w:pPr>
+            <w:r>
+              <w:rPr>
+                <w:rFonts w:hint="eastAsia"/>
+                <w:color w:val="FF0000"/>
+              </w:rPr>
+              <w:t>类型：</w:t>
+            </w:r>
+            <w:r>
+              <w:rPr>
+                <w:rFonts w:hint="eastAsia"/>
+                <w:color w:val="FF0000"/>
+              </w:rPr>
+              <w:t>int</w:t>
             </w:r>
           </w:p>
         </w:tc>
@@ -14267,6 +16408,7 @@
                 <w:rFonts w:hint="eastAsia"/>
                 <w:color w:val="000000" w:themeColor="text1"/>
               </w:rPr>
+              <w:lastRenderedPageBreak/>
               <w:t>getInfo</w:t>
             </w:r>
           </w:p>
@@ -14359,7 +16501,6 @@
                 <w:rFonts w:hint="eastAsia"/>
                 <w:color w:val="000000" w:themeColor="text1"/>
               </w:rPr>
-              <w:lastRenderedPageBreak/>
               <w:t>isRemote : true,</w:t>
             </w:r>
           </w:p>
@@ -14533,7 +16674,6 @@
                 <w:rFonts w:hint="eastAsia"/>
                 <w:color w:val="000000" w:themeColor="text1"/>
               </w:rPr>
-              <w:lastRenderedPageBreak/>
               <w:t>获取对象信息</w:t>
             </w:r>
           </w:p>
@@ -14577,7 +16717,6 @@
                 <w:rFonts w:hint="eastAsia"/>
                 <w:color w:val="000000" w:themeColor="text1"/>
               </w:rPr>
-              <w:lastRenderedPageBreak/>
               <w:t>find</w:t>
             </w:r>
           </w:p>
@@ -14915,6 +17054,7 @@
               <w:ind w:left="34"/>
               <w:jc w:val="left"/>
               <w:rPr>
+                <w:rFonts w:hint="eastAsia"/>
                 <w:color w:val="000000" w:themeColor="text1"/>
               </w:rPr>
             </w:pPr>
@@ -14944,6 +17084,30 @@
             <w:r>
               <w:rPr>
                 <w:rFonts w:hint="eastAsia"/>
+                <w:color w:val="FF0000"/>
+              </w:rPr>
+              <w:t>类型：</w:t>
+            </w:r>
+            <w:r>
+              <w:rPr>
+                <w:rFonts w:hint="eastAsia"/>
+                <w:color w:val="FF0000"/>
+              </w:rPr>
+              <w:t>string</w:t>
+            </w:r>
+          </w:p>
+          <w:p>
+            <w:pPr>
+              <w:ind w:left="34"/>
+              <w:jc w:val="left"/>
+              <w:rPr>
+                <w:rFonts w:hint="eastAsia"/>
+                <w:color w:val="000000" w:themeColor="text1"/>
+              </w:rPr>
+            </w:pPr>
+            <w:r>
+              <w:rPr>
+                <w:rFonts w:hint="eastAsia"/>
                 <w:color w:val="000000" w:themeColor="text1"/>
               </w:rPr>
               <w:t xml:space="preserve"> </w:t>
@@ -14975,6 +17139,29 @@
                 <w:color w:val="000000" w:themeColor="text1"/>
               </w:rPr>
               <w:t>默认从用户主目录</w:t>
+            </w:r>
+          </w:p>
+          <w:p>
+            <w:pPr>
+              <w:ind w:left="34"/>
+              <w:jc w:val="left"/>
+              <w:rPr>
+                <w:color w:val="000000" w:themeColor="text1"/>
+              </w:rPr>
+            </w:pPr>
+            <w:r>
+              <w:rPr>
+                <w:rFonts w:hint="eastAsia"/>
+                <w:color w:val="FF0000"/>
+              </w:rPr>
+              <w:t>类型：</w:t>
+            </w:r>
+            <w:r>
+              <w:rPr>
+                <w:rFonts w:hint="eastAsia"/>
+                <w:color w:val="FF0000"/>
+              </w:rPr>
+              <w:t>string</w:t>
             </w:r>
           </w:p>
           <w:p>
@@ -15358,6 +17545,7 @@
               <w:ind w:left="34"/>
               <w:jc w:val="left"/>
               <w:rPr>
+                <w:rFonts w:hint="eastAsia"/>
                 <w:color w:val="000000" w:themeColor="text1"/>
               </w:rPr>
             </w:pPr>
@@ -15401,6 +17589,31 @@
             <w:r>
               <w:rPr>
                 <w:rFonts w:hint="eastAsia"/>
+                <w:color w:val="FF0000"/>
+              </w:rPr>
+              <w:lastRenderedPageBreak/>
+              <w:t>类型：</w:t>
+            </w:r>
+            <w:r>
+              <w:rPr>
+                <w:rFonts w:hint="eastAsia"/>
+                <w:color w:val="FF0000"/>
+              </w:rPr>
+              <w:t>string</w:t>
+            </w:r>
+          </w:p>
+          <w:p>
+            <w:pPr>
+              <w:ind w:left="34"/>
+              <w:jc w:val="left"/>
+              <w:rPr>
+                <w:rFonts w:hint="eastAsia"/>
+                <w:color w:val="000000" w:themeColor="text1"/>
+              </w:rPr>
+            </w:pPr>
+            <w:r>
+              <w:rPr>
+                <w:rFonts w:hint="eastAsia"/>
                 <w:color w:val="000000" w:themeColor="text1"/>
               </w:rPr>
               <w:t>-</w:t>
@@ -15438,6 +17651,29 @@
             <w:r>
               <w:rPr>
                 <w:rFonts w:hint="eastAsia"/>
+                <w:color w:val="FF0000"/>
+              </w:rPr>
+              <w:t>类型：</w:t>
+            </w:r>
+            <w:r>
+              <w:rPr>
+                <w:rFonts w:hint="eastAsia"/>
+                <w:color w:val="FF0000"/>
+              </w:rPr>
+              <w:t>int</w:t>
+            </w:r>
+          </w:p>
+          <w:p>
+            <w:pPr>
+              <w:ind w:left="34"/>
+              <w:jc w:val="left"/>
+              <w:rPr>
+                <w:color w:val="000000" w:themeColor="text1"/>
+              </w:rPr>
+            </w:pPr>
+            <w:r>
+              <w:rPr>
+                <w:rFonts w:hint="eastAsia"/>
                 <w:color w:val="000000" w:themeColor="text1"/>
               </w:rPr>
               <w:t>-</w:t>
@@ -15533,6 +17769,7 @@
               <w:ind w:left="34"/>
               <w:jc w:val="left"/>
               <w:rPr>
+                <w:rFonts w:hint="eastAsia"/>
                 <w:color w:val="000000" w:themeColor="text1"/>
               </w:rPr>
             </w:pPr>
@@ -15556,6 +17793,29 @@
                 <w:color w:val="000000" w:themeColor="text1"/>
               </w:rPr>
               <w:t>false</w:t>
+            </w:r>
+          </w:p>
+          <w:p>
+            <w:pPr>
+              <w:ind w:left="34"/>
+              <w:jc w:val="left"/>
+              <w:rPr>
+                <w:color w:val="000000" w:themeColor="text1"/>
+              </w:rPr>
+            </w:pPr>
+            <w:r>
+              <w:rPr>
+                <w:rFonts w:hint="eastAsia"/>
+                <w:color w:val="FF0000"/>
+              </w:rPr>
+              <w:t>类型：</w:t>
+            </w:r>
+            <w:r>
+              <w:rPr>
+                <w:rFonts w:hint="eastAsia"/>
+                <w:color w:val="FF0000"/>
+              </w:rPr>
+              <w:t>Bool</w:t>
             </w:r>
           </w:p>
         </w:tc>
@@ -15655,6 +17915,7 @@
               <w:ind w:left="34"/>
               <w:jc w:val="left"/>
               <w:rPr>
+                <w:rFonts w:hint="eastAsia"/>
                 <w:color w:val="000000" w:themeColor="text1"/>
               </w:rPr>
             </w:pPr>
@@ -15698,6 +17959,29 @@
             <w:r>
               <w:rPr>
                 <w:rFonts w:hint="eastAsia"/>
+                <w:color w:val="FF0000"/>
+              </w:rPr>
+              <w:t>类型：</w:t>
+            </w:r>
+            <w:r>
+              <w:rPr>
+                <w:rFonts w:hint="eastAsia"/>
+                <w:color w:val="FF0000"/>
+              </w:rPr>
+              <w:t>string</w:t>
+            </w:r>
+          </w:p>
+          <w:p>
+            <w:pPr>
+              <w:ind w:left="34"/>
+              <w:jc w:val="left"/>
+              <w:rPr>
+                <w:color w:val="000000" w:themeColor="text1"/>
+              </w:rPr>
+            </w:pPr>
+            <w:r>
+              <w:rPr>
+                <w:rFonts w:hint="eastAsia"/>
                 <w:color w:val="000000" w:themeColor="text1"/>
               </w:rPr>
               <w:t>-optionObj</w:t>
@@ -15708,6 +17992,7 @@
               <w:ind w:left="34"/>
               <w:jc w:val="left"/>
               <w:rPr>
+                <w:rFonts w:hint="eastAsia"/>
                 <w:color w:val="000000" w:themeColor="text1"/>
               </w:rPr>
             </w:pPr>
@@ -15767,6 +18052,16 @@
               </w:rPr>
               <w:t xml:space="preserve">: </w:t>
             </w:r>
+          </w:p>
+          <w:p>
+            <w:pPr>
+              <w:ind w:left="34"/>
+              <w:jc w:val="left"/>
+              <w:rPr>
+                <w:rFonts w:hint="eastAsia"/>
+                <w:color w:val="000000" w:themeColor="text1"/>
+              </w:rPr>
+            </w:pPr>
             <w:r>
               <w:rPr>
                 <w:rFonts w:hint="eastAsia"/>
@@ -15780,7 +18075,7 @@
               <w:ind w:left="34"/>
               <w:jc w:val="left"/>
               <w:rPr>
-                <w:color w:val="FF0000"/>
+                <w:color w:val="000000" w:themeColor="text1"/>
               </w:rPr>
             </w:pPr>
             <w:r>
@@ -15793,6 +18088,37 @@
             <w:r>
               <w:rPr>
                 <w:rFonts w:hint="eastAsia"/>
+                <w:color w:val="FF0000"/>
+              </w:rPr>
+              <w:t>类型：</w:t>
+            </w:r>
+            <w:r>
+              <w:rPr>
+                <w:rFonts w:hint="eastAsia"/>
+                <w:color w:val="FF0000"/>
+              </w:rPr>
+              <w:t>string</w:t>
+            </w:r>
+          </w:p>
+          <w:p>
+            <w:pPr>
+              <w:ind w:left="34"/>
+              <w:jc w:val="left"/>
+              <w:rPr>
+                <w:rFonts w:hint="eastAsia"/>
+                <w:color w:val="000000" w:themeColor="text1"/>
+              </w:rPr>
+            </w:pPr>
+            <w:r>
+              <w:rPr>
+                <w:rFonts w:hint="eastAsia"/>
+                <w:color w:val="000000" w:themeColor="text1"/>
+              </w:rPr>
+              <w:t xml:space="preserve">  </w:t>
+            </w:r>
+            <w:r>
+              <w:rPr>
+                <w:rFonts w:hint="eastAsia"/>
                 <w:color w:val="000000" w:themeColor="text1"/>
               </w:rPr>
               <w:t>-</w:t>
@@ -15845,6 +18171,36 @@
               <w:ind w:left="34"/>
               <w:jc w:val="left"/>
               <w:rPr>
+                <w:color w:val="FF0000"/>
+              </w:rPr>
+            </w:pPr>
+            <w:r>
+              <w:rPr>
+                <w:rFonts w:hint="eastAsia"/>
+                <w:color w:val="000000" w:themeColor="text1"/>
+              </w:rPr>
+              <w:t xml:space="preserve">  </w:t>
+            </w:r>
+            <w:r>
+              <w:rPr>
+                <w:rFonts w:hint="eastAsia"/>
+                <w:color w:val="FF0000"/>
+              </w:rPr>
+              <w:t>类型：</w:t>
+            </w:r>
+            <w:r>
+              <w:rPr>
+                <w:rFonts w:hint="eastAsia"/>
+                <w:color w:val="FF0000"/>
+              </w:rPr>
+              <w:t>string</w:t>
+            </w:r>
+          </w:p>
+          <w:p>
+            <w:pPr>
+              <w:ind w:left="34"/>
+              <w:jc w:val="left"/>
+              <w:rPr>
                 <w:color w:val="000000" w:themeColor="text1"/>
               </w:rPr>
             </w:pPr>
@@ -15946,6 +18302,7 @@
               <w:ind w:left="34"/>
               <w:jc w:val="left"/>
               <w:rPr>
+                <w:rFonts w:hint="eastAsia"/>
                 <w:color w:val="000000" w:themeColor="text1"/>
               </w:rPr>
             </w:pPr>
@@ -15969,6 +18326,36 @@
                 <w:color w:val="000000" w:themeColor="text1"/>
               </w:rPr>
               <w:t>false</w:t>
+            </w:r>
+          </w:p>
+          <w:p>
+            <w:pPr>
+              <w:ind w:left="34"/>
+              <w:jc w:val="left"/>
+              <w:rPr>
+                <w:color w:val="000000" w:themeColor="text1"/>
+              </w:rPr>
+            </w:pPr>
+            <w:r>
+              <w:rPr>
+                <w:rFonts w:hint="eastAsia"/>
+                <w:color w:val="FF0000"/>
+              </w:rPr>
+              <w:t xml:space="preserve"> </w:t>
+            </w:r>
+            <w:r>
+              <w:rPr>
+                <w:rFonts w:hint="eastAsia"/>
+                <w:color w:val="FF0000"/>
+              </w:rPr>
+              <w:t>类型：</w:t>
+            </w:r>
+            <w:r>
+              <w:rPr>
+                <w:rFonts w:hint="eastAsia"/>
+                <w:color w:val="FF0000"/>
+              </w:rPr>
+              <w:t>Bool</w:t>
             </w:r>
           </w:p>
         </w:tc>
@@ -16089,6 +18476,7 @@
               <w:ind w:left="3"/>
               <w:jc w:val="left"/>
               <w:rPr>
+                <w:rFonts w:hint="eastAsia"/>
                 <w:color w:val="000000" w:themeColor="text1"/>
               </w:rPr>
             </w:pPr>
@@ -16132,6 +18520,30 @@
             <w:r>
               <w:rPr>
                 <w:rFonts w:hint="eastAsia"/>
+                <w:color w:val="FF0000"/>
+              </w:rPr>
+              <w:t>类型：</w:t>
+            </w:r>
+            <w:r>
+              <w:rPr>
+                <w:rFonts w:hint="eastAsia"/>
+                <w:color w:val="FF0000"/>
+              </w:rPr>
+              <w:t>string</w:t>
+            </w:r>
+          </w:p>
+          <w:p>
+            <w:pPr>
+              <w:ind w:left="3"/>
+              <w:jc w:val="left"/>
+              <w:rPr>
+                <w:rFonts w:hint="eastAsia"/>
+                <w:color w:val="000000" w:themeColor="text1"/>
+              </w:rPr>
+            </w:pPr>
+            <w:r>
+              <w:rPr>
+                <w:rFonts w:hint="eastAsia"/>
                 <w:color w:val="000000" w:themeColor="text1"/>
               </w:rPr>
               <w:t>-</w:t>
@@ -16167,6 +18579,29 @@
           </w:p>
           <w:p>
             <w:pPr>
+              <w:ind w:left="3"/>
+              <w:jc w:val="left"/>
+              <w:rPr>
+                <w:color w:val="000000" w:themeColor="text1"/>
+              </w:rPr>
+            </w:pPr>
+            <w:r>
+              <w:rPr>
+                <w:rFonts w:hint="eastAsia"/>
+                <w:color w:val="FF0000"/>
+              </w:rPr>
+              <w:t>类型：</w:t>
+            </w:r>
+            <w:r>
+              <w:rPr>
+                <w:rFonts w:hint="eastAsia"/>
+                <w:color w:val="FF0000"/>
+              </w:rPr>
+              <w:t>string</w:t>
+            </w:r>
+          </w:p>
+          <w:p>
+            <w:pPr>
               <w:ind w:left="34"/>
               <w:jc w:val="left"/>
               <w:rPr>
@@ -16271,6 +18706,7 @@
               <w:ind w:left="34"/>
               <w:jc w:val="left"/>
               <w:rPr>
+                <w:rFonts w:hint="eastAsia"/>
                 <w:color w:val="000000" w:themeColor="text1"/>
               </w:rPr>
             </w:pPr>
@@ -16294,6 +18730,29 @@
                 <w:color w:val="000000" w:themeColor="text1"/>
               </w:rPr>
               <w:t>false</w:t>
+            </w:r>
+          </w:p>
+          <w:p>
+            <w:pPr>
+              <w:ind w:left="34"/>
+              <w:jc w:val="left"/>
+              <w:rPr>
+                <w:color w:val="000000" w:themeColor="text1"/>
+              </w:rPr>
+            </w:pPr>
+            <w:r>
+              <w:rPr>
+                <w:rFonts w:hint="eastAsia"/>
+                <w:color w:val="FF0000"/>
+              </w:rPr>
+              <w:t>类型：</w:t>
+            </w:r>
+            <w:r>
+              <w:rPr>
+                <w:rFonts w:hint="eastAsia"/>
+                <w:color w:val="FF0000"/>
+              </w:rPr>
+              <w:t>Bool</w:t>
             </w:r>
           </w:p>
         </w:tc>
@@ -16384,6 +18843,7 @@
               <w:ind w:left="34"/>
               <w:jc w:val="left"/>
               <w:rPr>
+                <w:rFonts w:hint="eastAsia"/>
                 <w:color w:val="000000" w:themeColor="text1"/>
               </w:rPr>
             </w:pPr>
@@ -16415,12 +18875,28 @@
               </w:rPr>
               <w:t>:</w:t>
             </w:r>
-            <w:r>
-              <w:rPr>
-                <w:rFonts w:hint="eastAsia"/>
-                <w:color w:val="000000" w:themeColor="text1"/>
-              </w:rPr>
-              <w:t xml:space="preserve">INT </w:t>
+          </w:p>
+          <w:p>
+            <w:pPr>
+              <w:ind w:left="34"/>
+              <w:jc w:val="left"/>
+              <w:rPr>
+                <w:color w:val="000000" w:themeColor="text1"/>
+              </w:rPr>
+            </w:pPr>
+            <w:r>
+              <w:rPr>
+                <w:rFonts w:hint="eastAsia"/>
+                <w:color w:val="FF0000"/>
+              </w:rPr>
+              <w:t>类型：</w:t>
+            </w:r>
+            <w:r>
+              <w:rPr>
+                <w:rFonts w:hint="eastAsia"/>
+                <w:color w:val="FF0000"/>
+              </w:rPr>
+              <w:t>int</w:t>
             </w:r>
           </w:p>
         </w:tc>
@@ -16612,6 +19088,7 @@
               <w:ind w:left="33"/>
               <w:jc w:val="left"/>
               <w:rPr>
+                <w:rFonts w:hint="eastAsia"/>
                 <w:color w:val="000000" w:themeColor="text1"/>
               </w:rPr>
             </w:pPr>
@@ -16641,7 +19118,15 @@
                 <w:rFonts w:hint="eastAsia"/>
                 <w:color w:val="000000" w:themeColor="text1"/>
               </w:rPr>
-              <w:t>目录名</w:t>
+              <w:t>目录</w:t>
+            </w:r>
+            <w:r>
+              <w:rPr>
+                <w:rFonts w:hint="eastAsia"/>
+                <w:color w:val="000000" w:themeColor="text1"/>
+              </w:rPr>
+              <w:lastRenderedPageBreak/>
+              <w:t>名</w:t>
             </w:r>
           </w:p>
           <w:p>
@@ -16655,6 +19140,29 @@
             <w:r>
               <w:rPr>
                 <w:rFonts w:hint="eastAsia"/>
+                <w:color w:val="FF0000"/>
+              </w:rPr>
+              <w:t>类型：</w:t>
+            </w:r>
+            <w:r>
+              <w:rPr>
+                <w:rFonts w:hint="eastAsia"/>
+                <w:color w:val="FF0000"/>
+              </w:rPr>
+              <w:t>string</w:t>
+            </w:r>
+          </w:p>
+          <w:p>
+            <w:pPr>
+              <w:ind w:left="33"/>
+              <w:jc w:val="left"/>
+              <w:rPr>
+                <w:color w:val="000000" w:themeColor="text1"/>
+              </w:rPr>
+            </w:pPr>
+            <w:r>
+              <w:rPr>
+                <w:rFonts w:hint="eastAsia"/>
                 <w:color w:val="000000" w:themeColor="text1"/>
               </w:rPr>
               <w:t>-</w:t>
@@ -16761,6 +19269,27 @@
                 <w:color w:val="000000" w:themeColor="text1"/>
               </w:rPr>
             </w:pPr>
+            <w:r>
+              <w:rPr>
+                <w:rFonts w:hint="eastAsia"/>
+                <w:color w:val="000000" w:themeColor="text1"/>
+              </w:rPr>
+              <w:t xml:space="preserve">  </w:t>
+            </w:r>
+            <w:r>
+              <w:rPr>
+                <w:rFonts w:hint="eastAsia"/>
+                <w:color w:val="FF0000"/>
+              </w:rPr>
+              <w:t>类型：</w:t>
+            </w:r>
+            <w:r>
+              <w:rPr>
+                <w:rFonts w:hint="eastAsia"/>
+                <w:color w:val="FF0000"/>
+              </w:rPr>
+              <w:t>Bool</w:t>
+            </w:r>
           </w:p>
           <w:p>
             <w:pPr>
@@ -16910,15 +19439,7 @@
                 <w:rFonts w:hint="eastAsia"/>
                 <w:color w:val="000000" w:themeColor="text1"/>
               </w:rPr>
-              <w:t>不支</w:t>
-            </w:r>
-            <w:r>
-              <w:rPr>
-                <w:rFonts w:hint="eastAsia"/>
-                <w:color w:val="000000" w:themeColor="text1"/>
-              </w:rPr>
-              <w:lastRenderedPageBreak/>
-              <w:t>持</w:t>
+              <w:t>不支持</w:t>
             </w:r>
             <w:r>
               <w:rPr>
@@ -17297,14 +19818,43 @@
                 <w:rFonts w:hint="eastAsia"/>
                 <w:color w:val="000000" w:themeColor="text1"/>
               </w:rPr>
+              <w:t>}</w:t>
+            </w:r>
+          </w:p>
+        </w:tc>
+        <w:tc>
+          <w:tcPr>
+            <w:tcW w:w="1114" w:type="dxa"/>
+          </w:tcPr>
+          <w:p>
+            <w:pPr>
+              <w:ind w:left="9"/>
+              <w:jc w:val="left"/>
+              <w:rPr>
+                <w:color w:val="000000" w:themeColor="text1"/>
+              </w:rPr>
+            </w:pPr>
+            <w:r>
+              <w:rPr>
+                <w:rFonts w:hint="eastAsia"/>
+                <w:color w:val="000000" w:themeColor="text1"/>
+              </w:rPr>
               <w:lastRenderedPageBreak/>
-              <w:t>}</w:t>
-            </w:r>
-          </w:p>
-        </w:tc>
-        <w:tc>
-          <w:tcPr>
-            <w:tcW w:w="1114" w:type="dxa"/>
+              <w:t>列出目录</w:t>
+            </w:r>
+            <w:r>
+              <w:rPr>
+                <w:rFonts w:hint="eastAsia"/>
+                <w:color w:val="000000" w:themeColor="text1"/>
+              </w:rPr>
+              <w:lastRenderedPageBreak/>
+              <w:t>的清单</w:t>
+            </w:r>
+          </w:p>
+        </w:tc>
+        <w:tc>
+          <w:tcPr>
+            <w:tcW w:w="3276" w:type="dxa"/>
           </w:tcPr>
           <w:p>
             <w:pPr>
@@ -17316,30 +19866,9 @@
             </w:pPr>
             <w:r>
               <w:rPr>
-                <w:rFonts w:hint="eastAsia"/>
                 <w:color w:val="000000" w:themeColor="text1"/>
               </w:rPr>
               <w:lastRenderedPageBreak/>
-              <w:t>列出目录的清单</w:t>
-            </w:r>
-          </w:p>
-        </w:tc>
-        <w:tc>
-          <w:tcPr>
-            <w:tcW w:w="3276" w:type="dxa"/>
-          </w:tcPr>
-          <w:p>
-            <w:pPr>
-              <w:ind w:left="9"/>
-              <w:jc w:val="left"/>
-              <w:rPr>
-                <w:color w:val="000000" w:themeColor="text1"/>
-              </w:rPr>
-            </w:pPr>
-            <w:r>
-              <w:rPr>
-                <w:color w:val="000000" w:themeColor="text1"/>
-              </w:rPr>
               <w:t>fi</w:t>
             </w:r>
             <w:r>
@@ -17414,6 +19943,7 @@
               <w:ind w:left="34"/>
               <w:jc w:val="left"/>
               <w:rPr>
+                <w:rFonts w:hint="eastAsia"/>
                 <w:color w:val="000000" w:themeColor="text1"/>
               </w:rPr>
             </w:pPr>
@@ -17430,6 +19960,29 @@
                 <w:color w:val="000000" w:themeColor="text1"/>
               </w:rPr>
               <w:t>路径名</w:t>
+            </w:r>
+          </w:p>
+          <w:p>
+            <w:pPr>
+              <w:ind w:left="34"/>
+              <w:jc w:val="left"/>
+              <w:rPr>
+                <w:color w:val="000000" w:themeColor="text1"/>
+              </w:rPr>
+            </w:pPr>
+            <w:r>
+              <w:rPr>
+                <w:rFonts w:hint="eastAsia"/>
+                <w:color w:val="FF0000"/>
+              </w:rPr>
+              <w:t>类型：</w:t>
+            </w:r>
+            <w:r>
+              <w:rPr>
+                <w:rFonts w:hint="eastAsia"/>
+                <w:color w:val="FF0000"/>
+              </w:rPr>
+              <w:t>string</w:t>
             </w:r>
           </w:p>
         </w:tc>
@@ -17550,6 +20103,7 @@
               <w:ind w:left="34"/>
               <w:jc w:val="left"/>
               <w:rPr>
+                <w:rFonts w:hint="eastAsia"/>
                 <w:color w:val="000000" w:themeColor="text1"/>
               </w:rPr>
             </w:pPr>
@@ -17566,6 +20120,29 @@
                 <w:color w:val="000000" w:themeColor="text1"/>
               </w:rPr>
               <w:t>路径名</w:t>
+            </w:r>
+          </w:p>
+          <w:p>
+            <w:pPr>
+              <w:ind w:left="34"/>
+              <w:jc w:val="left"/>
+              <w:rPr>
+                <w:color w:val="000000" w:themeColor="text1"/>
+              </w:rPr>
+            </w:pPr>
+            <w:r>
+              <w:rPr>
+                <w:rFonts w:hint="eastAsia"/>
+                <w:color w:val="FF0000"/>
+              </w:rPr>
+              <w:t>类型：</w:t>
+            </w:r>
+            <w:r>
+              <w:rPr>
+                <w:rFonts w:hint="eastAsia"/>
+                <w:color w:val="FF0000"/>
+              </w:rPr>
+              <w:t>string</w:t>
             </w:r>
           </w:p>
         </w:tc>
@@ -17693,6 +20270,7 @@
               <w:ind w:left="34"/>
               <w:jc w:val="left"/>
               <w:rPr>
+                <w:rFonts w:hint="eastAsia"/>
                 <w:color w:val="000000" w:themeColor="text1"/>
               </w:rPr>
             </w:pPr>
@@ -17709,6 +20287,29 @@
                 <w:color w:val="000000" w:themeColor="text1"/>
               </w:rPr>
               <w:t>目录名</w:t>
+            </w:r>
+          </w:p>
+          <w:p>
+            <w:pPr>
+              <w:ind w:left="34"/>
+              <w:jc w:val="left"/>
+              <w:rPr>
+                <w:color w:val="000000" w:themeColor="text1"/>
+              </w:rPr>
+            </w:pPr>
+            <w:r>
+              <w:rPr>
+                <w:rFonts w:hint="eastAsia"/>
+                <w:color w:val="FF0000"/>
+              </w:rPr>
+              <w:t>类型：</w:t>
+            </w:r>
+            <w:r>
+              <w:rPr>
+                <w:rFonts w:hint="eastAsia"/>
+                <w:color w:val="FF0000"/>
+              </w:rPr>
+              <w:t>string</w:t>
             </w:r>
           </w:p>
         </w:tc>
@@ -17836,6 +20437,7 @@
               <w:ind w:left="34"/>
               <w:jc w:val="left"/>
               <w:rPr>
+                <w:rFonts w:hint="eastAsia"/>
                 <w:color w:val="000000" w:themeColor="text1"/>
               </w:rPr>
             </w:pPr>
@@ -17852,6 +20454,29 @@
                 <w:color w:val="000000" w:themeColor="text1"/>
               </w:rPr>
               <w:t>文件名</w:t>
+            </w:r>
+          </w:p>
+          <w:p>
+            <w:pPr>
+              <w:ind w:left="34"/>
+              <w:jc w:val="left"/>
+              <w:rPr>
+                <w:color w:val="000000" w:themeColor="text1"/>
+              </w:rPr>
+            </w:pPr>
+            <w:r>
+              <w:rPr>
+                <w:rFonts w:hint="eastAsia"/>
+                <w:color w:val="FF0000"/>
+              </w:rPr>
+              <w:t>类型：</w:t>
+            </w:r>
+            <w:r>
+              <w:rPr>
+                <w:rFonts w:hint="eastAsia"/>
+                <w:color w:val="FF0000"/>
+              </w:rPr>
+              <w:t>string</w:t>
             </w:r>
           </w:p>
         </w:tc>
@@ -18161,6 +20786,7 @@
               <w:ind w:left="34"/>
               <w:jc w:val="left"/>
               <w:rPr>
+                <w:rFonts w:hint="eastAsia"/>
                 <w:color w:val="000000" w:themeColor="text1"/>
               </w:rPr>
             </w:pPr>
@@ -18177,6 +20803,29 @@
                 <w:color w:val="000000" w:themeColor="text1"/>
               </w:rPr>
               <w:t>文件名</w:t>
+            </w:r>
+          </w:p>
+          <w:p>
+            <w:pPr>
+              <w:ind w:left="34"/>
+              <w:jc w:val="left"/>
+              <w:rPr>
+                <w:color w:val="000000" w:themeColor="text1"/>
+              </w:rPr>
+            </w:pPr>
+            <w:r>
+              <w:rPr>
+                <w:rFonts w:hint="eastAsia"/>
+                <w:color w:val="FF0000"/>
+              </w:rPr>
+              <w:t>类型：</w:t>
+            </w:r>
+            <w:r>
+              <w:rPr>
+                <w:rFonts w:hint="eastAsia"/>
+                <w:color w:val="FF0000"/>
+              </w:rPr>
+              <w:t>string</w:t>
             </w:r>
           </w:p>
         </w:tc>
@@ -18443,6 +21092,7 @@
             <w:pPr>
               <w:jc w:val="left"/>
               <w:rPr>
+                <w:rFonts w:hint="eastAsia"/>
                 <w:color w:val="000000" w:themeColor="text1"/>
               </w:rPr>
             </w:pPr>
@@ -18452,6 +21102,28 @@
                 <w:color w:val="000000" w:themeColor="text1"/>
               </w:rPr>
               <w:t>[ size ]</w:t>
+            </w:r>
+          </w:p>
+          <w:p>
+            <w:pPr>
+              <w:jc w:val="left"/>
+              <w:rPr>
+                <w:color w:val="000000" w:themeColor="text1"/>
+              </w:rPr>
+            </w:pPr>
+            <w:r>
+              <w:rPr>
+                <w:rFonts w:hint="eastAsia"/>
+                <w:color w:val="FF0000"/>
+              </w:rPr>
+              <w:t>类型：</w:t>
+            </w:r>
+            <w:r>
+              <w:rPr>
+                <w:rFonts w:hint="eastAsia"/>
+                <w:color w:val="FF0000"/>
+              </w:rPr>
+              <w:t>int</w:t>
             </w:r>
           </w:p>
         </w:tc>
@@ -18518,15 +21190,45 @@
             <w:pPr>
               <w:jc w:val="left"/>
               <w:rPr>
-                <w:color w:val="000000" w:themeColor="text1"/>
-              </w:rPr>
-            </w:pPr>
-            <w:r>
-              <w:rPr>
-                <w:rFonts w:hint="eastAsia"/>
-                <w:color w:val="000000" w:themeColor="text1"/>
-              </w:rPr>
-              <w:t>content</w:t>
+                <w:rFonts w:hint="eastAsia"/>
+                <w:color w:val="000000" w:themeColor="text1"/>
+              </w:rPr>
+            </w:pPr>
+            <w:r>
+              <w:rPr>
+                <w:rFonts w:hint="eastAsia"/>
+                <w:color w:val="000000" w:themeColor="text1"/>
+              </w:rPr>
+              <w:t>c</w:t>
+            </w:r>
+            <w:r>
+              <w:rPr>
+                <w:rFonts w:hint="eastAsia"/>
+                <w:color w:val="000000" w:themeColor="text1"/>
+              </w:rPr>
+              <w:t>ontent</w:t>
+            </w:r>
+          </w:p>
+          <w:p>
+            <w:pPr>
+              <w:jc w:val="left"/>
+              <w:rPr>
+                <w:color w:val="000000" w:themeColor="text1"/>
+              </w:rPr>
+            </w:pPr>
+            <w:r>
+              <w:rPr>
+                <w:rFonts w:hint="eastAsia"/>
+                <w:color w:val="FF0000"/>
+              </w:rPr>
+              <w:t>类型：</w:t>
+            </w:r>
+            <w:r>
+              <w:rPr>
+                <w:rFonts w:hint="eastAsia"/>
+                <w:color w:val="FF0000"/>
+              </w:rPr>
+              <w:t>string</w:t>
             </w:r>
           </w:p>
         </w:tc>
@@ -18586,21 +21288,52 @@
             <w:pPr>
               <w:jc w:val="left"/>
               <w:rPr>
-                <w:color w:val="000000" w:themeColor="text1"/>
-              </w:rPr>
-            </w:pPr>
-            <w:r>
-              <w:rPr>
-                <w:rFonts w:hint="eastAsia"/>
-                <w:color w:val="000000" w:themeColor="text1"/>
-              </w:rPr>
-              <w:t>offset</w:t>
-            </w:r>
-          </w:p>
-          <w:p>
-            <w:pPr>
-              <w:jc w:val="left"/>
-              <w:rPr>
+                <w:rFonts w:hint="eastAsia"/>
+                <w:color w:val="000000" w:themeColor="text1"/>
+              </w:rPr>
+            </w:pPr>
+            <w:r>
+              <w:rPr>
+                <w:rFonts w:hint="eastAsia"/>
+                <w:color w:val="000000" w:themeColor="text1"/>
+              </w:rPr>
+              <w:t>o</w:t>
+            </w:r>
+            <w:r>
+              <w:rPr>
+                <w:rFonts w:hint="eastAsia"/>
+                <w:color w:val="000000" w:themeColor="text1"/>
+              </w:rPr>
+              <w:t>ffset</w:t>
+            </w:r>
+          </w:p>
+          <w:p>
+            <w:pPr>
+              <w:jc w:val="left"/>
+              <w:rPr>
+                <w:color w:val="000000" w:themeColor="text1"/>
+              </w:rPr>
+            </w:pPr>
+            <w:r>
+              <w:rPr>
+                <w:rFonts w:hint="eastAsia"/>
+                <w:color w:val="FF0000"/>
+              </w:rPr>
+              <w:t>类型：</w:t>
+            </w:r>
+            <w:r>
+              <w:rPr>
+                <w:rFonts w:hint="eastAsia"/>
+                <w:color w:val="FF0000"/>
+              </w:rPr>
+              <w:t>int</w:t>
+            </w:r>
+          </w:p>
+          <w:p>
+            <w:pPr>
+              <w:jc w:val="left"/>
+              <w:rPr>
+                <w:rFonts w:hint="eastAsia"/>
                 <w:color w:val="000000" w:themeColor="text1"/>
               </w:rPr>
             </w:pPr>
@@ -18610,6 +21343,28 @@
                 <w:color w:val="000000" w:themeColor="text1"/>
               </w:rPr>
               <w:t>[ where ]</w:t>
+            </w:r>
+          </w:p>
+          <w:p>
+            <w:pPr>
+              <w:jc w:val="left"/>
+              <w:rPr>
+                <w:color w:val="000000" w:themeColor="text1"/>
+              </w:rPr>
+            </w:pPr>
+            <w:r>
+              <w:rPr>
+                <w:rFonts w:hint="eastAsia"/>
+                <w:color w:val="FF0000"/>
+              </w:rPr>
+              <w:t>类型：</w:t>
+            </w:r>
+            <w:r>
+              <w:rPr>
+                <w:rFonts w:hint="eastAsia"/>
+                <w:color w:val="FF0000"/>
+              </w:rPr>
+              <w:t>int</w:t>
             </w:r>
           </w:p>
         </w:tc>
@@ -18744,6 +21499,7 @@
             <w:pPr>
               <w:jc w:val="left"/>
               <w:rPr>
+                <w:rFonts w:hint="eastAsia"/>
                 <w:color w:val="000000" w:themeColor="text1"/>
               </w:rPr>
             </w:pPr>
@@ -18753,6 +21509,28 @@
                 <w:color w:val="000000" w:themeColor="text1"/>
               </w:rPr>
               <w:t>[ filepath ]</w:t>
+            </w:r>
+          </w:p>
+          <w:p>
+            <w:pPr>
+              <w:jc w:val="left"/>
+              <w:rPr>
+                <w:color w:val="000000" w:themeColor="text1"/>
+              </w:rPr>
+            </w:pPr>
+            <w:r>
+              <w:rPr>
+                <w:rFonts w:hint="eastAsia"/>
+                <w:color w:val="FF0000"/>
+              </w:rPr>
+              <w:t>类型：</w:t>
+            </w:r>
+            <w:r>
+              <w:rPr>
+                <w:rFonts w:hint="eastAsia"/>
+                <w:color w:val="FF0000"/>
+              </w:rPr>
+              <w:t>string</w:t>
             </w:r>
           </w:p>
         </w:tc>
@@ -18819,6 +21597,7 @@
             <w:pPr>
               <w:jc w:val="left"/>
               <w:rPr>
+                <w:rFonts w:hint="eastAsia"/>
                 <w:color w:val="000000" w:themeColor="text1"/>
               </w:rPr>
             </w:pPr>
@@ -18828,6 +21607,28 @@
                 <w:color w:val="000000" w:themeColor="text1"/>
               </w:rPr>
               <w:t>[ filepath ]</w:t>
+            </w:r>
+          </w:p>
+          <w:p>
+            <w:pPr>
+              <w:jc w:val="left"/>
+              <w:rPr>
+                <w:color w:val="000000" w:themeColor="text1"/>
+              </w:rPr>
+            </w:pPr>
+            <w:r>
+              <w:rPr>
+                <w:rFonts w:hint="eastAsia"/>
+                <w:color w:val="FF0000"/>
+              </w:rPr>
+              <w:t>类型：</w:t>
+            </w:r>
+            <w:r>
+              <w:rPr>
+                <w:rFonts w:hint="eastAsia"/>
+                <w:color w:val="FF0000"/>
+              </w:rPr>
+              <w:t>string</w:t>
             </w:r>
           </w:p>
         </w:tc>
@@ -18894,35 +21695,96 @@
             <w:pPr>
               <w:jc w:val="left"/>
               <w:rPr>
-                <w:color w:val="000000" w:themeColor="text1"/>
-              </w:rPr>
-            </w:pPr>
-            <w:r>
-              <w:rPr>
-                <w:color w:val="000000" w:themeColor="text1"/>
-              </w:rPr>
-              <w:t>src</w:t>
-            </w:r>
-          </w:p>
-          <w:p>
-            <w:pPr>
-              <w:jc w:val="left"/>
-              <w:rPr>
-                <w:color w:val="000000" w:themeColor="text1"/>
-              </w:rPr>
-            </w:pPr>
-            <w:r>
-              <w:rPr>
-                <w:rFonts w:hint="eastAsia"/>
-                <w:color w:val="000000" w:themeColor="text1"/>
-              </w:rPr>
-              <w:t>dst</w:t>
-            </w:r>
-          </w:p>
-          <w:p>
-            <w:pPr>
-              <w:jc w:val="left"/>
-              <w:rPr>
+                <w:rFonts w:hint="eastAsia"/>
+                <w:color w:val="000000" w:themeColor="text1"/>
+              </w:rPr>
+            </w:pPr>
+            <w:r>
+              <w:rPr>
+                <w:rFonts w:hint="eastAsia"/>
+                <w:color w:val="000000" w:themeColor="text1"/>
+              </w:rPr>
+              <w:t>s</w:t>
+            </w:r>
+            <w:r>
+              <w:rPr>
+                <w:color w:val="000000" w:themeColor="text1"/>
+              </w:rPr>
+              <w:t>rc</w:t>
+            </w:r>
+          </w:p>
+          <w:p>
+            <w:pPr>
+              <w:jc w:val="left"/>
+              <w:rPr>
+                <w:color w:val="000000" w:themeColor="text1"/>
+              </w:rPr>
+            </w:pPr>
+            <w:r>
+              <w:rPr>
+                <w:rFonts w:hint="eastAsia"/>
+                <w:color w:val="FF0000"/>
+              </w:rPr>
+              <w:t>类型：</w:t>
+            </w:r>
+            <w:r>
+              <w:rPr>
+                <w:rFonts w:hint="eastAsia"/>
+                <w:color w:val="FF0000"/>
+              </w:rPr>
+              <w:t>string</w:t>
+            </w:r>
+          </w:p>
+          <w:p>
+            <w:pPr>
+              <w:jc w:val="left"/>
+              <w:rPr>
+                <w:rFonts w:hint="eastAsia"/>
+                <w:color w:val="000000" w:themeColor="text1"/>
+              </w:rPr>
+            </w:pPr>
+            <w:r>
+              <w:rPr>
+                <w:rFonts w:hint="eastAsia"/>
+                <w:color w:val="000000" w:themeColor="text1"/>
+              </w:rPr>
+              <w:t>d</w:t>
+            </w:r>
+            <w:r>
+              <w:rPr>
+                <w:rFonts w:hint="eastAsia"/>
+                <w:color w:val="000000" w:themeColor="text1"/>
+              </w:rPr>
+              <w:t>st</w:t>
+            </w:r>
+          </w:p>
+          <w:p>
+            <w:pPr>
+              <w:jc w:val="left"/>
+              <w:rPr>
+                <w:color w:val="000000" w:themeColor="text1"/>
+              </w:rPr>
+            </w:pPr>
+            <w:r>
+              <w:rPr>
+                <w:rFonts w:hint="eastAsia"/>
+                <w:color w:val="FF0000"/>
+              </w:rPr>
+              <w:t>类型：</w:t>
+            </w:r>
+            <w:r>
+              <w:rPr>
+                <w:rFonts w:hint="eastAsia"/>
+                <w:color w:val="FF0000"/>
+              </w:rPr>
+              <w:t>string</w:t>
+            </w:r>
+          </w:p>
+          <w:p>
+            <w:pPr>
+              <w:jc w:val="left"/>
+              <w:rPr>
+                <w:rFonts w:hint="eastAsia"/>
                 <w:color w:val="000000" w:themeColor="text1"/>
               </w:rPr>
             </w:pPr>
@@ -18944,9 +21806,54 @@
             <w:r>
               <w:rPr>
                 <w:rFonts w:hint="eastAsia"/>
+                <w:color w:val="FF0000"/>
+              </w:rPr>
+              <w:t>类型：</w:t>
+            </w:r>
+            <w:r>
+              <w:rPr>
+                <w:rFonts w:hint="eastAsia"/>
+                <w:color w:val="FF0000"/>
+              </w:rPr>
+              <w:t>true</w:t>
+            </w:r>
+          </w:p>
+          <w:p>
+            <w:pPr>
+              <w:jc w:val="left"/>
+              <w:rPr>
+                <w:rFonts w:hint="eastAsia"/>
+                <w:color w:val="000000" w:themeColor="text1"/>
+              </w:rPr>
+            </w:pPr>
+            <w:r>
+              <w:rPr>
+                <w:rFonts w:hint="eastAsia"/>
                 <w:color w:val="000000" w:themeColor="text1"/>
               </w:rPr>
               <w:t>[ mode ]</w:t>
+            </w:r>
+          </w:p>
+          <w:p>
+            <w:pPr>
+              <w:jc w:val="left"/>
+              <w:rPr>
+                <w:color w:val="000000" w:themeColor="text1"/>
+              </w:rPr>
+            </w:pPr>
+            <w:r>
+              <w:rPr>
+                <w:rFonts w:hint="eastAsia"/>
+                <w:color w:val="FF0000"/>
+              </w:rPr>
+              <w:t>类型：</w:t>
+            </w:r>
+            <w:r>
+              <w:rPr>
+                <w:rFonts w:hint="eastAsia"/>
+                <w:color w:val="FF0000"/>
+              </w:rPr>
+              <w:t>int</w:t>
             </w:r>
           </w:p>
         </w:tc>
@@ -19013,30 +21920,88 @@
             <w:pPr>
               <w:jc w:val="left"/>
               <w:rPr>
-                <w:color w:val="000000" w:themeColor="text1"/>
-              </w:rPr>
-            </w:pPr>
-            <w:r>
-              <w:rPr>
-                <w:rFonts w:hint="eastAsia"/>
-                <w:color w:val="000000" w:themeColor="text1"/>
-              </w:rPr>
-              <w:t>src</w:t>
-            </w:r>
-          </w:p>
-          <w:p>
-            <w:pPr>
-              <w:jc w:val="left"/>
-              <w:rPr>
-                <w:color w:val="000000" w:themeColor="text1"/>
-              </w:rPr>
-            </w:pPr>
-            <w:r>
-              <w:rPr>
-                <w:rFonts w:hint="eastAsia"/>
-                <w:color w:val="000000" w:themeColor="text1"/>
-              </w:rPr>
-              <w:t>dst</w:t>
+                <w:rFonts w:hint="eastAsia"/>
+                <w:color w:val="000000" w:themeColor="text1"/>
+              </w:rPr>
+            </w:pPr>
+            <w:r>
+              <w:rPr>
+                <w:color w:val="000000" w:themeColor="text1"/>
+              </w:rPr>
+              <w:t>S</w:t>
+            </w:r>
+            <w:r>
+              <w:rPr>
+                <w:rFonts w:hint="eastAsia"/>
+                <w:color w:val="000000" w:themeColor="text1"/>
+              </w:rPr>
+              <w:t>rc</w:t>
+            </w:r>
+          </w:p>
+          <w:p>
+            <w:pPr>
+              <w:jc w:val="left"/>
+              <w:rPr>
+                <w:color w:val="000000" w:themeColor="text1"/>
+              </w:rPr>
+            </w:pPr>
+            <w:r>
+              <w:rPr>
+                <w:rFonts w:hint="eastAsia"/>
+                <w:color w:val="FF0000"/>
+              </w:rPr>
+              <w:t>类型：</w:t>
+            </w:r>
+            <w:r>
+              <w:rPr>
+                <w:rFonts w:hint="eastAsia"/>
+                <w:color w:val="FF0000"/>
+              </w:rPr>
+              <w:t>string</w:t>
+            </w:r>
+          </w:p>
+          <w:p>
+            <w:pPr>
+              <w:jc w:val="left"/>
+              <w:rPr>
+                <w:rFonts w:hint="eastAsia"/>
+                <w:color w:val="000000" w:themeColor="text1"/>
+              </w:rPr>
+            </w:pPr>
+            <w:r>
+              <w:rPr>
+                <w:color w:val="000000" w:themeColor="text1"/>
+              </w:rPr>
+              <w:t>d</w:t>
+            </w:r>
+            <w:r>
+              <w:rPr>
+                <w:rFonts w:hint="eastAsia"/>
+                <w:color w:val="000000" w:themeColor="text1"/>
+              </w:rPr>
+              <w:t>st</w:t>
+            </w:r>
+          </w:p>
+          <w:p>
+            <w:pPr>
+              <w:jc w:val="left"/>
+              <w:rPr>
+                <w:color w:val="000000" w:themeColor="text1"/>
+              </w:rPr>
+            </w:pPr>
+            <w:r>
+              <w:rPr>
+                <w:rFonts w:hint="eastAsia"/>
+                <w:color w:val="FF0000"/>
+              </w:rPr>
+              <w:t>类型：</w:t>
+            </w:r>
+            <w:r>
+              <w:rPr>
+                <w:rFonts w:hint="eastAsia"/>
+                <w:color w:val="FF0000"/>
+              </w:rPr>
+              <w:t>string</w:t>
             </w:r>
           </w:p>
         </w:tc>
@@ -19103,21 +22068,52 @@
             <w:pPr>
               <w:jc w:val="left"/>
               <w:rPr>
-                <w:color w:val="000000" w:themeColor="text1"/>
-              </w:rPr>
-            </w:pPr>
-            <w:r>
-              <w:rPr>
-                <w:rFonts w:hint="eastAsia"/>
-                <w:color w:val="000000" w:themeColor="text1"/>
-              </w:rPr>
-              <w:t>name</w:t>
-            </w:r>
-          </w:p>
-          <w:p>
-            <w:pPr>
-              <w:jc w:val="left"/>
-              <w:rPr>
+                <w:rFonts w:hint="eastAsia"/>
+                <w:color w:val="000000" w:themeColor="text1"/>
+              </w:rPr>
+            </w:pPr>
+            <w:r>
+              <w:rPr>
+                <w:rFonts w:hint="eastAsia"/>
+                <w:color w:val="000000" w:themeColor="text1"/>
+              </w:rPr>
+              <w:t>n</w:t>
+            </w:r>
+            <w:r>
+              <w:rPr>
+                <w:rFonts w:hint="eastAsia"/>
+                <w:color w:val="000000" w:themeColor="text1"/>
+              </w:rPr>
+              <w:t>ame</w:t>
+            </w:r>
+          </w:p>
+          <w:p>
+            <w:pPr>
+              <w:jc w:val="left"/>
+              <w:rPr>
+                <w:color w:val="000000" w:themeColor="text1"/>
+              </w:rPr>
+            </w:pPr>
+            <w:r>
+              <w:rPr>
+                <w:rFonts w:hint="eastAsia"/>
+                <w:color w:val="FF0000"/>
+              </w:rPr>
+              <w:t>类型：</w:t>
+            </w:r>
+            <w:r>
+              <w:rPr>
+                <w:rFonts w:hint="eastAsia"/>
+                <w:color w:val="FF0000"/>
+              </w:rPr>
+              <w:t>string</w:t>
+            </w:r>
+          </w:p>
+          <w:p>
+            <w:pPr>
+              <w:jc w:val="left"/>
+              <w:rPr>
+                <w:rFonts w:hint="eastAsia"/>
                 <w:color w:val="000000" w:themeColor="text1"/>
               </w:rPr>
             </w:pPr>
@@ -19127,6 +22123,28 @@
                 <w:color w:val="000000" w:themeColor="text1"/>
               </w:rPr>
               <w:t>[ mode ]</w:t>
+            </w:r>
+          </w:p>
+          <w:p>
+            <w:pPr>
+              <w:jc w:val="left"/>
+              <w:rPr>
+                <w:color w:val="000000" w:themeColor="text1"/>
+              </w:rPr>
+            </w:pPr>
+            <w:r>
+              <w:rPr>
+                <w:rFonts w:hint="eastAsia"/>
+                <w:color w:val="FF0000"/>
+              </w:rPr>
+              <w:t>类型：</w:t>
+            </w:r>
+            <w:r>
+              <w:rPr>
+                <w:rFonts w:hint="eastAsia"/>
+                <w:color w:val="FF0000"/>
+              </w:rPr>
+              <w:t>int</w:t>
             </w:r>
           </w:p>
         </w:tc>
@@ -19471,7 +22489,15 @@
                 <w:rFonts w:hint="eastAsia"/>
                 <w:color w:val="000000" w:themeColor="text1"/>
               </w:rPr>
-              <w:t>hostname : "localhost",</w:t>
+              <w:t xml:space="preserve">hostname : </w:t>
+            </w:r>
+            <w:r>
+              <w:rPr>
+                <w:rFonts w:hint="eastAsia"/>
+                <w:color w:val="000000" w:themeColor="text1"/>
+              </w:rPr>
+              <w:lastRenderedPageBreak/>
+              <w:t>"localhost",</w:t>
             </w:r>
           </w:p>
           <w:p>
@@ -19636,6 +22662,7 @@
                 <w:rFonts w:hint="eastAsia"/>
                 <w:color w:val="000000" w:themeColor="text1"/>
               </w:rPr>
+              <w:lastRenderedPageBreak/>
               <w:t>获取对象信息</w:t>
             </w:r>
           </w:p>
@@ -19680,6 +22707,7 @@
                 <w:rFonts w:hint="eastAsia"/>
                 <w:color w:val="000000" w:themeColor="text1"/>
               </w:rPr>
+              <w:lastRenderedPageBreak/>
               <w:t>runJS</w:t>
             </w:r>
           </w:p>
@@ -19716,6 +22744,7 @@
               <w:ind w:leftChars="46" w:left="97"/>
               <w:jc w:val="left"/>
               <w:rPr>
+                <w:rFonts w:hint="eastAsia"/>
                 <w:color w:val="000000" w:themeColor="text1"/>
               </w:rPr>
             </w:pPr>
@@ -19739,6 +22768,29 @@
               <w:ind w:leftChars="46" w:left="97"/>
               <w:jc w:val="left"/>
               <w:rPr>
+                <w:color w:val="000000" w:themeColor="text1"/>
+              </w:rPr>
+            </w:pPr>
+            <w:r>
+              <w:rPr>
+                <w:rFonts w:hint="eastAsia"/>
+                <w:color w:val="FF0000"/>
+              </w:rPr>
+              <w:t>类型：</w:t>
+            </w:r>
+            <w:r>
+              <w:rPr>
+                <w:rFonts w:hint="eastAsia"/>
+                <w:color w:val="FF0000"/>
+              </w:rPr>
+              <w:t>string</w:t>
+            </w:r>
+          </w:p>
+          <w:p>
+            <w:pPr>
+              <w:ind w:leftChars="46" w:left="97"/>
+              <w:jc w:val="left"/>
+              <w:rPr>
                 <w:color w:val="FF0000"/>
               </w:rPr>
             </w:pPr>
@@ -19792,6 +22844,7 @@
               <w:ind w:leftChars="46" w:left="97"/>
               <w:jc w:val="left"/>
               <w:rPr>
+                <w:rFonts w:hint="eastAsia"/>
                 <w:color w:val="000000" w:themeColor="text1"/>
               </w:rPr>
             </w:pPr>
@@ -19822,6 +22875,29 @@
                 <w:color w:val="000000" w:themeColor="text1"/>
               </w:rPr>
               <w:t>，永不超时</w:t>
+            </w:r>
+          </w:p>
+          <w:p>
+            <w:pPr>
+              <w:ind w:leftChars="46" w:left="97"/>
+              <w:jc w:val="left"/>
+              <w:rPr>
+                <w:color w:val="000000" w:themeColor="text1"/>
+              </w:rPr>
+            </w:pPr>
+            <w:r>
+              <w:rPr>
+                <w:rFonts w:hint="eastAsia"/>
+                <w:color w:val="FF0000"/>
+              </w:rPr>
+              <w:t>类型：</w:t>
+            </w:r>
+            <w:r>
+              <w:rPr>
+                <w:rFonts w:hint="eastAsia"/>
+                <w:color w:val="FF0000"/>
+              </w:rPr>
+              <w:t>int</w:t>
             </w:r>
           </w:p>
         </w:tc>
@@ -20083,15 +23159,23 @@
               <w:ind w:left="97"/>
               <w:jc w:val="left"/>
               <w:rPr>
-                <w:color w:val="000000" w:themeColor="text1"/>
-              </w:rPr>
-            </w:pPr>
-            <w:r>
-              <w:rPr>
-                <w:rFonts w:hint="eastAsia"/>
-                <w:color w:val="000000" w:themeColor="text1"/>
-              </w:rPr>
-              <w:t>cmd</w:t>
+                <w:rFonts w:hint="eastAsia"/>
+                <w:color w:val="000000" w:themeColor="text1"/>
+              </w:rPr>
+            </w:pPr>
+            <w:r>
+              <w:rPr>
+                <w:rFonts w:hint="eastAsia"/>
+                <w:color w:val="000000" w:themeColor="text1"/>
+              </w:rPr>
+              <w:t>c</w:t>
+            </w:r>
+            <w:r>
+              <w:rPr>
+                <w:rFonts w:hint="eastAsia"/>
+                <w:color w:val="000000" w:themeColor="text1"/>
+              </w:rPr>
+              <w:t>md</w:t>
             </w:r>
           </w:p>
           <w:p>
@@ -20105,6 +23189,30 @@
             <w:r>
               <w:rPr>
                 <w:rFonts w:hint="eastAsia"/>
+                <w:color w:val="FF0000"/>
+              </w:rPr>
+              <w:t>类型：</w:t>
+            </w:r>
+            <w:r>
+              <w:rPr>
+                <w:rFonts w:hint="eastAsia"/>
+                <w:color w:val="FF0000"/>
+              </w:rPr>
+              <w:t>string</w:t>
+            </w:r>
+          </w:p>
+          <w:p>
+            <w:pPr>
+              <w:ind w:left="97"/>
+              <w:jc w:val="left"/>
+              <w:rPr>
+                <w:rFonts w:hint="eastAsia"/>
+                <w:color w:val="000000" w:themeColor="text1"/>
+              </w:rPr>
+            </w:pPr>
+            <w:r>
+              <w:rPr>
+                <w:rFonts w:hint="eastAsia"/>
                 <w:color w:val="000000" w:themeColor="text1"/>
               </w:rPr>
               <w:t>[args]</w:t>
@@ -20121,6 +23229,30 @@
             <w:r>
               <w:rPr>
                 <w:rFonts w:hint="eastAsia"/>
+                <w:color w:val="FF0000"/>
+              </w:rPr>
+              <w:t>类型：</w:t>
+            </w:r>
+            <w:r>
+              <w:rPr>
+                <w:rFonts w:hint="eastAsia"/>
+                <w:color w:val="FF0000"/>
+              </w:rPr>
+              <w:t>string</w:t>
+            </w:r>
+          </w:p>
+          <w:p>
+            <w:pPr>
+              <w:ind w:left="97"/>
+              <w:jc w:val="left"/>
+              <w:rPr>
+                <w:rFonts w:hint="eastAsia"/>
+                <w:color w:val="000000" w:themeColor="text1"/>
+              </w:rPr>
+            </w:pPr>
+            <w:r>
+              <w:rPr>
+                <w:rFonts w:hint="eastAsia"/>
                 <w:color w:val="000000" w:themeColor="text1"/>
               </w:rPr>
               <w:t>[timeout]</w:t>
@@ -20137,9 +23269,56 @@
             <w:r>
               <w:rPr>
                 <w:rFonts w:hint="eastAsia"/>
+                <w:color w:val="FF0000"/>
+              </w:rPr>
+              <w:t>类型：</w:t>
+            </w:r>
+            <w:r>
+              <w:rPr>
+                <w:rFonts w:hint="eastAsia"/>
+                <w:color w:val="FF0000"/>
+              </w:rPr>
+              <w:t>int</w:t>
+            </w:r>
+          </w:p>
+          <w:p>
+            <w:pPr>
+              <w:ind w:left="97"/>
+              <w:jc w:val="left"/>
+              <w:rPr>
+                <w:rFonts w:hint="eastAsia"/>
+                <w:color w:val="000000" w:themeColor="text1"/>
+              </w:rPr>
+            </w:pPr>
+            <w:r>
+              <w:rPr>
+                <w:rFonts w:hint="eastAsia"/>
                 <w:color w:val="000000" w:themeColor="text1"/>
               </w:rPr>
               <w:t>[useShell]</w:t>
+            </w:r>
+          </w:p>
+          <w:p>
+            <w:pPr>
+              <w:ind w:left="97"/>
+              <w:jc w:val="left"/>
+              <w:rPr>
+                <w:color w:val="000000" w:themeColor="text1"/>
+              </w:rPr>
+            </w:pPr>
+            <w:r>
+              <w:rPr>
+                <w:rFonts w:hint="eastAsia"/>
+                <w:color w:val="FF0000"/>
+              </w:rPr>
+              <w:t>类型</w:t>
+            </w:r>
+            <w:r>
+              <w:rPr>
+                <w:rFonts w:hint="eastAsia"/>
+                <w:color w:val="FF0000"/>
+              </w:rPr>
+              <w:t>: int</w:t>
             </w:r>
           </w:p>
         </w:tc>
@@ -20245,15 +23424,15 @@
               <w:ind w:left="97"/>
               <w:jc w:val="left"/>
               <w:rPr>
-                <w:color w:val="000000" w:themeColor="text1"/>
-              </w:rPr>
-            </w:pPr>
-            <w:r>
-              <w:rPr>
-                <w:rFonts w:hint="eastAsia"/>
-                <w:color w:val="000000" w:themeColor="text1"/>
-              </w:rPr>
-              <w:t>c</w:t>
+                <w:rFonts w:hint="eastAsia"/>
+                <w:color w:val="000000" w:themeColor="text1"/>
+              </w:rPr>
+            </w:pPr>
+            <w:r>
+              <w:rPr>
+                <w:color w:val="000000" w:themeColor="text1"/>
+              </w:rPr>
+              <w:t>C</w:t>
             </w:r>
             <w:r>
               <w:rPr>
@@ -20273,6 +23452,30 @@
             <w:r>
               <w:rPr>
                 <w:rFonts w:hint="eastAsia"/>
+                <w:color w:val="FF0000"/>
+              </w:rPr>
+              <w:t>类型：</w:t>
+            </w:r>
+            <w:r>
+              <w:rPr>
+                <w:rFonts w:hint="eastAsia"/>
+                <w:color w:val="FF0000"/>
+              </w:rPr>
+              <w:t>string</w:t>
+            </w:r>
+          </w:p>
+          <w:p>
+            <w:pPr>
+              <w:ind w:left="97"/>
+              <w:jc w:val="left"/>
+              <w:rPr>
+                <w:rFonts w:hint="eastAsia"/>
+                <w:color w:val="000000" w:themeColor="text1"/>
+              </w:rPr>
+            </w:pPr>
+            <w:r>
+              <w:rPr>
+                <w:rFonts w:hint="eastAsia"/>
                 <w:color w:val="000000" w:themeColor="text1"/>
               </w:rPr>
               <w:t>[args]</w:t>
@@ -20289,6 +23492,30 @@
             <w:r>
               <w:rPr>
                 <w:rFonts w:hint="eastAsia"/>
+                <w:color w:val="FF0000"/>
+              </w:rPr>
+              <w:t>类型：</w:t>
+            </w:r>
+            <w:r>
+              <w:rPr>
+                <w:rFonts w:hint="eastAsia"/>
+                <w:color w:val="FF0000"/>
+              </w:rPr>
+              <w:t>string</w:t>
+            </w:r>
+          </w:p>
+          <w:p>
+            <w:pPr>
+              <w:ind w:left="97"/>
+              <w:jc w:val="left"/>
+              <w:rPr>
+                <w:rFonts w:hint="eastAsia"/>
+                <w:color w:val="000000" w:themeColor="text1"/>
+              </w:rPr>
+            </w:pPr>
+            <w:r>
+              <w:rPr>
+                <w:rFonts w:hint="eastAsia"/>
                 <w:color w:val="000000" w:themeColor="text1"/>
               </w:rPr>
               <w:t>[useShell]</w:t>
@@ -20305,9 +23532,56 @@
             <w:r>
               <w:rPr>
                 <w:rFonts w:hint="eastAsia"/>
+                <w:color w:val="FF0000"/>
+              </w:rPr>
+              <w:t>类型：</w:t>
+            </w:r>
+            <w:r>
+              <w:rPr>
+                <w:rFonts w:hint="eastAsia"/>
+                <w:color w:val="FF0000"/>
+              </w:rPr>
+              <w:t>int</w:t>
+            </w:r>
+          </w:p>
+          <w:p>
+            <w:pPr>
+              <w:ind w:left="97"/>
+              <w:jc w:val="left"/>
+              <w:rPr>
+                <w:rFonts w:hint="eastAsia"/>
+                <w:color w:val="000000" w:themeColor="text1"/>
+              </w:rPr>
+            </w:pPr>
+            <w:r>
+              <w:rPr>
+                <w:rFonts w:hint="eastAsia"/>
                 <w:color w:val="000000" w:themeColor="text1"/>
               </w:rPr>
               <w:t>[timeout]</w:t>
+            </w:r>
+          </w:p>
+          <w:p>
+            <w:pPr>
+              <w:ind w:left="97"/>
+              <w:jc w:val="left"/>
+              <w:rPr>
+                <w:color w:val="000000" w:themeColor="text1"/>
+              </w:rPr>
+            </w:pPr>
+            <w:r>
+              <w:rPr>
+                <w:rFonts w:hint="eastAsia"/>
+                <w:color w:val="FF0000"/>
+              </w:rPr>
+              <w:t>类型：</w:t>
+            </w:r>
+            <w:r>
+              <w:rPr>
+                <w:rFonts w:hint="eastAsia"/>
+                <w:color w:val="FF0000"/>
+              </w:rPr>
+              <w:t>int</w:t>
             </w:r>
           </w:p>
         </w:tc>
@@ -51075,7 +54349,7 @@
 </file>
 
 <file path=customXml/itemProps1.xml><?xml version="1.0" encoding="utf-8"?>
-<ds:datastoreItem xmlns:ds="http://schemas.openxmlformats.org/officeDocument/2006/customXml" ds:itemID="{762E703E-1D0D-400E-80EB-826B6B562FDA}">
+<ds:datastoreItem xmlns:ds="http://schemas.openxmlformats.org/officeDocument/2006/customXml" ds:itemID="{428FE405-A6BE-4F21-AE77-84C59A238FEC}">
   <ds:schemaRefs>
     <ds:schemaRef ds:uri="http://schemas.openxmlformats.org/officeDocument/2006/bibliography"/>
   </ds:schemaRefs>

--- a/internal_doc/03.开发设计/Story-JS对象增强和远程化.docx
+++ b/internal_doc/03.开发设计/Story-JS对象增强和远程化.docx
@@ -14192,7 +14192,6 @@
               <w:ind w:left="34"/>
               <w:jc w:val="left"/>
               <w:rPr>
-                <w:rFonts w:hint="eastAsia"/>
                 <w:color w:val="000000" w:themeColor="text1"/>
               </w:rPr>
             </w:pPr>
@@ -14405,7 +14404,6 @@
               <w:ind w:left="34"/>
               <w:jc w:val="left"/>
               <w:rPr>
-                <w:rFonts w:hint="eastAsia"/>
                 <w:color w:val="000000" w:themeColor="text1"/>
               </w:rPr>
             </w:pPr>
@@ -14774,7 +14772,7 @@
                 <w:rFonts w:hint="eastAsia"/>
                 <w:color w:val="000000" w:themeColor="text1"/>
               </w:rPr>
-              <w:t>manage</w:t>
+              <w:t>run</w:t>
             </w:r>
             <w:r>
               <w:rPr>
@@ -15072,7 +15070,14 @@
                 <w:rFonts w:hint="eastAsia"/>
                 <w:color w:val="000000" w:themeColor="text1"/>
               </w:rPr>
-              <w:t>ystem.manage</w:t>
+              <w:t>ystem.</w:t>
+            </w:r>
+            <w:r>
+              <w:rPr>
+                <w:rFonts w:hint="eastAsia"/>
+                <w:color w:val="000000" w:themeColor="text1"/>
+              </w:rPr>
+              <w:t>run</w:t>
             </w:r>
             <w:r>
               <w:rPr>
@@ -17012,7 +17017,6 @@
               <w:ind w:left="210"/>
               <w:jc w:val="left"/>
               <w:rPr>
-                <w:rFonts w:hint="eastAsia"/>
                 <w:color w:val="000000" w:themeColor="text1"/>
               </w:rPr>
             </w:pPr>
@@ -17034,7 +17038,6 @@
               <w:ind w:left="157"/>
               <w:jc w:val="left"/>
               <w:rPr>
-                <w:rFonts w:hint="eastAsia"/>
                 <w:color w:val="000000" w:themeColor="text1"/>
               </w:rPr>
             </w:pPr>
@@ -17070,7 +17073,6 @@
               <w:ind w:left="73"/>
               <w:jc w:val="left"/>
               <w:rPr>
-                <w:rFonts w:hint="eastAsia"/>
                 <w:color w:val="000000" w:themeColor="text1"/>
               </w:rPr>
             </w:pPr>
@@ -17090,7 +17092,6 @@
               <w:ind w:left="210"/>
               <w:jc w:val="left"/>
               <w:rPr>
-                <w:rFonts w:hint="eastAsia"/>
                 <w:color w:val="000000" w:themeColor="text1"/>
               </w:rPr>
             </w:pPr>
@@ -17112,7 +17113,6 @@
               <w:ind w:left="157"/>
               <w:jc w:val="left"/>
               <w:rPr>
-                <w:rFonts w:hint="eastAsia"/>
                 <w:color w:val="000000" w:themeColor="text1"/>
               </w:rPr>
             </w:pPr>
@@ -17148,7 +17148,6 @@
               <w:ind w:left="73"/>
               <w:jc w:val="left"/>
               <w:rPr>
-                <w:rFonts w:hint="eastAsia"/>
                 <w:color w:val="000000" w:themeColor="text1"/>
               </w:rPr>
             </w:pPr>
@@ -17168,7 +17167,6 @@
               <w:ind w:left="210"/>
               <w:jc w:val="left"/>
               <w:rPr>
-                <w:rFonts w:hint="eastAsia"/>
                 <w:color w:val="000000" w:themeColor="text1"/>
               </w:rPr>
             </w:pPr>
@@ -17190,7 +17188,6 @@
               <w:ind w:left="157"/>
               <w:jc w:val="left"/>
               <w:rPr>
-                <w:rFonts w:hint="eastAsia"/>
                 <w:color w:val="000000" w:themeColor="text1"/>
               </w:rPr>
             </w:pPr>
@@ -17226,7 +17223,6 @@
               <w:ind w:left="73"/>
               <w:jc w:val="left"/>
               <w:rPr>
-                <w:rFonts w:hint="eastAsia"/>
                 <w:color w:val="000000" w:themeColor="text1"/>
               </w:rPr>
             </w:pPr>
@@ -22024,7 +22020,6 @@
               <w:ind w:left="0"/>
               <w:jc w:val="left"/>
               <w:rPr>
-                <w:rFonts w:hint="eastAsia"/>
                 <w:color w:val="000000" w:themeColor="text1"/>
               </w:rPr>
             </w:pPr>
@@ -22048,7 +22043,6 @@
               <w:ind w:left="0"/>
               <w:jc w:val="left"/>
               <w:rPr>
-                <w:rFonts w:hint="eastAsia"/>
                 <w:color w:val="000000" w:themeColor="text1"/>
               </w:rPr>
             </w:pPr>
@@ -22065,7 +22059,6 @@
               <w:ind w:left="0"/>
               <w:jc w:val="left"/>
               <w:rPr>
-                <w:rFonts w:hint="eastAsia"/>
                 <w:color w:val="000000" w:themeColor="text1"/>
               </w:rPr>
             </w:pPr>
@@ -22089,7 +22082,6 @@
               <w:ind w:left="0"/>
               <w:jc w:val="left"/>
               <w:rPr>
-                <w:rFonts w:hint="eastAsia"/>
                 <w:color w:val="000000" w:themeColor="text1"/>
               </w:rPr>
             </w:pPr>

--- a/internal_doc/03.开发设计/Story-JS对象增强和远程化.docx
+++ b/internal_doc/03.开发设计/Story-JS对象增强和远程化.docx
@@ -2390,7 +2390,35 @@
                 <w:rFonts w:hint="eastAsia"/>
                 <w:color w:val="000000" w:themeColor="text1"/>
               </w:rPr>
-              <w:t>oma.listNodes({type:db})</w:t>
+              <w:t>oma.listNodes({type:</w:t>
+            </w:r>
+            <w:r>
+              <w:rPr>
+                <w:rFonts w:hint="eastAsia"/>
+                <w:color w:val="000000" w:themeColor="text1"/>
+              </w:rPr>
+              <w:t>'</w:t>
+            </w:r>
+            <w:r>
+              <w:rPr>
+                <w:rFonts w:hint="eastAsia"/>
+                <w:color w:val="000000" w:themeColor="text1"/>
+              </w:rPr>
+              <w:t>db</w:t>
+            </w:r>
+            <w:r>
+              <w:rPr>
+                <w:rFonts w:hint="eastAsia"/>
+                <w:color w:val="000000" w:themeColor="text1"/>
+              </w:rPr>
+              <w:t>'</w:t>
+            </w:r>
+            <w:r>
+              <w:rPr>
+                <w:rFonts w:hint="eastAsia"/>
+                <w:color w:val="000000" w:themeColor="text1"/>
+              </w:rPr>
+              <w:t>})</w:t>
             </w:r>
           </w:p>
           <w:p>
@@ -3358,13 +3386,7 @@
                 <w:rFonts w:hint="eastAsia"/>
                 <w:color w:val="000000" w:themeColor="text1"/>
               </w:rPr>
-              <w:t>s</w:t>
-            </w:r>
-            <w:r>
-              <w:rPr>
-                <w:color w:val="000000" w:themeColor="text1"/>
-              </w:rPr>
-              <w:t>top</w:t>
+              <w:t>start</w:t>
             </w:r>
           </w:p>
         </w:tc>
@@ -3377,129 +3399,66 @@
               <w:ind w:left="91"/>
               <w:jc w:val="left"/>
               <w:rPr>
-                <w:color w:val="000000" w:themeColor="text1"/>
-              </w:rPr>
-            </w:pPr>
-          </w:p>
-        </w:tc>
-        <w:tc>
-          <w:tcPr>
-            <w:tcW w:w="2126" w:type="dxa"/>
-          </w:tcPr>
-          <w:p>
-            <w:pPr>
-              <w:ind w:left="0"/>
-              <w:jc w:val="left"/>
-              <w:rPr>
-                <w:color w:val="000000" w:themeColor="text1"/>
-              </w:rPr>
-            </w:pPr>
-          </w:p>
-        </w:tc>
-        <w:tc>
-          <w:tcPr>
-            <w:tcW w:w="1276" w:type="dxa"/>
-          </w:tcPr>
-          <w:p>
-            <w:pPr>
-              <w:ind w:left="88"/>
-              <w:jc w:val="left"/>
-              <w:rPr>
-                <w:color w:val="000000" w:themeColor="text1"/>
-              </w:rPr>
-            </w:pPr>
-            <w:r>
-              <w:rPr>
-                <w:rFonts w:hint="eastAsia"/>
-                <w:color w:val="000000" w:themeColor="text1"/>
-              </w:rPr>
-              <w:t>停止</w:t>
-            </w:r>
-            <w:r>
-              <w:rPr>
-                <w:rFonts w:hint="eastAsia"/>
-                <w:color w:val="000000" w:themeColor="text1"/>
-              </w:rPr>
-              <w:t>cm</w:t>
-            </w:r>
-          </w:p>
-        </w:tc>
-        <w:tc>
-          <w:tcPr>
-            <w:tcW w:w="2645" w:type="dxa"/>
-          </w:tcPr>
-          <w:p>
-            <w:pPr>
-              <w:ind w:left="88"/>
-              <w:jc w:val="left"/>
-              <w:rPr>
-                <w:color w:val="000000" w:themeColor="text1"/>
-              </w:rPr>
-            </w:pPr>
-            <w:r>
-              <w:rPr>
-                <w:rFonts w:hint="eastAsia"/>
-                <w:color w:val="000000" w:themeColor="text1"/>
-              </w:rPr>
-              <w:t>oma.stop</w:t>
-            </w:r>
-            <w:r>
-              <w:rPr>
-                <w:rFonts w:hint="eastAsia"/>
-                <w:color w:val="000000" w:themeColor="text1"/>
-              </w:rPr>
-              <w:t>()</w:t>
-            </w:r>
-          </w:p>
-        </w:tc>
-      </w:tr>
-      <w:tr>
-        <w:tc>
-          <w:tcPr>
-            <w:tcW w:w="1844" w:type="dxa"/>
-          </w:tcPr>
-          <w:p>
-            <w:pPr>
-              <w:ind w:left="69"/>
-              <w:jc w:val="left"/>
-              <w:rPr>
-                <w:color w:val="000000" w:themeColor="text1"/>
-              </w:rPr>
-            </w:pPr>
-            <w:r>
-              <w:rPr>
-                <w:rFonts w:hint="eastAsia"/>
-                <w:color w:val="000000" w:themeColor="text1"/>
-              </w:rPr>
-              <w:t>start</w:t>
-            </w:r>
-          </w:p>
-        </w:tc>
-        <w:tc>
-          <w:tcPr>
-            <w:tcW w:w="3402" w:type="dxa"/>
-          </w:tcPr>
+                <w:color w:val="FF0000"/>
+              </w:rPr>
+            </w:pPr>
+            <w:r>
+              <w:rPr>
+                <w:rFonts w:hint="eastAsia"/>
+                <w:color w:val="000000" w:themeColor="text1"/>
+              </w:rPr>
+              <w:t>-</w:t>
+            </w:r>
+            <w:r>
+              <w:rPr>
+                <w:rFonts w:hint="eastAsia"/>
+                <w:color w:val="FF0000"/>
+              </w:rPr>
+              <w:t>[optionObj]</w:t>
+            </w:r>
+          </w:p>
           <w:p>
             <w:pPr>
               <w:ind w:left="91"/>
               <w:jc w:val="left"/>
               <w:rPr>
-                <w:color w:val="FF0000"/>
-              </w:rPr>
-            </w:pPr>
-            <w:r>
-              <w:rPr>
-                <w:rFonts w:hint="eastAsia"/>
-                <w:color w:val="000000" w:themeColor="text1"/>
-              </w:rPr>
-              <w:t>-</w:t>
-            </w:r>
-            <w:r>
-              <w:rPr>
-                <w:rFonts w:hint="eastAsia"/>
-                <w:color w:val="FF0000"/>
-              </w:rPr>
-              <w:t>[optionObj]</w:t>
+                <w:color w:val="000000" w:themeColor="text1"/>
+              </w:rPr>
+            </w:pPr>
+            <w:r>
+              <w:rPr>
+                <w:rFonts w:hint="eastAsia"/>
+                <w:color w:val="000000" w:themeColor="text1"/>
+              </w:rPr>
+              <w:t xml:space="preserve"> </w:t>
+            </w:r>
+            <w:r>
+              <w:rPr>
+                <w:rFonts w:hint="eastAsia"/>
+                <w:color w:val="000000" w:themeColor="text1"/>
+              </w:rPr>
+              <w:t xml:space="preserve"> </w:t>
+            </w:r>
+            <w:r>
+              <w:rPr>
+                <w:rFonts w:hint="eastAsia"/>
+                <w:color w:val="000000" w:themeColor="text1"/>
+              </w:rPr>
+              <w:t>-port</w:t>
+            </w:r>
+            <w:r>
+              <w:rPr>
+                <w:rFonts w:hint="eastAsia"/>
+                <w:color w:val="000000" w:themeColor="text1"/>
+              </w:rPr>
+              <w:t xml:space="preserve"> : </w:t>
+            </w:r>
+            <w:r>
+              <w:rPr>
+                <w:rFonts w:hint="eastAsia"/>
+                <w:color w:val="000000" w:themeColor="text1"/>
+              </w:rPr>
+              <w:t>代理端口</w:t>
             </w:r>
           </w:p>
           <w:p>
@@ -3507,30 +3466,59 @@
               <w:ind w:left="91"/>
               <w:jc w:val="left"/>
               <w:rPr>
-                <w:rFonts w:hint="eastAsia"/>
-                <w:color w:val="000000" w:themeColor="text1"/>
-              </w:rPr>
-            </w:pPr>
-            <w:r>
-              <w:rPr>
-                <w:rFonts w:hint="eastAsia"/>
-                <w:color w:val="000000" w:themeColor="text1"/>
-              </w:rPr>
-              <w:t xml:space="preserve"> </w:t>
-            </w:r>
-            <w:r>
-              <w:rPr>
-                <w:rFonts w:hint="eastAsia"/>
-                <w:color w:val="000000" w:themeColor="text1"/>
-              </w:rPr>
-              <w:t xml:space="preserve"> </w:t>
-            </w:r>
-            <w:r>
-              <w:rPr>
-                <w:rFonts w:hint="eastAsia"/>
-                <w:color w:val="000000" w:themeColor="text1"/>
-              </w:rPr>
-              <w:t>-port</w:t>
+                <w:color w:val="FF0000"/>
+              </w:rPr>
+            </w:pPr>
+            <w:r>
+              <w:rPr>
+                <w:rFonts w:hint="eastAsia"/>
+                <w:color w:val="000000" w:themeColor="text1"/>
+              </w:rPr>
+              <w:t xml:space="preserve">  </w:t>
+            </w:r>
+            <w:r>
+              <w:rPr>
+                <w:rFonts w:hint="eastAsia"/>
+                <w:color w:val="FF0000"/>
+              </w:rPr>
+              <w:t>类型：</w:t>
+            </w:r>
+            <w:r>
+              <w:rPr>
+                <w:rFonts w:hint="eastAsia"/>
+                <w:color w:val="FF0000"/>
+              </w:rPr>
+              <w:t>string</w:t>
+            </w:r>
+            <w:r>
+              <w:rPr>
+                <w:rFonts w:hint="eastAsia"/>
+                <w:color w:val="FF0000"/>
+              </w:rPr>
+              <w:t>或</w:t>
+            </w:r>
+            <w:r>
+              <w:rPr>
+                <w:rFonts w:hint="eastAsia"/>
+                <w:color w:val="FF0000"/>
+              </w:rPr>
+              <w:t>int</w:t>
+            </w:r>
+          </w:p>
+          <w:p>
+            <w:pPr>
+              <w:ind w:left="91"/>
+              <w:jc w:val="left"/>
+              <w:rPr>
+                <w:color w:val="000000" w:themeColor="text1"/>
+              </w:rPr>
+            </w:pPr>
+            <w:r>
+              <w:rPr>
+                <w:rFonts w:hint="eastAsia"/>
+                <w:color w:val="000000" w:themeColor="text1"/>
+              </w:rPr>
+              <w:t xml:space="preserve">  -alivetime</w:t>
             </w:r>
             <w:r>
               <w:rPr>
@@ -3544,7 +3532,7 @@
                 <w:rFonts w:hint="eastAsia"/>
                 <w:color w:val="000000" w:themeColor="text1"/>
               </w:rPr>
-              <w:t>代理端口</w:t>
+              <w:t>存活时间</w:t>
             </w:r>
           </w:p>
           <w:p>
@@ -3552,8 +3540,7 @@
               <w:ind w:left="91"/>
               <w:jc w:val="left"/>
               <w:rPr>
-                <w:rFonts w:hint="eastAsia"/>
-                <w:color w:val="FF0000"/>
+                <w:color w:val="000000" w:themeColor="text1"/>
               </w:rPr>
             </w:pPr>
             <w:r>
@@ -3597,16 +3584,15 @@
               <w:ind w:left="91"/>
               <w:jc w:val="left"/>
               <w:rPr>
-                <w:rFonts w:hint="eastAsia"/>
-                <w:color w:val="000000" w:themeColor="text1"/>
-              </w:rPr>
-            </w:pPr>
-            <w:r>
-              <w:rPr>
-                <w:rFonts w:hint="eastAsia"/>
-                <w:color w:val="000000" w:themeColor="text1"/>
-              </w:rPr>
-              <w:t xml:space="preserve">  -alivetime</w:t>
+                <w:color w:val="000000" w:themeColor="text1"/>
+              </w:rPr>
+            </w:pPr>
+            <w:r>
+              <w:rPr>
+                <w:rFonts w:hint="eastAsia"/>
+                <w:color w:val="000000" w:themeColor="text1"/>
+              </w:rPr>
+              <w:t xml:space="preserve">  -standalone</w:t>
             </w:r>
             <w:r>
               <w:rPr>
@@ -3620,7 +3606,21 @@
                 <w:rFonts w:hint="eastAsia"/>
                 <w:color w:val="000000" w:themeColor="text1"/>
               </w:rPr>
-              <w:t>存活时间</w:t>
+              <w:t>使用</w:t>
+            </w:r>
+            <w:r>
+              <w:rPr>
+                <w:rFonts w:hint="eastAsia"/>
+                <w:color w:val="000000" w:themeColor="text1"/>
+              </w:rPr>
+              <w:t>standalone</w:t>
+            </w:r>
+            <w:r>
+              <w:rPr>
+                <w:rFonts w:hint="eastAsia"/>
+                <w:color w:val="000000" w:themeColor="text1"/>
+              </w:rPr>
+              <w:t>模式启动</w:t>
             </w:r>
           </w:p>
           <w:p>
@@ -3628,7 +3628,6 @@
               <w:ind w:left="91"/>
               <w:jc w:val="left"/>
               <w:rPr>
-                <w:rFonts w:hint="eastAsia"/>
                 <w:color w:val="000000" w:themeColor="text1"/>
               </w:rPr>
             </w:pPr>
@@ -3651,21 +3650,21 @@
                 <w:rFonts w:hint="eastAsia"/>
                 <w:color w:val="FF0000"/>
               </w:rPr>
-              <w:t>string</w:t>
-            </w:r>
-            <w:r>
-              <w:rPr>
-                <w:rFonts w:hint="eastAsia"/>
-                <w:color w:val="FF0000"/>
-              </w:rPr>
-              <w:t>或</w:t>
-            </w:r>
-            <w:r>
-              <w:rPr>
-                <w:rFonts w:hint="eastAsia"/>
-                <w:color w:val="FF0000"/>
-              </w:rPr>
-              <w:t>int</w:t>
+              <w:t>bool,</w:t>
+            </w:r>
+            <w:r>
+              <w:rPr>
+                <w:rFonts w:hint="eastAsia"/>
+                <w:color w:val="FF0000"/>
+              </w:rPr>
+              <w:t>默认为</w:t>
+            </w:r>
+            <w:r>
+              <w:rPr>
+                <w:rFonts w:hint="eastAsia"/>
+                <w:color w:val="FF0000"/>
+              </w:rPr>
+              <w:t>false</w:t>
             </w:r>
           </w:p>
           <w:p>
@@ -3673,44 +3672,21 @@
               <w:ind w:left="91"/>
               <w:jc w:val="left"/>
               <w:rPr>
-                <w:rFonts w:hint="eastAsia"/>
-                <w:color w:val="000000" w:themeColor="text1"/>
-              </w:rPr>
-            </w:pPr>
-            <w:r>
-              <w:rPr>
-                <w:rFonts w:hint="eastAsia"/>
-                <w:color w:val="000000" w:themeColor="text1"/>
-              </w:rPr>
-              <w:t xml:space="preserve">  -standalone</w:t>
-            </w:r>
-            <w:r>
-              <w:rPr>
-                <w:rFonts w:hint="eastAsia"/>
-                <w:color w:val="000000" w:themeColor="text1"/>
-              </w:rPr>
-              <w:t xml:space="preserve"> : </w:t>
-            </w:r>
-            <w:r>
-              <w:rPr>
-                <w:rFonts w:hint="eastAsia"/>
-                <w:color w:val="000000" w:themeColor="text1"/>
-              </w:rPr>
-              <w:t>使用</w:t>
-            </w:r>
-            <w:r>
-              <w:rPr>
-                <w:rFonts w:hint="eastAsia"/>
-                <w:color w:val="000000" w:themeColor="text1"/>
-              </w:rPr>
-              <w:t>standalone</w:t>
-            </w:r>
-            <w:r>
-              <w:rPr>
-                <w:rFonts w:hint="eastAsia"/>
-                <w:color w:val="000000" w:themeColor="text1"/>
-              </w:rPr>
-              <w:t>模式启动</w:t>
+                <w:color w:val="000000" w:themeColor="text1"/>
+              </w:rPr>
+            </w:pPr>
+            <w:r>
+              <w:rPr>
+                <w:color w:val="000000" w:themeColor="text1"/>
+              </w:rPr>
+              <w:t>W</w:t>
+            </w:r>
+            <w:r>
+              <w:rPr>
+                <w:rFonts w:hint="eastAsia"/>
+                <w:color w:val="000000" w:themeColor="text1"/>
+              </w:rPr>
+              <w:t>indows:</w:t>
             </w:r>
           </w:p>
           <w:p>
@@ -3718,75 +3694,6 @@
               <w:ind w:left="91"/>
               <w:jc w:val="left"/>
               <w:rPr>
-                <w:rFonts w:hint="eastAsia"/>
-                <w:color w:val="000000" w:themeColor="text1"/>
-              </w:rPr>
-            </w:pPr>
-            <w:r>
-              <w:rPr>
-                <w:rFonts w:hint="eastAsia"/>
-                <w:color w:val="000000" w:themeColor="text1"/>
-              </w:rPr>
-              <w:t xml:space="preserve">  </w:t>
-            </w:r>
-            <w:r>
-              <w:rPr>
-                <w:rFonts w:hint="eastAsia"/>
-                <w:color w:val="FF0000"/>
-              </w:rPr>
-              <w:t>类型：</w:t>
-            </w:r>
-            <w:r>
-              <w:rPr>
-                <w:rFonts w:hint="eastAsia"/>
-                <w:color w:val="FF0000"/>
-              </w:rPr>
-              <w:t>bool,</w:t>
-            </w:r>
-            <w:r>
-              <w:rPr>
-                <w:rFonts w:hint="eastAsia"/>
-                <w:color w:val="FF0000"/>
-              </w:rPr>
-              <w:t>默认为</w:t>
-            </w:r>
-            <w:r>
-              <w:rPr>
-                <w:rFonts w:hint="eastAsia"/>
-                <w:color w:val="FF0000"/>
-              </w:rPr>
-              <w:t>false</w:t>
-            </w:r>
-          </w:p>
-          <w:p>
-            <w:pPr>
-              <w:ind w:left="91"/>
-              <w:jc w:val="left"/>
-              <w:rPr>
-                <w:rFonts w:hint="eastAsia"/>
-                <w:color w:val="000000" w:themeColor="text1"/>
-              </w:rPr>
-            </w:pPr>
-            <w:r>
-              <w:rPr>
-                <w:color w:val="000000" w:themeColor="text1"/>
-              </w:rPr>
-              <w:t>W</w:t>
-            </w:r>
-            <w:r>
-              <w:rPr>
-                <w:rFonts w:hint="eastAsia"/>
-                <w:color w:val="000000" w:themeColor="text1"/>
-              </w:rPr>
-              <w:t>indows:</w:t>
-            </w:r>
-          </w:p>
-          <w:p>
-            <w:pPr>
-              <w:ind w:left="91"/>
-              <w:jc w:val="left"/>
-              <w:rPr>
-                <w:rFonts w:hint="eastAsia"/>
                 <w:color w:val="000000" w:themeColor="text1"/>
               </w:rPr>
             </w:pPr>
@@ -3956,6 +3863,15 @@
         </w:tc>
       </w:tr>
     </w:tbl>
+    <w:p>
+      <w:pPr>
+        <w:jc w:val="left"/>
+        <w:rPr>
+          <w:rFonts w:hint="eastAsia"/>
+          <w:b/>
+        </w:rPr>
+      </w:pPr>
+    </w:p>
     <w:p>
       <w:pPr>
         <w:jc w:val="left"/>
@@ -25659,11 +25575,6 @@
     <w:p/>
     <w:p/>
     <w:p/>
-    <w:p/>
-    <w:p/>
-    <w:p/>
-    <w:p/>
-    <w:p/>
     <w:p>
       <w:pPr>
         <w:pStyle w:val="Heading2"/>
@@ -25672,6 +25583,7 @@
         <w:rPr>
           <w:rFonts w:hint="eastAsia"/>
         </w:rPr>
+        <w:lastRenderedPageBreak/>
         <w:t xml:space="preserve">Story </w:t>
       </w:r>
       <w:r>
@@ -25822,11 +25734,34 @@
     <w:p/>
     <w:p/>
     <w:p/>
+    <w:p>
+      <w:pPr>
+        <w:pStyle w:val="ListParagraph"/>
+        <w:ind w:left="420" w:firstLineChars="0" w:firstLine="0"/>
+      </w:pPr>
+    </w:p>
     <w:p/>
-    <w:p/>
-    <w:p/>
-    <w:p/>
-    <w:p/>
+    <w:p>
+      <w:pPr>
+        <w:rPr>
+          <w:rFonts w:hint="eastAsia"/>
+        </w:rPr>
+      </w:pPr>
+    </w:p>
+    <w:p>
+      <w:pPr>
+        <w:rPr>
+          <w:rFonts w:hint="eastAsia"/>
+        </w:rPr>
+      </w:pPr>
+    </w:p>
+    <w:p>
+      <w:pPr>
+        <w:rPr>
+          <w:rFonts w:hint="eastAsia"/>
+        </w:rPr>
+      </w:pPr>
+    </w:p>
     <w:p/>
     <w:p>
       <w:pPr>
@@ -25835,14 +25770,19 @@
           <w:ilvl w:val="0"/>
           <w:numId w:val="2"/>
         </w:numPr>
+        <w:rPr>
+          <w:rFonts w:hint="eastAsia"/>
+        </w:rPr>
       </w:pPr>
       <w:r>
         <w:rPr>
           <w:rFonts w:hint="eastAsia"/>
         </w:rPr>
+        <w:lastRenderedPageBreak/>
         <w:t>主要操作流程</w:t>
       </w:r>
     </w:p>
+    <w:p/>
     <w:p>
       <w:r>
         <w:rPr>
@@ -26383,6 +26323,7 @@
         <w:pStyle w:val="ListParagraph"/>
         <w:ind w:left="567" w:firstLineChars="0" w:firstLine="0"/>
         <w:rPr>
+          <w:rFonts w:hint="eastAsia"/>
           <w:b/>
           <w:sz w:val="28"/>
         </w:rPr>
@@ -26418,6 +26359,7 @@
           <w:b/>
           <w:sz w:val="28"/>
         </w:rPr>
+        <w:lastRenderedPageBreak/>
         <w:t>getCmd</w:t>
       </w:r>
     </w:p>
@@ -26539,6 +26481,7 @@
           <w:sz w:val="28"/>
           <w:szCs w:val="28"/>
         </w:rPr>
+        <w:lastRenderedPageBreak/>
         <w:t>关闭</w:t>
       </w:r>
       <w:r>
@@ -26736,6 +26679,7 @@
           <w:sz w:val="28"/>
           <w:szCs w:val="28"/>
         </w:rPr>
+        <w:lastRenderedPageBreak/>
         <w:t>远程对象执行功能场景</w:t>
       </w:r>
     </w:p>
@@ -26822,6 +26766,149 @@
         <w:pStyle w:val="ListParagraph"/>
         <w:ind w:left="425" w:firstLineChars="0" w:firstLine="0"/>
       </w:pPr>
+    </w:p>
+    <w:p>
+      <w:pPr>
+        <w:pStyle w:val="ListParagraph"/>
+        <w:numPr>
+          <w:ilvl w:val="0"/>
+          <w:numId w:val="2"/>
+        </w:numPr>
+        <w:ind w:firstLineChars="0"/>
+        <w:outlineLvl w:val="2"/>
+        <w:rPr>
+          <w:rFonts w:hint="eastAsia"/>
+          <w:b/>
+          <w:sz w:val="32"/>
+        </w:rPr>
+      </w:pPr>
+      <w:r>
+        <w:rPr>
+          <w:rFonts w:hint="eastAsia"/>
+          <w:b/>
+          <w:sz w:val="32"/>
+        </w:rPr>
+        <w:lastRenderedPageBreak/>
+        <w:t>执行过程</w:t>
+      </w:r>
+    </w:p>
+    <w:p>
+      <w:pPr>
+        <w:pStyle w:val="ListParagraph"/>
+        <w:numPr>
+          <w:ilvl w:val="0"/>
+          <w:numId w:val="19"/>
+        </w:numPr>
+        <w:ind w:firstLineChars="0"/>
+        <w:outlineLvl w:val="2"/>
+        <w:rPr>
+          <w:rFonts w:hint="eastAsia"/>
+          <w:b/>
+          <w:sz w:val="28"/>
+          <w:szCs w:val="30"/>
+        </w:rPr>
+      </w:pPr>
+      <w:r>
+        <w:rPr>
+          <w:rFonts w:hint="eastAsia"/>
+          <w:b/>
+          <w:sz w:val="24"/>
+          <w:szCs w:val="24"/>
+        </w:rPr>
+        <w:t>创</w:t>
+      </w:r>
+      <w:r>
+        <w:rPr>
+          <w:rFonts w:hint="eastAsia"/>
+          <w:b/>
+          <w:sz w:val="24"/>
+          <w:szCs w:val="30"/>
+        </w:rPr>
+        <w:t>建对象</w:t>
+      </w:r>
+    </w:p>
+    <w:p>
+      <w:pPr>
+        <w:pStyle w:val="ListParagraph"/>
+        <w:ind w:left="845" w:firstLineChars="0" w:firstLine="0"/>
+        <w:outlineLvl w:val="2"/>
+        <w:rPr>
+          <w:rFonts w:hint="eastAsia"/>
+        </w:rPr>
+      </w:pPr>
+      <w:r>
+        <w:object w:dxaOrig="7680" w:dyaOrig="3227">
+          <v:shapetype id="_x0000_t75" coordsize="21600,21600" o:spt="75" o:preferrelative="t" path="m@4@5l@4@11@9@11@9@5xe" filled="f" stroked="f">
+            <v:stroke joinstyle="miter"/>
+            <v:formulas>
+              <v:f eqn="if lineDrawn pixelLineWidth 0"/>
+              <v:f eqn="sum @0 1 0"/>
+              <v:f eqn="sum 0 0 @1"/>
+              <v:f eqn="prod @2 1 2"/>
+              <v:f eqn="prod @3 21600 pixelWidth"/>
+              <v:f eqn="prod @3 21600 pixelHeight"/>
+              <v:f eqn="sum @0 0 1"/>
+              <v:f eqn="prod @6 1 2"/>
+              <v:f eqn="prod @7 21600 pixelWidth"/>
+              <v:f eqn="sum @8 21600 0"/>
+              <v:f eqn="prod @7 21600 pixelHeight"/>
+              <v:f eqn="sum @10 21600 0"/>
+            </v:formulas>
+            <v:path o:extrusionok="f" gradientshapeok="t" o:connecttype="rect"/>
+            <o:lock v:ext="edit" aspectratio="t"/>
+          </v:shapetype>
+          <v:shape id="_x0000_i1025" type="#_x0000_t75" style="width:384pt;height:161.25pt" o:ole="">
+            <v:imagedata r:id="rId15" o:title=""/>
+          </v:shape>
+          <o:OLEObject Type="Embed" ProgID="Visio.Drawing.11" ShapeID="_x0000_i1025" DrawAspect="Content" ObjectID="_1541067558" r:id="rId16"/>
+        </w:object>
+      </w:r>
+    </w:p>
+    <w:p>
+      <w:pPr>
+        <w:pStyle w:val="ListParagraph"/>
+        <w:numPr>
+          <w:ilvl w:val="0"/>
+          <w:numId w:val="19"/>
+        </w:numPr>
+        <w:ind w:firstLineChars="0"/>
+        <w:outlineLvl w:val="2"/>
+        <w:rPr>
+          <w:rFonts w:hint="eastAsia"/>
+          <w:b/>
+          <w:sz w:val="24"/>
+          <w:szCs w:val="24"/>
+        </w:rPr>
+      </w:pPr>
+      <w:r>
+        <w:rPr>
+          <w:rFonts w:hint="eastAsia"/>
+          <w:b/>
+          <w:sz w:val="24"/>
+          <w:szCs w:val="24"/>
+        </w:rPr>
+        <w:t>执行对象方法</w:t>
+      </w:r>
+    </w:p>
+    <w:p>
+      <w:pPr>
+        <w:pStyle w:val="ListParagraph"/>
+        <w:ind w:left="845" w:firstLineChars="0" w:firstLine="0"/>
+        <w:outlineLvl w:val="2"/>
+        <w:rPr>
+          <w:rFonts w:hint="eastAsia"/>
+          <w:b/>
+          <w:sz w:val="32"/>
+        </w:rPr>
+      </w:pPr>
+      <w:r>
+        <w:object w:dxaOrig="9050" w:dyaOrig="8913">
+          <v:shape id="_x0000_i1026" type="#_x0000_t75" style="width:414.75pt;height:408.75pt" o:ole="">
+            <v:imagedata r:id="rId17" o:title=""/>
+          </v:shape>
+          <o:OLEObject Type="Embed" ProgID="Visio.Drawing.11" ShapeID="_x0000_i1026" DrawAspect="Content" ObjectID="_1541067559" r:id="rId18"/>
+        </w:object>
+      </w:r>
     </w:p>
     <w:p>
       <w:pPr>
@@ -27658,7 +27745,6 @@
             <w:pPr>
               <w:jc w:val="left"/>
               <w:rPr>
-                <w:rFonts w:hint="eastAsia"/>
                 <w:color w:val="000000" w:themeColor="text1"/>
               </w:rPr>
             </w:pPr>
@@ -27678,9 +27764,6 @@
           <w:p>
             <w:pPr>
               <w:ind w:left="0"/>
-              <w:rPr>
-                <w:rFonts w:hint="eastAsia"/>
-              </w:rPr>
             </w:pPr>
             <w:r>
               <w:t>OMA_REMOTE_OMA_STOP_CM</w:t>
@@ -27704,6 +27787,34 @@
     </w:tbl>
     <w:p/>
     <w:p/>
+    <w:p>
+      <w:pPr>
+        <w:rPr>
+          <w:rFonts w:hint="eastAsia"/>
+        </w:rPr>
+      </w:pPr>
+    </w:p>
+    <w:p>
+      <w:pPr>
+        <w:rPr>
+          <w:rFonts w:hint="eastAsia"/>
+        </w:rPr>
+      </w:pPr>
+    </w:p>
+    <w:p>
+      <w:pPr>
+        <w:rPr>
+          <w:rFonts w:hint="eastAsia"/>
+        </w:rPr>
+      </w:pPr>
+    </w:p>
+    <w:p>
+      <w:pPr>
+        <w:rPr>
+          <w:rFonts w:hint="eastAsia"/>
+        </w:rPr>
+      </w:pPr>
+    </w:p>
     <w:p/>
     <w:p>
       <w:pPr>
@@ -27785,7 +27896,6 @@
                 <w:b/>
                 <w:color w:val="FF0000"/>
               </w:rPr>
-              <w:lastRenderedPageBreak/>
               <w:t>操作</w:t>
             </w:r>
           </w:p>
@@ -28606,7 +28716,14 @@
               <w:rPr>
                 <w:color w:val="000000" w:themeColor="text1"/>
               </w:rPr>
-              <w:t>"system get netcard info"</w:t>
+              <w:t xml:space="preserve">"system </w:t>
+            </w:r>
+            <w:r>
+              <w:rPr>
+                <w:color w:val="000000" w:themeColor="text1"/>
+              </w:rPr>
+              <w:lastRenderedPageBreak/>
+              <w:t>get netcard info"</w:t>
             </w:r>
           </w:p>
         </w:tc>
@@ -28628,6 +28745,7 @@
                 <w:rFonts w:hint="eastAsia"/>
                 <w:color w:val="000000" w:themeColor="text1"/>
               </w:rPr>
+              <w:lastRenderedPageBreak/>
               <w:t>snapshotNetcardInfo()</w:t>
             </w:r>
           </w:p>
@@ -28660,14 +28778,7 @@
               <w:rPr>
                 <w:color w:val="000000" w:themeColor="text1"/>
               </w:rPr>
-              <w:t xml:space="preserve">"system snapshot </w:t>
-            </w:r>
-            <w:r>
-              <w:rPr>
-                <w:color w:val="000000" w:themeColor="text1"/>
-              </w:rPr>
-              <w:lastRenderedPageBreak/>
-              <w:t>netcard info"</w:t>
+              <w:t>"system snapshot netcard info"</w:t>
             </w:r>
           </w:p>
         </w:tc>
@@ -28689,7 +28800,6 @@
                 <w:rFonts w:hint="eastAsia"/>
                 <w:color w:val="000000" w:themeColor="text1"/>
               </w:rPr>
-              <w:lastRenderedPageBreak/>
               <w:t>getIpTablesInfo()</w:t>
             </w:r>
           </w:p>
@@ -29600,6 +29710,7 @@
                 <w:rFonts w:hint="eastAsia"/>
                 <w:color w:val="000000" w:themeColor="text1"/>
               </w:rPr>
+              <w:lastRenderedPageBreak/>
               <w:t>listGroups</w:t>
             </w:r>
           </w:p>
@@ -29687,14 +29798,7 @@
               <w:rPr>
                 <w:color w:val="000000" w:themeColor="text1"/>
               </w:rPr>
-              <w:t xml:space="preserve">"system get current </w:t>
-            </w:r>
-            <w:r>
-              <w:rPr>
-                <w:color w:val="000000" w:themeColor="text1"/>
-              </w:rPr>
-              <w:lastRenderedPageBreak/>
-              <w:t>user"</w:t>
+              <w:t>"system get current user"</w:t>
             </w:r>
           </w:p>
         </w:tc>
@@ -29717,7 +29821,6 @@
                 <w:rFonts w:hint="eastAsia"/>
                 <w:color w:val="000000" w:themeColor="text1"/>
               </w:rPr>
-              <w:lastRenderedPageBreak/>
               <w:t>get</w:t>
             </w:r>
             <w:r>
@@ -31014,6 +31117,7 @@
                 <w:rFonts w:hint="eastAsia"/>
                 <w:color w:val="000000" w:themeColor="text1"/>
               </w:rPr>
+              <w:lastRenderedPageBreak/>
               <w:t>getUmask</w:t>
             </w:r>
           </w:p>
@@ -31149,20 +31253,8 @@
         </w:tc>
       </w:tr>
     </w:tbl>
-    <w:p>
-      <w:pPr>
-        <w:rPr>
-          <w:rFonts w:hint="eastAsia"/>
-        </w:rPr>
-      </w:pPr>
-    </w:p>
-    <w:p>
-      <w:pPr>
-        <w:rPr>
-          <w:rFonts w:hint="eastAsia"/>
-        </w:rPr>
-      </w:pPr>
-    </w:p>
+    <w:p/>
+    <w:p/>
     <w:p/>
     <w:p>
       <w:pPr>
@@ -31987,38 +32079,6 @@
     </w:p>
     <w:p>
       <w:pPr>
-        <w:ind w:leftChars="200" w:left="420"/>
-        <w:rPr>
-          <w:rFonts w:hint="eastAsia"/>
-          <w:b/>
-          <w:sz w:val="28"/>
-          <w:szCs w:val="28"/>
-        </w:rPr>
-      </w:pPr>
-    </w:p>
-    <w:p>
-      <w:pPr>
-        <w:ind w:leftChars="200" w:left="420"/>
-        <w:rPr>
-          <w:rFonts w:hint="eastAsia"/>
-          <w:b/>
-          <w:sz w:val="28"/>
-          <w:szCs w:val="28"/>
-        </w:rPr>
-      </w:pPr>
-    </w:p>
-    <w:p>
-      <w:pPr>
-        <w:ind w:leftChars="200" w:left="420"/>
-        <w:rPr>
-          <w:b/>
-          <w:sz w:val="28"/>
-          <w:szCs w:val="28"/>
-        </w:rPr>
-      </w:pPr>
-    </w:p>
-    <w:p>
-      <w:pPr>
         <w:pStyle w:val="ListParagraph"/>
         <w:numPr>
           <w:ilvl w:val="1"/>
@@ -52440,6 +52500,12 @@
             <w:pPr>
               <w:ind w:left="0"/>
             </w:pPr>
+            <w:r>
+              <w:rPr>
+                <w:rFonts w:hint="eastAsia"/>
+              </w:rPr>
+              <w:t>Y</w:t>
+            </w:r>
           </w:p>
         </w:tc>
         <w:tc>
@@ -52478,6 +52544,12 @@
             <w:pPr>
               <w:ind w:left="0"/>
             </w:pPr>
+            <w:r>
+              <w:rPr>
+                <w:rFonts w:hint="eastAsia"/>
+              </w:rPr>
+              <w:t>Y</w:t>
+            </w:r>
           </w:p>
         </w:tc>
         <w:tc>
@@ -52522,6 +52594,12 @@
             <w:pPr>
               <w:ind w:left="0"/>
             </w:pPr>
+            <w:r>
+              <w:rPr>
+                <w:rFonts w:hint="eastAsia"/>
+              </w:rPr>
+              <w:t>Y</w:t>
+            </w:r>
           </w:p>
         </w:tc>
         <w:tc>
@@ -52560,6 +52638,12 @@
             <w:pPr>
               <w:ind w:left="0"/>
             </w:pPr>
+            <w:r>
+              <w:rPr>
+                <w:rFonts w:hint="eastAsia"/>
+              </w:rPr>
+              <w:t>Y</w:t>
+            </w:r>
           </w:p>
         </w:tc>
         <w:tc>
@@ -52642,6 +52726,12 @@
             <w:pPr>
               <w:ind w:left="0"/>
             </w:pPr>
+            <w:r>
+              <w:rPr>
+                <w:rFonts w:hint="eastAsia"/>
+              </w:rPr>
+              <w:t>Y</w:t>
+            </w:r>
           </w:p>
         </w:tc>
         <w:tc>
@@ -52684,7 +52774,7 @@
               <w:rPr>
                 <w:rFonts w:hint="eastAsia"/>
               </w:rPr>
-              <w:t>Y</w:t>
+              <w:t>N</w:t>
             </w:r>
           </w:p>
         </w:tc>
@@ -52724,6 +52814,12 @@
             <w:pPr>
               <w:ind w:left="0"/>
             </w:pPr>
+            <w:r>
+              <w:rPr>
+                <w:rFonts w:hint="eastAsia"/>
+              </w:rPr>
+              <w:t>Y</w:t>
+            </w:r>
           </w:p>
         </w:tc>
         <w:tc>
@@ -53275,6 +53371,92 @@
     </w:lvl>
   </w:abstractNum>
   <w:abstractNum w:abstractNumId="5">
+    <w:nsid w:val="25335FBF"/>
+    <w:multiLevelType w:val="hybridMultilevel"/>
+    <w:tmpl w:val="F4DC4CCA"/>
+    <w:lvl w:ilvl="0" w:tplc="0409000F">
+      <w:start w:val="1"/>
+      <w:numFmt w:val="decimal"/>
+      <w:lvlText w:val="%1."/>
+      <w:lvlJc w:val="left"/>
+      <w:pPr>
+        <w:ind w:left="777" w:hanging="420"/>
+      </w:pPr>
+    </w:lvl>
+    <w:lvl w:ilvl="1" w:tplc="04090019" w:tentative="1">
+      <w:start w:val="1"/>
+      <w:numFmt w:val="lowerLetter"/>
+      <w:lvlText w:val="%2)"/>
+      <w:lvlJc w:val="left"/>
+      <w:pPr>
+        <w:ind w:left="1197" w:hanging="420"/>
+      </w:pPr>
+    </w:lvl>
+    <w:lvl w:ilvl="2" w:tplc="0409001B" w:tentative="1">
+      <w:start w:val="1"/>
+      <w:numFmt w:val="lowerRoman"/>
+      <w:lvlText w:val="%3."/>
+      <w:lvlJc w:val="right"/>
+      <w:pPr>
+        <w:ind w:left="1617" w:hanging="420"/>
+      </w:pPr>
+    </w:lvl>
+    <w:lvl w:ilvl="3" w:tplc="0409000F" w:tentative="1">
+      <w:start w:val="1"/>
+      <w:numFmt w:val="decimal"/>
+      <w:lvlText w:val="%4."/>
+      <w:lvlJc w:val="left"/>
+      <w:pPr>
+        <w:ind w:left="2037" w:hanging="420"/>
+      </w:pPr>
+    </w:lvl>
+    <w:lvl w:ilvl="4" w:tplc="04090019" w:tentative="1">
+      <w:start w:val="1"/>
+      <w:numFmt w:val="lowerLetter"/>
+      <w:lvlText w:val="%5)"/>
+      <w:lvlJc w:val="left"/>
+      <w:pPr>
+        <w:ind w:left="2457" w:hanging="420"/>
+      </w:pPr>
+    </w:lvl>
+    <w:lvl w:ilvl="5" w:tplc="0409001B" w:tentative="1">
+      <w:start w:val="1"/>
+      <w:numFmt w:val="lowerRoman"/>
+      <w:lvlText w:val="%6."/>
+      <w:lvlJc w:val="right"/>
+      <w:pPr>
+        <w:ind w:left="2877" w:hanging="420"/>
+      </w:pPr>
+    </w:lvl>
+    <w:lvl w:ilvl="6" w:tplc="0409000F" w:tentative="1">
+      <w:start w:val="1"/>
+      <w:numFmt w:val="decimal"/>
+      <w:lvlText w:val="%7."/>
+      <w:lvlJc w:val="left"/>
+      <w:pPr>
+        <w:ind w:left="3297" w:hanging="420"/>
+      </w:pPr>
+    </w:lvl>
+    <w:lvl w:ilvl="7" w:tplc="04090019" w:tentative="1">
+      <w:start w:val="1"/>
+      <w:numFmt w:val="lowerLetter"/>
+      <w:lvlText w:val="%8)"/>
+      <w:lvlJc w:val="left"/>
+      <w:pPr>
+        <w:ind w:left="3717" w:hanging="420"/>
+      </w:pPr>
+    </w:lvl>
+    <w:lvl w:ilvl="8" w:tplc="0409001B" w:tentative="1">
+      <w:start w:val="1"/>
+      <w:numFmt w:val="lowerRoman"/>
+      <w:lvlText w:val="%9."/>
+      <w:lvlJc w:val="right"/>
+      <w:pPr>
+        <w:ind w:left="4137" w:hanging="420"/>
+      </w:pPr>
+    </w:lvl>
+  </w:abstractNum>
+  <w:abstractNum w:abstractNumId="6">
     <w:nsid w:val="25C53D2A"/>
     <w:multiLevelType w:val="multilevel"/>
     <w:tmpl w:val="0409001D"/>
@@ -53360,7 +53542,7 @@
       </w:pPr>
     </w:lvl>
   </w:abstractNum>
-  <w:abstractNum w:abstractNumId="6">
+  <w:abstractNum w:abstractNumId="7">
     <w:nsid w:val="328D1B7D"/>
     <w:multiLevelType w:val="multilevel"/>
     <w:tmpl w:val="0409001D"/>
@@ -53446,7 +53628,93 @@
       </w:pPr>
     </w:lvl>
   </w:abstractNum>
-  <w:abstractNum w:abstractNumId="7">
+  <w:abstractNum w:abstractNumId="8">
+    <w:nsid w:val="37F3145F"/>
+    <w:multiLevelType w:val="hybridMultilevel"/>
+    <w:tmpl w:val="601C8092"/>
+    <w:lvl w:ilvl="0" w:tplc="04090011">
+      <w:start w:val="1"/>
+      <w:numFmt w:val="decimal"/>
+      <w:lvlText w:val="%1)"/>
+      <w:lvlJc w:val="left"/>
+      <w:pPr>
+        <w:ind w:left="845" w:hanging="420"/>
+      </w:pPr>
+    </w:lvl>
+    <w:lvl w:ilvl="1" w:tplc="04090019" w:tentative="1">
+      <w:start w:val="1"/>
+      <w:numFmt w:val="lowerLetter"/>
+      <w:lvlText w:val="%2)"/>
+      <w:lvlJc w:val="left"/>
+      <w:pPr>
+        <w:ind w:left="1265" w:hanging="420"/>
+      </w:pPr>
+    </w:lvl>
+    <w:lvl w:ilvl="2" w:tplc="0409001B" w:tentative="1">
+      <w:start w:val="1"/>
+      <w:numFmt w:val="lowerRoman"/>
+      <w:lvlText w:val="%3."/>
+      <w:lvlJc w:val="right"/>
+      <w:pPr>
+        <w:ind w:left="1685" w:hanging="420"/>
+      </w:pPr>
+    </w:lvl>
+    <w:lvl w:ilvl="3" w:tplc="0409000F" w:tentative="1">
+      <w:start w:val="1"/>
+      <w:numFmt w:val="decimal"/>
+      <w:lvlText w:val="%4."/>
+      <w:lvlJc w:val="left"/>
+      <w:pPr>
+        <w:ind w:left="2105" w:hanging="420"/>
+      </w:pPr>
+    </w:lvl>
+    <w:lvl w:ilvl="4" w:tplc="04090019" w:tentative="1">
+      <w:start w:val="1"/>
+      <w:numFmt w:val="lowerLetter"/>
+      <w:lvlText w:val="%5)"/>
+      <w:lvlJc w:val="left"/>
+      <w:pPr>
+        <w:ind w:left="2525" w:hanging="420"/>
+      </w:pPr>
+    </w:lvl>
+    <w:lvl w:ilvl="5" w:tplc="0409001B" w:tentative="1">
+      <w:start w:val="1"/>
+      <w:numFmt w:val="lowerRoman"/>
+      <w:lvlText w:val="%6."/>
+      <w:lvlJc w:val="right"/>
+      <w:pPr>
+        <w:ind w:left="2945" w:hanging="420"/>
+      </w:pPr>
+    </w:lvl>
+    <w:lvl w:ilvl="6" w:tplc="0409000F" w:tentative="1">
+      <w:start w:val="1"/>
+      <w:numFmt w:val="decimal"/>
+      <w:lvlText w:val="%7."/>
+      <w:lvlJc w:val="left"/>
+      <w:pPr>
+        <w:ind w:left="3365" w:hanging="420"/>
+      </w:pPr>
+    </w:lvl>
+    <w:lvl w:ilvl="7" w:tplc="04090019" w:tentative="1">
+      <w:start w:val="1"/>
+      <w:numFmt w:val="lowerLetter"/>
+      <w:lvlText w:val="%8)"/>
+      <w:lvlJc w:val="left"/>
+      <w:pPr>
+        <w:ind w:left="3785" w:hanging="420"/>
+      </w:pPr>
+    </w:lvl>
+    <w:lvl w:ilvl="8" w:tplc="0409001B" w:tentative="1">
+      <w:start w:val="1"/>
+      <w:numFmt w:val="lowerRoman"/>
+      <w:lvlText w:val="%9."/>
+      <w:lvlJc w:val="right"/>
+      <w:pPr>
+        <w:ind w:left="4205" w:hanging="420"/>
+      </w:pPr>
+    </w:lvl>
+  </w:abstractNum>
+  <w:abstractNum w:abstractNumId="9">
     <w:nsid w:val="37F60862"/>
     <w:multiLevelType w:val="multilevel"/>
     <w:tmpl w:val="0409001F"/>
@@ -53532,7 +53800,7 @@
       </w:pPr>
     </w:lvl>
   </w:abstractNum>
-  <w:abstractNum w:abstractNumId="8">
+  <w:abstractNum w:abstractNumId="10">
     <w:nsid w:val="38611DA1"/>
     <w:multiLevelType w:val="multilevel"/>
     <w:tmpl w:val="0409001D"/>
@@ -53618,7 +53886,93 @@
       </w:pPr>
     </w:lvl>
   </w:abstractNum>
-  <w:abstractNum w:abstractNumId="9">
+  <w:abstractNum w:abstractNumId="11">
+    <w:nsid w:val="451D2684"/>
+    <w:multiLevelType w:val="hybridMultilevel"/>
+    <w:tmpl w:val="AFC49ADC"/>
+    <w:lvl w:ilvl="0" w:tplc="0409000F">
+      <w:start w:val="1"/>
+      <w:numFmt w:val="decimal"/>
+      <w:lvlText w:val="%1."/>
+      <w:lvlJc w:val="left"/>
+      <w:pPr>
+        <w:ind w:left="420" w:hanging="420"/>
+      </w:pPr>
+    </w:lvl>
+    <w:lvl w:ilvl="1" w:tplc="04090019" w:tentative="1">
+      <w:start w:val="1"/>
+      <w:numFmt w:val="lowerLetter"/>
+      <w:lvlText w:val="%2)"/>
+      <w:lvlJc w:val="left"/>
+      <w:pPr>
+        <w:ind w:left="840" w:hanging="420"/>
+      </w:pPr>
+    </w:lvl>
+    <w:lvl w:ilvl="2" w:tplc="0409001B" w:tentative="1">
+      <w:start w:val="1"/>
+      <w:numFmt w:val="lowerRoman"/>
+      <w:lvlText w:val="%3."/>
+      <w:lvlJc w:val="right"/>
+      <w:pPr>
+        <w:ind w:left="1260" w:hanging="420"/>
+      </w:pPr>
+    </w:lvl>
+    <w:lvl w:ilvl="3" w:tplc="0409000F" w:tentative="1">
+      <w:start w:val="1"/>
+      <w:numFmt w:val="decimal"/>
+      <w:lvlText w:val="%4."/>
+      <w:lvlJc w:val="left"/>
+      <w:pPr>
+        <w:ind w:left="1680" w:hanging="420"/>
+      </w:pPr>
+    </w:lvl>
+    <w:lvl w:ilvl="4" w:tplc="04090019" w:tentative="1">
+      <w:start w:val="1"/>
+      <w:numFmt w:val="lowerLetter"/>
+      <w:lvlText w:val="%5)"/>
+      <w:lvlJc w:val="left"/>
+      <w:pPr>
+        <w:ind w:left="2100" w:hanging="420"/>
+      </w:pPr>
+    </w:lvl>
+    <w:lvl w:ilvl="5" w:tplc="0409001B" w:tentative="1">
+      <w:start w:val="1"/>
+      <w:numFmt w:val="lowerRoman"/>
+      <w:lvlText w:val="%6."/>
+      <w:lvlJc w:val="right"/>
+      <w:pPr>
+        <w:ind w:left="2520" w:hanging="420"/>
+      </w:pPr>
+    </w:lvl>
+    <w:lvl w:ilvl="6" w:tplc="0409000F" w:tentative="1">
+      <w:start w:val="1"/>
+      <w:numFmt w:val="decimal"/>
+      <w:lvlText w:val="%7."/>
+      <w:lvlJc w:val="left"/>
+      <w:pPr>
+        <w:ind w:left="2940" w:hanging="420"/>
+      </w:pPr>
+    </w:lvl>
+    <w:lvl w:ilvl="7" w:tplc="04090019" w:tentative="1">
+      <w:start w:val="1"/>
+      <w:numFmt w:val="lowerLetter"/>
+      <w:lvlText w:val="%8)"/>
+      <w:lvlJc w:val="left"/>
+      <w:pPr>
+        <w:ind w:left="3360" w:hanging="420"/>
+      </w:pPr>
+    </w:lvl>
+    <w:lvl w:ilvl="8" w:tplc="0409001B" w:tentative="1">
+      <w:start w:val="1"/>
+      <w:numFmt w:val="lowerRoman"/>
+      <w:lvlText w:val="%9."/>
+      <w:lvlJc w:val="right"/>
+      <w:pPr>
+        <w:ind w:left="3780" w:hanging="420"/>
+      </w:pPr>
+    </w:lvl>
+  </w:abstractNum>
+  <w:abstractNum w:abstractNumId="12">
     <w:nsid w:val="589E00D2"/>
     <w:multiLevelType w:val="multilevel"/>
     <w:tmpl w:val="DDBAAD74"/>
@@ -53708,7 +54062,7 @@
       </w:pPr>
     </w:lvl>
   </w:abstractNum>
-  <w:abstractNum w:abstractNumId="10">
+  <w:abstractNum w:abstractNumId="13">
     <w:nsid w:val="5B3B3634"/>
     <w:multiLevelType w:val="multilevel"/>
     <w:tmpl w:val="0409001F"/>
@@ -53794,7 +54148,7 @@
       </w:pPr>
     </w:lvl>
   </w:abstractNum>
-  <w:abstractNum w:abstractNumId="11">
+  <w:abstractNum w:abstractNumId="14">
     <w:nsid w:val="63340D4B"/>
     <w:multiLevelType w:val="multilevel"/>
     <w:tmpl w:val="0409001F"/>
@@ -53880,7 +54234,7 @@
       </w:pPr>
     </w:lvl>
   </w:abstractNum>
-  <w:abstractNum w:abstractNumId="12">
+  <w:abstractNum w:abstractNumId="15">
     <w:nsid w:val="6A964103"/>
     <w:multiLevelType w:val="multilevel"/>
     <w:tmpl w:val="0409001F"/>
@@ -53966,7 +54320,7 @@
       </w:pPr>
     </w:lvl>
   </w:abstractNum>
-  <w:abstractNum w:abstractNumId="13">
+  <w:abstractNum w:abstractNumId="16">
     <w:nsid w:val="6D034B5D"/>
     <w:multiLevelType w:val="multilevel"/>
     <w:tmpl w:val="0409001F"/>
@@ -54056,7 +54410,7 @@
     <w:abstractNumId w:val="3"/>
   </w:num>
   <w:num w:numId="2">
-    <w:abstractNumId w:val="9"/>
+    <w:abstractNumId w:val="12"/>
   </w:num>
   <w:num w:numId="3">
     <w:abstractNumId w:val="4"/>
@@ -54068,37 +54422,46 @@
     <w:abstractNumId w:val="3"/>
   </w:num>
   <w:num w:numId="6">
-    <w:abstractNumId w:val="13"/>
+    <w:abstractNumId w:val="16"/>
   </w:num>
   <w:num w:numId="7">
     <w:abstractNumId w:val="0"/>
   </w:num>
   <w:num w:numId="8">
-    <w:abstractNumId w:val="11"/>
+    <w:abstractNumId w:val="14"/>
   </w:num>
   <w:num w:numId="9">
-    <w:abstractNumId w:val="12"/>
+    <w:abstractNumId w:val="15"/>
   </w:num>
   <w:num w:numId="10">
-    <w:abstractNumId w:val="7"/>
+    <w:abstractNumId w:val="9"/>
   </w:num>
   <w:num w:numId="11">
     <w:abstractNumId w:val="2"/>
   </w:num>
   <w:num w:numId="12">
-    <w:abstractNumId w:val="10"/>
+    <w:abstractNumId w:val="13"/>
   </w:num>
   <w:num w:numId="13">
     <w:abstractNumId w:val="1"/>
   </w:num>
   <w:num w:numId="14">
+    <w:abstractNumId w:val="6"/>
+  </w:num>
+  <w:num w:numId="15">
+    <w:abstractNumId w:val="10"/>
+  </w:num>
+  <w:num w:numId="16">
+    <w:abstractNumId w:val="7"/>
+  </w:num>
+  <w:num w:numId="17">
     <w:abstractNumId w:val="5"/>
   </w:num>
-  <w:num w:numId="15">
+  <w:num w:numId="18">
+    <w:abstractNumId w:val="11"/>
+  </w:num>
+  <w:num w:numId="19">
     <w:abstractNumId w:val="8"/>
-  </w:num>
-  <w:num w:numId="16">
-    <w:abstractNumId w:val="6"/>
   </w:num>
 </w:numbering>
 </file>
@@ -54985,7 +55348,7 @@
 </file>
 
 <file path=customXml/itemProps1.xml><?xml version="1.0" encoding="utf-8"?>
-<ds:datastoreItem xmlns:ds="http://schemas.openxmlformats.org/officeDocument/2006/customXml" ds:itemID="{AB61DE09-DF8A-4A3F-BE72-4F44F0C881C7}">
+<ds:datastoreItem xmlns:ds="http://schemas.openxmlformats.org/officeDocument/2006/customXml" ds:itemID="{F338A554-521C-4BCE-BDC7-1C9F9E2ED3AF}">
   <ds:schemaRefs>
     <ds:schemaRef ds:uri="http://schemas.openxmlformats.org/officeDocument/2006/bibliography"/>
   </ds:schemaRefs>

--- a/internal_doc/03.开发设计/Story-JS对象增强和远程化.docx
+++ b/internal_doc/03.开发设计/Story-JS对象增强和远程化.docx
@@ -1186,7 +1186,21 @@
                 <w:rFonts w:hint="eastAsia"/>
                 <w:color w:val="000000" w:themeColor="text1"/>
               </w:rPr>
-              <w:t xml:space="preserve"> "obj"/"str",</w:t>
+              <w:t xml:space="preserve"> "obj"/"</w:t>
+            </w:r>
+            <w:r>
+              <w:rPr>
+                <w:rFonts w:hint="eastAsia"/>
+                <w:color w:val="000000" w:themeColor="text1"/>
+              </w:rPr>
+              <w:t>text</w:t>
+            </w:r>
+            <w:r>
+              <w:rPr>
+                <w:rFonts w:hint="eastAsia"/>
+                <w:color w:val="000000" w:themeColor="text1"/>
+              </w:rPr>
+              <w:t>",</w:t>
             </w:r>
             <w:r>
               <w:rPr>
@@ -2434,7 +2448,21 @@
                 <w:rFonts w:hint="eastAsia"/>
                 <w:color w:val="000000" w:themeColor="text1"/>
               </w:rPr>
-              <w:t>oma.listNodes({},{},'str')</w:t>
+              <w:t>oma.listNodes({},{},'</w:t>
+            </w:r>
+            <w:r>
+              <w:rPr>
+                <w:rFonts w:hint="eastAsia"/>
+                <w:color w:val="000000" w:themeColor="text1"/>
+              </w:rPr>
+              <w:t>text</w:t>
+            </w:r>
+            <w:r>
+              <w:rPr>
+                <w:rFonts w:hint="eastAsia"/>
+                <w:color w:val="000000" w:themeColor="text1"/>
+              </w:rPr>
+              <w:t>')</w:t>
             </w:r>
           </w:p>
         </w:tc>
@@ -3867,7 +3895,6 @@
       <w:pPr>
         <w:jc w:val="left"/>
         <w:rPr>
-          <w:rFonts w:hint="eastAsia"/>
           <w:b/>
         </w:rPr>
       </w:pPr>
@@ -25741,27 +25768,9 @@
       </w:pPr>
     </w:p>
     <w:p/>
-    <w:p>
-      <w:pPr>
-        <w:rPr>
-          <w:rFonts w:hint="eastAsia"/>
-        </w:rPr>
-      </w:pPr>
-    </w:p>
-    <w:p>
-      <w:pPr>
-        <w:rPr>
-          <w:rFonts w:hint="eastAsia"/>
-        </w:rPr>
-      </w:pPr>
-    </w:p>
-    <w:p>
-      <w:pPr>
-        <w:rPr>
-          <w:rFonts w:hint="eastAsia"/>
-        </w:rPr>
-      </w:pPr>
-    </w:p>
+    <w:p/>
+    <w:p/>
+    <w:p/>
     <w:p/>
     <w:p>
       <w:pPr>
@@ -25770,9 +25779,6 @@
           <w:ilvl w:val="0"/>
           <w:numId w:val="2"/>
         </w:numPr>
-        <w:rPr>
-          <w:rFonts w:hint="eastAsia"/>
-        </w:rPr>
       </w:pPr>
       <w:r>
         <w:rPr>
@@ -26323,7 +26329,6 @@
         <w:pStyle w:val="ListParagraph"/>
         <w:ind w:left="567" w:firstLineChars="0" w:firstLine="0"/>
         <w:rPr>
-          <w:rFonts w:hint="eastAsia"/>
           <w:b/>
           <w:sz w:val="28"/>
         </w:rPr>
@@ -26777,7 +26782,6 @@
         <w:ind w:firstLineChars="0"/>
         <w:outlineLvl w:val="2"/>
         <w:rPr>
-          <w:rFonts w:hint="eastAsia"/>
           <w:b/>
           <w:sz w:val="32"/>
         </w:rPr>
@@ -26802,7 +26806,6 @@
         <w:ind w:firstLineChars="0"/>
         <w:outlineLvl w:val="2"/>
         <w:rPr>
-          <w:rFonts w:hint="eastAsia"/>
           <w:b/>
           <w:sz w:val="28"/>
           <w:szCs w:val="30"/>
@@ -26832,9 +26835,6 @@
         <w:pStyle w:val="ListParagraph"/>
         <w:ind w:left="845" w:firstLineChars="0" w:firstLine="0"/>
         <w:outlineLvl w:val="2"/>
-        <w:rPr>
-          <w:rFonts w:hint="eastAsia"/>
-        </w:rPr>
       </w:pPr>
       <w:r>
         <w:object w:dxaOrig="7680" w:dyaOrig="3227">
@@ -26857,10 +26857,10 @@
             <v:path o:extrusionok="f" gradientshapeok="t" o:connecttype="rect"/>
             <o:lock v:ext="edit" aspectratio="t"/>
           </v:shapetype>
-          <v:shape id="_x0000_i1025" type="#_x0000_t75" style="width:384pt;height:161.25pt" o:ole="">
+          <v:shape id="_x0000_i1025" type="#_x0000_t75" style="width:384.75pt;height:161.25pt" o:ole="">
             <v:imagedata r:id="rId15" o:title=""/>
           </v:shape>
-          <o:OLEObject Type="Embed" ProgID="Visio.Drawing.11" ShapeID="_x0000_i1025" DrawAspect="Content" ObjectID="_1541067558" r:id="rId16"/>
+          <o:OLEObject Type="Embed" ProgID="Visio.Drawing.11" ShapeID="_x0000_i1025" DrawAspect="Content" ObjectID="_1541835659" r:id="rId16"/>
         </w:object>
       </w:r>
     </w:p>
@@ -26874,7 +26874,6 @@
         <w:ind w:firstLineChars="0"/>
         <w:outlineLvl w:val="2"/>
         <w:rPr>
-          <w:rFonts w:hint="eastAsia"/>
           <w:b/>
           <w:sz w:val="24"/>
           <w:szCs w:val="24"/>
@@ -26896,7 +26895,6 @@
         <w:ind w:left="845" w:firstLineChars="0" w:firstLine="0"/>
         <w:outlineLvl w:val="2"/>
         <w:rPr>
-          <w:rFonts w:hint="eastAsia"/>
           <w:b/>
           <w:sz w:val="32"/>
         </w:rPr>
@@ -26906,7 +26904,7 @@
           <v:shape id="_x0000_i1026" type="#_x0000_t75" style="width:414.75pt;height:408.75pt" o:ole="">
             <v:imagedata r:id="rId17" o:title=""/>
           </v:shape>
-          <o:OLEObject Type="Embed" ProgID="Visio.Drawing.11" ShapeID="_x0000_i1026" DrawAspect="Content" ObjectID="_1541067559" r:id="rId18"/>
+          <o:OLEObject Type="Embed" ProgID="Visio.Drawing.11" ShapeID="_x0000_i1026" DrawAspect="Content" ObjectID="_1541835660" r:id="rId18"/>
         </w:object>
       </w:r>
     </w:p>
@@ -27787,34 +27785,10 @@
     </w:tbl>
     <w:p/>
     <w:p/>
-    <w:p>
-      <w:pPr>
-        <w:rPr>
-          <w:rFonts w:hint="eastAsia"/>
-        </w:rPr>
-      </w:pPr>
-    </w:p>
-    <w:p>
-      <w:pPr>
-        <w:rPr>
-          <w:rFonts w:hint="eastAsia"/>
-        </w:rPr>
-      </w:pPr>
-    </w:p>
-    <w:p>
-      <w:pPr>
-        <w:rPr>
-          <w:rFonts w:hint="eastAsia"/>
-        </w:rPr>
-      </w:pPr>
-    </w:p>
-    <w:p>
-      <w:pPr>
-        <w:rPr>
-          <w:rFonts w:hint="eastAsia"/>
-        </w:rPr>
-      </w:pPr>
-    </w:p>
+    <w:p/>
+    <w:p/>
+    <w:p/>
+    <w:p/>
     <w:p/>
     <w:p>
       <w:pPr>
@@ -55348,7 +55322,7 @@
 </file>
 
 <file path=customXml/itemProps1.xml><?xml version="1.0" encoding="utf-8"?>
-<ds:datastoreItem xmlns:ds="http://schemas.openxmlformats.org/officeDocument/2006/customXml" ds:itemID="{F338A554-521C-4BCE-BDC7-1C9F9E2ED3AF}">
+<ds:datastoreItem xmlns:ds="http://schemas.openxmlformats.org/officeDocument/2006/customXml" ds:itemID="{EACC5FA2-6075-4376-A600-D9734C4B78B4}">
   <ds:schemaRefs>
     <ds:schemaRef ds:uri="http://schemas.openxmlformats.org/officeDocument/2006/bibliography"/>
   </ds:schemaRefs>

--- a/internal_doc/03.开发设计/Story-JS对象增强和远程化.docx
+++ b/internal_doc/03.开发设计/Story-JS对象增强和远程化.docx
@@ -10393,6 +10393,7 @@
               <w:ind w:leftChars="16" w:left="34"/>
               <w:jc w:val="left"/>
               <w:rPr>
+                <w:rFonts w:hint="eastAsia"/>
                 <w:color w:val="000000" w:themeColor="text1"/>
               </w:rPr>
             </w:pPr>
@@ -10424,7 +10425,30 @@
                 <w:rFonts w:hint="eastAsia"/>
                 <w:color w:val="000000" w:themeColor="text1"/>
               </w:rPr>
-              <w:t xml:space="preserve"> login:</w:t>
+              <w:t xml:space="preserve"> tty:"xxx"</w:t>
+            </w:r>
+          </w:p>
+          <w:p>
+            <w:pPr>
+              <w:ind w:leftChars="16" w:left="34"/>
+              <w:jc w:val="left"/>
+              <w:rPr>
+                <w:color w:val="000000" w:themeColor="text1"/>
+              </w:rPr>
+            </w:pPr>
+            <w:r>
+              <w:rPr>
+                <w:rFonts w:hint="eastAsia"/>
+                <w:color w:val="000000" w:themeColor="text1"/>
+              </w:rPr>
+              <w:t xml:space="preserve"> time</w:t>
+            </w:r>
+            <w:r>
+              <w:rPr>
+                <w:rFonts w:hint="eastAsia"/>
+                <w:color w:val="000000" w:themeColor="text1"/>
+              </w:rPr>
+              <w:t>:</w:t>
             </w:r>
             <w:r>
               <w:rPr>
@@ -26860,7 +26884,7 @@
           <v:shape id="_x0000_i1025" type="#_x0000_t75" style="width:384.75pt;height:161.25pt" o:ole="">
             <v:imagedata r:id="rId15" o:title=""/>
           </v:shape>
-          <o:OLEObject Type="Embed" ProgID="Visio.Drawing.11" ShapeID="_x0000_i1025" DrawAspect="Content" ObjectID="_1541835659" r:id="rId16"/>
+          <o:OLEObject Type="Embed" ProgID="Visio.Drawing.11" ShapeID="_x0000_i1025" DrawAspect="Content" ObjectID="_1542268751" r:id="rId16"/>
         </w:object>
       </w:r>
     </w:p>
@@ -26904,7 +26928,7 @@
           <v:shape id="_x0000_i1026" type="#_x0000_t75" style="width:414.75pt;height:408.75pt" o:ole="">
             <v:imagedata r:id="rId17" o:title=""/>
           </v:shape>
-          <o:OLEObject Type="Embed" ProgID="Visio.Drawing.11" ShapeID="_x0000_i1026" DrawAspect="Content" ObjectID="_1541835660" r:id="rId18"/>
+          <o:OLEObject Type="Embed" ProgID="Visio.Drawing.11" ShapeID="_x0000_i1026" DrawAspect="Content" ObjectID="_1542268752" r:id="rId18"/>
         </w:object>
       </w:r>
     </w:p>

--- a/internal_doc/03.开发设计/Story-JS对象增强和远程化.docx
+++ b/internal_doc/03.开发设计/Story-JS对象增强和远程化.docx
@@ -10393,7 +10393,6 @@
               <w:ind w:leftChars="16" w:left="34"/>
               <w:jc w:val="left"/>
               <w:rPr>
-                <w:rFonts w:hint="eastAsia"/>
                 <w:color w:val="000000" w:themeColor="text1"/>
               </w:rPr>
             </w:pPr>
@@ -20490,6 +20489,233 @@
                 <w:color w:val="000000" w:themeColor="text1"/>
               </w:rPr>
             </w:pPr>
+            <w:r>
+              <w:rPr>
+                <w:rFonts w:hint="eastAsia"/>
+                <w:color w:val="000000" w:themeColor="text1"/>
+              </w:rPr>
+              <w:t>-</w:t>
+            </w:r>
+            <w:r>
+              <w:rPr>
+                <w:rFonts w:hint="eastAsia"/>
+                <w:color w:val="FF0000"/>
+              </w:rPr>
+              <w:t>base</w:t>
+            </w:r>
+            <w:r>
+              <w:rPr>
+                <w:rFonts w:hint="eastAsia"/>
+                <w:color w:val="FF0000"/>
+              </w:rPr>
+              <w:t xml:space="preserve"> </w:t>
+            </w:r>
+            <w:r>
+              <w:rPr>
+                <w:rFonts w:hint="eastAsia"/>
+                <w:color w:val="000000" w:themeColor="text1"/>
+              </w:rPr>
+              <w:t>指定基的</w:t>
+            </w:r>
+            <w:r>
+              <w:rPr>
+                <w:rFonts w:hint="eastAsia"/>
+                <w:color w:val="000000" w:themeColor="text1"/>
+              </w:rPr>
+              <w:lastRenderedPageBreak/>
+              <w:t>指</w:t>
+            </w:r>
+          </w:p>
+          <w:p>
+            <w:pPr>
+              <w:ind w:left="34"/>
+              <w:jc w:val="left"/>
+              <w:rPr>
+                <w:color w:val="FF0000"/>
+              </w:rPr>
+            </w:pPr>
+            <w:r>
+              <w:rPr>
+                <w:rFonts w:hint="eastAsia"/>
+                <w:color w:val="000000" w:themeColor="text1"/>
+              </w:rPr>
+              <w:t xml:space="preserve"> </w:t>
+            </w:r>
+            <w:r>
+              <w:rPr>
+                <w:rFonts w:hint="eastAsia"/>
+                <w:color w:val="FF0000"/>
+              </w:rPr>
+              <w:t>类型：</w:t>
+            </w:r>
+            <w:r>
+              <w:rPr>
+                <w:rFonts w:hint="eastAsia"/>
+                <w:color w:val="FF0000"/>
+              </w:rPr>
+              <w:t>INT32</w:t>
+            </w:r>
+            <w:r>
+              <w:rPr>
+                <w:rFonts w:hint="eastAsia"/>
+                <w:color w:val="FF0000"/>
+              </w:rPr>
+              <w:t>或</w:t>
+            </w:r>
+            <w:r>
+              <w:rPr>
+                <w:rFonts w:hint="eastAsia"/>
+                <w:color w:val="FF0000"/>
+              </w:rPr>
+              <w:t xml:space="preserve">String </w:t>
+            </w:r>
+          </w:p>
+          <w:p>
+            <w:pPr>
+              <w:ind w:left="34"/>
+              <w:jc w:val="left"/>
+              <w:rPr>
+                <w:rFonts w:ascii="Arial" w:hAnsi="Arial" w:cs="Arial"/>
+                <w:color w:val="333333"/>
+                <w:szCs w:val="21"/>
+              </w:rPr>
+            </w:pPr>
+            <w:r>
+              <w:rPr>
+                <w:rFonts w:hint="eastAsia"/>
+                <w:color w:val="000000" w:themeColor="text1"/>
+              </w:rPr>
+              <w:t xml:space="preserve"> </w:t>
+            </w:r>
+            <w:r>
+              <w:rPr>
+                <w:rFonts w:ascii="Arial" w:hAnsi="Arial" w:cs="Arial"/>
+                <w:color w:val="333333"/>
+                <w:szCs w:val="21"/>
+              </w:rPr>
+              <w:t>当不指定参数时，返回掩码十进制值，指定参数时</w:t>
+            </w:r>
+            <w:r>
+              <w:rPr>
+                <w:rFonts w:ascii="Arial" w:hAnsi="Arial" w:cs="Arial" w:hint="eastAsia"/>
+                <w:color w:val="333333"/>
+                <w:szCs w:val="21"/>
+              </w:rPr>
+              <w:t>。</w:t>
+            </w:r>
+          </w:p>
+          <w:p>
+            <w:pPr>
+              <w:ind w:left="34"/>
+              <w:jc w:val="left"/>
+              <w:rPr>
+                <w:color w:val="000000" w:themeColor="text1"/>
+              </w:rPr>
+            </w:pPr>
+            <w:r>
+              <w:rPr>
+                <w:rFonts w:ascii="Arial" w:hAnsi="Arial" w:cs="Arial"/>
+                <w:color w:val="333333"/>
+                <w:szCs w:val="21"/>
+              </w:rPr>
+              <w:t>返回掩码字符串形式。根据指定的</w:t>
+            </w:r>
+            <w:r>
+              <w:rPr>
+                <w:rFonts w:ascii="Arial" w:hAnsi="Arial" w:cs="Arial"/>
+                <w:color w:val="333333"/>
+                <w:szCs w:val="21"/>
+              </w:rPr>
+              <w:t>base</w:t>
+            </w:r>
+            <w:r>
+              <w:rPr>
+                <w:rFonts w:ascii="Arial" w:hAnsi="Arial" w:cs="Arial"/>
+                <w:color w:val="333333"/>
+                <w:szCs w:val="21"/>
+              </w:rPr>
+              <w:t>，分别显示</w:t>
+            </w:r>
+            <w:r>
+              <w:rPr>
+                <w:rFonts w:ascii="Arial" w:hAnsi="Arial" w:cs="Arial"/>
+                <w:color w:val="333333"/>
+                <w:szCs w:val="21"/>
+              </w:rPr>
+              <w:t xml:space="preserve"> 8</w:t>
+            </w:r>
+            <w:r>
+              <w:rPr>
+                <w:rFonts w:ascii="Arial" w:hAnsi="Arial" w:cs="Arial"/>
+                <w:color w:val="333333"/>
+                <w:szCs w:val="21"/>
+              </w:rPr>
+              <w:t>进值结果（前缀</w:t>
+            </w:r>
+            <w:r>
+              <w:rPr>
+                <w:rFonts w:ascii="Arial" w:hAnsi="Arial" w:cs="Arial"/>
+                <w:color w:val="333333"/>
+                <w:szCs w:val="21"/>
+              </w:rPr>
+              <w:t xml:space="preserve"> ‘0’ </w:t>
+            </w:r>
+            <w:r>
+              <w:rPr>
+                <w:rFonts w:ascii="Arial" w:hAnsi="Arial" w:cs="Arial"/>
+                <w:color w:val="333333"/>
+                <w:szCs w:val="21"/>
+              </w:rPr>
+              <w:t>）、</w:t>
+            </w:r>
+            <w:r>
+              <w:rPr>
+                <w:rFonts w:ascii="Arial" w:hAnsi="Arial" w:cs="Arial"/>
+                <w:color w:val="333333"/>
+                <w:szCs w:val="21"/>
+              </w:rPr>
+              <w:t xml:space="preserve"> 10</w:t>
+            </w:r>
+            <w:r>
+              <w:rPr>
+                <w:rFonts w:ascii="Arial" w:hAnsi="Arial" w:cs="Arial"/>
+                <w:color w:val="333333"/>
+                <w:szCs w:val="21"/>
+              </w:rPr>
+              <w:t>进制结果（无前缀）、</w:t>
+            </w:r>
+            <w:r>
+              <w:rPr>
+                <w:rFonts w:ascii="Arial" w:hAnsi="Arial" w:cs="Arial"/>
+                <w:color w:val="333333"/>
+                <w:szCs w:val="21"/>
+              </w:rPr>
+              <w:t>16</w:t>
+            </w:r>
+            <w:r>
+              <w:rPr>
+                <w:rFonts w:ascii="Arial" w:hAnsi="Arial" w:cs="Arial"/>
+                <w:color w:val="333333"/>
+                <w:szCs w:val="21"/>
+              </w:rPr>
+              <w:t>进制结果（前缀</w:t>
+            </w:r>
+            <w:r>
+              <w:rPr>
+                <w:rFonts w:ascii="Arial" w:hAnsi="Arial" w:cs="Arial"/>
+                <w:color w:val="333333"/>
+                <w:szCs w:val="21"/>
+              </w:rPr>
+              <w:t>’0x'</w:t>
+            </w:r>
+            <w:r>
+              <w:rPr>
+                <w:rFonts w:ascii="Arial" w:hAnsi="Arial" w:cs="Arial"/>
+                <w:color w:val="333333"/>
+                <w:szCs w:val="21"/>
+              </w:rPr>
+              <w:t>）</w:t>
+            </w:r>
           </w:p>
         </w:tc>
         <w:tc>
@@ -20506,10 +20732,85 @@
             </w:pPr>
             <w:r>
               <w:rPr>
-                <w:rFonts w:hint="eastAsia"/>
-                <w:color w:val="000000" w:themeColor="text1"/>
-              </w:rPr>
-              <w:t>INT</w:t>
+                <w:color w:val="000000" w:themeColor="text1"/>
+              </w:rPr>
+              <w:lastRenderedPageBreak/>
+              <w:t>N</w:t>
+            </w:r>
+            <w:r>
+              <w:rPr>
+                <w:rFonts w:hint="eastAsia"/>
+                <w:color w:val="000000" w:themeColor="text1"/>
+              </w:rPr>
+              <w:t>umber</w:t>
+            </w:r>
+            <w:r>
+              <w:rPr>
+                <w:rFonts w:hint="eastAsia"/>
+                <w:color w:val="000000" w:themeColor="text1"/>
+              </w:rPr>
+              <w:t>（不指定</w:t>
+            </w:r>
+            <w:r>
+              <w:rPr>
+                <w:rFonts w:hint="eastAsia"/>
+                <w:color w:val="000000" w:themeColor="text1"/>
+              </w:rPr>
+              <w:lastRenderedPageBreak/>
+              <w:t>base</w:t>
+            </w:r>
+            <w:r>
+              <w:rPr>
+                <w:rFonts w:hint="eastAsia"/>
+                <w:color w:val="000000" w:themeColor="text1"/>
+              </w:rPr>
+              <w:t>）</w:t>
+            </w:r>
+          </w:p>
+          <w:p>
+            <w:pPr>
+              <w:ind w:left="0"/>
+              <w:jc w:val="left"/>
+              <w:rPr>
+                <w:color w:val="000000" w:themeColor="text1"/>
+              </w:rPr>
+            </w:pPr>
+          </w:p>
+          <w:p>
+            <w:pPr>
+              <w:ind w:left="0"/>
+              <w:jc w:val="left"/>
+              <w:rPr>
+                <w:color w:val="000000" w:themeColor="text1"/>
+              </w:rPr>
+            </w:pPr>
+            <w:r>
+              <w:rPr>
+                <w:rFonts w:hint="eastAsia"/>
+                <w:color w:val="000000" w:themeColor="text1"/>
+              </w:rPr>
+              <w:t>String</w:t>
+            </w:r>
+            <w:r>
+              <w:rPr>
+                <w:rFonts w:hint="eastAsia"/>
+                <w:color w:val="000000" w:themeColor="text1"/>
+              </w:rPr>
+              <w:t>（指定</w:t>
+            </w:r>
+            <w:r>
+              <w:rPr>
+                <w:rFonts w:hint="eastAsia"/>
+                <w:color w:val="000000" w:themeColor="text1"/>
+              </w:rPr>
+              <w:t>base</w:t>
+            </w:r>
+            <w:r>
+              <w:rPr>
+                <w:rFonts w:hint="eastAsia"/>
+                <w:color w:val="000000" w:themeColor="text1"/>
+              </w:rPr>
+              <w:t>）</w:t>
             </w:r>
           </w:p>
         </w:tc>
@@ -20530,6 +20831,7 @@
                 <w:rFonts w:hint="eastAsia"/>
                 <w:color w:val="000000" w:themeColor="text1"/>
               </w:rPr>
+              <w:lastRenderedPageBreak/>
               <w:t>获取创建</w:t>
             </w:r>
             <w:r>
@@ -20556,11 +20858,446 @@
             </w:pPr>
             <w:r>
               <w:rPr>
-                <w:rFonts w:hint="eastAsia"/>
                 <w:color w:val="000000" w:themeColor="text1"/>
               </w:rPr>
               <w:lastRenderedPageBreak/>
-              <w:t>file.getUmask()</w:t>
+              <w:t>&gt; File.getUmask()</w:t>
+            </w:r>
+          </w:p>
+          <w:p>
+            <w:pPr>
+              <w:ind w:left="9"/>
+              <w:jc w:val="left"/>
+              <w:rPr>
+                <w:color w:val="000000" w:themeColor="text1"/>
+              </w:rPr>
+            </w:pPr>
+            <w:r>
+              <w:rPr>
+                <w:color w:val="000000" w:themeColor="text1"/>
+              </w:rPr>
+              <w:lastRenderedPageBreak/>
+              <w:t>18</w:t>
+            </w:r>
+          </w:p>
+          <w:p>
+            <w:pPr>
+              <w:ind w:left="9"/>
+              <w:jc w:val="left"/>
+              <w:rPr>
+                <w:color w:val="000000" w:themeColor="text1"/>
+              </w:rPr>
+            </w:pPr>
+            <w:r>
+              <w:rPr>
+                <w:color w:val="000000" w:themeColor="text1"/>
+              </w:rPr>
+              <w:t>Takes 0.29290s.</w:t>
+            </w:r>
+          </w:p>
+          <w:p>
+            <w:pPr>
+              <w:ind w:left="9"/>
+              <w:jc w:val="left"/>
+              <w:rPr>
+                <w:color w:val="000000" w:themeColor="text1"/>
+              </w:rPr>
+            </w:pPr>
+            <w:r>
+              <w:rPr>
+                <w:color w:val="000000" w:themeColor="text1"/>
+              </w:rPr>
+              <w:t>&gt; typeof( File.getUmask() )</w:t>
+            </w:r>
+          </w:p>
+          <w:p>
+            <w:pPr>
+              <w:ind w:left="9"/>
+              <w:jc w:val="left"/>
+              <w:rPr>
+                <w:color w:val="000000" w:themeColor="text1"/>
+              </w:rPr>
+            </w:pPr>
+            <w:r>
+              <w:rPr>
+                <w:color w:val="000000" w:themeColor="text1"/>
+              </w:rPr>
+              <w:t>number</w:t>
+            </w:r>
+          </w:p>
+          <w:p>
+            <w:pPr>
+              <w:ind w:left="9"/>
+              <w:jc w:val="left"/>
+              <w:rPr>
+                <w:color w:val="000000" w:themeColor="text1"/>
+              </w:rPr>
+            </w:pPr>
+            <w:r>
+              <w:rPr>
+                <w:color w:val="000000" w:themeColor="text1"/>
+              </w:rPr>
+              <w:t>Takes 0.15529s.</w:t>
+            </w:r>
+          </w:p>
+          <w:p>
+            <w:pPr>
+              <w:ind w:left="9"/>
+              <w:jc w:val="left"/>
+              <w:rPr>
+                <w:color w:val="000000" w:themeColor="text1"/>
+              </w:rPr>
+            </w:pPr>
+            <w:r>
+              <w:rPr>
+                <w:color w:val="000000" w:themeColor="text1"/>
+              </w:rPr>
+              <w:t>&gt; File.getUmask( '8' )</w:t>
+            </w:r>
+          </w:p>
+          <w:p>
+            <w:pPr>
+              <w:ind w:left="9"/>
+              <w:jc w:val="left"/>
+              <w:rPr>
+                <w:color w:val="000000" w:themeColor="text1"/>
+              </w:rPr>
+            </w:pPr>
+            <w:r>
+              <w:rPr>
+                <w:color w:val="000000" w:themeColor="text1"/>
+              </w:rPr>
+              <w:t>022</w:t>
+            </w:r>
+          </w:p>
+          <w:p>
+            <w:pPr>
+              <w:ind w:left="9"/>
+              <w:jc w:val="left"/>
+              <w:rPr>
+                <w:color w:val="000000" w:themeColor="text1"/>
+              </w:rPr>
+            </w:pPr>
+            <w:r>
+              <w:rPr>
+                <w:color w:val="000000" w:themeColor="text1"/>
+              </w:rPr>
+              <w:t>Takes 0.17176s.</w:t>
+            </w:r>
+          </w:p>
+          <w:p>
+            <w:pPr>
+              <w:ind w:left="9"/>
+              <w:jc w:val="left"/>
+              <w:rPr>
+                <w:color w:val="000000" w:themeColor="text1"/>
+              </w:rPr>
+            </w:pPr>
+            <w:r>
+              <w:rPr>
+                <w:color w:val="000000" w:themeColor="text1"/>
+              </w:rPr>
+              <w:t>&gt; File.getUmask( '10' )</w:t>
+            </w:r>
+          </w:p>
+          <w:p>
+            <w:pPr>
+              <w:ind w:left="9"/>
+              <w:jc w:val="left"/>
+              <w:rPr>
+                <w:color w:val="000000" w:themeColor="text1"/>
+              </w:rPr>
+            </w:pPr>
+            <w:r>
+              <w:rPr>
+                <w:color w:val="000000" w:themeColor="text1"/>
+              </w:rPr>
+              <w:t>18</w:t>
+            </w:r>
+          </w:p>
+          <w:p>
+            <w:pPr>
+              <w:ind w:left="9"/>
+              <w:jc w:val="left"/>
+              <w:rPr>
+                <w:color w:val="000000" w:themeColor="text1"/>
+              </w:rPr>
+            </w:pPr>
+            <w:r>
+              <w:rPr>
+                <w:color w:val="000000" w:themeColor="text1"/>
+              </w:rPr>
+              <w:t>Takes 0.17240s.</w:t>
+            </w:r>
+          </w:p>
+          <w:p>
+            <w:pPr>
+              <w:ind w:left="9"/>
+              <w:jc w:val="left"/>
+              <w:rPr>
+                <w:color w:val="000000" w:themeColor="text1"/>
+              </w:rPr>
+            </w:pPr>
+            <w:r>
+              <w:rPr>
+                <w:color w:val="000000" w:themeColor="text1"/>
+              </w:rPr>
+              <w:t>&gt; File.getUmask( '16' )</w:t>
+            </w:r>
+          </w:p>
+          <w:p>
+            <w:pPr>
+              <w:ind w:left="9"/>
+              <w:jc w:val="left"/>
+              <w:rPr>
+                <w:color w:val="000000" w:themeColor="text1"/>
+              </w:rPr>
+            </w:pPr>
+            <w:r>
+              <w:rPr>
+                <w:color w:val="000000" w:themeColor="text1"/>
+              </w:rPr>
+              <w:t>0x12</w:t>
+            </w:r>
+          </w:p>
+          <w:p>
+            <w:pPr>
+              <w:ind w:left="9"/>
+              <w:jc w:val="left"/>
+              <w:rPr>
+                <w:color w:val="000000" w:themeColor="text1"/>
+              </w:rPr>
+            </w:pPr>
+            <w:r>
+              <w:rPr>
+                <w:color w:val="000000" w:themeColor="text1"/>
+              </w:rPr>
+              <w:t>Takes 0.16180s.</w:t>
+            </w:r>
+          </w:p>
+          <w:p>
+            <w:pPr>
+              <w:ind w:left="9"/>
+              <w:jc w:val="left"/>
+              <w:rPr>
+                <w:color w:val="000000" w:themeColor="text1"/>
+              </w:rPr>
+            </w:pPr>
+            <w:r>
+              <w:rPr>
+                <w:color w:val="000000" w:themeColor="text1"/>
+              </w:rPr>
+              <w:t>&gt; typeof( File.getUmask( '8' ) )</w:t>
+            </w:r>
+          </w:p>
+          <w:p>
+            <w:pPr>
+              <w:ind w:left="9"/>
+              <w:jc w:val="left"/>
+              <w:rPr>
+                <w:color w:val="000000" w:themeColor="text1"/>
+              </w:rPr>
+            </w:pPr>
+            <w:r>
+              <w:rPr>
+                <w:color w:val="000000" w:themeColor="text1"/>
+              </w:rPr>
+              <w:t>string</w:t>
+            </w:r>
+          </w:p>
+          <w:p>
+            <w:pPr>
+              <w:ind w:left="9"/>
+              <w:jc w:val="left"/>
+              <w:rPr>
+                <w:color w:val="000000" w:themeColor="text1"/>
+              </w:rPr>
+            </w:pPr>
+            <w:r>
+              <w:rPr>
+                <w:color w:val="000000" w:themeColor="text1"/>
+              </w:rPr>
+              <w:t>Takes 0.52359s.</w:t>
+            </w:r>
+          </w:p>
+          <w:p>
+            <w:pPr>
+              <w:ind w:left="9"/>
+              <w:jc w:val="left"/>
+              <w:rPr>
+                <w:color w:val="000000" w:themeColor="text1"/>
+              </w:rPr>
+            </w:pPr>
+            <w:r>
+              <w:rPr>
+                <w:color w:val="000000" w:themeColor="text1"/>
+              </w:rPr>
+              <w:t>&gt; File.getUmask( 8 )</w:t>
+            </w:r>
+          </w:p>
+          <w:p>
+            <w:pPr>
+              <w:ind w:left="9"/>
+              <w:jc w:val="left"/>
+              <w:rPr>
+                <w:color w:val="000000" w:themeColor="text1"/>
+              </w:rPr>
+            </w:pPr>
+            <w:r>
+              <w:rPr>
+                <w:color w:val="000000" w:themeColor="text1"/>
+              </w:rPr>
+              <w:t>022</w:t>
+            </w:r>
+          </w:p>
+          <w:p>
+            <w:pPr>
+              <w:ind w:left="9"/>
+              <w:jc w:val="left"/>
+              <w:rPr>
+                <w:color w:val="000000" w:themeColor="text1"/>
+              </w:rPr>
+            </w:pPr>
+            <w:r>
+              <w:rPr>
+                <w:color w:val="000000" w:themeColor="text1"/>
+              </w:rPr>
+              <w:t>Takes 0.15570s.</w:t>
+            </w:r>
+          </w:p>
+          <w:p>
+            <w:pPr>
+              <w:ind w:left="9"/>
+              <w:jc w:val="left"/>
+              <w:rPr>
+                <w:color w:val="000000" w:themeColor="text1"/>
+              </w:rPr>
+            </w:pPr>
+            <w:r>
+              <w:rPr>
+                <w:color w:val="000000" w:themeColor="text1"/>
+              </w:rPr>
+              <w:t>&gt; File.getUmask( 10 )</w:t>
+            </w:r>
+          </w:p>
+          <w:p>
+            <w:pPr>
+              <w:ind w:left="9"/>
+              <w:jc w:val="left"/>
+              <w:rPr>
+                <w:color w:val="000000" w:themeColor="text1"/>
+              </w:rPr>
+            </w:pPr>
+            <w:r>
+              <w:rPr>
+                <w:color w:val="000000" w:themeColor="text1"/>
+              </w:rPr>
+              <w:t>18</w:t>
+            </w:r>
+          </w:p>
+          <w:p>
+            <w:pPr>
+              <w:ind w:left="9"/>
+              <w:jc w:val="left"/>
+              <w:rPr>
+                <w:color w:val="000000" w:themeColor="text1"/>
+              </w:rPr>
+            </w:pPr>
+            <w:r>
+              <w:rPr>
+                <w:color w:val="000000" w:themeColor="text1"/>
+              </w:rPr>
+              <w:t>Takes 0.17283s.</w:t>
+            </w:r>
+          </w:p>
+          <w:p>
+            <w:pPr>
+              <w:ind w:left="9"/>
+              <w:jc w:val="left"/>
+              <w:rPr>
+                <w:color w:val="000000" w:themeColor="text1"/>
+              </w:rPr>
+            </w:pPr>
+            <w:r>
+              <w:rPr>
+                <w:color w:val="000000" w:themeColor="text1"/>
+              </w:rPr>
+              <w:t>&gt; File.getUmask( 16 )</w:t>
+            </w:r>
+          </w:p>
+          <w:p>
+            <w:pPr>
+              <w:ind w:left="9"/>
+              <w:jc w:val="left"/>
+              <w:rPr>
+                <w:color w:val="000000" w:themeColor="text1"/>
+              </w:rPr>
+            </w:pPr>
+            <w:r>
+              <w:rPr>
+                <w:color w:val="000000" w:themeColor="text1"/>
+              </w:rPr>
+              <w:t>0x12</w:t>
+            </w:r>
+          </w:p>
+          <w:p>
+            <w:pPr>
+              <w:ind w:left="9"/>
+              <w:jc w:val="left"/>
+              <w:rPr>
+                <w:color w:val="000000" w:themeColor="text1"/>
+              </w:rPr>
+            </w:pPr>
+            <w:r>
+              <w:rPr>
+                <w:color w:val="000000" w:themeColor="text1"/>
+              </w:rPr>
+              <w:t>Takes 0.66740s.</w:t>
+            </w:r>
+          </w:p>
+          <w:p>
+            <w:pPr>
+              <w:ind w:left="9"/>
+              <w:jc w:val="left"/>
+              <w:rPr>
+                <w:color w:val="000000" w:themeColor="text1"/>
+              </w:rPr>
+            </w:pPr>
+            <w:r>
+              <w:rPr>
+                <w:color w:val="000000" w:themeColor="text1"/>
+              </w:rPr>
+              <w:t>&gt; typeof( File.getUmask( 16 ) )</w:t>
+            </w:r>
+          </w:p>
+          <w:p>
+            <w:pPr>
+              <w:ind w:left="9"/>
+              <w:jc w:val="left"/>
+              <w:rPr>
+                <w:color w:val="000000" w:themeColor="text1"/>
+              </w:rPr>
+            </w:pPr>
+            <w:r>
+              <w:rPr>
+                <w:color w:val="000000" w:themeColor="text1"/>
+              </w:rPr>
+              <w:t>string</w:t>
+            </w:r>
+          </w:p>
+          <w:p>
+            <w:pPr>
+              <w:ind w:left="9"/>
+              <w:jc w:val="left"/>
+              <w:rPr>
+                <w:color w:val="000000" w:themeColor="text1"/>
+              </w:rPr>
+            </w:pPr>
+            <w:r>
+              <w:rPr>
+                <w:color w:val="000000" w:themeColor="text1"/>
+              </w:rPr>
+              <w:t>Takes 0.16392s.</w:t>
             </w:r>
           </w:p>
         </w:tc>
@@ -20918,7 +21655,15 @@
                 <w:rFonts w:hint="eastAsia"/>
                 <w:color w:val="000000" w:themeColor="text1"/>
               </w:rPr>
-              <w:t>：对对象进行过滤，类似于</w:t>
+              <w:t>：对对象进行过滤，类</w:t>
+            </w:r>
+            <w:r>
+              <w:rPr>
+                <w:rFonts w:hint="eastAsia"/>
+                <w:color w:val="000000" w:themeColor="text1"/>
+              </w:rPr>
+              <w:lastRenderedPageBreak/>
+              <w:t>似于</w:t>
             </w:r>
             <w:r>
               <w:rPr>
@@ -21062,6 +21807,7 @@
                 <w:rFonts w:hint="eastAsia"/>
                 <w:color w:val="FF0000"/>
               </w:rPr>
+              <w:lastRenderedPageBreak/>
               <w:t>Object</w:t>
             </w:r>
             <w:r>
@@ -21308,6 +22054,7 @@
                 <w:rFonts w:hint="eastAsia"/>
                 <w:color w:val="000000" w:themeColor="text1"/>
               </w:rPr>
+              <w:lastRenderedPageBreak/>
               <w:t xml:space="preserve">  mode:</w:t>
             </w:r>
           </w:p>
@@ -21361,6 +22108,7 @@
                 <w:rFonts w:hint="eastAsia"/>
                 <w:color w:val="000000" w:themeColor="text1"/>
               </w:rPr>
+              <w:lastRenderedPageBreak/>
               <w:t>列出目录的清单</w:t>
             </w:r>
           </w:p>
@@ -21418,6 +22166,7 @@
                 <w:rFonts w:hint="eastAsia"/>
                 <w:color w:val="000000" w:themeColor="text1"/>
               </w:rPr>
+              <w:lastRenderedPageBreak/>
               <w:t>isFile</w:t>
             </w:r>
           </w:p>
@@ -22188,331 +22937,331 @@
                 <w:rFonts w:hint="eastAsia"/>
                 <w:color w:val="000000" w:themeColor="text1"/>
               </w:rPr>
+              <w:t xml:space="preserve">  modifyTime:</w:t>
+            </w:r>
+          </w:p>
+          <w:p>
+            <w:pPr>
+              <w:ind w:left="0"/>
+              <w:jc w:val="left"/>
+              <w:rPr>
+                <w:color w:val="000000" w:themeColor="text1"/>
+              </w:rPr>
+            </w:pPr>
+            <w:r>
+              <w:rPr>
+                <w:rFonts w:hint="eastAsia"/>
+                <w:color w:val="000000" w:themeColor="text1"/>
+              </w:rPr>
+              <w:t xml:space="preserve">  changeTime:</w:t>
+            </w:r>
+          </w:p>
+          <w:p>
+            <w:pPr>
+              <w:ind w:left="0"/>
+              <w:jc w:val="left"/>
+              <w:rPr>
+                <w:color w:val="000000" w:themeColor="text1"/>
+              </w:rPr>
+            </w:pPr>
+            <w:r>
+              <w:rPr>
+                <w:rFonts w:hint="eastAsia"/>
+                <w:color w:val="000000" w:themeColor="text1"/>
+              </w:rPr>
+              <w:t xml:space="preserve">  type:</w:t>
+            </w:r>
+          </w:p>
+          <w:p>
+            <w:pPr>
+              <w:ind w:left="0"/>
+              <w:jc w:val="left"/>
+              <w:rPr>
+                <w:color w:val="000000" w:themeColor="text1"/>
+              </w:rPr>
+            </w:pPr>
+            <w:r>
+              <w:rPr>
+                <w:rFonts w:hint="eastAsia"/>
+                <w:color w:val="000000" w:themeColor="text1"/>
+              </w:rPr>
+              <w:t xml:space="preserve">   "regular file" </w:t>
+            </w:r>
+            <w:r>
+              <w:rPr>
+                <w:rFonts w:hint="eastAsia"/>
+                <w:color w:val="000000" w:themeColor="text1"/>
+              </w:rPr>
+              <w:t>一般文件</w:t>
+            </w:r>
+          </w:p>
+          <w:p>
+            <w:pPr>
+              <w:ind w:left="0"/>
+              <w:jc w:val="left"/>
+              <w:rPr>
+                <w:color w:val="000000" w:themeColor="text1"/>
+              </w:rPr>
+            </w:pPr>
+            <w:r>
+              <w:rPr>
+                <w:rFonts w:hint="eastAsia"/>
+                <w:color w:val="000000" w:themeColor="text1"/>
+              </w:rPr>
+              <w:t xml:space="preserve">   "directory" </w:t>
+            </w:r>
+            <w:r>
+              <w:rPr>
+                <w:rFonts w:hint="eastAsia"/>
+                <w:color w:val="000000" w:themeColor="text1"/>
+              </w:rPr>
+              <w:t>目录</w:t>
+            </w:r>
+          </w:p>
+          <w:p>
+            <w:pPr>
+              <w:ind w:left="0"/>
+              <w:jc w:val="left"/>
+              <w:rPr>
+                <w:color w:val="000000" w:themeColor="text1"/>
+              </w:rPr>
+            </w:pPr>
+            <w:r>
+              <w:rPr>
+                <w:rFonts w:hint="eastAsia"/>
+                <w:color w:val="000000" w:themeColor="text1"/>
+              </w:rPr>
+              <w:t xml:space="preserve">   "character special file" </w:t>
+            </w:r>
+            <w:r>
+              <w:rPr>
+                <w:rFonts w:hint="eastAsia"/>
+                <w:color w:val="000000" w:themeColor="text1"/>
+              </w:rPr>
+              <w:t>：字符设备文件</w:t>
+            </w:r>
+          </w:p>
+          <w:p>
+            <w:pPr>
+              <w:ind w:left="0"/>
+              <w:jc w:val="left"/>
+              <w:rPr>
+                <w:color w:val="000000" w:themeColor="text1"/>
+              </w:rPr>
+            </w:pPr>
+            <w:r>
+              <w:rPr>
+                <w:rFonts w:hint="eastAsia"/>
+                <w:color w:val="000000" w:themeColor="text1"/>
+              </w:rPr>
+              <w:t xml:space="preserve">   "block special file"</w:t>
+            </w:r>
+            <w:r>
+              <w:rPr>
+                <w:rFonts w:hint="eastAsia"/>
+                <w:color w:val="000000" w:themeColor="text1"/>
+              </w:rPr>
+              <w:t>：</w:t>
+            </w:r>
+            <w:r>
+              <w:rPr>
+                <w:rFonts w:hint="eastAsia"/>
+                <w:color w:val="000000" w:themeColor="text1"/>
+              </w:rPr>
+              <w:t xml:space="preserve"> </w:t>
+            </w:r>
+            <w:r>
+              <w:rPr>
+                <w:rFonts w:hint="eastAsia"/>
+                <w:color w:val="000000" w:themeColor="text1"/>
+              </w:rPr>
+              <w:t>块设备文件</w:t>
+            </w:r>
+          </w:p>
+          <w:p>
+            <w:pPr>
+              <w:ind w:left="0"/>
+              <w:jc w:val="left"/>
+              <w:rPr>
+                <w:color w:val="000000" w:themeColor="text1"/>
+              </w:rPr>
+            </w:pPr>
+            <w:r>
+              <w:rPr>
+                <w:rFonts w:hint="eastAsia"/>
+                <w:color w:val="000000" w:themeColor="text1"/>
+              </w:rPr>
+              <w:t xml:space="preserve">   "symbolic link"</w:t>
+            </w:r>
+            <w:r>
+              <w:rPr>
+                <w:rFonts w:hint="eastAsia"/>
+                <w:color w:val="000000" w:themeColor="text1"/>
+              </w:rPr>
+              <w:t>：</w:t>
+            </w:r>
+          </w:p>
+          <w:p>
+            <w:pPr>
+              <w:ind w:left="0"/>
+              <w:jc w:val="left"/>
+              <w:rPr>
+                <w:color w:val="000000" w:themeColor="text1"/>
+              </w:rPr>
+            </w:pPr>
+            <w:r>
+              <w:rPr>
+                <w:rFonts w:hint="eastAsia"/>
+                <w:color w:val="000000" w:themeColor="text1"/>
+              </w:rPr>
+              <w:t xml:space="preserve">     </w:t>
+            </w:r>
+            <w:r>
+              <w:rPr>
+                <w:rFonts w:hint="eastAsia"/>
+                <w:color w:val="000000" w:themeColor="text1"/>
+              </w:rPr>
+              <w:t>链接文件</w:t>
+            </w:r>
+          </w:p>
+          <w:p>
+            <w:pPr>
+              <w:ind w:left="0"/>
+              <w:jc w:val="left"/>
+              <w:rPr>
+                <w:color w:val="000000" w:themeColor="text1"/>
+              </w:rPr>
+            </w:pPr>
+            <w:r>
+              <w:rPr>
+                <w:rFonts w:hint="eastAsia"/>
+                <w:color w:val="000000" w:themeColor="text1"/>
+              </w:rPr>
+              <w:t xml:space="preserve">   "socket":</w:t>
+            </w:r>
+          </w:p>
+          <w:p>
+            <w:pPr>
+              <w:ind w:left="0"/>
+              <w:jc w:val="left"/>
+              <w:rPr>
+                <w:color w:val="000000" w:themeColor="text1"/>
+              </w:rPr>
+            </w:pPr>
+            <w:r>
+              <w:rPr>
+                <w:rFonts w:hint="eastAsia"/>
+                <w:color w:val="000000" w:themeColor="text1"/>
+              </w:rPr>
+              <w:t xml:space="preserve">     </w:t>
+            </w:r>
+            <w:r>
+              <w:rPr>
+                <w:rFonts w:hint="eastAsia"/>
+                <w:color w:val="000000" w:themeColor="text1"/>
+              </w:rPr>
+              <w:t>套接字文件</w:t>
+            </w:r>
+          </w:p>
+          <w:p>
+            <w:pPr>
+              <w:ind w:left="0"/>
+              <w:jc w:val="left"/>
+              <w:rPr>
+                <w:color w:val="000000" w:themeColor="text1"/>
+              </w:rPr>
+            </w:pPr>
+            <w:r>
+              <w:rPr>
+                <w:rFonts w:hint="eastAsia"/>
+                <w:color w:val="000000" w:themeColor="text1"/>
+              </w:rPr>
+              <w:t xml:space="preserve">   "pipe":</w:t>
+            </w:r>
+          </w:p>
+          <w:p>
+            <w:pPr>
+              <w:ind w:left="0"/>
+              <w:jc w:val="left"/>
+              <w:rPr>
+                <w:color w:val="000000" w:themeColor="text1"/>
+              </w:rPr>
+            </w:pPr>
+            <w:r>
+              <w:rPr>
+                <w:rFonts w:hint="eastAsia"/>
+                <w:color w:val="000000" w:themeColor="text1"/>
+              </w:rPr>
+              <w:t xml:space="preserve">     </w:t>
+            </w:r>
+            <w:r>
+              <w:rPr>
+                <w:rFonts w:hint="eastAsia"/>
+                <w:color w:val="000000" w:themeColor="text1"/>
+              </w:rPr>
+              <w:t>命名管道文件</w:t>
+            </w:r>
+          </w:p>
+          <w:p>
+            <w:pPr>
+              <w:ind w:left="0"/>
+              <w:jc w:val="left"/>
+              <w:rPr>
+                <w:color w:val="000000" w:themeColor="text1"/>
+              </w:rPr>
+            </w:pPr>
+            <w:r>
+              <w:rPr>
+                <w:rFonts w:hint="eastAsia"/>
+                <w:color w:val="000000" w:themeColor="text1"/>
+              </w:rPr>
+              <w:t xml:space="preserve">   "unknow"</w:t>
+            </w:r>
+            <w:r>
+              <w:rPr>
+                <w:rFonts w:hint="eastAsia"/>
+                <w:color w:val="000000" w:themeColor="text1"/>
+              </w:rPr>
+              <w:t>：</w:t>
+            </w:r>
+          </w:p>
+          <w:p>
+            <w:pPr>
+              <w:ind w:left="0"/>
+              <w:jc w:val="left"/>
+              <w:rPr>
+                <w:color w:val="000000" w:themeColor="text1"/>
+              </w:rPr>
+            </w:pPr>
+            <w:r>
+              <w:rPr>
+                <w:rFonts w:hint="eastAsia"/>
+                <w:color w:val="000000" w:themeColor="text1"/>
+              </w:rPr>
+              <w:t xml:space="preserve">     </w:t>
+            </w:r>
+            <w:r>
+              <w:rPr>
+                <w:rFonts w:hint="eastAsia"/>
+                <w:color w:val="000000" w:themeColor="text1"/>
+              </w:rPr>
+              <w:t>未知类型文件</w:t>
+            </w:r>
+          </w:p>
+          <w:p>
+            <w:pPr>
+              <w:ind w:left="0"/>
+              <w:jc w:val="left"/>
+              <w:rPr>
+                <w:color w:val="FF0000"/>
+              </w:rPr>
+            </w:pPr>
+            <w:r>
+              <w:rPr>
+                <w:rFonts w:hint="eastAsia"/>
+                <w:color w:val="000000" w:themeColor="text1"/>
+              </w:rPr>
               <w:lastRenderedPageBreak/>
-              <w:t xml:space="preserve">  modifyTime:</w:t>
-            </w:r>
-          </w:p>
-          <w:p>
-            <w:pPr>
-              <w:ind w:left="0"/>
-              <w:jc w:val="left"/>
-              <w:rPr>
-                <w:color w:val="000000" w:themeColor="text1"/>
-              </w:rPr>
-            </w:pPr>
-            <w:r>
-              <w:rPr>
-                <w:rFonts w:hint="eastAsia"/>
-                <w:color w:val="000000" w:themeColor="text1"/>
-              </w:rPr>
-              <w:t xml:space="preserve">  changeTime:</w:t>
-            </w:r>
-          </w:p>
-          <w:p>
-            <w:pPr>
-              <w:ind w:left="0"/>
-              <w:jc w:val="left"/>
-              <w:rPr>
-                <w:color w:val="000000" w:themeColor="text1"/>
-              </w:rPr>
-            </w:pPr>
-            <w:r>
-              <w:rPr>
-                <w:rFonts w:hint="eastAsia"/>
-                <w:color w:val="000000" w:themeColor="text1"/>
-              </w:rPr>
-              <w:t xml:space="preserve">  type:</w:t>
-            </w:r>
-          </w:p>
-          <w:p>
-            <w:pPr>
-              <w:ind w:left="0"/>
-              <w:jc w:val="left"/>
-              <w:rPr>
-                <w:color w:val="000000" w:themeColor="text1"/>
-              </w:rPr>
-            </w:pPr>
-            <w:r>
-              <w:rPr>
-                <w:rFonts w:hint="eastAsia"/>
-                <w:color w:val="000000" w:themeColor="text1"/>
-              </w:rPr>
-              <w:t xml:space="preserve">   "regular file" </w:t>
-            </w:r>
-            <w:r>
-              <w:rPr>
-                <w:rFonts w:hint="eastAsia"/>
-                <w:color w:val="000000" w:themeColor="text1"/>
-              </w:rPr>
-              <w:t>一般文件</w:t>
-            </w:r>
-          </w:p>
-          <w:p>
-            <w:pPr>
-              <w:ind w:left="0"/>
-              <w:jc w:val="left"/>
-              <w:rPr>
-                <w:color w:val="000000" w:themeColor="text1"/>
-              </w:rPr>
-            </w:pPr>
-            <w:r>
-              <w:rPr>
-                <w:rFonts w:hint="eastAsia"/>
-                <w:color w:val="000000" w:themeColor="text1"/>
-              </w:rPr>
-              <w:t xml:space="preserve">   "directory" </w:t>
-            </w:r>
-            <w:r>
-              <w:rPr>
-                <w:rFonts w:hint="eastAsia"/>
-                <w:color w:val="000000" w:themeColor="text1"/>
-              </w:rPr>
-              <w:t>目录</w:t>
-            </w:r>
-          </w:p>
-          <w:p>
-            <w:pPr>
-              <w:ind w:left="0"/>
-              <w:jc w:val="left"/>
-              <w:rPr>
-                <w:color w:val="000000" w:themeColor="text1"/>
-              </w:rPr>
-            </w:pPr>
-            <w:r>
-              <w:rPr>
-                <w:rFonts w:hint="eastAsia"/>
-                <w:color w:val="000000" w:themeColor="text1"/>
-              </w:rPr>
-              <w:t xml:space="preserve">   "character special file" </w:t>
-            </w:r>
-            <w:r>
-              <w:rPr>
-                <w:rFonts w:hint="eastAsia"/>
-                <w:color w:val="000000" w:themeColor="text1"/>
-              </w:rPr>
-              <w:t>：字符设备文件</w:t>
-            </w:r>
-          </w:p>
-          <w:p>
-            <w:pPr>
-              <w:ind w:left="0"/>
-              <w:jc w:val="left"/>
-              <w:rPr>
-                <w:color w:val="000000" w:themeColor="text1"/>
-              </w:rPr>
-            </w:pPr>
-            <w:r>
-              <w:rPr>
-                <w:rFonts w:hint="eastAsia"/>
-                <w:color w:val="000000" w:themeColor="text1"/>
-              </w:rPr>
-              <w:t xml:space="preserve">   "block special file"</w:t>
-            </w:r>
-            <w:r>
-              <w:rPr>
-                <w:rFonts w:hint="eastAsia"/>
-                <w:color w:val="000000" w:themeColor="text1"/>
-              </w:rPr>
-              <w:t>：</w:t>
-            </w:r>
-            <w:r>
-              <w:rPr>
-                <w:rFonts w:hint="eastAsia"/>
-                <w:color w:val="000000" w:themeColor="text1"/>
-              </w:rPr>
-              <w:t xml:space="preserve"> </w:t>
-            </w:r>
-            <w:r>
-              <w:rPr>
-                <w:rFonts w:hint="eastAsia"/>
-                <w:color w:val="000000" w:themeColor="text1"/>
-              </w:rPr>
-              <w:t>块设备文件</w:t>
-            </w:r>
-          </w:p>
-          <w:p>
-            <w:pPr>
-              <w:ind w:left="0"/>
-              <w:jc w:val="left"/>
-              <w:rPr>
-                <w:color w:val="000000" w:themeColor="text1"/>
-              </w:rPr>
-            </w:pPr>
-            <w:r>
-              <w:rPr>
-                <w:rFonts w:hint="eastAsia"/>
-                <w:color w:val="000000" w:themeColor="text1"/>
-              </w:rPr>
-              <w:t xml:space="preserve">   "symbolic link"</w:t>
-            </w:r>
-            <w:r>
-              <w:rPr>
-                <w:rFonts w:hint="eastAsia"/>
-                <w:color w:val="000000" w:themeColor="text1"/>
-              </w:rPr>
-              <w:t>：</w:t>
-            </w:r>
-          </w:p>
-          <w:p>
-            <w:pPr>
-              <w:ind w:left="0"/>
-              <w:jc w:val="left"/>
-              <w:rPr>
-                <w:color w:val="000000" w:themeColor="text1"/>
-              </w:rPr>
-            </w:pPr>
-            <w:r>
-              <w:rPr>
-                <w:rFonts w:hint="eastAsia"/>
-                <w:color w:val="000000" w:themeColor="text1"/>
-              </w:rPr>
-              <w:t xml:space="preserve">     </w:t>
-            </w:r>
-            <w:r>
-              <w:rPr>
-                <w:rFonts w:hint="eastAsia"/>
-                <w:color w:val="000000" w:themeColor="text1"/>
-              </w:rPr>
-              <w:t>链接文件</w:t>
-            </w:r>
-          </w:p>
-          <w:p>
-            <w:pPr>
-              <w:ind w:left="0"/>
-              <w:jc w:val="left"/>
-              <w:rPr>
-                <w:color w:val="000000" w:themeColor="text1"/>
-              </w:rPr>
-            </w:pPr>
-            <w:r>
-              <w:rPr>
-                <w:rFonts w:hint="eastAsia"/>
-                <w:color w:val="000000" w:themeColor="text1"/>
-              </w:rPr>
-              <w:t xml:space="preserve">   "socket":</w:t>
-            </w:r>
-          </w:p>
-          <w:p>
-            <w:pPr>
-              <w:ind w:left="0"/>
-              <w:jc w:val="left"/>
-              <w:rPr>
-                <w:color w:val="000000" w:themeColor="text1"/>
-              </w:rPr>
-            </w:pPr>
-            <w:r>
-              <w:rPr>
-                <w:rFonts w:hint="eastAsia"/>
-                <w:color w:val="000000" w:themeColor="text1"/>
-              </w:rPr>
-              <w:t xml:space="preserve">     </w:t>
-            </w:r>
-            <w:r>
-              <w:rPr>
-                <w:rFonts w:hint="eastAsia"/>
-                <w:color w:val="000000" w:themeColor="text1"/>
-              </w:rPr>
-              <w:t>套接字文件</w:t>
-            </w:r>
-          </w:p>
-          <w:p>
-            <w:pPr>
-              <w:ind w:left="0"/>
-              <w:jc w:val="left"/>
-              <w:rPr>
-                <w:color w:val="000000" w:themeColor="text1"/>
-              </w:rPr>
-            </w:pPr>
-            <w:r>
-              <w:rPr>
-                <w:rFonts w:hint="eastAsia"/>
-                <w:color w:val="000000" w:themeColor="text1"/>
-              </w:rPr>
-              <w:t xml:space="preserve">   "pipe":</w:t>
-            </w:r>
-          </w:p>
-          <w:p>
-            <w:pPr>
-              <w:ind w:left="0"/>
-              <w:jc w:val="left"/>
-              <w:rPr>
-                <w:color w:val="000000" w:themeColor="text1"/>
-              </w:rPr>
-            </w:pPr>
-            <w:r>
-              <w:rPr>
-                <w:rFonts w:hint="eastAsia"/>
-                <w:color w:val="000000" w:themeColor="text1"/>
-              </w:rPr>
-              <w:t xml:space="preserve">     </w:t>
-            </w:r>
-            <w:r>
-              <w:rPr>
-                <w:rFonts w:hint="eastAsia"/>
-                <w:color w:val="000000" w:themeColor="text1"/>
-              </w:rPr>
-              <w:t>命名管道文件</w:t>
-            </w:r>
-          </w:p>
-          <w:p>
-            <w:pPr>
-              <w:ind w:left="0"/>
-              <w:jc w:val="left"/>
-              <w:rPr>
-                <w:color w:val="000000" w:themeColor="text1"/>
-              </w:rPr>
-            </w:pPr>
-            <w:r>
-              <w:rPr>
-                <w:rFonts w:hint="eastAsia"/>
-                <w:color w:val="000000" w:themeColor="text1"/>
-              </w:rPr>
-              <w:t xml:space="preserve">   "unknow"</w:t>
-            </w:r>
-            <w:r>
-              <w:rPr>
-                <w:rFonts w:hint="eastAsia"/>
-                <w:color w:val="000000" w:themeColor="text1"/>
-              </w:rPr>
-              <w:t>：</w:t>
-            </w:r>
-          </w:p>
-          <w:p>
-            <w:pPr>
-              <w:ind w:left="0"/>
-              <w:jc w:val="left"/>
-              <w:rPr>
-                <w:color w:val="000000" w:themeColor="text1"/>
-              </w:rPr>
-            </w:pPr>
-            <w:r>
-              <w:rPr>
-                <w:rFonts w:hint="eastAsia"/>
-                <w:color w:val="000000" w:themeColor="text1"/>
-              </w:rPr>
-              <w:t xml:space="preserve">     </w:t>
-            </w:r>
-            <w:r>
-              <w:rPr>
-                <w:rFonts w:hint="eastAsia"/>
-                <w:color w:val="000000" w:themeColor="text1"/>
-              </w:rPr>
-              <w:t>未知类型文件</w:t>
-            </w:r>
-          </w:p>
-          <w:p>
-            <w:pPr>
-              <w:ind w:left="0"/>
-              <w:jc w:val="left"/>
-              <w:rPr>
-                <w:color w:val="FF0000"/>
-              </w:rPr>
-            </w:pPr>
-            <w:r>
-              <w:rPr>
-                <w:rFonts w:hint="eastAsia"/>
-                <w:color w:val="000000" w:themeColor="text1"/>
-              </w:rPr>
               <w:t xml:space="preserve"> }</w:t>
             </w:r>
           </w:p>
@@ -23616,7 +24365,6 @@
                 <w:rFonts w:hint="eastAsia"/>
                 <w:color w:val="FF0000"/>
               </w:rPr>
-              <w:lastRenderedPageBreak/>
               <w:t>类型：</w:t>
             </w:r>
             <w:r>
@@ -23753,7 +24501,6 @@
                 <w:rFonts w:hint="eastAsia"/>
                 <w:color w:val="000000" w:themeColor="text1"/>
               </w:rPr>
-              <w:lastRenderedPageBreak/>
               <w:t>move</w:t>
             </w:r>
           </w:p>
@@ -26884,7 +27631,7 @@
           <v:shape id="_x0000_i1025" type="#_x0000_t75" style="width:384.75pt;height:161.25pt" o:ole="">
             <v:imagedata r:id="rId15" o:title=""/>
           </v:shape>
-          <o:OLEObject Type="Embed" ProgID="Visio.Drawing.11" ShapeID="_x0000_i1025" DrawAspect="Content" ObjectID="_1542268751" r:id="rId16"/>
+          <o:OLEObject Type="Embed" ProgID="Visio.Drawing.11" ShapeID="_x0000_i1025" DrawAspect="Content" ObjectID="_1544006830" r:id="rId16"/>
         </w:object>
       </w:r>
     </w:p>
@@ -26928,7 +27675,7 @@
           <v:shape id="_x0000_i1026" type="#_x0000_t75" style="width:414.75pt;height:408.75pt" o:ole="">
             <v:imagedata r:id="rId17" o:title=""/>
           </v:shape>
-          <o:OLEObject Type="Embed" ProgID="Visio.Drawing.11" ShapeID="_x0000_i1026" DrawAspect="Content" ObjectID="_1542268752" r:id="rId18"/>
+          <o:OLEObject Type="Embed" ProgID="Visio.Drawing.11" ShapeID="_x0000_i1026" DrawAspect="Content" ObjectID="_1544006831" r:id="rId18"/>
         </w:object>
       </w:r>
     </w:p>

--- a/internal_doc/03.开发设计/Story-JS对象增强和远程化.docx
+++ b/internal_doc/03.开发设计/Story-JS对象增强和远程化.docx
@@ -5786,7 +5786,6 @@
             <w:pPr>
               <w:jc w:val="left"/>
               <w:rPr>
-                <w:rFonts w:hint="eastAsia"/>
                 <w:color w:val="FF0000"/>
               </w:rPr>
             </w:pPr>
@@ -5809,7 +5808,6 @@
             <w:pPr>
               <w:jc w:val="left"/>
               <w:rPr>
-                <w:rFonts w:hint="eastAsia"/>
                 <w:color w:val="000000" w:themeColor="text1"/>
               </w:rPr>
             </w:pPr>
@@ -14762,6 +14760,13 @@
                 <w:color w:val="000000" w:themeColor="text1"/>
               </w:rPr>
               <w:t>"abi"</w:t>
+            </w:r>
+            <w:r>
+              <w:rPr>
+                <w:rFonts w:hint="eastAsia"/>
+                <w:color w:val="000000" w:themeColor="text1"/>
+              </w:rPr>
+              <w:t>/"net"</w:t>
             </w:r>
             <w:r>
               <w:rPr>
@@ -27649,7 +27654,7 @@
           <v:shape id="_x0000_i1025" type="#_x0000_t75" style="width:384.75pt;height:161.25pt" o:ole="">
             <v:imagedata r:id="rId15" o:title=""/>
           </v:shape>
-          <o:OLEObject Type="Embed" ProgID="Visio.Drawing.11" ShapeID="_x0000_i1025" DrawAspect="Content" ObjectID="_1544355883" r:id="rId16"/>
+          <o:OLEObject Type="Embed" ProgID="Visio.Drawing.11" ShapeID="_x0000_i1025" DrawAspect="Content" ObjectID="_1547626211" r:id="rId16"/>
         </w:object>
       </w:r>
     </w:p>
@@ -27693,7 +27698,7 @@
           <v:shape id="_x0000_i1026" type="#_x0000_t75" style="width:414.75pt;height:408.75pt" o:ole="">
             <v:imagedata r:id="rId17" o:title=""/>
           </v:shape>
-          <o:OLEObject Type="Embed" ProgID="Visio.Drawing.11" ShapeID="_x0000_i1026" DrawAspect="Content" ObjectID="_1544355884" r:id="rId18"/>
+          <o:OLEObject Type="Embed" ProgID="Visio.Drawing.11" ShapeID="_x0000_i1026" DrawAspect="Content" ObjectID="_1547626212" r:id="rId18"/>
         </w:object>
       </w:r>
     </w:p>

--- a/internal_doc/03.开发设计/Story-JS对象增强和远程化.docx
+++ b/internal_doc/03.开发设计/Story-JS对象增强和远程化.docx
@@ -18180,7 +18180,35 @@
                 <w:rFonts w:hint="eastAsia"/>
                 <w:color w:val="000000" w:themeColor="text1"/>
               </w:rPr>
-              <w:t xml:space="preserve"> -vaule:</w:t>
+              <w:t xml:space="preserve"> -</w:t>
+            </w:r>
+            <w:r>
+              <w:rPr>
+                <w:rFonts w:hint="eastAsia"/>
+                <w:color w:val="000000" w:themeColor="text1"/>
+              </w:rPr>
+              <w:t>[</w:t>
+            </w:r>
+            <w:r>
+              <w:rPr>
+                <w:rFonts w:hint="eastAsia"/>
+                <w:color w:val="000000" w:themeColor="text1"/>
+              </w:rPr>
+              <w:t>vaule</w:t>
+            </w:r>
+            <w:r>
+              <w:rPr>
+                <w:rFonts w:hint="eastAsia"/>
+                <w:color w:val="000000" w:themeColor="text1"/>
+              </w:rPr>
+              <w:t>]</w:t>
+            </w:r>
+            <w:r>
+              <w:rPr>
+                <w:rFonts w:hint="eastAsia"/>
+                <w:color w:val="000000" w:themeColor="text1"/>
+              </w:rPr>
+              <w:t>:</w:t>
             </w:r>
             <w:r>
               <w:rPr>
@@ -18745,6 +18773,7 @@
                 <w:rFonts w:hint="eastAsia"/>
                 <w:color w:val="000000" w:themeColor="text1"/>
               </w:rPr>
+              <w:lastRenderedPageBreak/>
               <w:t>符只支持隐含的</w:t>
             </w:r>
             <w:r>
@@ -18759,7 +18788,6 @@
                 <w:rFonts w:hint="eastAsia"/>
                 <w:color w:val="000000" w:themeColor="text1"/>
               </w:rPr>
-              <w:lastRenderedPageBreak/>
               <w:t>如：</w:t>
             </w:r>
             <w:r>
@@ -18950,6 +18978,13 @@
                 <w:rFonts w:hint="eastAsia"/>
                 <w:color w:val="000000" w:themeColor="text1"/>
               </w:rPr>
+              <w:t xml:space="preserve">pathname: </w:t>
+            </w:r>
+            <w:r>
+              <w:rPr>
+                <w:rFonts w:hint="eastAsia"/>
+                <w:color w:val="000000" w:themeColor="text1"/>
+              </w:rPr>
               <w:t>xxxx</w:t>
             </w:r>
           </w:p>
@@ -19037,7 +19072,56 @@
                 <w:rFonts w:hint="eastAsia"/>
                 <w:color w:val="000000" w:themeColor="text1"/>
               </w:rPr>
-              <w:t>{"output.txt"})</w:t>
+              <w:t xml:space="preserve"> </w:t>
+            </w:r>
+            <w:r>
+              <w:rPr>
+                <w:rFonts w:hint="eastAsia"/>
+                <w:color w:val="000000" w:themeColor="text1"/>
+              </w:rPr>
+              <w:t>{</w:t>
+            </w:r>
+            <w:r>
+              <w:rPr>
+                <w:rFonts w:hint="eastAsia"/>
+                <w:color w:val="000000" w:themeColor="text1"/>
+              </w:rPr>
+              <w:t xml:space="preserve"> value: </w:t>
+            </w:r>
+            <w:r>
+              <w:rPr>
+                <w:rFonts w:hint="eastAsia"/>
+                <w:color w:val="000000" w:themeColor="text1"/>
+              </w:rPr>
+              <w:t>"output.txt"</w:t>
+            </w:r>
+            <w:r>
+              <w:rPr>
+                <w:rFonts w:hint="eastAsia"/>
+                <w:color w:val="000000" w:themeColor="text1"/>
+              </w:rPr>
+              <w:t xml:space="preserve"> </w:t>
+            </w:r>
+            <w:r>
+              <w:rPr>
+                <w:rFonts w:hint="eastAsia"/>
+                <w:color w:val="000000" w:themeColor="text1"/>
+              </w:rPr>
+              <w:t>}</w:t>
+            </w:r>
+            <w:r>
+              <w:rPr>
+                <w:rFonts w:hint="eastAsia"/>
+                <w:color w:val="000000" w:themeColor="text1"/>
+              </w:rPr>
+              <w:t xml:space="preserve"> </w:t>
+            </w:r>
+            <w:r>
+              <w:rPr>
+                <w:rFonts w:hint="eastAsia"/>
+                <w:color w:val="000000" w:themeColor="text1"/>
+              </w:rPr>
+              <w:t>)</w:t>
             </w:r>
           </w:p>
         </w:tc>
@@ -20446,7 +20530,15 @@
                 <w:rFonts w:hint="eastAsia"/>
                 <w:color w:val="000000" w:themeColor="text1"/>
               </w:rPr>
-              <w:t>设置创建文件的默认权限的掩码</w:t>
+              <w:t>设置创建文件的默认权限的</w:t>
+            </w:r>
+            <w:r>
+              <w:rPr>
+                <w:rFonts w:hint="eastAsia"/>
+                <w:color w:val="000000" w:themeColor="text1"/>
+              </w:rPr>
+              <w:lastRenderedPageBreak/>
+              <w:t>掩码</w:t>
             </w:r>
           </w:p>
         </w:tc>
@@ -20467,6 +20559,7 @@
                 <w:rFonts w:hint="eastAsia"/>
                 <w:color w:val="000000" w:themeColor="text1"/>
               </w:rPr>
+              <w:lastRenderedPageBreak/>
               <w:t>file.setUmask(</w:t>
             </w:r>
             <w:r>
@@ -21644,6 +21737,7 @@
                 <w:rFonts w:hint="eastAsia"/>
                 <w:color w:val="000000" w:themeColor="text1"/>
               </w:rPr>
+              <w:lastRenderedPageBreak/>
               <w:t>-</w:t>
             </w:r>
             <w:r>
@@ -21679,15 +21773,7 @@
                 <w:rFonts w:hint="eastAsia"/>
                 <w:color w:val="000000" w:themeColor="text1"/>
               </w:rPr>
-              <w:t>：对对</w:t>
-            </w:r>
-            <w:r>
-              <w:rPr>
-                <w:rFonts w:hint="eastAsia"/>
-                <w:color w:val="000000" w:themeColor="text1"/>
-              </w:rPr>
-              <w:lastRenderedPageBreak/>
-              <w:t>象进行过滤，类似于</w:t>
+              <w:t>：对对象进行过滤，类似于</w:t>
             </w:r>
             <w:r>
               <w:rPr>
@@ -22046,6 +22132,7 @@
                 <w:rFonts w:hint="eastAsia"/>
                 <w:color w:val="000000" w:themeColor="text1"/>
               </w:rPr>
+              <w:lastRenderedPageBreak/>
               <w:t>{</w:t>
             </w:r>
           </w:p>
@@ -22062,7 +22149,6 @@
                 <w:rFonts w:hint="eastAsia"/>
                 <w:color w:val="000000" w:themeColor="text1"/>
               </w:rPr>
-              <w:lastRenderedPageBreak/>
               <w:t xml:space="preserve">  name:</w:t>
             </w:r>
           </w:p>
@@ -23239,6 +23325,7 @@
                 <w:rFonts w:hint="eastAsia"/>
                 <w:color w:val="000000" w:themeColor="text1"/>
               </w:rPr>
+              <w:lastRenderedPageBreak/>
               <w:t xml:space="preserve">   "unknow"</w:t>
             </w:r>
             <w:r>
@@ -23262,7 +23349,6 @@
                 <w:rFonts w:hint="eastAsia"/>
                 <w:color w:val="000000" w:themeColor="text1"/>
               </w:rPr>
-              <w:lastRenderedPageBreak/>
               <w:t xml:space="preserve">     </w:t>
             </w:r>
             <w:r>
@@ -24876,6 +24962,7 @@
                 <w:b/>
                 <w:color w:val="FF0000"/>
               </w:rPr>
+              <w:lastRenderedPageBreak/>
               <w:t>函数名</w:t>
             </w:r>
           </w:p>
@@ -24987,7 +25074,6 @@
                 <w:rFonts w:hint="eastAsia"/>
                 <w:color w:val="000000" w:themeColor="text1"/>
               </w:rPr>
-              <w:lastRenderedPageBreak/>
               <w:t>getInfo</w:t>
             </w:r>
           </w:p>
@@ -26081,6 +26167,7 @@
                 <w:rFonts w:hint="eastAsia"/>
                 <w:color w:val="FF0000"/>
               </w:rPr>
+              <w:lastRenderedPageBreak/>
               <w:t>类型：</w:t>
             </w:r>
             <w:r>
@@ -27654,7 +27741,7 @@
           <v:shape id="_x0000_i1025" type="#_x0000_t75" style="width:384.75pt;height:161.25pt" o:ole="">
             <v:imagedata r:id="rId15" o:title=""/>
           </v:shape>
-          <o:OLEObject Type="Embed" ProgID="Visio.Drawing.11" ShapeID="_x0000_i1025" DrawAspect="Content" ObjectID="_1547626211" r:id="rId16"/>
+          <o:OLEObject Type="Embed" ProgID="Visio.Drawing.11" ShapeID="_x0000_i1025" DrawAspect="Content" ObjectID="_1547705029" r:id="rId16"/>
         </w:object>
       </w:r>
     </w:p>
@@ -27698,7 +27785,7 @@
           <v:shape id="_x0000_i1026" type="#_x0000_t75" style="width:414.75pt;height:408.75pt" o:ole="">
             <v:imagedata r:id="rId17" o:title=""/>
           </v:shape>
-          <o:OLEObject Type="Embed" ProgID="Visio.Drawing.11" ShapeID="_x0000_i1026" DrawAspect="Content" ObjectID="_1547626212" r:id="rId18"/>
+          <o:OLEObject Type="Embed" ProgID="Visio.Drawing.11" ShapeID="_x0000_i1026" DrawAspect="Content" ObjectID="_1547705030" r:id="rId18"/>
         </w:object>
       </w:r>
     </w:p>
@@ -56074,7 +56161,7 @@
 </file>
 
 <file path=customXml/itemProps1.xml><?xml version="1.0" encoding="utf-8"?>
-<ds:datastoreItem xmlns:ds="http://schemas.openxmlformats.org/officeDocument/2006/customXml" ds:itemID="{EACC5FA2-6075-4376-A600-D9734C4B78B4}">
+<ds:datastoreItem xmlns:ds="http://schemas.openxmlformats.org/officeDocument/2006/customXml" ds:itemID="{E39411DC-4006-4857-8F2F-7FC67B1B49DF}">
   <ds:schemaRefs>
     <ds:schemaRef ds:uri="http://schemas.openxmlformats.org/officeDocument/2006/bibliography"/>
   </ds:schemaRefs>
